--- a/BGIL_DBT/validation/travel/DM-K/DM-K2.docx
+++ b/BGIL_DBT/validation/travel/DM-K/DM-K2.docx
@@ -2172,6 +2172,9 @@
       <w:r>
         <w:t xml:space="preserve">1. MAXIMUS — HUB_PARTY</w:t>
       </w:r>
+      <w:r>
+        <w:t xml:space="preserve">  [M1]</w:t>
+      </w:r>
     </w:p>
     <w:tbl>
       <w:tblPr>
@@ -2868,6 +2871,9 @@
       <w:r>
         <w:t xml:space="preserve">2. MAXIMUS — HUB_POLICY</w:t>
       </w:r>
+      <w:r>
+        <w:t xml:space="preserve">  [M1]</w:t>
+      </w:r>
     </w:p>
     <w:tbl>
       <w:tblPr>
@@ -3258,6 +3264,9 @@
       <w:r>
         <w:t xml:space="preserve">3. MAXIMUS — HUB_PRODUCT</w:t>
       </w:r>
+      <w:r>
+        <w:t xml:space="preserve">  [M1]</w:t>
+      </w:r>
     </w:p>
     <w:tbl>
       <w:tblPr>
@@ -3616,6 +3625,9 @@
       <w:r>
         <w:t xml:space="preserve">4. MAXIMUS — HUB_COVERAGE</w:t>
       </w:r>
+      <w:r>
+        <w:t xml:space="preserve">  [M1]</w:t>
+      </w:r>
     </w:p>
     <w:tbl>
       <w:tblPr>
@@ -3974,6 +3986,9 @@
       <w:r>
         <w:t xml:space="preserve">5. MAXIMUS — HUB_LOCATION</w:t>
       </w:r>
+      <w:r>
+        <w:t xml:space="preserve">  [M1]</w:t>
+      </w:r>
     </w:p>
     <w:tbl>
       <w:tblPr>
@@ -4468,6 +4483,9 @@
       <w:r>
         <w:t xml:space="preserve">6. MAXIMUS — HUB_ORG_UNIT</w:t>
       </w:r>
+      <w:r>
+        <w:t xml:space="preserve">  [M1]</w:t>
+      </w:r>
     </w:p>
     <w:tbl>
       <w:tblPr>
@@ -4834,6 +4852,9 @@
       <w:r>
         <w:t xml:space="preserve">7. MAXIMUS — HUB_DISTRIBUTION_CHANNEL</w:t>
       </w:r>
+      <w:r>
+        <w:t xml:space="preserve">  [M1]</w:t>
+      </w:r>
     </w:p>
     <w:tbl>
       <w:tblPr>
@@ -5192,6 +5213,9 @@
       <w:r>
         <w:t xml:space="preserve">8. MAXIMUS — HUB_FINANCIAL_TRANSACTION</w:t>
       </w:r>
+      <w:r>
+        <w:t xml:space="preserve">  [M1]</w:t>
+      </w:r>
     </w:p>
     <w:tbl>
       <w:tblPr>
@@ -5562,6 +5586,9 @@
       <w:r>
         <w:t xml:space="preserve">9. MAXIMUS — HUB_ASSESSMENT</w:t>
       </w:r>
+      <w:r>
+        <w:t xml:space="preserve">  [M1]</w:t>
+      </w:r>
     </w:p>
     <w:tbl>
       <w:tblPr>
@@ -5880,6 +5907,9 @@
       <w:r>
         <w:t xml:space="preserve">10. MAXIMUS — HUB_QUOTE</w:t>
       </w:r>
+      <w:r>
+        <w:t xml:space="preserve">  [M1]</w:t>
+      </w:r>
     </w:p>
     <w:tbl>
       <w:tblPr>
@@ -6282,6 +6312,9 @@
       <w:r>
         <w:t xml:space="preserve">11. MAXIMUS — HUB_RISK_OBJECT</w:t>
       </w:r>
+      <w:r>
+        <w:t xml:space="preserve">  [M2]</w:t>
+      </w:r>
     </w:p>
     <w:tbl>
       <w:tblPr>
@@ -6616,6 +6649,9 @@
       <w:r>
         <w:t xml:space="preserve">12. MAXIMUS — HUB_CLAIM</w:t>
       </w:r>
+      <w:r>
+        <w:t xml:space="preserve">  [M2]</w:t>
+      </w:r>
     </w:p>
     <w:tbl>
       <w:tblPr>
@@ -6950,6 +6986,9 @@
       <w:r>
         <w:t xml:space="preserve">13. MAXIMUS — HUB_DOCUMENT</w:t>
       </w:r>
+      <w:r>
+        <w:t xml:space="preserve">  [M2]</w:t>
+      </w:r>
     </w:p>
     <w:tbl>
       <w:tblPr>
@@ -7356,6 +7395,9 @@
       <w:r>
         <w:t xml:space="preserve">14. MAXIMUS — HUB_LOSS_EVENT</w:t>
       </w:r>
+      <w:r>
+        <w:t xml:space="preserve">  [M2]</w:t>
+      </w:r>
     </w:p>
     <w:tbl>
       <w:tblPr>
@@ -7666,6 +7708,9 @@
       <w:r>
         <w:t xml:space="preserve">15. MAXIMUS — HUB_PAYMENT_INSTRUMENT</w:t>
       </w:r>
+      <w:r>
+        <w:t xml:space="preserve">  [M2]</w:t>
+      </w:r>
     </w:p>
     <w:tbl>
       <w:tblPr>
@@ -7976,6 +8021,9 @@
       <w:r>
         <w:t xml:space="preserve">16. OPUS — HUB_PARTY</w:t>
       </w:r>
+      <w:r>
+        <w:t xml:space="preserve">  [M2]</w:t>
+      </w:r>
     </w:p>
     <w:tbl>
       <w:tblPr>
@@ -8318,6 +8366,9 @@
       <w:r>
         <w:t xml:space="preserve">17. OPUS — HUB_POLICY</w:t>
       </w:r>
+      <w:r>
+        <w:t xml:space="preserve">  [M2]</w:t>
+      </w:r>
     </w:p>
     <w:tbl>
       <w:tblPr>
@@ -8644,6 +8695,9 @@
       <w:r>
         <w:t xml:space="preserve">18. OPUS — HUB_PRODUCT</w:t>
       </w:r>
+      <w:r>
+        <w:t xml:space="preserve">  [M2]</w:t>
+      </w:r>
     </w:p>
     <w:tbl>
       <w:tblPr>
@@ -9018,6 +9072,9 @@
       <w:r>
         <w:t xml:space="preserve">19. OPUS — HUB_COVERAGE</w:t>
       </w:r>
+      <w:r>
+        <w:t xml:space="preserve">  [M2]</w:t>
+      </w:r>
     </w:p>
     <w:tbl>
       <w:tblPr>
@@ -9472,6 +9529,9 @@
       <w:r>
         <w:t xml:space="preserve">20. OPUS — HUB_LOCATION</w:t>
       </w:r>
+      <w:r>
+        <w:t xml:space="preserve">  [M2]</w:t>
+      </w:r>
     </w:p>
     <w:tbl>
       <w:tblPr>
@@ -9798,6 +9858,9 @@
       <w:r>
         <w:t xml:space="preserve">21. OPUS — HUB_ORG_UNIT</w:t>
       </w:r>
+      <w:r>
+        <w:t xml:space="preserve">  [M3]</w:t>
+      </w:r>
     </w:p>
     <w:tbl>
       <w:tblPr>
@@ -10132,6 +10195,9 @@
       <w:r>
         <w:t xml:space="preserve">22. OPUS — HUB_DISTRIBUTION_CHANNEL</w:t>
       </w:r>
+      <w:r>
+        <w:t xml:space="preserve">  [M3]</w:t>
+      </w:r>
     </w:p>
     <w:tbl>
       <w:tblPr>
@@ -10530,6 +10596,9 @@
       <w:r>
         <w:t xml:space="preserve">23. OPUS — HUB_FINANCIAL_ACCOUNT</w:t>
       </w:r>
+      <w:r>
+        <w:t xml:space="preserve">  [M3]</w:t>
+      </w:r>
     </w:p>
     <w:tbl>
       <w:tblPr>
@@ -10832,6 +10901,9 @@
       <w:r>
         <w:t xml:space="preserve">24. OPUS — HUB_FINANCIAL_TRANSACTION</w:t>
       </w:r>
+      <w:r>
+        <w:t xml:space="preserve">  [M3]</w:t>
+      </w:r>
     </w:p>
     <w:tbl>
       <w:tblPr>
@@ -11150,6 +11222,9 @@
       <w:r>
         <w:t xml:space="preserve">25. OPUS — HUB_AGREEMENT</w:t>
       </w:r>
+      <w:r>
+        <w:t xml:space="preserve">  [M3]</w:t>
+      </w:r>
     </w:p>
     <w:tbl>
       <w:tblPr>
@@ -11484,6 +11559,9 @@
       <w:r>
         <w:t xml:space="preserve">26. OPUS — HUB_ASSESSMENT</w:t>
       </w:r>
+      <w:r>
+        <w:t xml:space="preserve">  [M3]</w:t>
+      </w:r>
     </w:p>
     <w:tbl>
       <w:tblPr>
@@ -11794,6 +11872,9 @@
       <w:r>
         <w:t xml:space="preserve">27. OPUS — HUB_PROPOSAL</w:t>
       </w:r>
+      <w:r>
+        <w:t xml:space="preserve">  [M3]</w:t>
+      </w:r>
     </w:p>
     <w:tbl>
       <w:tblPr>
@@ -12104,6 +12185,9 @@
       <w:r>
         <w:t xml:space="preserve">28. OPUS — HUB_QUOTE</w:t>
       </w:r>
+      <w:r>
+        <w:t xml:space="preserve">  [M3]</w:t>
+      </w:r>
     </w:p>
     <w:tbl>
       <w:tblPr>
@@ -12405,6 +12489,9 @@
       </w:pPr>
       <w:r>
         <w:t xml:space="preserve">29. OPUS — HUB_RISK_OBJECT</w:t>
+      </w:r>
+      <w:r>
+        <w:t xml:space="preserve">  [M3]</w:t>
       </w:r>
     </w:p>
     <w:tbl>

--- a/BGIL_DBT/validation/travel/DM-K/DM-K2.docx
+++ b/BGIL_DBT/validation/travel/DM-K/DM-K2.docx
@@ -221,7 +221,7 @@
               <w:rPr>
                 <w:b/>
               </w:rPr>
-              <w:t xml:space="preserve">Maximus Travel V2 RAW</w:t>
+              <w:t xml:space="preserve">Maximus Travel RAW</w:t>
             </w:r>
           </w:p>
         </w:tc>
@@ -231,7 +231,7 @@
           </w:tcPr>
           <w:p>
             <w:r>
-              <w:t xml:space="preserve">RAW.MAXIMUS_TRAVEL_V2</w:t>
+              <w:t xml:space="preserve">RAW.MAXIMUS_TRAVEL</w:t>
             </w:r>
           </w:p>
         </w:tc>
@@ -348,7 +348,7 @@
     </w:p>
     <w:p>
       <w:r>
-        <w:t xml:space="preserve">• Travel LOB generated 2026-10-13 from the current opus_travel_dv_dbt and maximus_travel_v2_dv_dbt models by gen_dm_k_travel.py.</w:t>
+        <w:t xml:space="preserve">• Travel LOB generated 2026-10-13 from the current opus_travel_dv_dbt and maximus_travel_dv_dbt models by gen_dm_k_travel.py.</w:t>
       </w:r>
     </w:p>
     <w:p>
@@ -2365,7 +2365,7 @@
         <w:t xml:space="preserve">Note: </w:t>
       </w:r>
       <w:r>
-        <w:t xml:space="preserve">Hub rows scoped by RECORD_SOURCE value set (travel feeds only) to avoid colliding with the partner build in the shared vault. 49 RAW key branch(es): NONHLTH_TRV_CLM_VW_DATA_CLAIM_DETAILS_CLAIM_RESERVE.RESERVPARTY (PARTY_HKEY), NONHLTH_TRV_CLM_VW_DATA_CLAIM_DETAILS_CLAIM_ATTRIBUTE_PROPERTIES_PIVOT_VW.CUSTOMERID (PARTY_HKEY__CLAIMANT_CORRESPONDENCE_ADDRESS), NONHLTH_TRV_CLM_VW_DATA_CLAIM_DETAILS_CLAIM_ATTRIBUTE_PROPERTIES_PIVOT_VW.CLAIM_COURT_PARTY_CODE (PARTY_HKEY__CLAIM_COURT_COUNTERPARTY), NONHLTH_TRV_CLM_VW_DATA_CLAIM_DETAILS_CLAIM_ATTRIBUTE_PROPERTIES_PIVOT_VW.[UNIQUE_CUSTOMER_ID+CUSTOMERID] (PARTY_HKEY__INSURED_CUSTOMER), NONHLTH_TRV_CLM_VW_DATA_CLAIM_DETAILS_CLAIM_ATTRIBUTE_PROPERTIES_PIVOT_VW.MEMBER_UHC_CODE (PARTY_HKEY__INSURED_MEMBER), NONHLTH_TRV_CLM_VW_DATA_CLAIM_DETAILS_CLAIM_ATTRIBUTE_PROPERTIES_PIVOT_VW.PTPARTNERID (PARTY_HKEY__SERVICE_PARTNER), NONHLTH_TRV_CLM_VW_DATA_CLAIM_DETAILS_CLAIM_ATTRIBUTE_PROPERTIES_PIVOT_VW.SUB_IMD_CODE (PARTY_HKEY__SUB_INTERMEDIARY), NONHLTH_TRV_CLM_VW_DATA_CLAIM_DETAILS_CLAIM_PAYMENT.PAYMENTPARTYCODE (PARTY_HKEY__CLAIM_PAYEE), NONHLTH_TRV_CLM_VW_DATA_CLAIM_DETAILS_CLAIM_PARTY.PARTYCODE (PARTY_HKEY), NONHLTH_TRV_CLM_VW_DATA_CLAIM_DETAILS_CLAIM_RISK_PARTY.PARTYCODE (PARTY_HKEY), NONHLTH_TRV_CLM_VW_DATA_CLAIM_DETAILS_CLAIM_RISK_RISK_ATTRIBUTE_MULTI_SET_PROPERTY_MULTI_SET_DETAIL_PROPERTY_PIVOT_VW.CLAIMANT_PARTY_CODE (PARTY_HKEY__CLAIMANT), NONHLTH_TRV_CLM_VW_DATA_CLAIM_DETAILS_CLAIM_RISK_RISK_ATTRIBUTE_MULTI_SET_PROPERTY_MULTI_SET_DETAIL_PROPERTY_PIVOT_VW.PARTY_NAME_CODE (PARTY_HKEY__EXPENSE_LINE_PARTY), NONHLTH_TRV_CLM_VW_DATA_CLAIM_DETAILS_CLAIM_RISK_RISK_ATTRIBUTE_MULTI_SET_PROPERTY_MULTI_SET_DETAIL_PROPERTY_PIVOT_VW.EXPENSE_PAYEE_PARTY_CODE (PARTY_HKEY__EXPENSE_PAYEE), NONHLTH_TRV_CLM_VW_DATA_CLAIM_DETAILS_CLAIM_RISK_RISK_ATTRIBUTE_MULTI_SET_PROPERTY_MULTI_SET_DETAIL_PROPERTY_PIVOT_VW.PAYEE_CODE (PARTY_HKEY__PAYEE), NONHLTH_TRV_CLM_VW_DATA_CLAIM_DETAILS_CLAIM_RISK_RISK_ATTRIBUTE_MULTI_SET_PROPERTY_MULTI_SET_DETAIL_PROPERTY_PIVOT_VW.TDS_CLAIMANT_PARTY_CODE (PARTY_HKEY__TDS_DEDUCTEE), NONHLTH_TRV_CLM_VW_DATA_CLAIM_DETAILS_CLAIM_RISK_RISK_ATTRIBUTE_PROPERTIES_PIVOT_VW.HOSPITAL_ID (PARTY_HKEY__TREATING_HOSPITAL_PROVIDER), NONHLTH_TRV_UWR_VW_DATA_POLICY_DETAILS.AGENT_CODE (PARTY_HKEY__AGENT), NONHLTH_TRV_UWR_VW_DATA_POLICY_DETAILS.POLICY_HOLDER_CODE (PARTY_HKEY__POLICYHOLDER), NONHLTH_TRV_UWR_VW_DATA_POLICY_DETAILS_INSURED_DETAILS_MEMBER_DETAILS.PARTY_CODE (PARTY_HKEY__INSURED_MEMBER), NONHLTH_TRV_UWR_VW_DATA_POLICY_DETAILS_INSURED_DETAILS_MEMBER_DETAILS.PARENT_PARTY_CODE (PARTY_HKEY__PARENT_PARTY), NONHLTH_TRV_UWR_VW_DATA_POLICY_DETAILS_INSURED_DETAILS_MEMBER_DETAILS_PARTY_ADDRESS_ADDRESS_PROPERTY_PIVOT_VW.[] (PARTY_HKEY__INSURED_MEMBER), NONHLTH_TRV_UWR_VW_DATA_POLICY_DETAILS_INSURED_DETAILS_MEMBER_DETAILS_PARTY_PROPERTY_MULTI_SET_PROPERTY_MULTI_SET_DETAIL_PROPERTY_PIVOT_VW.[] (PARTY_HKEY__INSURED_MEMBER), NONHLTH_TRV_UWR_VW_DATA_POLICY_DETAILS_INSURED_DETAILS_MEMBER_DETAILS_PARTY_PROPERTY_SIMPLE_PROPERTY_PIVOT_VW.[] (PARTY_HKEY__INSURED_MEMBER), NONHLTH_TRV_UWR_VW_DATA_POLICY_DETAILS_INSURED_DETAILS_MEMBER_DETAILS_PARTY_PROPERTY_SIMPLE_PROPERTY_PIVOT_VW.PARENT_PARTY_CODE (PARTY_HKEY__PARENT_PARTY), NONHLTH_TRV_UWR_VW_DATA_POLICY_DETAILS_INSURED_DETAILS_RISK_PROPERTY_MULTI_SET_PROPERTY_MULTI_SET_DETAIL_PROPERTY_PIVOT_VW.NOMINEE_NAME (PARTY_HKEY__NOMINEE), NONHLTH_TRV_UWR_VW_DATA_POLICY_DETAILS_INSURED_DETAILS_RISK_PROPERTY_SIMPLE_PROPERTY_PIVOT_VW.[] (PARTY_HKEY__POLICYHOLDER), NONHLTH_TRV_UWR_VW_DATA_POLICY_DETAILS_POLICY_RELATION.PARTY_CODE (PARTY_HKEY), NONHLTH_TRV_UWR_VW_DATA_POLICY_DETAILS_POLICY_PROPERTY_SIMPLE_PROPERTY_PIVOT_VW.[] (PARTY_HKEY__POLICYHOLDER), NONHLTH_TRV_UWR_VW_DATA_POLICY_DETAILS_POLICY_PROPERTY_SIMPLE_PROPERTY_PIVOT_VW.BAGIC_RM_ECODE (PARTY_HKEY__RELATIONSHIP_MANAGER), NONHLTH_TRV_UWR_VW_DATA_POLICY_DETAILS_PROPOSER_DETAILS.PARENT_PARTY_CODE (PARTY_HKEY__PARENT_PARTY), NONHLTH_TRV_UWR_VW_DATA_POLICY_DETAILS_PROPOSER_DETAILS.PARTY_CODE (PARTY_HKEY__PROPOSER), NONHLTH_TRV_UWR_VW_DATA_POLICY_DETAILS_PROPOSER_DETAILS_PARTY_ADDRESS_ADDRESS_PROPERTY_PIVOT_VW.[] (PARTY_HKEY__PROPOSER), NONHLTH_TRV_UWR_VW_DATA_POLICY_DETAILS_PROPOSER_DETAILS_PARTY_PROPERTY_MULTI_SET_PROPERTY_MULTI_SET_DETAIL_PROPERTY_PIVOT_VW.[] (PARTY_HKEY__PROPOSER), NONHLTH_TRV_UWR_VW_DATA_POLICY_DETAILS_PROPOSER_DETAILS_PARTY_PROPERTY_SIMPLE_PROPERTY_PIVOT_VW.BAGIC_EMPLOYEE_CODE (PARTY_HKEY__BAGIC_EMPLOYEE), NONHLTH_TRV_UWR_VW_DATA_POLICY_DETAILS_PROPOSER_DETAILS_PARTY_PROPERTY_SIMPLE_PROPERTY_PIVOT_VW.PARENT_PARTY_CODE (PARTY_HKEY__PARENT_PARTY), NONHLTH_TRV_UWR_VW_DATA_POLICY_DETAILS_PROPOSER_DETAILS_PARTY_PROPERTY_SIMPLE_PROPERTY_PIVOT_VW.[] (PARTY_HKEY__PROPOSER), NONHLTH_TRV_UWR_VW_DATA_QUOTE_PARAM_DETAILS.POLICY_HOLDER_CODE (PARTY_HKEY__POLICYHOLDER), NONHLTH_TRV_UWR_VW_DATA_QUOTE_PARAM_DETAILS_POLICY_PROPERTY_RULE_LIST_PIVOT_VW.[] (PARTY_HKEY__POLICYHOLDER), NONHLTH_TRV_UWR_VW_DATA_QUOTE_PARAM_DETAILS_POLICY_PROPERTY_RULE_LIST_PIVOT_VW.BAGIC_RM_ECODE (PARTY_HKEY__RELATIONSHIP_MANAGER), NONHLTH_TRV_UWR_VW_DATA_QUOTE_PARAM_DETAILS_POLICY_PROPERTY_RULE_LIST_PIVOT_VW.SUB_IMD_CODE (PARTY_HKEY__SUB_INTERMEDIARY), NONHLTH_TRV_UWR_VW_DATA_QUOTE_PARAM_DETAILS_RISK_LIST.PARTY_CODE (PARTY_HKEY), NONHLTH_TRV_UWR_VW_DATA_QUOTE_PARAM_DETAILS_RISK_LIST.ADDITIONAL_PARTY_CODE (PARTY_HKEY__ADDITIONAL_PARTY), NONHLTH_TRV_UWR_VW_DATA_QUOTE_PARAM_DETAILS_RISK_LIST_MULTI_SET_PROPERTY_INPUT_MULTI_SET_DETAIL_INPUT_PROPERTY_PIVOT_VW.NOMINEE_NAME (PARTY_HKEY__NOMINEE), NONHLTH_TRV_UWR_VW_DATA_QUOTE_PARAM_DETAILS_RISK_LIST_RISK_PROPERTY_RULE_LIST_PIVOT_VW.[] (PARTY_HKEY__POLICYHOLDER), NONHLTH_TRV_CLM_VW_DATA_CLAIM_DETAILS_CLAIM_ATTRIBUTE_PROPERTIES_PIVOT_VW.CUSTOMERID (PARTY_HKEY__CLAIMANT_CUSTOMER / sat_common_contact), NONHLTH_TRV_UWR_VW_DATA_POLICY_DETAILS_INSURED_DETAILS_MEMBER_DETAILS_PARTY_ADDRESS_ADDRESS_PROPERTY_PIVOT_VW (literal arm) (PARTY_HKEY__INSURED_MEMBER / sat_common_contact), NONHLTH_TRV_UWR_VW_DATA_POLICY_DETAILS_INSURED_DETAILS_MEMBER_DETAILS_PARTY_PROPERTY_SIMPLE_PROPERTY_PIVOT_VW (literal arm) (PARTY_HKEY__INSURED_MEMBER / sat_common_contact), NONHLTH_TRV_UWR_VW_DATA_POLICY_DETAILS_PROPOSER_DETAILS_PARTY_ADDRESS_ADDRESS_PROPERTY_PIVOT_VW (literal arm) (PARTY_HKEY__PROPOSER / sat_common_contact), NONHLTH_TRV_UWR_VW_DATA_POLICY_DETAILS_PROPOSER_DETAILS_PARTY_PROPERTY_SIMPLE_PROPERTY_PIVOT_VW (literal arm) (PARTY_HKEY__PROPOSER / sat_common_contact). 130 feed branches collapse to 49 RAW key(s). Travel RECORD_SOURCE value(s) parsed from feeds: MAXIMUS_NONHLTH_TRV_CLM_VW_DATA_CLAIM_DETAILS_CLAIM_ATTRIBUTE_PROPERTIES_PIVOT_VW, MAXIMUS_NONHLTH_TRV_CLM_VW_DATA_CLAIM_DETAILS_CLAIM_PARTY, MAXIMUS_NONHLTH_TRV_CLM_VW_DATA_CLAIM_DETAILS_CLAIM_PAYMENT, MAXIMUS_NONHLTH_TRV_CLM_VW_DATA_CLAIM_DETAILS_CLAIM_RESERVE, MAXIMUS_NONHLTH_TRV_CLM_VW_DATA_CLAIM_DETAILS_CLAIM_RISK_PARTY, MAXIMUS_NONHLTH_TRV_CLM_VW_DATA_CLAIM_DETAILS_CLAIM_RISK_RISK_ATTRIBUTE_MULTI_SET_PROPERTY_MULTI_SET_DETAIL_PROPERTY_PIVOT_VW (+23 more). Excluded: hubfeed_mtv2_party &lt;- stg2_mtv2__uwr_pol_ins_mbr_pa: key uses walk column(s) w0_party_code from parent view(s) -- not resolvable to a single RAW table in the first-cut, skipped.. Excluded: hubfeed_mtv2_party &lt;- stg2_mtv2__uwr_pol_ins_mbr_pa: key uses walk column(s) w0_party_code from parent view(s) -- not resolvable to a single RAW table in the first-cut, skipped.. Excluded: hubfeed_mtv2_party &lt;- stg2_mtv2__uwr_pol_ins_mbr_party_relation: key uses walk column(s) w0_party_code from parent view(s) -- not resolvable to a single RAW table in the first-cut, skipped.. Excluded: hubfeed_mtv2_party &lt;- stg2_mtv2__uwr_pol_prp_pa: key uses walk column(s) w0_party_code from parent view(s) -- not resolvable to a single RAW table in the first-cut, skipped.. Excluded: hubfeed_mtv2_party &lt;- stg2_mtv2__uwr_pol_prp_pa: key uses walk column(s) w0_party_code from parent view(s) -- not resolvable to a single RAW table in the first-cut, skipped.. Excluded: hubfeed_mtv2_party &lt;- stg2_mtv2__uwr_pol_prp_party_relation: key uses walk column(s) w0_party_code from parent view(s) -- not resolvable to a single RAW table in the first-cut, skipped.. Excluded: hubfeed_mtv2_party &lt;- stg2_mtv2_up__uwr_pol_ins_mbr_pa__sat_common_contact &lt;- up_mtv2__uwr_pol_ins_mbr_pa__sat_common_contact: arm uses walk column(s), skipped.. Excluded: hubfeed_mtv2_party &lt;- stg2_mtv2_up__uwr_pol_ins_mbr_pa__sat_common_contact &lt;- up_mtv2__uwr_pol_ins_mbr_pa__sat_common_contact: arm uses walk column(s), skipped.. Excluded: hubfeed_mtv2_party &lt;- stg2_mtv2_up__uwr_pol_ins_mbr_pa__sat_common_contact &lt;- up_mtv2__uwr_pol_ins_mbr_pa__sat_common_contact: arm uses walk column(s), skipped.. Excluded: hubfeed_mtv2_party &lt;- stg2_mtv2_up__uwr_pol_ins_mbr_pa__sat_common_contact &lt;- up_mtv2__uwr_pol_ins_mbr_pa__sat_common_contact: arm uses walk column(s), skipped.. Excluded: hubfeed_mtv2_party &lt;- stg2_mtv2_up__uwr_pol_ins_mbr_pa__sat_common_contact &lt;- up_mtv2__uwr_pol_ins_mbr_pa__sat_common_contact: arm uses walk column(s), skipped.. Excluded: hubfeed_mtv2_party &lt;- stg2_mtv2_up__uwr_pol_ins_mbr_pa__sat_common_contact &lt;- up_mtv2__uwr_pol_ins_mbr_pa__sat_common_contact: arm uses walk column(s), skipped.. Excluded: hubfeed_mtv2_party &lt;- stg2_mtv2_up__uwr_pol_ins_mbr_pa__sat_common_contact &lt;- up_mtv2__uwr_pol_ins_mbr_pa__sat_common_contact: arm uses walk column(s), skipped.. Excluded: hubfeed_mtv2_party &lt;- stg2_mtv2_up__uwr_pol_prp_pa__sat_common_contact &lt;- up_mtv2__uwr_pol_prp_pa__sat_common_contact: arm uses walk column(s), skipped.. Excluded: hubfeed_mtv2_party &lt;- stg2_mtv2_up__uwr_pol_prp_pa__sat_common_contact &lt;- up_mtv2__uwr_pol_prp_pa__sat_common_contact: arm uses walk column(s), skipped.. Excluded: hubfeed_mtv2_party &lt;- stg2_mtv2_up__uwr_pol_prp_pa__sat_common_contact &lt;- up_mtv2__uwr_pol_prp_pa__sat_common_contact: arm uses walk column(s), skipped.. Excluded: hubfeed_mtv2_party &lt;- stg2_mtv2_up__uwr_pol_prp_pa__sat_common_contact &lt;- up_mtv2__uwr_pol_prp_pa__sat_common_contact: arm uses walk column(s), skipped.. Excluded: hubfeed_mtv2_party &lt;- stg2_mtv2_up__uwr_pol_prp_pa__sat_common_contact &lt;- up_mtv2__uwr_pol_prp_pa__sat_common_contact: arm uses walk column(s), skipped.. Excluded: hubfeed_mtv2_party &lt;- stg2_mtv2_up__uwr_pol_prp_pa__sat_common_contact &lt;- up_mtv2__uwr_pol_prp_pa__sat_common_contact: arm uses walk column(s), skipped.. Excluded: hubfeed_mtv2_party &lt;- stg2_mtv2_up__uwr_pol_prp_pa__sat_common_contact &lt;- up_mtv2__uwr_pol_prp_pa__sat_common_contact: arm uses walk column(s), skipped..</w:t>
+        <w:t xml:space="preserve">Hub rows scoped by RECORD_SOURCE value set (travel feeds only) to avoid colliding with the partner build in the shared vault. 49 RAW key branch(es): NONHLTH_TRV_CLM_VW_DATA_CLAIM_DETAILS_CLAIM_RESERVE.RESERVPARTY (PARTY_HKEY), NONHLTH_TRV_CLM_VW_DATA_CLAIM_DETAILS_CLAIM_ATTRIBUTE_PROPERTIES_PIVOT_VW.CUSTOMERID (PARTY_HKEY__CLAIMANT_CORRESPONDENCE_ADDRESS), NONHLTH_TRV_CLM_VW_DATA_CLAIM_DETAILS_CLAIM_ATTRIBUTE_PROPERTIES_PIVOT_VW.CLAIM_COURT_PARTY_CODE (PARTY_HKEY__CLAIM_COURT_COUNTERPARTY), NONHLTH_TRV_CLM_VW_DATA_CLAIM_DETAILS_CLAIM_ATTRIBUTE_PROPERTIES_PIVOT_VW.[UNIQUE_CUSTOMER_ID+CUSTOMERID] (PARTY_HKEY__INSURED_CUSTOMER), NONHLTH_TRV_CLM_VW_DATA_CLAIM_DETAILS_CLAIM_ATTRIBUTE_PROPERTIES_PIVOT_VW.MEMBER_UHC_CODE (PARTY_HKEY__INSURED_MEMBER), NONHLTH_TRV_CLM_VW_DATA_CLAIM_DETAILS_CLAIM_ATTRIBUTE_PROPERTIES_PIVOT_VW.PTPARTNERID (PARTY_HKEY__SERVICE_PARTNER), NONHLTH_TRV_CLM_VW_DATA_CLAIM_DETAILS_CLAIM_ATTRIBUTE_PROPERTIES_PIVOT_VW.SUB_IMD_CODE (PARTY_HKEY__SUB_INTERMEDIARY), NONHLTH_TRV_CLM_VW_DATA_CLAIM_DETAILS_CLAIM_PAYMENT.PAYMENTPARTYCODE (PARTY_HKEY__CLAIM_PAYEE), NONHLTH_TRV_CLM_VW_DATA_CLAIM_DETAILS_CLAIM_PARTY.PARTYCODE (PARTY_HKEY), NONHLTH_TRV_CLM_VW_DATA_CLAIM_DETAILS_CLAIM_RISK_PARTY.PARTYCODE (PARTY_HKEY), NONHLTH_TRV_CLM_VW_DATA_CLAIM_DETAILS_CLAIM_RISK_RISK_ATTRIBUTE_MULTI_SET_PROPERTY_MULTI_SET_DETAIL_PROPERTY_PIVOT_VW.CLAIMANT_PARTY_CODE (PARTY_HKEY__CLAIMANT), NONHLTH_TRV_CLM_VW_DATA_CLAIM_DETAILS_CLAIM_RISK_RISK_ATTRIBUTE_MULTI_SET_PROPERTY_MULTI_SET_DETAIL_PROPERTY_PIVOT_VW.PARTY_NAME_CODE (PARTY_HKEY__EXPENSE_LINE_PARTY), NONHLTH_TRV_CLM_VW_DATA_CLAIM_DETAILS_CLAIM_RISK_RISK_ATTRIBUTE_MULTI_SET_PROPERTY_MULTI_SET_DETAIL_PROPERTY_PIVOT_VW.EXPENSE_PAYEE_PARTY_CODE (PARTY_HKEY__EXPENSE_PAYEE), NONHLTH_TRV_CLM_VW_DATA_CLAIM_DETAILS_CLAIM_RISK_RISK_ATTRIBUTE_MULTI_SET_PROPERTY_MULTI_SET_DETAIL_PROPERTY_PIVOT_VW.PAYEE_CODE (PARTY_HKEY__PAYEE), NONHLTH_TRV_CLM_VW_DATA_CLAIM_DETAILS_CLAIM_RISK_RISK_ATTRIBUTE_MULTI_SET_PROPERTY_MULTI_SET_DETAIL_PROPERTY_PIVOT_VW.TDS_CLAIMANT_PARTY_CODE (PARTY_HKEY__TDS_DEDUCTEE), NONHLTH_TRV_CLM_VW_DATA_CLAIM_DETAILS_CLAIM_RISK_RISK_ATTRIBUTE_PROPERTIES_PIVOT_VW.HOSPITAL_ID (PARTY_HKEY__TREATING_HOSPITAL_PROVIDER), NONHLTH_TRV_UWR_VW_DATA_POLICY_DETAILS.AGENT_CODE (PARTY_HKEY__AGENT), NONHLTH_TRV_UWR_VW_DATA_POLICY_DETAILS.POLICY_HOLDER_CODE (PARTY_HKEY__POLICYHOLDER), NONHLTH_TRV_UWR_VW_DATA_POLICY_DETAILS_INSURED_DETAILS_MEMBER_DETAILS.PARTY_CODE (PARTY_HKEY__INSURED_MEMBER), NONHLTH_TRV_UWR_VW_DATA_POLICY_DETAILS_INSURED_DETAILS_MEMBER_DETAILS.PARENT_PARTY_CODE (PARTY_HKEY__PARENT_PARTY), NONHLTH_TRV_UWR_VW_DATA_POLICY_DETAILS_INSURED_DETAILS_MEMBER_DETAILS_PARTY_ADDRESS_ADDRESS_PROPERTY_PIVOT_VW.[] (PARTY_HKEY__INSURED_MEMBER), NONHLTH_TRV_UWR_VW_DATA_POLICY_DETAILS_INSURED_DETAILS_MEMBER_DETAILS_PARTY_PROPERTY_MULTI_SET_PROPERTY_MULTI_SET_DETAIL_PROPERTY_PIVOT_VW.[] (PARTY_HKEY__INSURED_MEMBER), NONHLTH_TRV_UWR_VW_DATA_POLICY_DETAILS_INSURED_DETAILS_MEMBER_DETAILS_PARTY_PROPERTY_SIMPLE_PROPERTY_PIVOT_VW.[] (PARTY_HKEY__INSURED_MEMBER), NONHLTH_TRV_UWR_VW_DATA_POLICY_DETAILS_INSURED_DETAILS_MEMBER_DETAILS_PARTY_PROPERTY_SIMPLE_PROPERTY_PIVOT_VW.PARENT_PARTY_CODE (PARTY_HKEY__PARENT_PARTY), NONHLTH_TRV_UWR_VW_DATA_POLICY_DETAILS_INSURED_DETAILS_RISK_PROPERTY_MULTI_SET_PROPERTY_MULTI_SET_DETAIL_PROPERTY_PIVOT_VW.NOMINEE_NAME (PARTY_HKEY__NOMINEE), NONHLTH_TRV_UWR_VW_DATA_POLICY_DETAILS_INSURED_DETAILS_RISK_PROPERTY_SIMPLE_PROPERTY_PIVOT_VW.[] (PARTY_HKEY__POLICYHOLDER), NONHLTH_TRV_UWR_VW_DATA_POLICY_DETAILS_POLICY_RELATION.PARTY_CODE (PARTY_HKEY), NONHLTH_TRV_UWR_VW_DATA_POLICY_DETAILS_POLICY_PROPERTY_SIMPLE_PROPERTY_PIVOT_VW.[] (PARTY_HKEY__POLICYHOLDER), NONHLTH_TRV_UWR_VW_DATA_POLICY_DETAILS_POLICY_PROPERTY_SIMPLE_PROPERTY_PIVOT_VW.BAGIC_RM_ECODE (PARTY_HKEY__RELATIONSHIP_MANAGER), NONHLTH_TRV_UWR_VW_DATA_POLICY_DETAILS_PROPOSER_DETAILS.PARENT_PARTY_CODE (PARTY_HKEY__PARENT_PARTY), NONHLTH_TRV_UWR_VW_DATA_POLICY_DETAILS_PROPOSER_DETAILS.PARTY_CODE (PARTY_HKEY__PROPOSER), NONHLTH_TRV_UWR_VW_DATA_POLICY_DETAILS_PROPOSER_DETAILS_PARTY_ADDRESS_ADDRESS_PROPERTY_PIVOT_VW.[] (PARTY_HKEY__PROPOSER), NONHLTH_TRV_UWR_VW_DATA_POLICY_DETAILS_PROPOSER_DETAILS_PARTY_PROPERTY_MULTI_SET_PROPERTY_MULTI_SET_DETAIL_PROPERTY_PIVOT_VW.[] (PARTY_HKEY__PROPOSER), NONHLTH_TRV_UWR_VW_DATA_POLICY_DETAILS_PROPOSER_DETAILS_PARTY_PROPERTY_SIMPLE_PROPERTY_PIVOT_VW.BAGIC_EMPLOYEE_CODE (PARTY_HKEY__BAGIC_EMPLOYEE), NONHLTH_TRV_UWR_VW_DATA_POLICY_DETAILS_PROPOSER_DETAILS_PARTY_PROPERTY_SIMPLE_PROPERTY_PIVOT_VW.PARENT_PARTY_CODE (PARTY_HKEY__PARENT_PARTY), NONHLTH_TRV_UWR_VW_DATA_POLICY_DETAILS_PROPOSER_DETAILS_PARTY_PROPERTY_SIMPLE_PROPERTY_PIVOT_VW.[] (PARTY_HKEY__PROPOSER), NONHLTH_TRV_UWR_VW_DATA_QUOTE_PARAM_DETAILS.POLICY_HOLDER_CODE (PARTY_HKEY__POLICYHOLDER), NONHLTH_TRV_UWR_VW_DATA_QUOTE_PARAM_DETAILS_POLICY_PROPERTY_RULE_LIST_PIVOT_VW.[] (PARTY_HKEY__POLICYHOLDER), NONHLTH_TRV_UWR_VW_DATA_QUOTE_PARAM_DETAILS_POLICY_PROPERTY_RULE_LIST_PIVOT_VW.BAGIC_RM_ECODE (PARTY_HKEY__RELATIONSHIP_MANAGER), NONHLTH_TRV_UWR_VW_DATA_QUOTE_PARAM_DETAILS_POLICY_PROPERTY_RULE_LIST_PIVOT_VW.SUB_IMD_CODE (PARTY_HKEY__SUB_INTERMEDIARY), NONHLTH_TRV_UWR_VW_DATA_QUOTE_PARAM_DETAILS_RISK_LIST.PARTY_CODE (PARTY_HKEY), NONHLTH_TRV_UWR_VW_DATA_QUOTE_PARAM_DETAILS_RISK_LIST.ADDITIONAL_PARTY_CODE (PARTY_HKEY__ADDITIONAL_PARTY), NONHLTH_TRV_UWR_VW_DATA_QUOTE_PARAM_DETAILS_RISK_LIST_MULTI_SET_PROPERTY_INPUT_MULTI_SET_DETAIL_INPUT_PROPERTY_PIVOT_VW.NOMINEE_NAME (PARTY_HKEY__NOMINEE), NONHLTH_TRV_UWR_VW_DATA_QUOTE_PARAM_DETAILS_RISK_LIST_RISK_PROPERTY_RULE_LIST_PIVOT_VW.[] (PARTY_HKEY__POLICYHOLDER), NONHLTH_TRV_CLM_VW_DATA_CLAIM_DETAILS_CLAIM_ATTRIBUTE_PROPERTIES_PIVOT_VW.CUSTOMERID (PARTY_HKEY__CLAIMANT_CUSTOMER / sat_common_contact), NONHLTH_TRV_UWR_VW_DATA_POLICY_DETAILS_INSURED_DETAILS_MEMBER_DETAILS_PARTY_ADDRESS_ADDRESS_PROPERTY_PIVOT_VW (literal arm) (PARTY_HKEY__INSURED_MEMBER / sat_common_contact), NONHLTH_TRV_UWR_VW_DATA_POLICY_DETAILS_INSURED_DETAILS_MEMBER_DETAILS_PARTY_PROPERTY_SIMPLE_PROPERTY_PIVOT_VW (literal arm) (PARTY_HKEY__INSURED_MEMBER / sat_common_contact), NONHLTH_TRV_UWR_VW_DATA_POLICY_DETAILS_PROPOSER_DETAILS_PARTY_ADDRESS_ADDRESS_PROPERTY_PIVOT_VW (literal arm) (PARTY_HKEY__PROPOSER / sat_common_contact), NONHLTH_TRV_UWR_VW_DATA_POLICY_DETAILS_PROPOSER_DETAILS_PARTY_PROPERTY_SIMPLE_PROPERTY_PIVOT_VW (literal arm) (PARTY_HKEY__PROPOSER / sat_common_contact). 130 feed branches collapse to 49 RAW key(s). Travel RECORD_SOURCE value(s) parsed from feeds: MAXIMUS_NONHLTH_TRV_CLM_VW_DATA_CLAIM_DETAILS_CLAIM_ATTRIBUTE_PROPERTIES_PIVOT_VW, MAXIMUS_NONHLTH_TRV_CLM_VW_DATA_CLAIM_DETAILS_CLAIM_PARTY, MAXIMUS_NONHLTH_TRV_CLM_VW_DATA_CLAIM_DETAILS_CLAIM_PAYMENT, MAXIMUS_NONHLTH_TRV_CLM_VW_DATA_CLAIM_DETAILS_CLAIM_RESERVE, MAXIMUS_NONHLTH_TRV_CLM_VW_DATA_CLAIM_DETAILS_CLAIM_RISK_PARTY, MAXIMUS_NONHLTH_TRV_CLM_VW_DATA_CLAIM_DETAILS_CLAIM_RISK_RISK_ATTRIBUTE_MULTI_SET_PROPERTY_MULTI_SET_DETAIL_PROPERTY_PIVOT_VW (+23 more). Excluded: hubfeed_mt_party &lt;- stg2_mt__uwr_pol_ins_mbr_pa: key uses walk column(s) w0_party_code from parent view(s) -- not resolvable to a single RAW table in the first-cut, skipped.. Excluded: hubfeed_mt_party &lt;- stg2_mt__uwr_pol_ins_mbr_pa: key uses walk column(s) w0_party_code from parent view(s) -- not resolvable to a single RAW table in the first-cut, skipped.. Excluded: hubfeed_mt_party &lt;- stg2_mt__uwr_pol_ins_mbr_party_relation: key uses walk column(s) w0_party_code from parent view(s) -- not resolvable to a single RAW table in the first-cut, skipped.. Excluded: hubfeed_mt_party &lt;- stg2_mt__uwr_pol_prp_pa: key uses walk column(s) w0_party_code from parent view(s) -- not resolvable to a single RAW table in the first-cut, skipped.. Excluded: hubfeed_mt_party &lt;- stg2_mt__uwr_pol_prp_pa: key uses walk column(s) w0_party_code from parent view(s) -- not resolvable to a single RAW table in the first-cut, skipped.. Excluded: hubfeed_mt_party &lt;- stg2_mt__uwr_pol_prp_party_relation: key uses walk column(s) w0_party_code from parent view(s) -- not resolvable to a single RAW table in the first-cut, skipped.. Excluded: hubfeed_mt_party &lt;- stg2_mt_up__uwr_pol_ins_mbr_pa__sat_common_contact &lt;- up_mt__uwr_pol_ins_mbr_pa__sat_common_contact: arm uses walk column(s), skipped.. Excluded: hubfeed_mt_party &lt;- stg2_mt_up__uwr_pol_ins_mbr_pa__sat_common_contact &lt;- up_mt__uwr_pol_ins_mbr_pa__sat_common_contact: arm uses walk column(s), skipped.. Excluded: hubfeed_mt_party &lt;- stg2_mt_up__uwr_pol_ins_mbr_pa__sat_common_contact &lt;- up_mt__uwr_pol_ins_mbr_pa__sat_common_contact: arm uses walk column(s), skipped.. Excluded: hubfeed_mt_party &lt;- stg2_mt_up__uwr_pol_ins_mbr_pa__sat_common_contact &lt;- up_mt__uwr_pol_ins_mbr_pa__sat_common_contact: arm uses walk column(s), skipped.. Excluded: hubfeed_mt_party &lt;- stg2_mt_up__uwr_pol_ins_mbr_pa__sat_common_contact &lt;- up_mt__uwr_pol_ins_mbr_pa__sat_common_contact: arm uses walk column(s), skipped.. Excluded: hubfeed_mt_party &lt;- stg2_mt_up__uwr_pol_ins_mbr_pa__sat_common_contact &lt;- up_mt__uwr_pol_ins_mbr_pa__sat_common_contact: arm uses walk column(s), skipped.. Excluded: hubfeed_mt_party &lt;- stg2_mt_up__uwr_pol_ins_mbr_pa__sat_common_contact &lt;- up_mt__uwr_pol_ins_mbr_pa__sat_common_contact: arm uses walk column(s), skipped.. Excluded: hubfeed_mt_party &lt;- stg2_mt_up__uwr_pol_prp_pa__sat_common_contact &lt;- up_mt__uwr_pol_prp_pa__sat_common_contact: arm uses walk column(s), skipped.. Excluded: hubfeed_mt_party &lt;- stg2_mt_up__uwr_pol_prp_pa__sat_common_contact &lt;- up_mt__uwr_pol_prp_pa__sat_common_contact: arm uses walk column(s), skipped.. Excluded: hubfeed_mt_party &lt;- stg2_mt_up__uwr_pol_prp_pa__sat_common_contact &lt;- up_mt__uwr_pol_prp_pa__sat_common_contact: arm uses walk column(s), skipped.. Excluded: hubfeed_mt_party &lt;- stg2_mt_up__uwr_pol_prp_pa__sat_common_contact &lt;- up_mt__uwr_pol_prp_pa__sat_common_contact: arm uses walk column(s), skipped.. Excluded: hubfeed_mt_party &lt;- stg2_mt_up__uwr_pol_prp_pa__sat_common_contact &lt;- up_mt__uwr_pol_prp_pa__sat_common_contact: arm uses walk column(s), skipped.. Excluded: hubfeed_mt_party &lt;- stg2_mt_up__uwr_pol_prp_pa__sat_common_contact &lt;- up_mt__uwr_pol_prp_pa__sat_common_contact: arm uses walk column(s), skipped.. Excluded: hubfeed_mt_party &lt;- stg2_mt_up__uwr_pol_prp_pa__sat_common_contact &lt;- up_mt__uwr_pol_prp_pa__sat_common_contact: arm uses walk column(s), skipped..</w:t>
       </w:r>
     </w:p>
     <w:p>
@@ -2398,403 +2398,403 @@
               </w:rPr>
               <w:t xml:space="preserve">with src as (</w:t>
               <w:br/>
-              <w:t xml:space="preserve">    -- via hubfeed_mtv2_party &lt;- stg2_mtv2__clm_clmd_claim_reserve</w:t>
+              <w:t xml:space="preserve">    -- via hubfeed_mt_party &lt;- stg2_mt__clm_clmd_claim_reserve</w:t>
               <w:br/>
               <w:t xml:space="preserve">    select MD5_BINARY(NULLIF(UPPER(TRIM(CAST('HUB_PARTY|' || (nullif(trim(case when coalesce(nullif(trim(nullif(trim(to_varchar("RESERVPARTY")), '')),'')) is not null then nullif(trim(nullif(trim(to_varchar("RESERVPARTY")), '')), '') end),'')) AS VARCHAR))), '')) as hkey</w:t>
               <w:br/>
-              <w:t xml:space="preserve">      from RAW.MAXIMUS_TRAVEL_V2.NONHLTH_TRV_CLM_VW_DATA_CLAIM_DETAILS_CLAIM_RESERVE</w:t>
+              <w:t xml:space="preserve">      from RAW.MAXIMUS_TRAVEL.NONHLTH_TRV_CLM_VW_DATA_CLAIM_DETAILS_CLAIM_RESERVE</w:t>
               <w:br/>
               <w:t xml:space="preserve">    union all</w:t>
               <w:br/>
-              <w:t xml:space="preserve">    -- via hubfeed_mtv2_party &lt;- stg2_mtv2__clm_clmd_clmap_pv</w:t>
+              <w:t xml:space="preserve">    -- via hubfeed_mt_party &lt;- stg2_mt__clm_clmd_clmap_pv</w:t>
               <w:br/>
               <w:t xml:space="preserve">    select MD5_BINARY(NULLIF(UPPER(TRIM(CAST('HUB_PARTY|' || (nullif(trim(case when coalesce(nullif(trim(nullif(trim(to_varchar("CUSTOMERID")), '')),'')) is not null then nullif(trim(nullif(trim(to_varchar("CUSTOMERID")), '')), '') end),'')) AS VARCHAR))), '')) as hkey</w:t>
               <w:br/>
-              <w:t xml:space="preserve">      from RAW.MAXIMUS_TRAVEL_V2.NONHLTH_TRV_CLM_VW_DATA_CLAIM_DETAILS_CLAIM_ATTRIBUTE_PROPERTIES_PIVOT_VW</w:t>
+              <w:t xml:space="preserve">      from RAW.MAXIMUS_TRAVEL.NONHLTH_TRV_CLM_VW_DATA_CLAIM_DETAILS_CLAIM_ATTRIBUTE_PROPERTIES_PIVOT_VW</w:t>
               <w:br/>
               <w:t xml:space="preserve">    union all</w:t>
               <w:br/>
-              <w:t xml:space="preserve">    -- via hubfeed_mtv2_party &lt;- stg2_mtv2__clm_clmd_clmap_pv</w:t>
+              <w:t xml:space="preserve">    -- via hubfeed_mt_party &lt;- stg2_mt__clm_clmd_clmap_pv</w:t>
               <w:br/>
               <w:t xml:space="preserve">    select MD5_BINARY(NULLIF(UPPER(TRIM(CAST('HUB_PARTY|' || (nullif(trim(case when coalesce(nullif(trim(nullif(trim(to_varchar("CLAIM_COURT_PARTY_CODE")), '')),'')) is not null then nullif(trim(nullif(trim(to_varchar("CLAIM_COURT_PARTY_CODE")), '')), '') end),'')) AS VARCHAR))), '')) as hkey</w:t>
               <w:br/>
-              <w:t xml:space="preserve">      from RAW.MAXIMUS_TRAVEL_V2.NONHLTH_TRV_CLM_VW_DATA_CLAIM_DETAILS_CLAIM_ATTRIBUTE_PROPERTIES_PIVOT_VW</w:t>
+              <w:t xml:space="preserve">      from RAW.MAXIMUS_TRAVEL.NONHLTH_TRV_CLM_VW_DATA_CLAIM_DETAILS_CLAIM_ATTRIBUTE_PROPERTIES_PIVOT_VW</w:t>
               <w:br/>
               <w:t xml:space="preserve">    union all</w:t>
               <w:br/>
-              <w:t xml:space="preserve">    -- via hubfeed_mtv2_party &lt;- stg2_mtv2__clm_clmd_clmap_pv</w:t>
+              <w:t xml:space="preserve">    -- via hubfeed_mt_party &lt;- stg2_mt__clm_clmd_clmap_pv</w:t>
               <w:br/>
               <w:t xml:space="preserve">    select MD5_BINARY(NULLIF(UPPER(TRIM(CAST('HUB_PARTY|' || (nullif(trim(case when coalesce(nullif(trim(nullif(trim(to_varchar("UNIQUE_CUSTOMER_ID")), '')),''), nullif(trim(nullif(trim(to_varchar("CUSTOMERID")), '')),'')) is not null then coalesce(nullif(trim(nullif(trim(to_varchar("UNIQUE_CUSTOMER_ID")), '')), ''), nullif(trim(nullif(trim(to_varchar("CUSTOMERID")), '')), '')) end),'')) AS VARCHAR))), '')) as hkey</w:t>
               <w:br/>
-              <w:t xml:space="preserve">      from RAW.MAXIMUS_TRAVEL_V2.NONHLTH_TRV_CLM_VW_DATA_CLAIM_DETAILS_CLAIM_ATTRIBUTE_PROPERTIES_PIVOT_VW</w:t>
+              <w:t xml:space="preserve">      from RAW.MAXIMUS_TRAVEL.NONHLTH_TRV_CLM_VW_DATA_CLAIM_DETAILS_CLAIM_ATTRIBUTE_PROPERTIES_PIVOT_VW</w:t>
               <w:br/>
               <w:t xml:space="preserve">    union all</w:t>
               <w:br/>
-              <w:t xml:space="preserve">    -- via hubfeed_mtv2_party &lt;- stg2_mtv2__clm_clmd_clmap_pv</w:t>
+              <w:t xml:space="preserve">    -- via hubfeed_mt_party &lt;- stg2_mt__clm_clmd_clmap_pv</w:t>
               <w:br/>
               <w:t xml:space="preserve">    select MD5_BINARY(NULLIF(UPPER(TRIM(CAST('HUB_PARTY|' || (nullif(trim(case when coalesce(nullif(trim(nullif(trim(to_varchar("MEMBER_UHC_CODE")), '')),'')) is not null then 'MEMBER:' || nullif(trim(nullif(trim(to_varchar("MEMBER_UHC_CODE")), '')), '') end),'')) AS VARCHAR))), '')) as hkey</w:t>
               <w:br/>
-              <w:t xml:space="preserve">      from RAW.MAXIMUS_TRAVEL_V2.NONHLTH_TRV_CLM_VW_DATA_CLAIM_DETAILS_CLAIM_ATTRIBUTE_PROPERTIES_PIVOT_VW</w:t>
+              <w:t xml:space="preserve">      from RAW.MAXIMUS_TRAVEL.NONHLTH_TRV_CLM_VW_DATA_CLAIM_DETAILS_CLAIM_ATTRIBUTE_PROPERTIES_PIVOT_VW</w:t>
               <w:br/>
               <w:t xml:space="preserve">    union all</w:t>
               <w:br/>
-              <w:t xml:space="preserve">    -- via hubfeed_mtv2_party &lt;- stg2_mtv2__clm_clmd_clmap_pv</w:t>
+              <w:t xml:space="preserve">    -- via hubfeed_mt_party &lt;- stg2_mt__clm_clmd_clmap_pv</w:t>
               <w:br/>
               <w:t xml:space="preserve">    select MD5_BINARY(NULLIF(UPPER(TRIM(CAST('HUB_PARTY|' || (nullif(trim(case when coalesce(nullif(trim(nullif(trim(to_varchar("PTPARTNERID")), '')),'')) is not null then 'PTPARTNER:' || nullif(trim(nullif(trim(to_varchar("PTPARTNERID")), '')), '') end),'')) AS VARCHAR))), '')) as hkey</w:t>
               <w:br/>
-              <w:t xml:space="preserve">      from RAW.MAXIMUS_TRAVEL_V2.NONHLTH_TRV_CLM_VW_DATA_CLAIM_DETAILS_CLAIM_ATTRIBUTE_PROPERTIES_PIVOT_VW</w:t>
+              <w:t xml:space="preserve">      from RAW.MAXIMUS_TRAVEL.NONHLTH_TRV_CLM_VW_DATA_CLAIM_DETAILS_CLAIM_ATTRIBUTE_PROPERTIES_PIVOT_VW</w:t>
               <w:br/>
               <w:t xml:space="preserve">    union all</w:t>
               <w:br/>
-              <w:t xml:space="preserve">    -- via hubfeed_mtv2_party &lt;- stg2_mtv2__clm_clmd_clmap_pv</w:t>
+              <w:t xml:space="preserve">    -- via hubfeed_mt_party &lt;- stg2_mt__clm_clmd_clmap_pv</w:t>
               <w:br/>
               <w:t xml:space="preserve">    select MD5_BINARY(NULLIF(UPPER(TRIM(CAST('HUB_PARTY|' || (nullif(trim(case when coalesce(nullif(trim(nullif(trim(to_varchar("SUB_IMD_CODE")), '')),'')) is not null then 'IMD:' || nullif(trim(nullif(trim(to_varchar("SUB_IMD_CODE")), '')), '') end),'')) AS VARCHAR))), '')) as hkey</w:t>
               <w:br/>
-              <w:t xml:space="preserve">      from RAW.MAXIMUS_TRAVEL_V2.NONHLTH_TRV_CLM_VW_DATA_CLAIM_DETAILS_CLAIM_ATTRIBUTE_PROPERTIES_PIVOT_VW</w:t>
+              <w:t xml:space="preserve">      from RAW.MAXIMUS_TRAVEL.NONHLTH_TRV_CLM_VW_DATA_CLAIM_DETAILS_CLAIM_ATTRIBUTE_PROPERTIES_PIVOT_VW</w:t>
               <w:br/>
               <w:t xml:space="preserve">    union all</w:t>
               <w:br/>
-              <w:t xml:space="preserve">    -- via hubfeed_mtv2_party &lt;- stg2_mtv2__clm_clmd_clmpay</w:t>
+              <w:t xml:space="preserve">    -- via hubfeed_mt_party &lt;- stg2_mt__clm_clmd_clmpay</w:t>
               <w:br/>
               <w:t xml:space="preserve">    select MD5_BINARY(NULLIF(UPPER(TRIM(CAST('HUB_PARTY|' || (nullif(trim(case when coalesce(nullif(trim(nullif(trim(to_varchar("PAYMENTPARTYCODE")), '')),'')) is not null then nullif(trim(nullif(trim(to_varchar("PAYMENTPARTYCODE")), '')), '') end),'')) AS VARCHAR))), '')) as hkey</w:t>
               <w:br/>
-              <w:t xml:space="preserve">      from RAW.MAXIMUS_TRAVEL_V2.NONHLTH_TRV_CLM_VW_DATA_CLAIM_DETAILS_CLAIM_PAYMENT</w:t>
+              <w:t xml:space="preserve">      from RAW.MAXIMUS_TRAVEL.NONHLTH_TRV_CLM_VW_DATA_CLAIM_DETAILS_CLAIM_PAYMENT</w:t>
               <w:br/>
               <w:t xml:space="preserve">    union all</w:t>
               <w:br/>
-              <w:t xml:space="preserve">    -- via hubfeed_mtv2_party &lt;- stg2_mtv2__clm_clmd_clmpty</w:t>
+              <w:t xml:space="preserve">    -- via hubfeed_mt_party &lt;- stg2_mt__clm_clmd_clmpty</w:t>
               <w:br/>
               <w:t xml:space="preserve">    select MD5_BINARY(NULLIF(UPPER(TRIM(CAST('HUB_PARTY|' || (nullif(trim(case when coalesce(nullif(trim(nullif(trim(to_varchar("PARTYCODE")), '')),'')) is not null then nullif(trim(nullif(trim(to_varchar("PARTYCODE")), '')), '') end),'')) AS VARCHAR))), '')) as hkey</w:t>
               <w:br/>
-              <w:t xml:space="preserve">      from RAW.MAXIMUS_TRAVEL_V2.NONHLTH_TRV_CLM_VW_DATA_CLAIM_DETAILS_CLAIM_PARTY</w:t>
+              <w:t xml:space="preserve">      from RAW.MAXIMUS_TRAVEL.NONHLTH_TRV_CLM_VW_DATA_CLAIM_DETAILS_CLAIM_PARTY</w:t>
               <w:br/>
               <w:t xml:space="preserve">    union all</w:t>
               <w:br/>
-              <w:t xml:space="preserve">    -- via hubfeed_mtv2_party &lt;- stg2_mtv2__clm_clmd_clmrsk_party</w:t>
+              <w:t xml:space="preserve">    -- via hubfeed_mt_party &lt;- stg2_mt__clm_clmd_clmrsk_party</w:t>
               <w:br/>
               <w:t xml:space="preserve">    select MD5_BINARY(NULLIF(UPPER(TRIM(CAST('HUB_PARTY|' || (nullif(trim(case when coalesce(nullif(trim(nullif(trim(to_varchar("PARTYCODE")), '')),'')) is not null then nullif(trim(nullif(trim(to_varchar("PARTYCODE")), '')), '') end),'')) AS VARCHAR))), '')) as hkey</w:t>
               <w:br/>
-              <w:t xml:space="preserve">      from RAW.MAXIMUS_TRAVEL_V2.NONHLTH_TRV_CLM_VW_DATA_CLAIM_DETAILS_CLAIM_RISK_PARTY</w:t>
+              <w:t xml:space="preserve">      from RAW.MAXIMUS_TRAVEL.NONHLTH_TRV_CLM_VW_DATA_CLAIM_DETAILS_CLAIM_RISK_PARTY</w:t>
               <w:br/>
               <w:t xml:space="preserve">    union all</w:t>
               <w:br/>
-              <w:t xml:space="preserve">    -- via hubfeed_mtv2_party &lt;- stg2_mtv2__clm_clmd_clmrsk_rska_msp_msd_prop_pv</w:t>
+              <w:t xml:space="preserve">    -- via hubfeed_mt_party &lt;- stg2_mt__clm_clmd_clmrsk_rska_msp_msd_prop_pv</w:t>
               <w:br/>
               <w:t xml:space="preserve">    select MD5_BINARY(NULLIF(UPPER(TRIM(CAST('HUB_PARTY|' || (nullif(trim(case when coalesce(nullif(trim(nullif(trim(to_varchar("CLAIMANT_PARTY_CODE")), '')),'')) is not null then nullif(trim(nullif(trim(to_varchar("CLAIMANT_PARTY_CODE")), '')), '') end),'')) AS VARCHAR))), '')) as hkey</w:t>
               <w:br/>
-              <w:t xml:space="preserve">      from RAW.MAXIMUS_TRAVEL_V2.NONHLTH_TRV_CLM_VW_DATA_CLAIM_DETAILS_CLAIM_RISK_RISK_ATTRIBUTE_MULTI_SET_PROPERTY_MULTI_SET_DETAIL_PROPERTY_PIVOT_VW</w:t>
+              <w:t xml:space="preserve">      from RAW.MAXIMUS_TRAVEL.NONHLTH_TRV_CLM_VW_DATA_CLAIM_DETAILS_CLAIM_RISK_RISK_ATTRIBUTE_MULTI_SET_PROPERTY_MULTI_SET_DETAIL_PROPERTY_PIVOT_VW</w:t>
               <w:br/>
               <w:t xml:space="preserve">    union all</w:t>
               <w:br/>
-              <w:t xml:space="preserve">    -- via hubfeed_mtv2_party &lt;- stg2_mtv2__clm_clmd_clmrsk_rska_msp_msd_prop_pv</w:t>
+              <w:t xml:space="preserve">    -- via hubfeed_mt_party &lt;- stg2_mt__clm_clmd_clmrsk_rska_msp_msd_prop_pv</w:t>
               <w:br/>
               <w:t xml:space="preserve">    select MD5_BINARY(NULLIF(UPPER(TRIM(CAST('HUB_PARTY|' || (nullif(trim(case when coalesce(nullif(trim(nullif(trim(to_varchar("PARTY_NAME_CODE")), '')),'')) is not null then nullif(trim(nullif(trim(to_varchar("PARTY_NAME_CODE")), '')), '') end),'')) AS VARCHAR))), '')) as hkey</w:t>
               <w:br/>
-              <w:t xml:space="preserve">      from RAW.MAXIMUS_TRAVEL_V2.NONHLTH_TRV_CLM_VW_DATA_CLAIM_DETAILS_CLAIM_RISK_RISK_ATTRIBUTE_MULTI_SET_PROPERTY_MULTI_SET_DETAIL_PROPERTY_PIVOT_VW</w:t>
+              <w:t xml:space="preserve">      from RAW.MAXIMUS_TRAVEL.NONHLTH_TRV_CLM_VW_DATA_CLAIM_DETAILS_CLAIM_RISK_RISK_ATTRIBUTE_MULTI_SET_PROPERTY_MULTI_SET_DETAIL_PROPERTY_PIVOT_VW</w:t>
               <w:br/>
               <w:t xml:space="preserve">    union all</w:t>
               <w:br/>
-              <w:t xml:space="preserve">    -- via hubfeed_mtv2_party &lt;- stg2_mtv2__clm_clmd_clmrsk_rska_msp_msd_prop_pv</w:t>
+              <w:t xml:space="preserve">    -- via hubfeed_mt_party &lt;- stg2_mt__clm_clmd_clmrsk_rska_msp_msd_prop_pv</w:t>
               <w:br/>
               <w:t xml:space="preserve">    select MD5_BINARY(NULLIF(UPPER(TRIM(CAST('HUB_PARTY|' || (nullif(trim(case when coalesce(nullif(trim(nullif(trim(to_varchar("EXPENSE_PAYEE_PARTY_CODE")), '')),'')) is not null then nullif(trim(nullif(trim(to_varchar("EXPENSE_PAYEE_PARTY_CODE")), '')), '') end),'')) AS VARCHAR))), '')) as hkey</w:t>
               <w:br/>
-              <w:t xml:space="preserve">      from RAW.MAXIMUS_TRAVEL_V2.NONHLTH_TRV_CLM_VW_DATA_CLAIM_DETAILS_CLAIM_RISK_RISK_ATTRIBUTE_MULTI_SET_PROPERTY_MULTI_SET_DETAIL_PROPERTY_PIVOT_VW</w:t>
+              <w:t xml:space="preserve">      from RAW.MAXIMUS_TRAVEL.NONHLTH_TRV_CLM_VW_DATA_CLAIM_DETAILS_CLAIM_RISK_RISK_ATTRIBUTE_MULTI_SET_PROPERTY_MULTI_SET_DETAIL_PROPERTY_PIVOT_VW</w:t>
               <w:br/>
               <w:t xml:space="preserve">    union all</w:t>
               <w:br/>
-              <w:t xml:space="preserve">    -- via hubfeed_mtv2_party &lt;- stg2_mtv2__clm_clmd_clmrsk_rska_msp_msd_prop_pv</w:t>
+              <w:t xml:space="preserve">    -- via hubfeed_mt_party &lt;- stg2_mt__clm_clmd_clmrsk_rska_msp_msd_prop_pv</w:t>
               <w:br/>
               <w:t xml:space="preserve">    select MD5_BINARY(NULLIF(UPPER(TRIM(CAST('HUB_PARTY|' || (nullif(trim(case when coalesce(nullif(trim(nullif(trim(to_varchar("PAYEE_CODE")), '')),'')) is not null then nullif(trim(nullif(trim(to_varchar("PAYEE_CODE")), '')), '') end),'')) AS VARCHAR))), '')) as hkey</w:t>
               <w:br/>
-              <w:t xml:space="preserve">      from RAW.MAXIMUS_TRAVEL_V2.NONHLTH_TRV_CLM_VW_DATA_CLAIM_DETAILS_CLAIM_RISK_RISK_ATTRIBUTE_MULTI_SET_PROPERTY_MULTI_SET_DETAIL_PROPERTY_PIVOT_VW</w:t>
+              <w:t xml:space="preserve">      from RAW.MAXIMUS_TRAVEL.NONHLTH_TRV_CLM_VW_DATA_CLAIM_DETAILS_CLAIM_RISK_RISK_ATTRIBUTE_MULTI_SET_PROPERTY_MULTI_SET_DETAIL_PROPERTY_PIVOT_VW</w:t>
               <w:br/>
               <w:t xml:space="preserve">    union all</w:t>
               <w:br/>
-              <w:t xml:space="preserve">    -- via hubfeed_mtv2_party &lt;- stg2_mtv2__clm_clmd_clmrsk_rska_msp_msd_prop_pv</w:t>
+              <w:t xml:space="preserve">    -- via hubfeed_mt_party &lt;- stg2_mt__clm_clmd_clmrsk_rska_msp_msd_prop_pv</w:t>
               <w:br/>
               <w:t xml:space="preserve">    select MD5_BINARY(NULLIF(UPPER(TRIM(CAST('HUB_PARTY|' || (nullif(trim(case when coalesce(nullif(trim(nullif(trim(to_varchar("TDS_CLAIMANT_PARTY_CODE")), '')),'')) is not null then nullif(trim(nullif(trim(to_varchar("TDS_CLAIMANT_PARTY_CODE")), '')), '') end),'')) AS VARCHAR))), '')) as hkey</w:t>
               <w:br/>
-              <w:t xml:space="preserve">      from RAW.MAXIMUS_TRAVEL_V2.NONHLTH_TRV_CLM_VW_DATA_CLAIM_DETAILS_CLAIM_RISK_RISK_ATTRIBUTE_MULTI_SET_PROPERTY_MULTI_SET_DETAIL_PROPERTY_PIVOT_VW</w:t>
+              <w:t xml:space="preserve">      from RAW.MAXIMUS_TRAVEL.NONHLTH_TRV_CLM_VW_DATA_CLAIM_DETAILS_CLAIM_RISK_RISK_ATTRIBUTE_MULTI_SET_PROPERTY_MULTI_SET_DETAIL_PROPERTY_PIVOT_VW</w:t>
               <w:br/>
               <w:t xml:space="preserve">    union all</w:t>
               <w:br/>
-              <w:t xml:space="preserve">    -- via hubfeed_mtv2_party &lt;- stg2_mtv2__clm_clmd_clmrsk_rska_properties_pv</w:t>
+              <w:t xml:space="preserve">    -- via hubfeed_mt_party &lt;- stg2_mt__clm_clmd_clmrsk_rska_properties_pv</w:t>
               <w:br/>
               <w:t xml:space="preserve">    select MD5_BINARY(NULLIF(UPPER(TRIM(CAST('HUB_PARTY|' || (nullif(trim(case when coalesce(nullif(trim(nullif(trim(to_varchar("HOSPITAL_ID")), '')),'')) is not null then 'PROVIDER:' || nullif(trim(nullif(trim(to_varchar("HOSPITAL_ID")), '')), '') end),'')) AS VARCHAR))), '')) as hkey</w:t>
               <w:br/>
-              <w:t xml:space="preserve">      from RAW.MAXIMUS_TRAVEL_V2.NONHLTH_TRV_CLM_VW_DATA_CLAIM_DETAILS_CLAIM_RISK_RISK_ATTRIBUTE_PROPERTIES_PIVOT_VW</w:t>
+              <w:t xml:space="preserve">      from RAW.MAXIMUS_TRAVEL.NONHLTH_TRV_CLM_VW_DATA_CLAIM_DETAILS_CLAIM_RISK_RISK_ATTRIBUTE_PROPERTIES_PIVOT_VW</w:t>
               <w:br/>
               <w:t xml:space="preserve">    union all</w:t>
               <w:br/>
-              <w:t xml:space="preserve">    -- via hubfeed_mtv2_party &lt;- stg2_mtv2__uwr_pol</w:t>
+              <w:t xml:space="preserve">    -- via hubfeed_mt_party &lt;- stg2_mt__uwr_pol</w:t>
               <w:br/>
               <w:t xml:space="preserve">    select MD5_BINARY(NULLIF(UPPER(TRIM(CAST('HUB_PARTY|' || (nullif(trim(case when coalesce(nullif(trim(nullif(trim(to_varchar("AGENT_CODE")), '')),'')) is not null then 'AGENT:' || nullif(trim(nullif(trim(to_varchar("AGENT_CODE")), '')), '') end),'')) AS VARCHAR))), '')) as hkey</w:t>
               <w:br/>
-              <w:t xml:space="preserve">      from RAW.MAXIMUS_TRAVEL_V2.NONHLTH_TRV_UWR_VW_DATA_POLICY_DETAILS</w:t>
+              <w:t xml:space="preserve">      from RAW.MAXIMUS_TRAVEL.NONHLTH_TRV_UWR_VW_DATA_POLICY_DETAILS</w:t>
               <w:br/>
               <w:t xml:space="preserve">    union all</w:t>
               <w:br/>
-              <w:t xml:space="preserve">    -- via hubfeed_mtv2_party &lt;- stg2_mtv2__uwr_pol</w:t>
+              <w:t xml:space="preserve">    -- via hubfeed_mt_party &lt;- stg2_mt__uwr_pol</w:t>
               <w:br/>
               <w:t xml:space="preserve">    select MD5_BINARY(NULLIF(UPPER(TRIM(CAST('HUB_PARTY|' || (nullif(trim(case when coalesce(nullif(trim(nullif(trim(to_varchar("POLICY_HOLDER_CODE")), '')),'')) is not null then nullif(trim(nullif(trim(to_varchar("POLICY_HOLDER_CODE")), '')), '') end),'')) AS VARCHAR))), '')) as hkey</w:t>
               <w:br/>
-              <w:t xml:space="preserve">      from RAW.MAXIMUS_TRAVEL_V2.NONHLTH_TRV_UWR_VW_DATA_POLICY_DETAILS</w:t>
+              <w:t xml:space="preserve">      from RAW.MAXIMUS_TRAVEL.NONHLTH_TRV_UWR_VW_DATA_POLICY_DETAILS</w:t>
               <w:br/>
               <w:t xml:space="preserve">    union all</w:t>
               <w:br/>
-              <w:t xml:space="preserve">    -- via hubfeed_mtv2_party &lt;- stg2_mtv2__uwr_pol_ins_mbr</w:t>
+              <w:t xml:space="preserve">    -- via hubfeed_mt_party &lt;- stg2_mt__uwr_pol_ins_mbr</w:t>
               <w:br/>
               <w:t xml:space="preserve">    select MD5_BINARY(NULLIF(UPPER(TRIM(CAST('HUB_PARTY|' || (nullif(trim(case when coalesce(nullif(trim(nullif(trim(to_varchar("PARTY_CODE")), '')),'')) is not null then nullif(trim(nullif(trim(to_varchar("PARTY_CODE")), '')), '') end),'')) AS VARCHAR))), '')) as hkey</w:t>
               <w:br/>
-              <w:t xml:space="preserve">      from RAW.MAXIMUS_TRAVEL_V2.NONHLTH_TRV_UWR_VW_DATA_POLICY_DETAILS_INSURED_DETAILS_MEMBER_DETAILS</w:t>
+              <w:t xml:space="preserve">      from RAW.MAXIMUS_TRAVEL.NONHLTH_TRV_UWR_VW_DATA_POLICY_DETAILS_INSURED_DETAILS_MEMBER_DETAILS</w:t>
               <w:br/>
               <w:t xml:space="preserve">    union all</w:t>
               <w:br/>
-              <w:t xml:space="preserve">    -- via hubfeed_mtv2_party &lt;- stg2_mtv2__uwr_pol_ins_mbr</w:t>
+              <w:t xml:space="preserve">    -- via hubfeed_mt_party &lt;- stg2_mt__uwr_pol_ins_mbr</w:t>
               <w:br/>
               <w:t xml:space="preserve">    select MD5_BINARY(NULLIF(UPPER(TRIM(CAST('HUB_PARTY|' || (nullif(trim(case when coalesce(nullif(trim(nullif(trim(to_varchar("PARENT_PARTY_CODE")), '')),'')) is not null then nullif(trim(nullif(trim(to_varchar("PARENT_PARTY_CODE")), '')), '') end),'')) AS VARCHAR))), '')) as hkey</w:t>
               <w:br/>
-              <w:t xml:space="preserve">      from RAW.MAXIMUS_TRAVEL_V2.NONHLTH_TRV_UWR_VW_DATA_POLICY_DETAILS_INSURED_DETAILS_MEMBER_DETAILS</w:t>
+              <w:t xml:space="preserve">      from RAW.MAXIMUS_TRAVEL.NONHLTH_TRV_UWR_VW_DATA_POLICY_DETAILS_INSURED_DETAILS_MEMBER_DETAILS</w:t>
               <w:br/>
               <w:t xml:space="preserve">    union all</w:t>
               <w:br/>
-              <w:t xml:space="preserve">    -- via hubfeed_mtv2_party &lt;- stg2_mtv2__uwr_pol_ins_mbr_pa_address_prop_pv</w:t>
+              <w:t xml:space="preserve">    -- via hubfeed_mt_party &lt;- stg2_mt__uwr_pol_ins_mbr_pa_address_prop_pv</w:t>
               <w:br/>
               <w:t xml:space="preserve">    select MD5_BINARY(NULLIF(UPPER(TRIM(CAST('HUB_PARTY|' || (nullif(trim(case when coalesce(nullif(trim(w0_party_code),'')) is not null then nullif(trim(w0_party_code), '') end),'')) AS VARCHAR))), '')) as hkey</w:t>
               <w:br/>
-              <w:t xml:space="preserve">      from RAW.MAXIMUS_TRAVEL_V2.NONHLTH_TRV_UWR_VW_DATA_POLICY_DETAILS_INSURED_DETAILS_MEMBER_DETAILS_PARTY_ADDRESS_ADDRESS_PROPERTY_PIVOT_VW</w:t>
+              <w:t xml:space="preserve">      from RAW.MAXIMUS_TRAVEL.NONHLTH_TRV_UWR_VW_DATA_POLICY_DETAILS_INSURED_DETAILS_MEMBER_DETAILS_PARTY_ADDRESS_ADDRESS_PROPERTY_PIVOT_VW</w:t>
               <w:br/>
               <w:t xml:space="preserve">    union all</w:t>
               <w:br/>
-              <w:t xml:space="preserve">    -- via hubfeed_mtv2_party &lt;- stg2_mtv2__uwr_pol_ins_mbr_pp_msp_msd_prop_pv</w:t>
+              <w:t xml:space="preserve">    -- via hubfeed_mt_party &lt;- stg2_mt__uwr_pol_ins_mbr_pp_msp_msd_prop_pv</w:t>
               <w:br/>
               <w:t xml:space="preserve">    select MD5_BINARY(NULLIF(UPPER(TRIM(CAST('HUB_PARTY|' || (nullif(trim(case when coalesce(nullif(trim(w0_party_code),'')) is not null then nullif(trim(w0_party_code), '') end),'')) AS VARCHAR))), '')) as hkey</w:t>
               <w:br/>
-              <w:t xml:space="preserve">      from RAW.MAXIMUS_TRAVEL_V2.NONHLTH_TRV_UWR_VW_DATA_POLICY_DETAILS_INSURED_DETAILS_MEMBER_DETAILS_PARTY_PROPERTY_MULTI_SET_PROPERTY_MULTI_SET_DETAIL_PROPERTY_PIVOT_VW</w:t>
+              <w:t xml:space="preserve">      from RAW.MAXIMUS_TRAVEL.NONHLTH_TRV_UWR_VW_DATA_POLICY_DETAILS_INSURED_DETAILS_MEMBER_DETAILS_PARTY_PROPERTY_MULTI_SET_PROPERTY_MULTI_SET_DETAIL_PROPERTY_PIVOT_VW</w:t>
               <w:br/>
               <w:t xml:space="preserve">    union all</w:t>
               <w:br/>
-              <w:t xml:space="preserve">    -- via hubfeed_mtv2_party &lt;- stg2_mtv2__uwr_pol_ins_mbr_pp_sp_pv</w:t>
+              <w:t xml:space="preserve">    -- via hubfeed_mt_party &lt;- stg2_mt__uwr_pol_ins_mbr_pp_sp_pv</w:t>
               <w:br/>
               <w:t xml:space="preserve">    select MD5_BINARY(NULLIF(UPPER(TRIM(CAST('HUB_PARTY|' || (nullif(trim(case when coalesce(nullif(trim(w0_party_code),'')) is not null then nullif(trim(w0_party_code), '') end),'')) AS VARCHAR))), '')) as hkey</w:t>
               <w:br/>
-              <w:t xml:space="preserve">      from RAW.MAXIMUS_TRAVEL_V2.NONHLTH_TRV_UWR_VW_DATA_POLICY_DETAILS_INSURED_DETAILS_MEMBER_DETAILS_PARTY_PROPERTY_SIMPLE_PROPERTY_PIVOT_VW</w:t>
+              <w:t xml:space="preserve">      from RAW.MAXIMUS_TRAVEL.NONHLTH_TRV_UWR_VW_DATA_POLICY_DETAILS_INSURED_DETAILS_MEMBER_DETAILS_PARTY_PROPERTY_SIMPLE_PROPERTY_PIVOT_VW</w:t>
               <w:br/>
               <w:t xml:space="preserve">    union all</w:t>
               <w:br/>
-              <w:t xml:space="preserve">    -- via hubfeed_mtv2_party &lt;- stg2_mtv2__uwr_pol_ins_mbr_pp_sp_pv</w:t>
+              <w:t xml:space="preserve">    -- via hubfeed_mt_party &lt;- stg2_mt__uwr_pol_ins_mbr_pp_sp_pv</w:t>
               <w:br/>
               <w:t xml:space="preserve">    select MD5_BINARY(NULLIF(UPPER(TRIM(CAST('HUB_PARTY|' || (nullif(trim(case when coalesce(nullif(trim(nullif(trim(to_varchar("PARENT_PARTY_CODE")), '')),'')) is not null then nullif(trim(nullif(trim(to_varchar("PARENT_PARTY_CODE")), '')), '') end),'')) AS VARCHAR))), '')) as hkey</w:t>
               <w:br/>
-              <w:t xml:space="preserve">      from RAW.MAXIMUS_TRAVEL_V2.NONHLTH_TRV_UWR_VW_DATA_POLICY_DETAILS_INSURED_DETAILS_MEMBER_DETAILS_PARTY_PROPERTY_SIMPLE_PROPERTY_PIVOT_VW</w:t>
+              <w:t xml:space="preserve">      from RAW.MAXIMUS_TRAVEL.NONHLTH_TRV_UWR_VW_DATA_POLICY_DETAILS_INSURED_DETAILS_MEMBER_DETAILS_PARTY_PROPERTY_SIMPLE_PROPERTY_PIVOT_VW</w:t>
               <w:br/>
               <w:t xml:space="preserve">    union all</w:t>
               <w:br/>
-              <w:t xml:space="preserve">    -- via hubfeed_mtv2_party &lt;- stg2_mtv2__uwr_pol_ins_rskp_msp_msd_prop_pv</w:t>
+              <w:t xml:space="preserve">    -- via hubfeed_mt_party &lt;- stg2_mt__uwr_pol_ins_rskp_msp_msd_prop_pv</w:t>
               <w:br/>
               <w:t xml:space="preserve">    select MD5_BINARY(NULLIF(UPPER(TRIM(CAST('HUB_PARTY|' || (nullif(trim(case when coalesce(nullif(trim(nullif(trim(to_varchar("NOMINEE_NAME")), '')),'')) is not null then 'NOMINEE:' || md5(upper(trim(nullif(trim(nullif(trim(to_varchar("NOMINEE_NAME")), '')), '')))) end),'')) AS VARCHAR))), '')) as hkey</w:t>
               <w:br/>
-              <w:t xml:space="preserve">      from RAW.MAXIMUS_TRAVEL_V2.NONHLTH_TRV_UWR_VW_DATA_POLICY_DETAILS_INSURED_DETAILS_RISK_PROPERTY_MULTI_SET_PROPERTY_MULTI_SET_DETAIL_PROPERTY_PIVOT_VW</w:t>
+              <w:t xml:space="preserve">      from RAW.MAXIMUS_TRAVEL.NONHLTH_TRV_UWR_VW_DATA_POLICY_DETAILS_INSURED_DETAILS_RISK_PROPERTY_MULTI_SET_PROPERTY_MULTI_SET_DETAIL_PROPERTY_PIVOT_VW</w:t>
               <w:br/>
               <w:t xml:space="preserve">    union all</w:t>
               <w:br/>
-              <w:t xml:space="preserve">    -- via hubfeed_mtv2_party &lt;- stg2_mtv2__uwr_pol_ins_rskp_sp_pv</w:t>
+              <w:t xml:space="preserve">    -- via hubfeed_mt_party &lt;- stg2_mt__uwr_pol_ins_rskp_sp_pv</w:t>
               <w:br/>
               <w:t xml:space="preserve">    select MD5_BINARY(NULLIF(UPPER(TRIM(CAST('HUB_PARTY|' || (nullif(trim(case when coalesce(nullif(trim(w2_policy_holder_code),'')) is not null then nullif(trim(w2_policy_holder_code), '') end),'')) AS VARCHAR))), '')) as hkey</w:t>
               <w:br/>
-              <w:t xml:space="preserve">      from RAW.MAXIMUS_TRAVEL_V2.NONHLTH_TRV_UWR_VW_DATA_POLICY_DETAILS_INSURED_DETAILS_RISK_PROPERTY_SIMPLE_PROPERTY_PIVOT_VW</w:t>
+              <w:t xml:space="preserve">      from RAW.MAXIMUS_TRAVEL.NONHLTH_TRV_UWR_VW_DATA_POLICY_DETAILS_INSURED_DETAILS_RISK_PROPERTY_SIMPLE_PROPERTY_PIVOT_VW</w:t>
               <w:br/>
               <w:t xml:space="preserve">    union all</w:t>
               <w:br/>
-              <w:t xml:space="preserve">    -- via hubfeed_mtv2_party &lt;- stg2_mtv2__uwr_pol_policy_relation</w:t>
+              <w:t xml:space="preserve">    -- via hubfeed_mt_party &lt;- stg2_mt__uwr_pol_policy_relation</w:t>
               <w:br/>
               <w:t xml:space="preserve">    select MD5_BINARY(NULLIF(UPPER(TRIM(CAST('HUB_PARTY|' || (nullif(trim(case when coalesce(nullif(trim(nullif(trim(to_varchar("PARTY_CODE")), '')),'')) is not null then nullif(trim(nullif(trim(to_varchar("PARTY_CODE")), '')), '') end),'')) AS VARCHAR))), '')) as hkey</w:t>
               <w:br/>
-              <w:t xml:space="preserve">      from RAW.MAXIMUS_TRAVEL_V2.NONHLTH_TRV_UWR_VW_DATA_POLICY_DETAILS_POLICY_RELATION</w:t>
+              <w:t xml:space="preserve">      from RAW.MAXIMUS_TRAVEL.NONHLTH_TRV_UWR_VW_DATA_POLICY_DETAILS_POLICY_RELATION</w:t>
               <w:br/>
               <w:t xml:space="preserve">    union all</w:t>
               <w:br/>
-              <w:t xml:space="preserve">    -- via hubfeed_mtv2_party &lt;- stg2_mtv2__uwr_pol_polp_sp_pv</w:t>
+              <w:t xml:space="preserve">    -- via hubfeed_mt_party &lt;- stg2_mt__uwr_pol_polp_sp_pv</w:t>
               <w:br/>
               <w:t xml:space="preserve">    select MD5_BINARY(NULLIF(UPPER(TRIM(CAST('HUB_PARTY|' || (nullif(trim(case when coalesce(nullif(trim(w3_policy_holder_code),'')) is not null then nullif(trim(w3_policy_holder_code), '') end),'')) AS VARCHAR))), '')) as hkey</w:t>
               <w:br/>
-              <w:t xml:space="preserve">      from RAW.MAXIMUS_TRAVEL_V2.NONHLTH_TRV_UWR_VW_DATA_POLICY_DETAILS_POLICY_PROPERTY_SIMPLE_PROPERTY_PIVOT_VW</w:t>
+              <w:t xml:space="preserve">      from RAW.MAXIMUS_TRAVEL.NONHLTH_TRV_UWR_VW_DATA_POLICY_DETAILS_POLICY_PROPERTY_SIMPLE_PROPERTY_PIVOT_VW</w:t>
               <w:br/>
               <w:t xml:space="preserve">    union all</w:t>
               <w:br/>
-              <w:t xml:space="preserve">    -- via hubfeed_mtv2_party &lt;- stg2_mtv2__uwr_pol_polp_sp_pv</w:t>
+              <w:t xml:space="preserve">    -- via hubfeed_mt_party &lt;- stg2_mt__uwr_pol_polp_sp_pv</w:t>
               <w:br/>
               <w:t xml:space="preserve">    select MD5_BINARY(NULLIF(UPPER(TRIM(CAST('HUB_PARTY|' || (nullif(trim(case when coalesce(nullif(trim(nullif(trim(to_varchar("BAGIC_RM_ECODE")), '')),'')) is not null then 'EMP:' || nullif(trim(nullif(trim(to_varchar("BAGIC_RM_ECODE")), '')), '') end),'')) AS VARCHAR))), '')) as hkey</w:t>
               <w:br/>
-              <w:t xml:space="preserve">      from RAW.MAXIMUS_TRAVEL_V2.NONHLTH_TRV_UWR_VW_DATA_POLICY_DETAILS_POLICY_PROPERTY_SIMPLE_PROPERTY_PIVOT_VW</w:t>
+              <w:t xml:space="preserve">      from RAW.MAXIMUS_TRAVEL.NONHLTH_TRV_UWR_VW_DATA_POLICY_DETAILS_POLICY_PROPERTY_SIMPLE_PROPERTY_PIVOT_VW</w:t>
               <w:br/>
               <w:t xml:space="preserve">    union all</w:t>
               <w:br/>
-              <w:t xml:space="preserve">    -- via hubfeed_mtv2_party &lt;- stg2_mtv2__uwr_pol_prp</w:t>
+              <w:t xml:space="preserve">    -- via hubfeed_mt_party &lt;- stg2_mt__uwr_pol_prp</w:t>
               <w:br/>
               <w:t xml:space="preserve">    select MD5_BINARY(NULLIF(UPPER(TRIM(CAST('HUB_PARTY|' || (nullif(trim(case when coalesce(nullif(trim(nullif(trim(to_varchar("PARENT_PARTY_CODE")), '')),'')) is not null then nullif(trim(nullif(trim(to_varchar("PARENT_PARTY_CODE")), '')), '') end),'')) AS VARCHAR))), '')) as hkey</w:t>
               <w:br/>
-              <w:t xml:space="preserve">      from RAW.MAXIMUS_TRAVEL_V2.NONHLTH_TRV_UWR_VW_DATA_POLICY_DETAILS_PROPOSER_DETAILS</w:t>
+              <w:t xml:space="preserve">      from RAW.MAXIMUS_TRAVEL.NONHLTH_TRV_UWR_VW_DATA_POLICY_DETAILS_PROPOSER_DETAILS</w:t>
               <w:br/>
               <w:t xml:space="preserve">    union all</w:t>
               <w:br/>
-              <w:t xml:space="preserve">    -- via hubfeed_mtv2_party &lt;- stg2_mtv2__uwr_pol_prp</w:t>
+              <w:t xml:space="preserve">    -- via hubfeed_mt_party &lt;- stg2_mt__uwr_pol_prp</w:t>
               <w:br/>
               <w:t xml:space="preserve">    select MD5_BINARY(NULLIF(UPPER(TRIM(CAST('HUB_PARTY|' || (nullif(trim(case when coalesce(nullif(trim(nullif(trim(to_varchar("PARTY_CODE")), '')),'')) is not null then nullif(trim(nullif(trim(to_varchar("PARTY_CODE")), '')), '') end),'')) AS VARCHAR))), '')) as hkey</w:t>
               <w:br/>
-              <w:t xml:space="preserve">      from RAW.MAXIMUS_TRAVEL_V2.NONHLTH_TRV_UWR_VW_DATA_POLICY_DETAILS_PROPOSER_DETAILS</w:t>
+              <w:t xml:space="preserve">      from RAW.MAXIMUS_TRAVEL.NONHLTH_TRV_UWR_VW_DATA_POLICY_DETAILS_PROPOSER_DETAILS</w:t>
               <w:br/>
               <w:t xml:space="preserve">    union all</w:t>
               <w:br/>
-              <w:t xml:space="preserve">    -- via hubfeed_mtv2_party &lt;- stg2_mtv2__uwr_pol_prp_pa_address_prop_pv</w:t>
+              <w:t xml:space="preserve">    -- via hubfeed_mt_party &lt;- stg2_mt__uwr_pol_prp_pa_address_prop_pv</w:t>
               <w:br/>
               <w:t xml:space="preserve">    select MD5_BINARY(NULLIF(UPPER(TRIM(CAST('HUB_PARTY|' || (nullif(trim(case when coalesce(nullif(trim(w0_party_code),'')) is not null then nullif(trim(w0_party_code), '') end),'')) AS VARCHAR))), '')) as hkey</w:t>
               <w:br/>
-              <w:t xml:space="preserve">      from RAW.MAXIMUS_TRAVEL_V2.NONHLTH_TRV_UWR_VW_DATA_POLICY_DETAILS_PROPOSER_DETAILS_PARTY_ADDRESS_ADDRESS_PROPERTY_PIVOT_VW</w:t>
+              <w:t xml:space="preserve">      from RAW.MAXIMUS_TRAVEL.NONHLTH_TRV_UWR_VW_DATA_POLICY_DETAILS_PROPOSER_DETAILS_PARTY_ADDRESS_ADDRESS_PROPERTY_PIVOT_VW</w:t>
               <w:br/>
               <w:t xml:space="preserve">    union all</w:t>
               <w:br/>
-              <w:t xml:space="preserve">    -- via hubfeed_mtv2_party &lt;- stg2_mtv2__uwr_pol_prp_pp_msp_msd_prop_pv</w:t>
+              <w:t xml:space="preserve">    -- via hubfeed_mt_party &lt;- stg2_mt__uwr_pol_prp_pp_msp_msd_prop_pv</w:t>
               <w:br/>
               <w:t xml:space="preserve">    select MD5_BINARY(NULLIF(UPPER(TRIM(CAST('HUB_PARTY|' || (nullif(trim(case when coalesce(nullif(trim(w0_party_code),'')) is not null then nullif(trim(w0_party_code), '') end),'')) AS VARCHAR))), '')) as hkey</w:t>
               <w:br/>
-              <w:t xml:space="preserve">      from RAW.MAXIMUS_TRAVEL_V2.NONHLTH_TRV_UWR_VW_DATA_POLICY_DETAILS_PROPOSER_DETAILS_PARTY_PROPERTY_MULTI_SET_PROPERTY_MULTI_SET_DETAIL_PROPERTY_PIVOT_VW</w:t>
+              <w:t xml:space="preserve">      from RAW.MAXIMUS_TRAVEL.NONHLTH_TRV_UWR_VW_DATA_POLICY_DETAILS_PROPOSER_DETAILS_PARTY_PROPERTY_MULTI_SET_PROPERTY_MULTI_SET_DETAIL_PROPERTY_PIVOT_VW</w:t>
               <w:br/>
               <w:t xml:space="preserve">    union all</w:t>
               <w:br/>
-              <w:t xml:space="preserve">    -- via hubfeed_mtv2_party &lt;- stg2_mtv2__uwr_pol_prp_pp_sp_pv</w:t>
+              <w:t xml:space="preserve">    -- via hubfeed_mt_party &lt;- stg2_mt__uwr_pol_prp_pp_sp_pv</w:t>
               <w:br/>
               <w:t xml:space="preserve">    select MD5_BINARY(NULLIF(UPPER(TRIM(CAST('HUB_PARTY|' || (nullif(trim(case when coalesce(nullif(trim(nullif(trim(to_varchar("BAGIC_EMPLOYEE_CODE")), '')),'')) is not null then 'EMP:' || nullif(trim(nullif(trim(to_varchar("BAGIC_EMPLOYEE_CODE")), '')), '') end),'')) AS VARCHAR))), '')) as hkey</w:t>
               <w:br/>
-              <w:t xml:space="preserve">      from RAW.MAXIMUS_TRAVEL_V2.NONHLTH_TRV_UWR_VW_DATA_POLICY_DETAILS_PROPOSER_DETAILS_PARTY_PROPERTY_SIMPLE_PROPERTY_PIVOT_VW</w:t>
+              <w:t xml:space="preserve">      from RAW.MAXIMUS_TRAVEL.NONHLTH_TRV_UWR_VW_DATA_POLICY_DETAILS_PROPOSER_DETAILS_PARTY_PROPERTY_SIMPLE_PROPERTY_PIVOT_VW</w:t>
               <w:br/>
               <w:t xml:space="preserve">    union all</w:t>
               <w:br/>
-              <w:t xml:space="preserve">    -- via hubfeed_mtv2_party &lt;- stg2_mtv2__uwr_pol_prp_pp_sp_pv</w:t>
+              <w:t xml:space="preserve">    -- via hubfeed_mt_party &lt;- stg2_mt__uwr_pol_prp_pp_sp_pv</w:t>
               <w:br/>
               <w:t xml:space="preserve">    select MD5_BINARY(NULLIF(UPPER(TRIM(CAST('HUB_PARTY|' || (nullif(trim(case when coalesce(nullif(trim(nullif(trim(to_varchar("PARENT_PARTY_CODE")), '')),'')) is not null then nullif(trim(nullif(trim(to_varchar("PARENT_PARTY_CODE")), '')), '') end),'')) AS VARCHAR))), '')) as hkey</w:t>
               <w:br/>
-              <w:t xml:space="preserve">      from RAW.MAXIMUS_TRAVEL_V2.NONHLTH_TRV_UWR_VW_DATA_POLICY_DETAILS_PROPOSER_DETAILS_PARTY_PROPERTY_SIMPLE_PROPERTY_PIVOT_VW</w:t>
+              <w:t xml:space="preserve">      from RAW.MAXIMUS_TRAVEL.NONHLTH_TRV_UWR_VW_DATA_POLICY_DETAILS_PROPOSER_DETAILS_PARTY_PROPERTY_SIMPLE_PROPERTY_PIVOT_VW</w:t>
               <w:br/>
               <w:t xml:space="preserve">    union all</w:t>
               <w:br/>
-              <w:t xml:space="preserve">    -- via hubfeed_mtv2_party &lt;- stg2_mtv2__uwr_pol_prp_pp_sp_pv</w:t>
+              <w:t xml:space="preserve">    -- via hubfeed_mt_party &lt;- stg2_mt__uwr_pol_prp_pp_sp_pv</w:t>
               <w:br/>
               <w:t xml:space="preserve">    select MD5_BINARY(NULLIF(UPPER(TRIM(CAST('HUB_PARTY|' || (nullif(trim(case when coalesce(nullif(trim(w0_party_code),'')) is not null then nullif(trim(w0_party_code), '') end),'')) AS VARCHAR))), '')) as hkey</w:t>
               <w:br/>
-              <w:t xml:space="preserve">      from RAW.MAXIMUS_TRAVEL_V2.NONHLTH_TRV_UWR_VW_DATA_POLICY_DETAILS_PROPOSER_DETAILS_PARTY_PROPERTY_SIMPLE_PROPERTY_PIVOT_VW</w:t>
+              <w:t xml:space="preserve">      from RAW.MAXIMUS_TRAVEL.NONHLTH_TRV_UWR_VW_DATA_POLICY_DETAILS_PROPOSER_DETAILS_PARTY_PROPERTY_SIMPLE_PROPERTY_PIVOT_VW</w:t>
               <w:br/>
               <w:t xml:space="preserve">    union all</w:t>
               <w:br/>
-              <w:t xml:space="preserve">    -- via hubfeed_mtv2_party &lt;- stg2_mtv2__uwr_qpd</w:t>
+              <w:t xml:space="preserve">    -- via hubfeed_mt_party &lt;- stg2_mt__uwr_qpd</w:t>
               <w:br/>
               <w:t xml:space="preserve">    select MD5_BINARY(NULLIF(UPPER(TRIM(CAST('HUB_PARTY|' || (nullif(trim(case when coalesce(nullif(trim(nullif(trim(to_varchar("POLICY_HOLDER_CODE")), '')),'')) is not null then nullif(trim(nullif(trim(to_varchar("POLICY_HOLDER_CODE")), '')), '') end),'')) AS VARCHAR))), '')) as hkey</w:t>
               <w:br/>
-              <w:t xml:space="preserve">      from RAW.MAXIMUS_TRAVEL_V2.NONHLTH_TRV_UWR_VW_DATA_QUOTE_PARAM_DETAILS</w:t>
+              <w:t xml:space="preserve">      from RAW.MAXIMUS_TRAVEL.NONHLTH_TRV_UWR_VW_DATA_QUOTE_PARAM_DETAILS</w:t>
               <w:br/>
               <w:t xml:space="preserve">    union all</w:t>
               <w:br/>
-              <w:t xml:space="preserve">    -- via hubfeed_mtv2_party &lt;- stg2_mtv2__uwr_qpd_polp_rl_pv</w:t>
+              <w:t xml:space="preserve">    -- via hubfeed_mt_party &lt;- stg2_mt__uwr_qpd_polp_rl_pv</w:t>
               <w:br/>
               <w:t xml:space="preserve">    select MD5_BINARY(NULLIF(UPPER(TRIM(CAST('HUB_PARTY|' || (nullif(trim(case when coalesce(nullif(trim(w2_policy_holder_code),'')) is not null then nullif(trim(w2_policy_holder_code), '') end),'')) AS VARCHAR))), '')) as hkey</w:t>
               <w:br/>
-              <w:t xml:space="preserve">      from RAW.MAXIMUS_TRAVEL_V2.NONHLTH_TRV_UWR_VW_DATA_QUOTE_PARAM_DETAILS_POLICY_PROPERTY_RULE_LIST_PIVOT_VW</w:t>
+              <w:t xml:space="preserve">      from RAW.MAXIMUS_TRAVEL.NONHLTH_TRV_UWR_VW_DATA_QUOTE_PARAM_DETAILS_POLICY_PROPERTY_RULE_LIST_PIVOT_VW</w:t>
               <w:br/>
               <w:t xml:space="preserve">    union all</w:t>
               <w:br/>
-              <w:t xml:space="preserve">    -- via hubfeed_mtv2_party &lt;- stg2_mtv2__uwr_qpd_polp_rl_pv</w:t>
+              <w:t xml:space="preserve">    -- via hubfeed_mt_party &lt;- stg2_mt__uwr_qpd_polp_rl_pv</w:t>
               <w:br/>
               <w:t xml:space="preserve">    select MD5_BINARY(NULLIF(UPPER(TRIM(CAST('HUB_PARTY|' || (nullif(trim(case when coalesce(nullif(trim(nullif(trim(to_varchar("BAGIC_RM_ECODE")), '')),'')) is not null then 'EMP:' || nullif(trim(nullif(trim(to_varchar("BAGIC_RM_ECODE")), '')), '') end),'')) AS VARCHAR))), '')) as hkey</w:t>
               <w:br/>
-              <w:t xml:space="preserve">      from RAW.MAXIMUS_TRAVEL_V2.NONHLTH_TRV_UWR_VW_DATA_QUOTE_PARAM_DETAILS_POLICY_PROPERTY_RULE_LIST_PIVOT_VW</w:t>
+              <w:t xml:space="preserve">      from RAW.MAXIMUS_TRAVEL.NONHLTH_TRV_UWR_VW_DATA_QUOTE_PARAM_DETAILS_POLICY_PROPERTY_RULE_LIST_PIVOT_VW</w:t>
               <w:br/>
               <w:t xml:space="preserve">    union all</w:t>
               <w:br/>
-              <w:t xml:space="preserve">    -- via hubfeed_mtv2_party &lt;- stg2_mtv2__uwr_qpd_polp_rl_pv</w:t>
+              <w:t xml:space="preserve">    -- via hubfeed_mt_party &lt;- stg2_mt__uwr_qpd_polp_rl_pv</w:t>
               <w:br/>
               <w:t xml:space="preserve">    select MD5_BINARY(NULLIF(UPPER(TRIM(CAST('HUB_PARTY|' || (nullif(trim(case when coalesce(nullif(trim(nullif(trim(to_varchar("SUB_IMD_CODE")), '')),'')) is not null then 'IMD:' || nullif(trim(nullif(trim(to_varchar("SUB_IMD_CODE")), '')), '') end),'')) AS VARCHAR))), '')) as hkey</w:t>
               <w:br/>
-              <w:t xml:space="preserve">      from RAW.MAXIMUS_TRAVEL_V2.NONHLTH_TRV_UWR_VW_DATA_QUOTE_PARAM_DETAILS_POLICY_PROPERTY_RULE_LIST_PIVOT_VW</w:t>
+              <w:t xml:space="preserve">      from RAW.MAXIMUS_TRAVEL.NONHLTH_TRV_UWR_VW_DATA_QUOTE_PARAM_DETAILS_POLICY_PROPERTY_RULE_LIST_PIVOT_VW</w:t>
               <w:br/>
               <w:t xml:space="preserve">    union all</w:t>
               <w:br/>
-              <w:t xml:space="preserve">    -- via hubfeed_mtv2_party &lt;- stg2_mtv2__uwr_qpd_rskl</w:t>
+              <w:t xml:space="preserve">    -- via hubfeed_mt_party &lt;- stg2_mt__uwr_qpd_rskl</w:t>
               <w:br/>
               <w:t xml:space="preserve">    select MD5_BINARY(NULLIF(UPPER(TRIM(CAST('HUB_PARTY|' || (nullif(trim(case when coalesce(nullif(trim(nullif(trim(to_varchar("PARTY_CODE")), '')),'')) is not null then nullif(trim(nullif(trim(to_varchar("PARTY_CODE")), '')), '') end),'')) AS VARCHAR))), '')) as hkey</w:t>
               <w:br/>
-              <w:t xml:space="preserve">      from RAW.MAXIMUS_TRAVEL_V2.NONHLTH_TRV_UWR_VW_DATA_QUOTE_PARAM_DETAILS_RISK_LIST</w:t>
+              <w:t xml:space="preserve">      from RAW.MAXIMUS_TRAVEL.NONHLTH_TRV_UWR_VW_DATA_QUOTE_PARAM_DETAILS_RISK_LIST</w:t>
               <w:br/>
               <w:t xml:space="preserve">    union all</w:t>
               <w:br/>
-              <w:t xml:space="preserve">    -- via hubfeed_mtv2_party &lt;- stg2_mtv2__uwr_qpd_rskl</w:t>
+              <w:t xml:space="preserve">    -- via hubfeed_mt_party &lt;- stg2_mt__uwr_qpd_rskl</w:t>
               <w:br/>
               <w:t xml:space="preserve">    select MD5_BINARY(NULLIF(UPPER(TRIM(CAST('HUB_PARTY|' || (nullif(trim(case when coalesce(nullif(trim(nullif(trim(to_varchar("ADDITIONAL_PARTY_CODE")), '')),'')) is not null then nullif(trim(nullif(trim(to_varchar("ADDITIONAL_PARTY_CODE")), '')), '') end),'')) AS VARCHAR))), '')) as hkey</w:t>
               <w:br/>
-              <w:t xml:space="preserve">      from RAW.MAXIMUS_TRAVEL_V2.NONHLTH_TRV_UWR_VW_DATA_QUOTE_PARAM_DETAILS_RISK_LIST</w:t>
+              <w:t xml:space="preserve">      from RAW.MAXIMUS_TRAVEL.NONHLTH_TRV_UWR_VW_DATA_QUOTE_PARAM_DETAILS_RISK_LIST</w:t>
               <w:br/>
               <w:t xml:space="preserve">    union all</w:t>
               <w:br/>
-              <w:t xml:space="preserve">    -- via hubfeed_mtv2_party &lt;- stg2_mtv2__uwr_qpd_rskl_msp_imsd_inp_pv</w:t>
+              <w:t xml:space="preserve">    -- via hubfeed_mt_party &lt;- stg2_mt__uwr_qpd_rskl_msp_imsd_inp_pv</w:t>
               <w:br/>
               <w:t xml:space="preserve">    select MD5_BINARY(NULLIF(UPPER(TRIM(CAST('HUB_PARTY|' || (nullif(trim(case when coalesce(nullif(trim(nullif(trim(to_varchar("NOMINEE_NAME")), '')),'')) is not null then 'NOMINEE:' || md5(upper(trim(nullif(trim(nullif(trim(to_varchar("NOMINEE_NAME")), '')), '')))) end),'')) AS VARCHAR))), '')) as hkey</w:t>
               <w:br/>
-              <w:t xml:space="preserve">      from RAW.MAXIMUS_TRAVEL_V2.NONHLTH_TRV_UWR_VW_DATA_QUOTE_PARAM_DETAILS_RISK_LIST_MULTI_SET_PROPERTY_INPUT_MULTI_SET_DETAIL_INPUT_PROPERTY_PIVOT_VW</w:t>
+              <w:t xml:space="preserve">      from RAW.MAXIMUS_TRAVEL.NONHLTH_TRV_UWR_VW_DATA_QUOTE_PARAM_DETAILS_RISK_LIST_MULTI_SET_PROPERTY_INPUT_MULTI_SET_DETAIL_INPUT_PROPERTY_PIVOT_VW</w:t>
               <w:br/>
               <w:t xml:space="preserve">    union all</w:t>
               <w:br/>
-              <w:t xml:space="preserve">    -- via hubfeed_mtv2_party &lt;- stg2_mtv2__uwr_qpd_rskl_rskp_rl_pv</w:t>
+              <w:t xml:space="preserve">    -- via hubfeed_mt_party &lt;- stg2_mt__uwr_qpd_rskl_rskp_rl_pv</w:t>
               <w:br/>
               <w:t xml:space="preserve">    select MD5_BINARY(NULLIF(UPPER(TRIM(CAST('HUB_PARTY|' || (nullif(trim(case when coalesce(nullif(trim(w2_policy_holder_code),'')) is not null then nullif(trim(w2_policy_holder_code), '') end),'')) AS VARCHAR))), '')) as hkey</w:t>
               <w:br/>
-              <w:t xml:space="preserve">      from RAW.MAXIMUS_TRAVEL_V2.NONHLTH_TRV_UWR_VW_DATA_QUOTE_PARAM_DETAILS_RISK_LIST_RISK_PROPERTY_RULE_LIST_PIVOT_VW</w:t>
+              <w:t xml:space="preserve">      from RAW.MAXIMUS_TRAVEL.NONHLTH_TRV_UWR_VW_DATA_QUOTE_PARAM_DETAILS_RISK_LIST_RISK_PROPERTY_RULE_LIST_PIVOT_VW</w:t>
               <w:br/>
               <w:t xml:space="preserve">    union all</w:t>
               <w:br/>
-              <w:t xml:space="preserve">    -- via hubfeed_mtv2_party &lt;- stg2_mtv2_up__clm_clmd_clmap_pv__sat_common_contact &lt;- up_mtv2__clm_clmd_clmap_pv__sat_common_contact  (+1 more feed(s) on the same RAW table + key)</w:t>
+              <w:t xml:space="preserve">    -- via hubfeed_mt_party &lt;- stg2_mt_up__clm_clmd_clmap_pv__sat_common_contact &lt;- up_mt__clm_clmd_clmap_pv__sat_common_contact  (+1 more feed(s) on the same RAW table + key)</w:t>
               <w:br/>
               <w:t xml:space="preserve">    select MD5_BINARY(NULLIF(UPPER(TRIM(CAST('HUB_PARTY|' || ((nullif(trim(case when coalesce(nullif(trim(nullif(trim(to_varchar("CUSTOMERID")), '')),'')) is not null then nullif(trim(nullif(trim(to_varchar("CUSTOMERID")), '')), '') end),''))) AS VARCHAR))), '')) as hkey</w:t>
               <w:br/>
-              <w:t xml:space="preserve">      from RAW.MAXIMUS_TRAVEL_V2.NONHLTH_TRV_CLM_VW_DATA_CLAIM_DETAILS_CLAIM_ATTRIBUTE_PROPERTIES_PIVOT_VW</w:t>
+              <w:t xml:space="preserve">      from RAW.MAXIMUS_TRAVEL.NONHLTH_TRV_CLM_VW_DATA_CLAIM_DETAILS_CLAIM_ATTRIBUTE_PROPERTIES_PIVOT_VW</w:t>
               <w:br/>
               <w:t xml:space="preserve">     where (nullif(trim(to_varchar("EMAIL")), '') is not null) or (nullif(trim(to_varchar("COMMUNICATION_EMAIL_ID")), '') is not null) or (nullif(trim(to_varchar("INSURED_EMAIL_ID")), '') is not null) or (nullif(trim(to_varchar("ALTERNATE_MOBILE_NUMBER_BELONGS_TO")), '') is not null or nullif(trim(to_varchar("ALTERNATE_MOBILE_NUMBERCLAIMS")), '') is not null) or (nullif(trim(to_varchar("COMMUNICATION_CONTACT_NUMBER")), '') is not null) or (nullif(trim(to_varchar("INSURED_MOBILE_NUMBER")), '') is not null) or (nullif(trim(to_varchar("INSURED_CONTACT_NUMBER")), '') is not null) or (nullif(trim(to_varchar("KEY_CONTACT_NUMBER")), '') is not null) or (nullif(trim(to_varchar("INSURED_AADHAR_NUMBER")), '') is not null) or (nullif(trim(to_varchar("ENTER_CKYC_NO")), '') is not null) or (nullif(trim(to_varchar("IDENTIFICATION_NUMBER")), '') is not null) or (nullif(trim(to_varchar("GSTN_NUMBER")), '') is not null) or (nullif(trim(to_varchar("INSURED_PAN_NUMBER")), '') is not null) or (nullif(trim(to_varchar("ENTER_VOTER_ID")), '') is not null)</w:t>
               <w:br/>
               <w:t xml:space="preserve">    union all</w:t>
               <w:br/>
-              <w:t xml:space="preserve">    -- via hubfeed_mtv2_party &lt;- stg2_mtv2_up__uwr_pol_ins_mbr_pa_address_prop_pv__sat_common_contact &lt;- up_mtv2__uwr_pol_ins_mbr_pa_address_prop_pv__sat_common_contact</w:t>
+              <w:t xml:space="preserve">    -- via hubfeed_mt_party &lt;- stg2_mt_up__uwr_pol_ins_mbr_pa_address_prop_pv__sat_common_contact &lt;- up_mt__uwr_pol_ins_mbr_pa_address_prop_pv__sat_common_contact</w:t>
               <w:br/>
               <w:t xml:space="preserve">    select MD5_BINARY(NULLIF(UPPER(TRIM(CAST('HUB_PARTY|' || ((nullif(trim(case when coalesce(nullif(trim(w0_party_code),'')) is not null then nullif(trim(w0_party_code), '') end),''))) AS VARCHAR))), '')) as hkey</w:t>
               <w:br/>
-              <w:t xml:space="preserve">      from RAW.MAXIMUS_TRAVEL_V2.NONHLTH_TRV_UWR_VW_DATA_POLICY_DETAILS_INSURED_DETAILS_MEMBER_DETAILS_PARTY_ADDRESS_ADDRESS_PROPERTY_PIVOT_VW</w:t>
+              <w:t xml:space="preserve">      from RAW.MAXIMUS_TRAVEL.NONHLTH_TRV_UWR_VW_DATA_POLICY_DETAILS_INSURED_DETAILS_MEMBER_DETAILS_PARTY_ADDRESS_ADDRESS_PROPERTY_PIVOT_VW</w:t>
               <w:br/>
               <w:t xml:space="preserve">     where (nullif(trim(to_varchar("ALTERNATE_MOB_NUMBERLANDLINE_NUMBER")), '') is not null) or (nullif(trim(to_varchar("WHATSAPP_NO")), '') is not null) or (nullif(trim(to_varchar("FACEBOOK_ID")), '') is not null) or (nullif(trim(to_varchar("INSTAGRAM_ID")), '') is not null) or (nullif(trim(to_varchar("LINKED_IN_ID")), '') is not null) or (nullif(trim(to_varchar("TWITTER_ID")), '') is not null)</w:t>
               <w:br/>
               <w:t xml:space="preserve">    union all</w:t>
               <w:br/>
-              <w:t xml:space="preserve">    -- via hubfeed_mtv2_party &lt;- stg2_mtv2_up__uwr_pol_ins_mbr_pp_sp_pv__sat_common_contact &lt;- up_mtv2__uwr_pol_ins_mbr_pp_sp_pv__sat_common_contact  (+2 more feed(s) on the same RAW table + key)</w:t>
+              <w:t xml:space="preserve">    -- via hubfeed_mt_party &lt;- stg2_mt_up__uwr_pol_ins_mbr_pp_sp_pv__sat_common_contact &lt;- up_mt__uwr_pol_ins_mbr_pp_sp_pv__sat_common_contact  (+2 more feed(s) on the same RAW table + key)</w:t>
               <w:br/>
               <w:t xml:space="preserve">    select MD5_BINARY(NULLIF(UPPER(TRIM(CAST('HUB_PARTY|' || ((nullif(trim(case when coalesce(nullif(trim(w0_party_code),'')) is not null then nullif(trim(w0_party_code), '') end),''))) AS VARCHAR))), '')) as hkey</w:t>
               <w:br/>
-              <w:t xml:space="preserve">      from RAW.MAXIMUS_TRAVEL_V2.NONHLTH_TRV_UWR_VW_DATA_POLICY_DETAILS_INSURED_DETAILS_MEMBER_DETAILS_PARTY_PROPERTY_SIMPLE_PROPERTY_PIVOT_VW</w:t>
+              <w:t xml:space="preserve">      from RAW.MAXIMUS_TRAVEL.NONHLTH_TRV_UWR_VW_DATA_POLICY_DETAILS_INSURED_DETAILS_MEMBER_DETAILS_PARTY_PROPERTY_SIMPLE_PROPERTY_PIVOT_VW</w:t>
               <w:br/>
               <w:t xml:space="preserve">     where (nullif(trim(to_varchar("CLAIM_MOBILE_NUMBER")), '') is not null) or (nullif(trim(to_varchar("KYC_MOBILE_NUMBER")), '') is not null) or (nullif(trim(to_varchar("ID_NUMBER")), '') is not null or nullif(trim(to_varchar("IDENTIFICATION_PROOF_EFFECTIVE_DATE")), '') is not null) or (nullif(trim(to_varchar("AADHAAR_NUMBER")), '') is not null or nullif(trim(to_varchar("POA_AADHAR_CARD_STATUS")), '') is not null or nullif(trim(to_varchar("UID")), '') is not null) or (nullif(trim(to_varchar("AADHAAR_ENROLLMENT_NO")), '') is not null) or (nullif(trim(to_varchar("VID")), '') is not null) or (nullif(trim(to_varchar("ABHA_ID")), '') is not null) or (nullif(trim(to_varchar("DOB_PROOF")), '') is not null) or (nullif(trim(to_varchar("CIN_NUMBER")), '') is not null) or (nullif(trim(to_varchar("CKYC_NUMBER")), '') is not null or nullif(trim(to_varchar("CLAIM_CKYC_NUMBER")), '') is not null) or (nullif(trim(to_varchar("DRIVING_LICENSE_EXPIRY_DATE")), '') is not null or nullif(trim(to_varchar("DRIVING_LICENSE_ISSUE_DATE")), '') is not null or nullif(trim(to_varchar("DRIVING_LICENSE_NUMBER")), '') is not null or nullif(trim(to_varchar("DRIVING_LICENSE_PLACE_OF_ISSUE")), '') is not null or nullif(trim(to_varchar("POA_DRIVING_LICENSE_STATUS")), '') is not null) or (nullif(trim(to_varchar("E_INSURANCE_DEMAT_ACCOUNT_VERIFIED")), '') is not null or nullif(trim(to_varchar("EIA_NUMBER")), '') is not null or nullif(trim(to_varchar("INSURANCE_REPOSITORY_CODE")), '') is not null) or (nullif(trim(to_varchar("POI_FORM_60_STATUS")), '') is not null) or (nullif(trim(to_varchar("EXPIRY_DATE")), '') is not null) or (nullif(trim(to_varchar("GSTIN_ISSUANCE_DT")), '') is not null or nullif(trim(to_varchar("GSTINUIN")), '') is not null or nullif(trim(to_varchar("GSTN_NUMBER")), '') is not null or nullif(trim(to_varchar("GSTN_REGN_STATUS")), '') is not null or nullif(trim(to_varchar("GSTN_STATUS")), '') is not null or nullif(trim(to_varchar("GSTN_TAXPAYER_TYPE")), '') is not null) or (nullif(trim(to_varchar("NREGA_JOB_CARD")), '') is not null or nullif(trim(to_varchar("POA_NREGA_JOB_CARD_STATUS")), '') is not null) or (nullif(trim(to_varchar("PAN_NUMBER")), '') is not null or nullif(trim(to_varchar("POI_PAN_CARD_STATUS")), '') is not null) or (nullif(trim(to_varchar("POA_PASSPORT_STATUS")), '') is not null) or (nullif(trim(to_varchar("POA_DOCUMENT_STATUS")), '') is not null or nullif(trim(to_varchar("PROOF_OF_ADDRESS_SUBMITTED_FOR_CURRENT_PERMANENT_OVERSEAS_ADDRESS")), '') is not null) or (nullif(trim(to_varchar("POI_DOCUMENT_STATUS")), '') is not null) or (nullif(trim(to_varchar("SEZ_REGISTRATION_DATE")), '') is not null or nullif(trim(to_varchar("SEZ_REGISTRATION_NO")), '') is not null) or (nullif(trim(to_varchar("TAN_NUMBER")), '') is not null) or (nullif(trim(to_varchar("VOTER_ID")), '') is not null) or (nullif(trim(to_varchar("POA_STATUS")), '') is not null) or (nullif(trim(to_varchar("POI_STATUS")), '') is not null)</w:t>
               <w:br/>
               <w:t xml:space="preserve">    union all</w:t>
               <w:br/>
-              <w:t xml:space="preserve">    -- via hubfeed_mtv2_party &lt;- stg2_mtv2_up__uwr_pol_prp_pa_address_prop_pv__sat_common_contact &lt;- up_mtv2__uwr_pol_prp_pa_address_prop_pv__sat_common_contact</w:t>
+              <w:t xml:space="preserve">    -- via hubfeed_mt_party &lt;- stg2_mt_up__uwr_pol_prp_pa_address_prop_pv__sat_common_contact &lt;- up_mt__uwr_pol_prp_pa_address_prop_pv__sat_common_contact</w:t>
               <w:br/>
               <w:t xml:space="preserve">    select MD5_BINARY(NULLIF(UPPER(TRIM(CAST('HUB_PARTY|' || ((nullif(trim(case when coalesce(nullif(trim(w0_party_code),'')) is not null then nullif(trim(w0_party_code), '') end),''))) AS VARCHAR))), '')) as hkey</w:t>
               <w:br/>
-              <w:t xml:space="preserve">      from RAW.MAXIMUS_TRAVEL_V2.NONHLTH_TRV_UWR_VW_DATA_POLICY_DETAILS_PROPOSER_DETAILS_PARTY_ADDRESS_ADDRESS_PROPERTY_PIVOT_VW</w:t>
+              <w:t xml:space="preserve">      from RAW.MAXIMUS_TRAVEL.NONHLTH_TRV_UWR_VW_DATA_POLICY_DETAILS_PROPOSER_DETAILS_PARTY_ADDRESS_ADDRESS_PROPERTY_PIVOT_VW</w:t>
               <w:br/>
               <w:t xml:space="preserve">     where (nullif(trim(to_varchar("ALTERNATE_MOB_NUMBERLANDLINE_NUMBER")), '') is not null) or (nullif(trim(to_varchar("WHATSAPP_NO")), '') is not null) or (nullif(trim(to_varchar("FACEBOOK_ID")), '') is not null) or (nullif(trim(to_varchar("INSTAGRAM_ID")), '') is not null) or (nullif(trim(to_varchar("LINKED_IN_ID")), '') is not null) or (nullif(trim(to_varchar("TWITTER_ID")), '') is not null)</w:t>
               <w:br/>
               <w:t xml:space="preserve">    union all</w:t>
               <w:br/>
-              <w:t xml:space="preserve">    -- via hubfeed_mtv2_party &lt;- stg2_mtv2_up__uwr_pol_prp_pp_sp_pv__sat_common_contact &lt;- up_mtv2__uwr_pol_prp_pp_sp_pv__sat_common_contact  (+3 more feed(s) on the same RAW table + key)</w:t>
+              <w:t xml:space="preserve">    -- via hubfeed_mt_party &lt;- stg2_mt_up__uwr_pol_prp_pp_sp_pv__sat_common_contact &lt;- up_mt__uwr_pol_prp_pp_sp_pv__sat_common_contact  (+3 more feed(s) on the same RAW table + key)</w:t>
               <w:br/>
               <w:t xml:space="preserve">    select MD5_BINARY(NULLIF(UPPER(TRIM(CAST('HUB_PARTY|' || ((nullif(trim(case when coalesce(nullif(trim(w0_party_code),'')) is not null then nullif(trim(w0_party_code), '') end),''))) AS VARCHAR))), '')) as hkey</w:t>
               <w:br/>
-              <w:t xml:space="preserve">      from RAW.MAXIMUS_TRAVEL_V2.NONHLTH_TRV_UWR_VW_DATA_POLICY_DETAILS_PROPOSER_DETAILS_PARTY_PROPERTY_SIMPLE_PROPERTY_PIVOT_VW</w:t>
+              <w:t xml:space="preserve">      from RAW.MAXIMUS_TRAVEL.NONHLTH_TRV_UWR_VW_DATA_POLICY_DETAILS_PROPOSER_DETAILS_PARTY_PROPERTY_SIMPLE_PROPERTY_PIVOT_VW</w:t>
               <w:br/>
               <w:t xml:space="preserve">     where (nullif(trim(to_varchar("ALTERNATE_MOB_NUMBERLANDLINE_NUMBER")), '') is not null) or (nullif(trim(to_varchar("CLAIM_MOBILE_NUMBER")), '') is not null) or (nullif(trim(to_varchar("KYC_MOBILE_NUMBER")), '') is not null) or (nullif(trim(to_varchar("INTERMEDIARY_TYPE")), '') is not null) or (1 = 1) or (nullif(trim(to_varchar("ID_NUMBER")), '') is not null or nullif(trim(to_varchar("ID_PROOF")), '') is not null or nullif(trim(to_varchar("IDENTIFICATION_PROOF")), '') is not null or nullif(trim(to_varchar("IDENTIFICATION_PROOF_EFFECTIVE_DATE")), '') is not null) or (nullif(trim(to_varchar("AADHAAR_NUMBER")), '') is not null or nullif(trim(to_varchar("AADHAR_NO")), '') is not null or nullif(trim(to_varchar("POA_AADHAR_CARD_STATUS")), '') is not null or nullif(trim(to_varchar("UID")), '') is not null) or (nullif(trim(to_varchar("AADHAAR_ENROLLMENT_NO")), '') is not null) or (nullif(trim(to_varchar("VID")), '') is not null) or (nullif(trim(to_varchar("ABHA_ID")), '') is not null) or (nullif(trim(to_varchar("DOB_PROOF")), '') is not null) or (nullif(trim(to_varchar("CIN_NUMBER")), '') is not null) or (nullif(trim(to_varchar("CKYC_NUMBER")), '') is not null or nullif(trim(to_varchar("CLAIM_CKYC_NUMBER")), '') is not null) or (nullif(trim(to_varchar("DRIVING_LICENSE_EXPIRY_DATE")), '') is not null or nullif(trim(to_varchar("DRIVING_LICENSE_ISSUE_DATE")), '') is not null or nullif(trim(to_varchar("DRIVING_LICENSE_NUMBER")), '') is not null or nullif(trim(to_varchar("DRIVING_LICENSE_PLACE_OF_ISSUE")), '') is not null or nullif(trim(to_varchar("POA_DRIVING_LICENSE_STATUS")), '') is not null) or (nullif(trim(to_varchar("E_INSURANCE_DEMAT_ACCOUNT_VERIFIED")), '') is not null or nullif(trim(to_varchar("EIA_NUMBER")), '') is not null or nullif(trim(to_varchar("INSURANCE_REPOSITORY_CODE")), '') is not null) or (nullif(trim(to_varchar("POI_FORM_60_STATUS")), '') is not null) or (nullif(trim(to_varchar("EXPIRY_DATE")), '') is not null) or (nullif(trim(to_varchar("GSTIN_ISSUANCE_DT")), '') is not null or nullif(trim(to_varchar("GSTINUIN")), '') is not null or nullif(trim(to_varchar("GSTN_NUMBER")), '') is not null or nullif(trim(to_varchar("GSTN_REGN_STATUS")), '') is not null or nullif(trim(to_varchar("GSTN_STATUS")), '') is not null or nullif(trim(to_varchar("GSTN_TAXPAYER_TYPE")), '') is not null or nullif(trim(to_varchar("TAXPAYER_TYPE")), '') is not null) or (nullif(trim(to_varchar("NREGA_JOB_CARD")), '') is not null or nullif(trim(to_varchar("POA_NREGA_JOB_CARD_STATUS")), '') is not null) or (nullif(trim(to_varchar("PAN_NO")), '') is not null or nullif(trim(to_varchar("PAN_NUMBER")), '') is not null or nullif(trim(to_varchar("POI_PAN_CARD_STATUS")), '') is not null) or (nullif(trim(to_varchar("POA_PASSPORT_STATUS")), '') is not null) or (nullif(trim(to_varchar("POA_DOCUMENT_STATUS")), '') is not null or nullif(trim(to_varchar("PROOF_OF_ADDRESS_SUBMITTED_FOR_CURRENT_PERMANENT_OVERSEAS_ADDRESS")), '') is not null) or (nullif(trim(to_varchar("POI_DOCUMENT_STATUS")), '') is not null) or (nullif(trim(to_varchar("SEPZ_REGISTRATION_DATE")), '') is not null or nullif(trim(to_varchar("SEPZ_REGISTRATION_NO")), '') is not null) or (nullif(trim(to_varchar("SERVICE_TAX")), '') is not null) or (nullif(trim(to_varchar("SEZ_EXPIRY_DATE")), '') is not null or nullif(trim(to_varchar("SEZ_REGISTRATION_DATE")), '') is not null or nullif(trim(to_varchar("SEZ_REGISTRATION_NO")), '') is not null) or (nullif(trim(to_varchar("TAN_NUMBER")), '') is not null) or (nullif(trim(to_varchar("VOTER_ID")), '') is not null) or (nullif(trim(to_varchar("POA_STATUS")), '') is not null) or (nullif(trim(to_varchar("POI_STATUS")), '') is not null)</w:t>
               <w:br/>
@@ -3064,7 +3064,7 @@
         <w:t xml:space="preserve">Note: </w:t>
       </w:r>
       <w:r>
-        <w:t xml:space="preserve">Hub rows scoped by RECORD_SOURCE value set (travel feeds only) to avoid colliding with the partner build in the shared vault. 12 RAW key branch(es): NONHLTH_TRV_CLM_VW_DATA_CLAIM_DETAILS.POLICYNO (POLICY_HKEY), NONHLTH_TRV_CLM_VW_DATA_CLAIM_DETAILS_CLAIM_ATTRIBUTE_PROPERTIES_PIVOT_VW.MASTER_POLICY_NUMBER (POLICY_HKEY__MASTER_POLICY), NONHLTH_TRV_UWR_VW_DATA_POLICY_DETAILS.POLICY_NUMBER (POLICY_HKEY), NONHLTH_TRV_UWR_VW_DATA_POLICY_DETAILS_INSURED_DETAILS_MEMBER_DETAILS.[] (POLICY_HKEY__INSURED_MEMBER), NONHLTH_TRV_UWR_VW_DATA_POLICY_DETAILS_INSURED_DETAILS_MEMBER_DETAILS_PARTY_RELATION.FOREIGN_KEY (POLICY_HKEY__INSURED_MEMBER), NONHLTH_TRV_UWR_VW_DATA_POLICY_DETAILS_POLICY_PROPERTY_SIMPLE_PROPERTY_PIVOT_VW.MASTER_POLICY_NUMBER (POLICY_HKEY__MASTER_POLICY), NONHLTH_TRV_UWR_VW_DATA_POLICY_DETAILS_POLICY_PROPERTY_SIMPLE_PROPERTY_PIVOT_VW.EXPIRING_POLICY_NUMBER (POLICY_HKEY__PREVIOUS_POLICY), NONHLTH_TRV_UWR_VW_DATA_POLICY_DETAILS_PREVIOUS_POLICY_DETAILS.POLICY_NUMBER (POLICY_HKEY__PREVIOUS_POLICY), NONHLTH_TRV_UWR_VW_DATA_POLICY_DETAILS_PROPOSER_DETAILS_PARTY_RELATION.FOREIGN_KEY (POLICY_HKEY__PROPOSER), NONHLTH_TRV_UWR_VW_DATA_QUOTE_PARAM_DETAILS_POLICY_PROPERTY_RULE_LIST_PIVOT_VW.MASTER_POLICY_NUMBER (POLICY_HKEY__MASTER_POLICY), NONHLTH_TRV_UWR_VW_DATA_QUOTE_PARAM_DETAILS_POLICY_PROPERTY_RULE_LIST_PIVOT_VW.EXPIRING_POLICY_NUMBER (POLICY_HKEY__PREVIOUS_POLICY), NONHLTH_TRV_UWR_VW_DATA_QUOTE_PARAM_DETAILS_POLICY_PROPERTY_RULE_LIST_PIVOT_VW.PREVIOUS_POLICY_NUMBER (POLICY_HKEY__PREVIOUS_POLICY_PORTABILITY). Travel RECORD_SOURCE value(s) parsed from feeds: MAXIMUS_NONHLTH_TRV_CLM_VW_DATA_CLAIM_DETAILS, MAXIMUS_NONHLTH_TRV_CLM_VW_DATA_CLAIM_DETAILS_CLAIM_ATTRIBUTE_PROPERTIES_PIVOT_VW, MAXIMUS_NONHLTH_TRV_CLM_VW_DATA_CLAIM_DETAILS_CLAIM_RISK_RISK_ATTRIBUTE_MULTI_SET_PROPERTY_MULTI_SET_DETAIL_PROPERTY_PIVOT_VW, MAXIMUS_NONHLTH_TRV_UWR_VW_DATA_POLICY_DETAILS, MAXIMUS_NONHLTH_TRV_UWR_VW_DATA_POLICY_DETAILS_DISPATCH_DETAILS, MAXIMUS_NONHLTH_TRV_UWR_VW_DATA_POLICY_DETAILS_ENDORSEMENT_DETAILS (+14 more). Excluded: hubfeed_mtv2_policy &lt;- stg2_mtv2__clm_clmd_clmap_pv: key uses walk column(s) w1_policyno from parent view(s) -- not resolvable to a single RAW table in the first-cut, skipped.. Excluded: hubfeed_mtv2_policy &lt;- stg2_mtv2__clm_clmd_clmrsk_rska_msp_msd_prop_pv: key uses walk column(s) w1_policyno from parent view(s) -- not resolvable to a single RAW table in the first-cut, skipped.. Excluded: hubfeed_mtv2_policy &lt;- stg2_mtv2__uwr_pol_disp: key uses walk column(s) w0_policy_number from parent view(s) -- not resolvable to a single RAW table in the first-cut, skipped.. Excluded: hubfeed_mtv2_policy &lt;- stg2_mtv2__uwr_pol_endt: key uses walk column(s) w0_policy_number from parent view(s) -- not resolvable to a single RAW table in the first-cut, skipped.. Excluded: hubfeed_mtv2_policy &lt;- stg2_mtv2__uwr_pol_ins_cov: key uses walk column(s) w0_policy_number from parent view(s) -- not resolvable to a single RAW table in the first-cut, skipped.. Excluded: hubfeed_mtv2_policy &lt;- stg2_mtv2__uwr_pol_ins_cov_covp_sp_pv: key uses walk column(s) w0_policy_number from parent view(s) -- not resolvable to a single RAW table in the first-cut, skipped.. Excluded: hubfeed_mtv2_policy &lt;- stg2_mtv2__uwr_pol_ins_rskp_sp_pv: key uses walk column(s) w0_policy_number from parent view(s) -- not resolvable to a single RAW table in the first-cut, skipped.. Excluded: hubfeed_mtv2_policy &lt;- stg2_mtv2__uwr_pol_policy_relation: key uses walk column(s) w0_policy_number from parent view(s) -- not resolvable to a single RAW table in the first-cut, skipped.. Excluded: hubfeed_mtv2_policy &lt;- stg2_mtv2__uwr_pol_polp_msp_msd_prop_pv: key uses walk column(s) w0_policy_number from parent view(s) -- not resolvable to a single RAW table in the first-cut, skipped.. Excluded: hubfeed_mtv2_policy &lt;- stg2_mtv2__uwr_pol_polp_sp_pv: key uses walk column(s) w0_policy_number from parent view(s) -- not resolvable to a single RAW table in the first-cut, skipped.. Excluded: hubfeed_mtv2_policy &lt;- stg2_mtv2__uwr_pol_prp: key uses walk column(s) w0_policy_number from parent view(s) -- not resolvable to a single RAW table in the first-cut, skipped.. Excluded: hubfeed_mtv2_policy &lt;- stg2_mtv2__uwr_pol_wrk: key uses walk column(s) w0_policy_number from parent view(s) -- not resolvable to a single RAW table in the first-cut, skipped.. Excluded: hubfeed_mtv2_policy &lt;- stg2_mtv2__uwr_prem: key uses walk column(s) w0_policy_number from parent view(s) -- not resolvable to a single RAW table in the first-cut, skipped.. Excluded: hubfeed_mtv2_policy &lt;- stg2_mtv2_up__uwr_pol_ins_cov_covp_sp_pv__sat_policy_premium_head &lt;- up_mtv2__uwr_pol_ins_cov_covp_sp_pv__sat_policy_premium_head: arm uses walk column(s), skipped.. Excluded: hubfeed_mtv2_policy &lt;- stg2_mtv2_up__uwr_pol_ins_cov_covp_sp_pv__sat_policy_premium_head &lt;- up_mtv2__uwr_pol_ins_cov_covp_sp_pv__sat_policy_premium_head: arm uses walk column(s), skipped.. Excluded: hubfeed_mtv2_policy &lt;- stg2_mtv2_up__uwr_pol_ins_cov_covp_sp_pv__sat_policy_premium_head &lt;- up_mtv2__uwr_pol_ins_cov_covp_sp_pv__sat_policy_premium_head: arm uses walk column(s), skipped.. Excluded: hubfeed_mtv2_policy &lt;- stg2_mtv2_up__uwr_pol_ins_cov_covp_sp_pv__sat_policy_premium_head &lt;- up_mtv2__uwr_pol_ins_cov_covp_sp_pv__sat_policy_premium_head: arm uses walk column(s), skipped.. Excluded: hubfeed_mtv2_policy &lt;- stg2_mtv2_up__uwr_pol_ins_cov_covp_sp_pv__sat_policy_premium_head &lt;- up_mtv2__uwr_pol_ins_cov_covp_sp_pv__sat_policy_premium_head: arm uses walk column(s), skipped.. Excluded: hubfeed_mtv2_policy &lt;- stg2_mtv2_up__uwr_pol_ins_cov_covp_sp_pv__sat_policy_premium_head &lt;- up_mtv2__uwr_pol_ins_cov_covp_sp_pv__sat_policy_premium_head: arm uses walk column(s), skipped.. Excluded: hubfeed_mtv2_policy &lt;- stg2_mtv2_up__uwr_pol_ins_cov_covp_sp_pv__sat_policy_premium_head &lt;- up_mtv2__uwr_pol_ins_cov_covp_sp_pv__sat_policy_premium_head: arm uses walk column(s), skipped.. Excluded: hubfeed_mtv2_policy &lt;- stg2_mtv2_up__uwr_pol_ins_cov_covp_sp_pv__sat_policy_premium_head &lt;- up_mtv2__uwr_pol_ins_cov_covp_sp_pv__sat_policy_premium_head: arm uses walk column(s), skipped.. Excluded: hubfeed_mtv2_policy &lt;- stg2_mtv2_up__uwr_pol_ins_cov_covp_sp_pv__sat_policy_premium_head &lt;- up_mtv2__uwr_pol_ins_cov_covp_sp_pv__sat_policy_premium_head: arm uses walk column(s), skipped.. Excluded: hubfeed_mtv2_policy &lt;- stg2_mtv2_up__uwr_pol_ins_rskp_sp_pv__sat_policy_classification &lt;- up_mtv2__uwr_pol_ins_rskp_sp_pv__sat_policy_classification: arm uses walk column(s), skipped.. Excluded: hubfeed_mtv2_policy &lt;- stg2_mtv2_up__uwr_pol_ins_rskp_sp_pv__sat_policy_classification &lt;- up_mtv2__uwr_pol_ins_rskp_sp_pv__sat_policy_classification: arm uses walk column(s), skipped.. Excluded: hubfeed_mtv2_policy &lt;- stg2_mtv2_up__uwr_pol_ins_rskp_sp_pv__sat_policy_premium_head &lt;- up_mtv2__uwr_pol_ins_rskp_sp_pv__sat_policy_premium_head: arm uses walk column(s), skipped.. Excluded: hubfeed_mtv2_policy &lt;- stg2_mtv2_up__uwr_pol_ins_rskp_sp_pv__sat_policy_premium_head &lt;- up_mtv2__uwr_pol_ins_rskp_sp_pv__sat_policy_premium_head: arm uses walk column(s), skipped.. Excluded: hubfeed_mtv2_policy &lt;- stg2_mtv2_up__uwr_pol_ins_rskp_sp_pv__sat_policy_premium_head &lt;- up_mtv2__uwr_pol_ins_rskp_sp_pv__sat_policy_premium_head: arm uses walk column(s), skipped.. Excluded: hubfeed_mtv2_policy &lt;- stg2_mtv2_up__uwr_pol_ins_rskp_sp_pv__sat_policy_premium_head &lt;- up_mtv2__uwr_pol_ins_rskp_sp_pv__sat_policy_premium_head: arm uses walk column(s), skipped.. Excluded: hubfeed_mtv2_policy &lt;- stg2_mtv2_up__uwr_pol_ins_rskp_sp_pv__sat_policy_premium_head &lt;- up_mtv2__uwr_pol_ins_rskp_sp_pv__sat_policy_premium_head: arm uses walk column(s), skipped.. Excluded: hubfeed_mtv2_policy &lt;- stg2_mtv2_up__uwr_pol_ins_rskp_sp_pv__sat_policy_premium_head &lt;- up_mtv2__uwr_pol_ins_rskp_sp_pv__sat_policy_premium_head: arm uses walk column(s), skipped.. Excluded: hubfeed_mtv2_policy &lt;- stg2_mtv2_up__uwr_pol_ins_rskp_sp_pv__sat_policy_premium_head &lt;- up_mtv2__uwr_pol_ins_rskp_sp_pv__sat_policy_premium_head: arm uses walk column(s), skipped.. Excluded: hubfeed_mtv2_policy &lt;- stg2_mtv2_up__uwr_pol_polp_msp_msd_prop_pv__sat_policy_premium_head &lt;- up_mtv2__uwr_pol_polp_msp_msd_prop_pv__sat_policy_premium_head: arm uses walk column(s), skipped.. Excluded: hubfeed_mtv2_policy &lt;- stg2_mtv2_up__uwr_pol_polp_msp_msd_prop_pv__sat_policy_premium_head &lt;- up_mtv2__uwr_pol_polp_msp_msd_prop_pv__sat_policy_premium_head: arm uses walk column(s), skipped.. Excluded: hubfeed_mtv2_policy &lt;- stg2_mtv2_up__uwr_pol_polp_msp_msd_prop_pv__sat_policy_premium_head &lt;- up_mtv2__uwr_pol_polp_msp_msd_prop_pv__sat_policy_premium_head: arm uses walk column(s), skipped.. Excluded: hubfeed_mtv2_policy &lt;- stg2_mtv2_up__uwr_pol_polp_msp_msd_prop_pv__sat_policy_premium_head &lt;- up_mtv2__uwr_pol_polp_msp_msd_prop_pv__sat_policy_premium_head: arm uses walk column(s), skipped.. Excluded: hubfeed_mtv2_policy &lt;- stg2_mtv2_up__uwr_pol_polp_msp_msd_prop_pv__sat_policy_premium_head &lt;- up_mtv2__uwr_pol_polp_msp_msd_prop_pv__sat_policy_premium_head: arm uses walk column(s), skipped.. Excluded: hubfeed_mtv2_policy &lt;- stg2_mtv2_up__uwr_pol_polp_msp_msd_prop_pv__sat_policy_premium_head &lt;- up_mtv2__uwr_pol_polp_msp_msd_prop_pv__sat_policy_premium_head: arm uses walk column(s), skipped.. Excluded: hubfeed_mtv2_policy &lt;- stg2_mtv2_up__uwr_pol_polp_msp_msd_prop_pv__sat_policy_premium_head &lt;- up_mtv2__uwr_pol_polp_msp_msd_prop_pv__sat_policy_premium_head: arm uses walk column(s), skipped.. Excluded: hubfeed_mtv2_policy &lt;- stg2_mtv2_up__uwr_pol_polp_sp_pv__sat_policy_classification &lt;- up_mtv2__uwr_pol_polp_sp_pv__sat_policy_classification: arm uses walk column(s), skipped.. Excluded: hubfeed_mtv2_policy &lt;- stg2_mtv2_up__uwr_pol_polp_sp_pv__sat_policy_classification &lt;- up_mtv2__uwr_pol_polp_sp_pv__sat_policy_classification: arm uses walk column(s), skipped.. Excluded: hubfeed_mtv2_policy &lt;- stg2_mtv2_up__uwr_pol_polp_sp_pv__sat_policy_classification &lt;- up_mtv2__uwr_pol_polp_sp_pv__sat_policy_classification: arm uses walk column(s), skipped.. Excluded: hubfeed_mtv2_policy &lt;- stg2_mtv2_up__uwr_pol_polp_sp_pv__sat_policy_classification &lt;- up_mtv2__uwr_pol_polp_sp_pv__sat_policy_classification: arm uses walk column(s), skipped.. Excluded: hubfeed_mtv2_policy &lt;- stg2_mtv2_up__uwr_pol_polp_sp_pv__sat_policy_discount_loading_applied &lt;- up_mtv2__uwr_pol_polp_sp_pv__sat_policy_discount_loading_applied: arm uses walk column(s), skipped.. Excluded: hubfeed_mtv2_policy &lt;- stg2_mtv2_up__uwr_pol_polp_sp_pv__sat_policy_discount_loading_applied &lt;- up_mtv2__uwr_pol_polp_sp_pv__sat_policy_discount_loading_applied: arm uses walk column(s), skipped.. Excluded: hubfeed_mtv2_policy &lt;- stg2_mtv2_up__uwr_pol_polp_sp_pv__sat_policy_discount_loading_applied &lt;- up_mtv2__uwr_pol_polp_sp_pv__sat_policy_discount_loading_applied: arm uses walk column(s), skipped.. Excluded: hubfeed_mtv2_policy &lt;- stg2_mtv2_up__uwr_pol_polp_sp_pv__sat_policy_discount_loading_applied &lt;- up_mtv2__uwr_pol_polp_sp_pv__sat_policy_discount_loading_applied: arm uses walk column(s), skipped.. Excluded: hubfeed_mtv2_policy &lt;- stg2_mtv2_up__uwr_pol_polp_sp_pv__sat_policy_discount_loading_applied &lt;- up_mtv2__uwr_pol_polp_sp_pv__sat_policy_discount_loading_applied: arm uses walk column(s), skipped.. Excluded: hubfeed_mtv2_policy &lt;- stg2_mtv2_up__uwr_pol_polp_sp_pv__sat_policy_discount_loading_applied &lt;- up_mtv2__uwr_pol_polp_sp_pv__sat_policy_discount_loading_applied: arm uses walk column(s), skipped.. Excluded: hubfeed_mtv2_policy &lt;- stg2_mtv2_up__uwr_pol_polp_sp_pv__sat_policy_discount_loading_applied &lt;- up_mtv2__uwr_pol_polp_sp_pv__sat_policy_discount_loading_applied: arm uses walk column(s), skipped.. Excluded: hubfeed_mtv2_policy &lt;- stg2_mtv2_up__uwr_pol_polp_sp_pv__sat_policy_discount_loading_applied &lt;- up_mtv2__uwr_pol_polp_sp_pv__sat_policy_discount_loading_applied: arm uses walk column(s), skipped.. Excluded: hubfeed_mtv2_policy &lt;- stg2_mtv2_up__uwr_pol_polp_sp_pv__sat_policy_discount_loading_applied &lt;- up_mtv2__uwr_pol_polp_sp_pv__sat_policy_discount_loading_applied: arm uses walk column(s), skipped.. Excluded: hubfeed_mtv2_policy &lt;- stg2_mtv2_up__uwr_pol_polp_sp_pv__sat_policy_discount_loading_applied &lt;- up_mtv2__uwr_pol_polp_sp_pv__sat_policy_discount_loading_applied: arm uses walk column(s), skipped.. Excluded: hubfeed_mtv2_policy &lt;- stg2_mtv2_up__uwr_pol_polp_sp_pv__sat_policy_discount_loading_applied &lt;- up_mtv2__uwr_pol_polp_sp_pv__sat_policy_discount_loading_applied: arm uses walk column(s), skipped.. Excluded: hubfeed_mtv2_policy &lt;- stg2_mtv2_up__uwr_pol_polp_sp_pv__sat_policy_discount_loading_applied &lt;- up_mtv2__uwr_pol_polp_sp_pv__sat_policy_discount_loading_applied: arm uses walk column(s), skipped.. Excluded: hubfeed_mtv2_policy &lt;- stg2_mtv2_up__uwr_pol_polp_sp_pv__sat_policy_discount_loading_applied &lt;- up_mtv2__uwr_pol_polp_sp_pv__sat_policy_discount_loading_applied: arm uses walk column(s), skipped.. Excluded: hubfeed_mtv2_policy &lt;- stg2_mtv2_up__uwr_pol_polp_sp_pv__sat_policy_discount_loading_applied &lt;- up_mtv2__uwr_pol_polp_sp_pv__sat_policy_discount_loading_applied: arm uses walk column(s), skipped..</w:t>
+        <w:t xml:space="preserve">Hub rows scoped by RECORD_SOURCE value set (travel feeds only) to avoid colliding with the partner build in the shared vault. 12 RAW key branch(es): NONHLTH_TRV_CLM_VW_DATA_CLAIM_DETAILS.POLICYNO (POLICY_HKEY), NONHLTH_TRV_CLM_VW_DATA_CLAIM_DETAILS_CLAIM_ATTRIBUTE_PROPERTIES_PIVOT_VW.MASTER_POLICY_NUMBER (POLICY_HKEY__MASTER_POLICY), NONHLTH_TRV_UWR_VW_DATA_POLICY_DETAILS.POLICY_NUMBER (POLICY_HKEY), NONHLTH_TRV_UWR_VW_DATA_POLICY_DETAILS_INSURED_DETAILS_MEMBER_DETAILS.[] (POLICY_HKEY__INSURED_MEMBER), NONHLTH_TRV_UWR_VW_DATA_POLICY_DETAILS_INSURED_DETAILS_MEMBER_DETAILS_PARTY_RELATION.FOREIGN_KEY (POLICY_HKEY__INSURED_MEMBER), NONHLTH_TRV_UWR_VW_DATA_POLICY_DETAILS_POLICY_PROPERTY_SIMPLE_PROPERTY_PIVOT_VW.MASTER_POLICY_NUMBER (POLICY_HKEY__MASTER_POLICY), NONHLTH_TRV_UWR_VW_DATA_POLICY_DETAILS_POLICY_PROPERTY_SIMPLE_PROPERTY_PIVOT_VW.EXPIRING_POLICY_NUMBER (POLICY_HKEY__PREVIOUS_POLICY), NONHLTH_TRV_UWR_VW_DATA_POLICY_DETAILS_PREVIOUS_POLICY_DETAILS.POLICY_NUMBER (POLICY_HKEY__PREVIOUS_POLICY), NONHLTH_TRV_UWR_VW_DATA_POLICY_DETAILS_PROPOSER_DETAILS_PARTY_RELATION.FOREIGN_KEY (POLICY_HKEY__PROPOSER), NONHLTH_TRV_UWR_VW_DATA_QUOTE_PARAM_DETAILS_POLICY_PROPERTY_RULE_LIST_PIVOT_VW.MASTER_POLICY_NUMBER (POLICY_HKEY__MASTER_POLICY), NONHLTH_TRV_UWR_VW_DATA_QUOTE_PARAM_DETAILS_POLICY_PROPERTY_RULE_LIST_PIVOT_VW.EXPIRING_POLICY_NUMBER (POLICY_HKEY__PREVIOUS_POLICY), NONHLTH_TRV_UWR_VW_DATA_QUOTE_PARAM_DETAILS_POLICY_PROPERTY_RULE_LIST_PIVOT_VW.PREVIOUS_POLICY_NUMBER (POLICY_HKEY__PREVIOUS_POLICY_PORTABILITY). Travel RECORD_SOURCE value(s) parsed from feeds: MAXIMUS_NONHLTH_TRV_CLM_VW_DATA_CLAIM_DETAILS, MAXIMUS_NONHLTH_TRV_CLM_VW_DATA_CLAIM_DETAILS_CLAIM_ATTRIBUTE_PROPERTIES_PIVOT_VW, MAXIMUS_NONHLTH_TRV_CLM_VW_DATA_CLAIM_DETAILS_CLAIM_RISK_RISK_ATTRIBUTE_MULTI_SET_PROPERTY_MULTI_SET_DETAIL_PROPERTY_PIVOT_VW, MAXIMUS_NONHLTH_TRV_UWR_VW_DATA_POLICY_DETAILS, MAXIMUS_NONHLTH_TRV_UWR_VW_DATA_POLICY_DETAILS_DISPATCH_DETAILS, MAXIMUS_NONHLTH_TRV_UWR_VW_DATA_POLICY_DETAILS_ENDORSEMENT_DETAILS (+14 more). Excluded: hubfeed_mt_policy &lt;- stg2_mt__clm_clmd_clmap_pv: key uses walk column(s) w1_policyno from parent view(s) -- not resolvable to a single RAW table in the first-cut, skipped.. Excluded: hubfeed_mt_policy &lt;- stg2_mt__clm_clmd_clmrsk_rska_msp_msd_prop_pv: key uses walk column(s) w1_policyno from parent view(s) -- not resolvable to a single RAW table in the first-cut, skipped.. Excluded: hubfeed_mt_policy &lt;- stg2_mt__uwr_pol_disp: key uses walk column(s) w0_policy_number from parent view(s) -- not resolvable to a single RAW table in the first-cut, skipped.. Excluded: hubfeed_mt_policy &lt;- stg2_mt__uwr_pol_endt: key uses walk column(s) w0_policy_number from parent view(s) -- not resolvable to a single RAW table in the first-cut, skipped.. Excluded: hubfeed_mt_policy &lt;- stg2_mt__uwr_pol_ins_cov: key uses walk column(s) w0_policy_number from parent view(s) -- not resolvable to a single RAW table in the first-cut, skipped.. Excluded: hubfeed_mt_policy &lt;- stg2_mt__uwr_pol_ins_cov_covp_sp_pv: key uses walk column(s) w0_policy_number from parent view(s) -- not resolvable to a single RAW table in the first-cut, skipped.. Excluded: hubfeed_mt_policy &lt;- stg2_mt__uwr_pol_ins_rskp_sp_pv: key uses walk column(s) w0_policy_number from parent view(s) -- not resolvable to a single RAW table in the first-cut, skipped.. Excluded: hubfeed_mt_policy &lt;- stg2_mt__uwr_pol_policy_relation: key uses walk column(s) w0_policy_number from parent view(s) -- not resolvable to a single RAW table in the first-cut, skipped.. Excluded: hubfeed_mt_policy &lt;- stg2_mt__uwr_pol_polp_msp_msd_prop_pv: key uses walk column(s) w0_policy_number from parent view(s) -- not resolvable to a single RAW table in the first-cut, skipped.. Excluded: hubfeed_mt_policy &lt;- stg2_mt__uwr_pol_polp_sp_pv: key uses walk column(s) w0_policy_number from parent view(s) -- not resolvable to a single RAW table in the first-cut, skipped.. Excluded: hubfeed_mt_policy &lt;- stg2_mt__uwr_pol_prp: key uses walk column(s) w0_policy_number from parent view(s) -- not resolvable to a single RAW table in the first-cut, skipped.. Excluded: hubfeed_mt_policy &lt;- stg2_mt__uwr_pol_wrk: key uses walk column(s) w0_policy_number from parent view(s) -- not resolvable to a single RAW table in the first-cut, skipped.. Excluded: hubfeed_mt_policy &lt;- stg2_mt__uwr_prem: key uses walk column(s) w0_policy_number from parent view(s) -- not resolvable to a single RAW table in the first-cut, skipped.. Excluded: hubfeed_mt_policy &lt;- stg2_mt_up__uwr_pol_ins_cov_covp_sp_pv__sat_policy_premium_head &lt;- up_mt__uwr_pol_ins_cov_covp_sp_pv__sat_policy_premium_head: arm uses walk column(s), skipped.. Excluded: hubfeed_mt_policy &lt;- stg2_mt_up__uwr_pol_ins_cov_covp_sp_pv__sat_policy_premium_head &lt;- up_mt__uwr_pol_ins_cov_covp_sp_pv__sat_policy_premium_head: arm uses walk column(s), skipped.. Excluded: hubfeed_mt_policy &lt;- stg2_mt_up__uwr_pol_ins_cov_covp_sp_pv__sat_policy_premium_head &lt;- up_mt__uwr_pol_ins_cov_covp_sp_pv__sat_policy_premium_head: arm uses walk column(s), skipped.. Excluded: hubfeed_mt_policy &lt;- stg2_mt_up__uwr_pol_ins_cov_covp_sp_pv__sat_policy_premium_head &lt;- up_mt__uwr_pol_ins_cov_covp_sp_pv__sat_policy_premium_head: arm uses walk column(s), skipped.. Excluded: hubfeed_mt_policy &lt;- stg2_mt_up__uwr_pol_ins_cov_covp_sp_pv__sat_policy_premium_head &lt;- up_mt__uwr_pol_ins_cov_covp_sp_pv__sat_policy_premium_head: arm uses walk column(s), skipped.. Excluded: hubfeed_mt_policy &lt;- stg2_mt_up__uwr_pol_ins_cov_covp_sp_pv__sat_policy_premium_head &lt;- up_mt__uwr_pol_ins_cov_covp_sp_pv__sat_policy_premium_head: arm uses walk column(s), skipped.. Excluded: hubfeed_mt_policy &lt;- stg2_mt_up__uwr_pol_ins_cov_covp_sp_pv__sat_policy_premium_head &lt;- up_mt__uwr_pol_ins_cov_covp_sp_pv__sat_policy_premium_head: arm uses walk column(s), skipped.. Excluded: hubfeed_mt_policy &lt;- stg2_mt_up__uwr_pol_ins_cov_covp_sp_pv__sat_policy_premium_head &lt;- up_mt__uwr_pol_ins_cov_covp_sp_pv__sat_policy_premium_head: arm uses walk column(s), skipped.. Excluded: hubfeed_mt_policy &lt;- stg2_mt_up__uwr_pol_ins_cov_covp_sp_pv__sat_policy_premium_head &lt;- up_mt__uwr_pol_ins_cov_covp_sp_pv__sat_policy_premium_head: arm uses walk column(s), skipped.. Excluded: hubfeed_mt_policy &lt;- stg2_mt_up__uwr_pol_ins_rskp_sp_pv__sat_policy_classification &lt;- up_mt__uwr_pol_ins_rskp_sp_pv__sat_policy_classification: arm uses walk column(s), skipped.. Excluded: hubfeed_mt_policy &lt;- stg2_mt_up__uwr_pol_ins_rskp_sp_pv__sat_policy_classification &lt;- up_mt__uwr_pol_ins_rskp_sp_pv__sat_policy_classification: arm uses walk column(s), skipped.. Excluded: hubfeed_mt_policy &lt;- stg2_mt_up__uwr_pol_ins_rskp_sp_pv__sat_policy_premium_head &lt;- up_mt__uwr_pol_ins_rskp_sp_pv__sat_policy_premium_head: arm uses walk column(s), skipped.. Excluded: hubfeed_mt_policy &lt;- stg2_mt_up__uwr_pol_ins_rskp_sp_pv__sat_policy_premium_head &lt;- up_mt__uwr_pol_ins_rskp_sp_pv__sat_policy_premium_head: arm uses walk column(s), skipped.. Excluded: hubfeed_mt_policy &lt;- stg2_mt_up__uwr_pol_ins_rskp_sp_pv__sat_policy_premium_head &lt;- up_mt__uwr_pol_ins_rskp_sp_pv__sat_policy_premium_head: arm uses walk column(s), skipped.. Excluded: hubfeed_mt_policy &lt;- stg2_mt_up__uwr_pol_ins_rskp_sp_pv__sat_policy_premium_head &lt;- up_mt__uwr_pol_ins_rskp_sp_pv__sat_policy_premium_head: arm uses walk column(s), skipped.. Excluded: hubfeed_mt_policy &lt;- stg2_mt_up__uwr_pol_ins_rskp_sp_pv__sat_policy_premium_head &lt;- up_mt__uwr_pol_ins_rskp_sp_pv__sat_policy_premium_head: arm uses walk column(s), skipped.. Excluded: hubfeed_mt_policy &lt;- stg2_mt_up__uwr_pol_ins_rskp_sp_pv__sat_policy_premium_head &lt;- up_mt__uwr_pol_ins_rskp_sp_pv__sat_policy_premium_head: arm uses walk column(s), skipped.. Excluded: hubfeed_mt_policy &lt;- stg2_mt_up__uwr_pol_ins_rskp_sp_pv__sat_policy_premium_head &lt;- up_mt__uwr_pol_ins_rskp_sp_pv__sat_policy_premium_head: arm uses walk column(s), skipped.. Excluded: hubfeed_mt_policy &lt;- stg2_mt_up__uwr_pol_polp_msp_msd_prop_pv__sat_policy_premium_head &lt;- up_mt__uwr_pol_polp_msp_msd_prop_pv__sat_policy_premium_head: arm uses walk column(s), skipped.. Excluded: hubfeed_mt_policy &lt;- stg2_mt_up__uwr_pol_polp_msp_msd_prop_pv__sat_policy_premium_head &lt;- up_mt__uwr_pol_polp_msp_msd_prop_pv__sat_policy_premium_head: arm uses walk column(s), skipped.. Excluded: hubfeed_mt_policy &lt;- stg2_mt_up__uwr_pol_polp_msp_msd_prop_pv__sat_policy_premium_head &lt;- up_mt__uwr_pol_polp_msp_msd_prop_pv__sat_policy_premium_head: arm uses walk column(s), skipped.. Excluded: hubfeed_mt_policy &lt;- stg2_mt_up__uwr_pol_polp_msp_msd_prop_pv__sat_policy_premium_head &lt;- up_mt__uwr_pol_polp_msp_msd_prop_pv__sat_policy_premium_head: arm uses walk column(s), skipped.. Excluded: hubfeed_mt_policy &lt;- stg2_mt_up__uwr_pol_polp_msp_msd_prop_pv__sat_policy_premium_head &lt;- up_mt__uwr_pol_polp_msp_msd_prop_pv__sat_policy_premium_head: arm uses walk column(s), skipped.. Excluded: hubfeed_mt_policy &lt;- stg2_mt_up__uwr_pol_polp_msp_msd_prop_pv__sat_policy_premium_head &lt;- up_mt__uwr_pol_polp_msp_msd_prop_pv__sat_policy_premium_head: arm uses walk column(s), skipped.. Excluded: hubfeed_mt_policy &lt;- stg2_mt_up__uwr_pol_polp_msp_msd_prop_pv__sat_policy_premium_head &lt;- up_mt__uwr_pol_polp_msp_msd_prop_pv__sat_policy_premium_head: arm uses walk column(s), skipped.. Excluded: hubfeed_mt_policy &lt;- stg2_mt_up__uwr_pol_polp_sp_pv__sat_policy_classification &lt;- up_mt__uwr_pol_polp_sp_pv__sat_policy_classification: arm uses walk column(s), skipped.. Excluded: hubfeed_mt_policy &lt;- stg2_mt_up__uwr_pol_polp_sp_pv__sat_policy_classification &lt;- up_mt__uwr_pol_polp_sp_pv__sat_policy_classification: arm uses walk column(s), skipped.. Excluded: hubfeed_mt_policy &lt;- stg2_mt_up__uwr_pol_polp_sp_pv__sat_policy_classification &lt;- up_mt__uwr_pol_polp_sp_pv__sat_policy_classification: arm uses walk column(s), skipped.. Excluded: hubfeed_mt_policy &lt;- stg2_mt_up__uwr_pol_polp_sp_pv__sat_policy_classification &lt;- up_mt__uwr_pol_polp_sp_pv__sat_policy_classification: arm uses walk column(s), skipped.. Excluded: hubfeed_mt_policy &lt;- stg2_mt_up__uwr_pol_polp_sp_pv__sat_policy_discount_loading_applied &lt;- up_mt__uwr_pol_polp_sp_pv__sat_policy_discount_loading_applied: arm uses walk column(s), skipped.. Excluded: hubfeed_mt_policy &lt;- stg2_mt_up__uwr_pol_polp_sp_pv__sat_policy_discount_loading_applied &lt;- up_mt__uwr_pol_polp_sp_pv__sat_policy_discount_loading_applied: arm uses walk column(s), skipped.. Excluded: hubfeed_mt_policy &lt;- stg2_mt_up__uwr_pol_polp_sp_pv__sat_policy_discount_loading_applied &lt;- up_mt__uwr_pol_polp_sp_pv__sat_policy_discount_loading_applied: arm uses walk column(s), skipped.. Excluded: hubfeed_mt_policy &lt;- stg2_mt_up__uwr_pol_polp_sp_pv__sat_policy_discount_loading_applied &lt;- up_mt__uwr_pol_polp_sp_pv__sat_policy_discount_loading_applied: arm uses walk column(s), skipped.. Excluded: hubfeed_mt_policy &lt;- stg2_mt_up__uwr_pol_polp_sp_pv__sat_policy_discount_loading_applied &lt;- up_mt__uwr_pol_polp_sp_pv__sat_policy_discount_loading_applied: arm uses walk column(s), skipped.. Excluded: hubfeed_mt_policy &lt;- stg2_mt_up__uwr_pol_polp_sp_pv__sat_policy_discount_loading_applied &lt;- up_mt__uwr_pol_polp_sp_pv__sat_policy_discount_loading_applied: arm uses walk column(s), skipped.. Excluded: hubfeed_mt_policy &lt;- stg2_mt_up__uwr_pol_polp_sp_pv__sat_policy_discount_loading_applied &lt;- up_mt__uwr_pol_polp_sp_pv__sat_policy_discount_loading_applied: arm uses walk column(s), skipped.. Excluded: hubfeed_mt_policy &lt;- stg2_mt_up__uwr_pol_polp_sp_pv__sat_policy_discount_loading_applied &lt;- up_mt__uwr_pol_polp_sp_pv__sat_policy_discount_loading_applied: arm uses walk column(s), skipped.. Excluded: hubfeed_mt_policy &lt;- stg2_mt_up__uwr_pol_polp_sp_pv__sat_policy_discount_loading_applied &lt;- up_mt__uwr_pol_polp_sp_pv__sat_policy_discount_loading_applied: arm uses walk column(s), skipped.. Excluded: hubfeed_mt_policy &lt;- stg2_mt_up__uwr_pol_polp_sp_pv__sat_policy_discount_loading_applied &lt;- up_mt__uwr_pol_polp_sp_pv__sat_policy_discount_loading_applied: arm uses walk column(s), skipped.. Excluded: hubfeed_mt_policy &lt;- stg2_mt_up__uwr_pol_polp_sp_pv__sat_policy_discount_loading_applied &lt;- up_mt__uwr_pol_polp_sp_pv__sat_policy_discount_loading_applied: arm uses walk column(s), skipped.. Excluded: hubfeed_mt_policy &lt;- stg2_mt_up__uwr_pol_polp_sp_pv__sat_policy_discount_loading_applied &lt;- up_mt__uwr_pol_polp_sp_pv__sat_policy_discount_loading_applied: arm uses walk column(s), skipped.. Excluded: hubfeed_mt_policy &lt;- stg2_mt_up__uwr_pol_polp_sp_pv__sat_policy_discount_loading_applied &lt;- up_mt__uwr_pol_polp_sp_pv__sat_policy_discount_loading_applied: arm uses walk column(s), skipped.. Excluded: hubfeed_mt_policy &lt;- stg2_mt_up__uwr_pol_polp_sp_pv__sat_policy_discount_loading_applied &lt;- up_mt__uwr_pol_polp_sp_pv__sat_policy_discount_loading_applied: arm uses walk column(s), skipped..</w:t>
       </w:r>
     </w:p>
     <w:p>
@@ -3097,99 +3097,99 @@
               </w:rPr>
               <w:t xml:space="preserve">with src as (</w:t>
               <w:br/>
-              <w:t xml:space="preserve">    -- via hubfeed_mtv2_policy &lt;- stg2_mtv2__clm_clmd</w:t>
+              <w:t xml:space="preserve">    -- via hubfeed_mt_policy &lt;- stg2_mt__clm_clmd</w:t>
               <w:br/>
               <w:t xml:space="preserve">    select MD5_BINARY(NULLIF(UPPER(TRIM(CAST('HUB_POLICY|' || (nullif(trim(case when coalesce(nullif(trim(nullif(trim(to_varchar("POLICYNO")), '')),'')) is not null then nullif(trim(nullif(trim(to_varchar("POLICYNO")), '')), '') end),'')) AS VARCHAR))), '')) as hkey</w:t>
               <w:br/>
-              <w:t xml:space="preserve">      from RAW.MAXIMUS_TRAVEL_V2.NONHLTH_TRV_CLM_VW_DATA_CLAIM_DETAILS</w:t>
+              <w:t xml:space="preserve">      from RAW.MAXIMUS_TRAVEL.NONHLTH_TRV_CLM_VW_DATA_CLAIM_DETAILS</w:t>
               <w:br/>
               <w:t xml:space="preserve">    union all</w:t>
               <w:br/>
-              <w:t xml:space="preserve">    -- via hubfeed_mtv2_policy &lt;- stg2_mtv2__clm_clmd_clmap_pv</w:t>
+              <w:t xml:space="preserve">    -- via hubfeed_mt_policy &lt;- stg2_mt__clm_clmd_clmap_pv</w:t>
               <w:br/>
               <w:t xml:space="preserve">    select MD5_BINARY(NULLIF(UPPER(TRIM(CAST('HUB_POLICY|' || (nullif(trim(case when coalesce(nullif(trim(nullif(trim(to_varchar("MASTER_POLICY_NUMBER")), '')),'')) is not null then nullif(trim(nullif(trim(to_varchar("MASTER_POLICY_NUMBER")), '')), '') end),'')) AS VARCHAR))), '')) as hkey</w:t>
               <w:br/>
-              <w:t xml:space="preserve">      from RAW.MAXIMUS_TRAVEL_V2.NONHLTH_TRV_CLM_VW_DATA_CLAIM_DETAILS_CLAIM_ATTRIBUTE_PROPERTIES_PIVOT_VW</w:t>
+              <w:t xml:space="preserve">      from RAW.MAXIMUS_TRAVEL.NONHLTH_TRV_CLM_VW_DATA_CLAIM_DETAILS_CLAIM_ATTRIBUTE_PROPERTIES_PIVOT_VW</w:t>
               <w:br/>
               <w:t xml:space="preserve">    union all</w:t>
               <w:br/>
-              <w:t xml:space="preserve">    -- via hubfeed_mtv2_policy &lt;- stg2_mtv2__uwr_pol</w:t>
+              <w:t xml:space="preserve">    -- via hubfeed_mt_policy &lt;- stg2_mt__uwr_pol</w:t>
               <w:br/>
               <w:t xml:space="preserve">    select MD5_BINARY(NULLIF(UPPER(TRIM(CAST('HUB_POLICY|' || (nullif(trim(case when coalesce(nullif(trim(nullif(trim(to_varchar("POLICY_NUMBER")), '')),'')) is not null then nullif(trim(nullif(trim(to_varchar("POLICY_NUMBER")), '')), '') end),'')) AS VARCHAR))), '')) as hkey</w:t>
               <w:br/>
-              <w:t xml:space="preserve">      from RAW.MAXIMUS_TRAVEL_V2.NONHLTH_TRV_UWR_VW_DATA_POLICY_DETAILS</w:t>
+              <w:t xml:space="preserve">      from RAW.MAXIMUS_TRAVEL.NONHLTH_TRV_UWR_VW_DATA_POLICY_DETAILS</w:t>
               <w:br/>
               <w:t xml:space="preserve">    union all</w:t>
               <w:br/>
-              <w:t xml:space="preserve">    -- via hubfeed_mtv2_policy &lt;- stg2_mtv2__uwr_pol_ins_mbr</w:t>
+              <w:t xml:space="preserve">    -- via hubfeed_mt_policy &lt;- stg2_mt__uwr_pol_ins_mbr</w:t>
               <w:br/>
               <w:t xml:space="preserve">    select MD5_BINARY(NULLIF(UPPER(TRIM(CAST('HUB_POLICY|' || (nullif(trim(case when coalesce(nullif(trim(w0_policy_number),'')) is not null then nullif(trim(w0_policy_number), '') end),'')) AS VARCHAR))), '')) as hkey</w:t>
               <w:br/>
-              <w:t xml:space="preserve">      from RAW.MAXIMUS_TRAVEL_V2.NONHLTH_TRV_UWR_VW_DATA_POLICY_DETAILS_INSURED_DETAILS_MEMBER_DETAILS</w:t>
+              <w:t xml:space="preserve">      from RAW.MAXIMUS_TRAVEL.NONHLTH_TRV_UWR_VW_DATA_POLICY_DETAILS_INSURED_DETAILS_MEMBER_DETAILS</w:t>
               <w:br/>
               <w:t xml:space="preserve">    union all</w:t>
               <w:br/>
-              <w:t xml:space="preserve">    -- via hubfeed_mtv2_policy &lt;- stg2_mtv2__uwr_pol_ins_mbr_party_relation</w:t>
+              <w:t xml:space="preserve">    -- via hubfeed_mt_policy &lt;- stg2_mt__uwr_pol_ins_mbr_party_relation</w:t>
               <w:br/>
               <w:t xml:space="preserve">    select MD5_BINARY(NULLIF(UPPER(TRIM(CAST('HUB_POLICY|' || (nullif(trim(case when coalesce(nullif(trim(("FOREIGN_KEY")),'')) is not null then nullif(trim(("FOREIGN_KEY")), '') end),'')) AS VARCHAR))), '')) as hkey</w:t>
               <w:br/>
-              <w:t xml:space="preserve">      from RAW.MAXIMUS_TRAVEL_V2.NONHLTH_TRV_UWR_VW_DATA_POLICY_DETAILS_INSURED_DETAILS_MEMBER_DETAILS_PARTY_RELATION</w:t>
+              <w:t xml:space="preserve">      from RAW.MAXIMUS_TRAVEL.NONHLTH_TRV_UWR_VW_DATA_POLICY_DETAILS_INSURED_DETAILS_MEMBER_DETAILS_PARTY_RELATION</w:t>
               <w:br/>
               <w:t xml:space="preserve">    union all</w:t>
               <w:br/>
-              <w:t xml:space="preserve">    -- via hubfeed_mtv2_policy &lt;- stg2_mtv2__uwr_pol_polp_sp_pv</w:t>
+              <w:t xml:space="preserve">    -- via hubfeed_mt_policy &lt;- stg2_mt__uwr_pol_polp_sp_pv</w:t>
               <w:br/>
               <w:t xml:space="preserve">    select MD5_BINARY(NULLIF(UPPER(TRIM(CAST('HUB_POLICY|' || (nullif(trim(case when coalesce(nullif(trim(nullif(trim(to_varchar("MASTER_POLICY_NUMBER")), '')),'')) is not null then nullif(trim(nullif(trim(to_varchar("MASTER_POLICY_NUMBER")), '')), '') end),'')) AS VARCHAR))), '')) as hkey</w:t>
               <w:br/>
-              <w:t xml:space="preserve">      from RAW.MAXIMUS_TRAVEL_V2.NONHLTH_TRV_UWR_VW_DATA_POLICY_DETAILS_POLICY_PROPERTY_SIMPLE_PROPERTY_PIVOT_VW</w:t>
+              <w:t xml:space="preserve">      from RAW.MAXIMUS_TRAVEL.NONHLTH_TRV_UWR_VW_DATA_POLICY_DETAILS_POLICY_PROPERTY_SIMPLE_PROPERTY_PIVOT_VW</w:t>
               <w:br/>
               <w:t xml:space="preserve">    union all</w:t>
               <w:br/>
-              <w:t xml:space="preserve">    -- via hubfeed_mtv2_policy &lt;- stg2_mtv2__uwr_pol_polp_sp_pv</w:t>
+              <w:t xml:space="preserve">    -- via hubfeed_mt_policy &lt;- stg2_mt__uwr_pol_polp_sp_pv</w:t>
               <w:br/>
               <w:t xml:space="preserve">    select MD5_BINARY(NULLIF(UPPER(TRIM(CAST('HUB_POLICY|' || (nullif(trim(case when coalesce(nullif(trim(nullif(trim(to_varchar("EXPIRING_POLICY_NUMBER")), '')),'')) is not null then nullif(trim(nullif(trim(to_varchar("EXPIRING_POLICY_NUMBER")), '')), '') end),'')) AS VARCHAR))), '')) as hkey</w:t>
               <w:br/>
-              <w:t xml:space="preserve">      from RAW.MAXIMUS_TRAVEL_V2.NONHLTH_TRV_UWR_VW_DATA_POLICY_DETAILS_POLICY_PROPERTY_SIMPLE_PROPERTY_PIVOT_VW</w:t>
+              <w:t xml:space="preserve">      from RAW.MAXIMUS_TRAVEL.NONHLTH_TRV_UWR_VW_DATA_POLICY_DETAILS_POLICY_PROPERTY_SIMPLE_PROPERTY_PIVOT_VW</w:t>
               <w:br/>
               <w:t xml:space="preserve">    union all</w:t>
               <w:br/>
-              <w:t xml:space="preserve">    -- via hubfeed_mtv2_policy &lt;- stg2_mtv2__uwr_pol_prevpol</w:t>
+              <w:t xml:space="preserve">    -- via hubfeed_mt_policy &lt;- stg2_mt__uwr_pol_prevpol</w:t>
               <w:br/>
               <w:t xml:space="preserve">    select MD5_BINARY(NULLIF(UPPER(TRIM(CAST('HUB_POLICY|' || (nullif(trim(case when coalesce(nullif(trim(nullif(trim(to_varchar("POLICY_NUMBER")), '')),'')) is not null then nullif(trim(nullif(trim(to_varchar("POLICY_NUMBER")), '')), '') end),'')) AS VARCHAR))), '')) as hkey</w:t>
               <w:br/>
-              <w:t xml:space="preserve">      from RAW.MAXIMUS_TRAVEL_V2.NONHLTH_TRV_UWR_VW_DATA_POLICY_DETAILS_PREVIOUS_POLICY_DETAILS</w:t>
+              <w:t xml:space="preserve">      from RAW.MAXIMUS_TRAVEL.NONHLTH_TRV_UWR_VW_DATA_POLICY_DETAILS_PREVIOUS_POLICY_DETAILS</w:t>
               <w:br/>
               <w:t xml:space="preserve">    union all</w:t>
               <w:br/>
-              <w:t xml:space="preserve">    -- via hubfeed_mtv2_policy &lt;- stg2_mtv2__uwr_pol_prp_party_relation</w:t>
+              <w:t xml:space="preserve">    -- via hubfeed_mt_policy &lt;- stg2_mt__uwr_pol_prp_party_relation</w:t>
               <w:br/>
               <w:t xml:space="preserve">    select MD5_BINARY(NULLIF(UPPER(TRIM(CAST('HUB_POLICY|' || (nullif(trim(case when coalesce(nullif(trim(("FOREIGN_KEY")),'')) is not null then nullif(trim(("FOREIGN_KEY")), '') end),'')) AS VARCHAR))), '')) as hkey</w:t>
               <w:br/>
-              <w:t xml:space="preserve">      from RAW.MAXIMUS_TRAVEL_V2.NONHLTH_TRV_UWR_VW_DATA_POLICY_DETAILS_PROPOSER_DETAILS_PARTY_RELATION</w:t>
+              <w:t xml:space="preserve">      from RAW.MAXIMUS_TRAVEL.NONHLTH_TRV_UWR_VW_DATA_POLICY_DETAILS_PROPOSER_DETAILS_PARTY_RELATION</w:t>
               <w:br/>
               <w:t xml:space="preserve">    union all</w:t>
               <w:br/>
-              <w:t xml:space="preserve">    -- via hubfeed_mtv2_policy &lt;- stg2_mtv2__uwr_qpd_polp_rl_pv</w:t>
+              <w:t xml:space="preserve">    -- via hubfeed_mt_policy &lt;- stg2_mt__uwr_qpd_polp_rl_pv</w:t>
               <w:br/>
               <w:t xml:space="preserve">    select MD5_BINARY(NULLIF(UPPER(TRIM(CAST('HUB_POLICY|' || (nullif(trim(case when coalesce(nullif(trim(nullif(trim(to_varchar("MASTER_POLICY_NUMBER")), '')),'')) is not null then nullif(trim(nullif(trim(to_varchar("MASTER_POLICY_NUMBER")), '')), '') end),'')) AS VARCHAR))), '')) as hkey</w:t>
               <w:br/>
-              <w:t xml:space="preserve">      from RAW.MAXIMUS_TRAVEL_V2.NONHLTH_TRV_UWR_VW_DATA_QUOTE_PARAM_DETAILS_POLICY_PROPERTY_RULE_LIST_PIVOT_VW</w:t>
+              <w:t xml:space="preserve">      from RAW.MAXIMUS_TRAVEL.NONHLTH_TRV_UWR_VW_DATA_QUOTE_PARAM_DETAILS_POLICY_PROPERTY_RULE_LIST_PIVOT_VW</w:t>
               <w:br/>
               <w:t xml:space="preserve">    union all</w:t>
               <w:br/>
-              <w:t xml:space="preserve">    -- via hubfeed_mtv2_policy &lt;- stg2_mtv2__uwr_qpd_polp_rl_pv</w:t>
+              <w:t xml:space="preserve">    -- via hubfeed_mt_policy &lt;- stg2_mt__uwr_qpd_polp_rl_pv</w:t>
               <w:br/>
               <w:t xml:space="preserve">    select MD5_BINARY(NULLIF(UPPER(TRIM(CAST('HUB_POLICY|' || (nullif(trim(case when coalesce(nullif(trim(nullif(trim(to_varchar("EXPIRING_POLICY_NUMBER")), '')),'')) is not null then nullif(trim(nullif(trim(to_varchar("EXPIRING_POLICY_NUMBER")), '')), '') end),'')) AS VARCHAR))), '')) as hkey</w:t>
               <w:br/>
-              <w:t xml:space="preserve">      from RAW.MAXIMUS_TRAVEL_V2.NONHLTH_TRV_UWR_VW_DATA_QUOTE_PARAM_DETAILS_POLICY_PROPERTY_RULE_LIST_PIVOT_VW</w:t>
+              <w:t xml:space="preserve">      from RAW.MAXIMUS_TRAVEL.NONHLTH_TRV_UWR_VW_DATA_QUOTE_PARAM_DETAILS_POLICY_PROPERTY_RULE_LIST_PIVOT_VW</w:t>
               <w:br/>
               <w:t xml:space="preserve">    union all</w:t>
               <w:br/>
-              <w:t xml:space="preserve">    -- via hubfeed_mtv2_policy &lt;- stg2_mtv2__uwr_qpd_polp_rl_pv</w:t>
+              <w:t xml:space="preserve">    -- via hubfeed_mt_policy &lt;- stg2_mt__uwr_qpd_polp_rl_pv</w:t>
               <w:br/>
               <w:t xml:space="preserve">    select MD5_BINARY(NULLIF(UPPER(TRIM(CAST('HUB_POLICY|' || (nullif(trim(case when coalesce(nullif(trim(nullif(trim(to_varchar("PREVIOUS_POLICY_NUMBER")), '')),'')) is not null then nullif(trim(nullif(trim(to_varchar("PREVIOUS_POLICY_NUMBER")), '')), '') end),'')) AS VARCHAR))), '')) as hkey</w:t>
               <w:br/>
-              <w:t xml:space="preserve">      from RAW.MAXIMUS_TRAVEL_V2.NONHLTH_TRV_UWR_VW_DATA_QUOTE_PARAM_DETAILS_POLICY_PROPERTY_RULE_LIST_PIVOT_VW</w:t>
+              <w:t xml:space="preserve">      from RAW.MAXIMUS_TRAVEL.NONHLTH_TRV_UWR_VW_DATA_QUOTE_PARAM_DETAILS_POLICY_PROPERTY_RULE_LIST_PIVOT_VW</w:t>
               <w:br/>
               <w:t xml:space="preserve">)</w:t>
               <w:br/>
@@ -3490,67 +3490,67 @@
               </w:rPr>
               <w:t xml:space="preserve">with src as (</w:t>
               <w:br/>
-              <w:t xml:space="preserve">    -- via hubfeed_mtv2_product &lt;- stg2_mtv2__clm_clmd_clmap_pv</w:t>
+              <w:t xml:space="preserve">    -- via hubfeed_mt_product &lt;- stg2_mt__clm_clmd_clmap_pv</w:t>
               <w:br/>
               <w:t xml:space="preserve">    select MD5_BINARY(NULLIF(UPPER(TRIM(CAST('HUB_PRODUCT|' || (nullif(trim(case when coalesce(nullif(trim(nullif(trim(to_varchar("STORED_PRODUCT_CODE")), '')),'')) is not null then 'PROD:' || nullif(trim(nullif(trim(to_varchar("STORED_PRODUCT_CODE")), '')), '') end),'')) AS VARCHAR))), '')) as hkey</w:t>
               <w:br/>
-              <w:t xml:space="preserve">      from RAW.MAXIMUS_TRAVEL_V2.NONHLTH_TRV_CLM_VW_DATA_CLAIM_DETAILS_CLAIM_ATTRIBUTE_PROPERTIES_PIVOT_VW</w:t>
+              <w:t xml:space="preserve">      from RAW.MAXIMUS_TRAVEL.NONHLTH_TRV_CLM_VW_DATA_CLAIM_DETAILS_CLAIM_ATTRIBUTE_PROPERTIES_PIVOT_VW</w:t>
               <w:br/>
               <w:t xml:space="preserve">    union all</w:t>
               <w:br/>
-              <w:t xml:space="preserve">    -- via hubfeed_mtv2_product &lt;- stg2_mtv2__uwr_pol</w:t>
+              <w:t xml:space="preserve">    -- via hubfeed_mt_product &lt;- stg2_mt__uwr_pol</w:t>
               <w:br/>
               <w:t xml:space="preserve">    select MD5_BINARY(NULLIF(UPPER(TRIM(CAST('HUB_PRODUCT|' || (nullif(trim(case when coalesce(nullif(trim(nullif(trim(to_varchar("PRODUCT_CODE")), '')),'')) is not null then 'PROD:' || nullif(trim(nullif(trim(to_varchar("PRODUCT_CODE")), '')), '') end),'')) AS VARCHAR))), '')) as hkey</w:t>
               <w:br/>
-              <w:t xml:space="preserve">      from RAW.MAXIMUS_TRAVEL_V2.NONHLTH_TRV_UWR_VW_DATA_POLICY_DETAILS</w:t>
+              <w:t xml:space="preserve">      from RAW.MAXIMUS_TRAVEL.NONHLTH_TRV_UWR_VW_DATA_POLICY_DETAILS</w:t>
               <w:br/>
               <w:t xml:space="preserve">    union all</w:t>
               <w:br/>
-              <w:t xml:space="preserve">    -- via hubfeed_mtv2_product &lt;- stg2_mtv2__uwr_pol_ins_rskp_sp_pv</w:t>
+              <w:t xml:space="preserve">    -- via hubfeed_mt_product &lt;- stg2_mt__uwr_pol_ins_rskp_sp_pv</w:t>
               <w:br/>
               <w:t xml:space="preserve">    select MD5_BINARY(NULLIF(UPPER(TRIM(CAST('HUB_PRODUCT|' || (nullif(trim(case when coalesce(nullif(trim(w3_product_code),'')) is not null then 'PROD:' || nullif(trim(w3_product_code), '') end),'')) AS VARCHAR))), '')) as hkey</w:t>
               <w:br/>
-              <w:t xml:space="preserve">      from RAW.MAXIMUS_TRAVEL_V2.NONHLTH_TRV_UWR_VW_DATA_POLICY_DETAILS_INSURED_DETAILS_RISK_PROPERTY_SIMPLE_PROPERTY_PIVOT_VW</w:t>
+              <w:t xml:space="preserve">      from RAW.MAXIMUS_TRAVEL.NONHLTH_TRV_UWR_VW_DATA_POLICY_DETAILS_INSURED_DETAILS_RISK_PROPERTY_SIMPLE_PROPERTY_PIVOT_VW</w:t>
               <w:br/>
               <w:t xml:space="preserve">    union all</w:t>
               <w:br/>
-              <w:t xml:space="preserve">    -- via hubfeed_mtv2_product &lt;- stg2_mtv2__uwr_pol_polp_sp_pv</w:t>
+              <w:t xml:space="preserve">    -- via hubfeed_mt_product &lt;- stg2_mt__uwr_pol_polp_sp_pv</w:t>
               <w:br/>
               <w:t xml:space="preserve">    select MD5_BINARY(NULLIF(UPPER(TRIM(CAST('HUB_PRODUCT|' || (nullif(trim(case when coalesce(nullif(trim(w2_product_code),'')) is not null then 'PROD:' || nullif(trim(w2_product_code), '') end),'')) AS VARCHAR))), '')) as hkey</w:t>
               <w:br/>
-              <w:t xml:space="preserve">      from RAW.MAXIMUS_TRAVEL_V2.NONHLTH_TRV_UWR_VW_DATA_POLICY_DETAILS_POLICY_PROPERTY_SIMPLE_PROPERTY_PIVOT_VW</w:t>
+              <w:t xml:space="preserve">      from RAW.MAXIMUS_TRAVEL.NONHLTH_TRV_UWR_VW_DATA_POLICY_DETAILS_POLICY_PROPERTY_SIMPLE_PROPERTY_PIVOT_VW</w:t>
               <w:br/>
               <w:t xml:space="preserve">    union all</w:t>
               <w:br/>
-              <w:t xml:space="preserve">    -- via hubfeed_mtv2_product &lt;- stg2_mtv2__uwr_pol_prevpol</w:t>
+              <w:t xml:space="preserve">    -- via hubfeed_mt_product &lt;- stg2_mt__uwr_pol_prevpol</w:t>
               <w:br/>
               <w:t xml:space="preserve">    select MD5_BINARY(NULLIF(UPPER(TRIM(CAST('HUB_PRODUCT|' || (nullif(trim(case when coalesce(nullif(trim(nullif(trim(to_varchar("PRODUCT_CODE")), '')),'')) is not null then 'PROD:' || nullif(trim(nullif(trim(to_varchar("PRODUCT_CODE")), '')), '') end),'')) AS VARCHAR))), '')) as hkey</w:t>
               <w:br/>
-              <w:t xml:space="preserve">      from RAW.MAXIMUS_TRAVEL_V2.NONHLTH_TRV_UWR_VW_DATA_POLICY_DETAILS_PREVIOUS_POLICY_DETAILS</w:t>
+              <w:t xml:space="preserve">      from RAW.MAXIMUS_TRAVEL.NONHLTH_TRV_UWR_VW_DATA_POLICY_DETAILS_PREVIOUS_POLICY_DETAILS</w:t>
               <w:br/>
               <w:t xml:space="preserve">    union all</w:t>
               <w:br/>
-              <w:t xml:space="preserve">    -- via hubfeed_mtv2_product &lt;- stg2_mtv2__uwr_qpd</w:t>
+              <w:t xml:space="preserve">    -- via hubfeed_mt_product &lt;- stg2_mt__uwr_qpd</w:t>
               <w:br/>
               <w:t xml:space="preserve">    select MD5_BINARY(NULLIF(UPPER(TRIM(CAST('HUB_PRODUCT|' || (nullif(trim(case when coalesce(nullif(trim(nullif(trim(to_varchar("PRODUCT_CODE")), '')),'')) is not null then 'PROD:' || nullif(trim(nullif(trim(to_varchar("PRODUCT_CODE")), '')), '') end),'')) AS VARCHAR))), '')) as hkey</w:t>
               <w:br/>
-              <w:t xml:space="preserve">      from RAW.MAXIMUS_TRAVEL_V2.NONHLTH_TRV_UWR_VW_DATA_QUOTE_PARAM_DETAILS</w:t>
+              <w:t xml:space="preserve">      from RAW.MAXIMUS_TRAVEL.NONHLTH_TRV_UWR_VW_DATA_QUOTE_PARAM_DETAILS</w:t>
               <w:br/>
               <w:t xml:space="preserve">    union all</w:t>
               <w:br/>
-              <w:t xml:space="preserve">    -- via hubfeed_mtv2_product &lt;- stg2_mtv2__uwr_qpd_polp_rl_pv</w:t>
+              <w:t xml:space="preserve">    -- via hubfeed_mt_product &lt;- stg2_mt__uwr_qpd_polp_rl_pv</w:t>
               <w:br/>
               <w:t xml:space="preserve">    select MD5_BINARY(NULLIF(UPPER(TRIM(CAST('HUB_PRODUCT|' || (nullif(trim(case when coalesce(nullif(trim(w1_product_code),'')) is not null then 'PROD:' || nullif(trim(w1_product_code), '') end),'')) AS VARCHAR))), '')) as hkey</w:t>
               <w:br/>
-              <w:t xml:space="preserve">      from RAW.MAXIMUS_TRAVEL_V2.NONHLTH_TRV_UWR_VW_DATA_QUOTE_PARAM_DETAILS_POLICY_PROPERTY_RULE_LIST_PIVOT_VW</w:t>
+              <w:t xml:space="preserve">      from RAW.MAXIMUS_TRAVEL.NONHLTH_TRV_UWR_VW_DATA_QUOTE_PARAM_DETAILS_POLICY_PROPERTY_RULE_LIST_PIVOT_VW</w:t>
               <w:br/>
               <w:t xml:space="preserve">    union all</w:t>
               <w:br/>
-              <w:t xml:space="preserve">    -- via hubfeed_mtv2_product &lt;- stg2_mtv2__uwr_qpd_rskl_rskp_rl_pv</w:t>
+              <w:t xml:space="preserve">    -- via hubfeed_mt_product &lt;- stg2_mt__uwr_qpd_rskl_rskp_rl_pv</w:t>
               <w:br/>
               <w:t xml:space="preserve">    select MD5_BINARY(NULLIF(UPPER(TRIM(CAST('HUB_PRODUCT|' || (nullif(trim(case when coalesce(nullif(trim(w3_product_code),'')) is not null then 'PROD:' || nullif(trim(w3_product_code), '') end),'')) AS VARCHAR))), '')) as hkey</w:t>
               <w:br/>
-              <w:t xml:space="preserve">      from RAW.MAXIMUS_TRAVEL_V2.NONHLTH_TRV_UWR_VW_DATA_QUOTE_PARAM_DETAILS_RISK_LIST_RISK_PROPERTY_RULE_LIST_PIVOT_VW</w:t>
+              <w:t xml:space="preserve">      from RAW.MAXIMUS_TRAVEL.NONHLTH_TRV_UWR_VW_DATA_QUOTE_PARAM_DETAILS_RISK_LIST_RISK_PROPERTY_RULE_LIST_PIVOT_VW</w:t>
               <w:br/>
               <w:t xml:space="preserve">)</w:t>
               <w:br/>
@@ -3851,67 +3851,67 @@
               </w:rPr>
               <w:t xml:space="preserve">with src as (</w:t>
               <w:br/>
-              <w:t xml:space="preserve">    -- via hubfeed_mtv2_coverage &lt;- stg2_mtv2__clm_clmd_clmrsk_rska_properties_pv</w:t>
+              <w:t xml:space="preserve">    -- via hubfeed_mt_coverage &lt;- stg2_mt__clm_clmd_clmrsk_rska_properties_pv</w:t>
               <w:br/>
               <w:t xml:space="preserve">    select MD5_BINARY(NULLIF(UPPER(TRIM(CAST('HUB_COVERAGE|' || (nullif(trim(case when coalesce(nullif(trim(nullif(trim(to_varchar("COVER_CODE")), '')),'')) is not null then 'COV:' || nullif(trim(nullif(trim(to_varchar("COVER_CODE")), '')), '') end),'')) AS VARCHAR))), '')) as hkey</w:t>
               <w:br/>
-              <w:t xml:space="preserve">      from RAW.MAXIMUS_TRAVEL_V2.NONHLTH_TRV_CLM_VW_DATA_CLAIM_DETAILS_CLAIM_RISK_RISK_ATTRIBUTE_PROPERTIES_PIVOT_VW</w:t>
+              <w:t xml:space="preserve">      from RAW.MAXIMUS_TRAVEL.NONHLTH_TRV_CLM_VW_DATA_CLAIM_DETAILS_CLAIM_RISK_RISK_ATTRIBUTE_PROPERTIES_PIVOT_VW</w:t>
               <w:br/>
               <w:t xml:space="preserve">    union all</w:t>
               <w:br/>
-              <w:t xml:space="preserve">    -- via hubfeed_mtv2_coverage &lt;- stg2_mtv2__uwr_pol_ins_cov</w:t>
+              <w:t xml:space="preserve">    -- via hubfeed_mt_coverage &lt;- stg2_mt__uwr_pol_ins_cov</w:t>
               <w:br/>
               <w:t xml:space="preserve">    select MD5_BINARY(NULLIF(UPPER(TRIM(CAST('HUB_COVERAGE|' || (nullif(trim(case when coalesce(nullif(trim(nullif(trim(to_varchar("COVER_CODE")), '')),'')) is not null then 'COV:' || nullif(trim(nullif(trim(to_varchar("COVER_CODE")), '')), '') end),'')) AS VARCHAR))), '')) as hkey</w:t>
               <w:br/>
-              <w:t xml:space="preserve">      from RAW.MAXIMUS_TRAVEL_V2.NONHLTH_TRV_UWR_VW_DATA_POLICY_DETAILS_INSURED_DETAILS_COVER_DETAILS</w:t>
+              <w:t xml:space="preserve">      from RAW.MAXIMUS_TRAVEL.NONHLTH_TRV_UWR_VW_DATA_POLICY_DETAILS_INSURED_DETAILS_COVER_DETAILS</w:t>
               <w:br/>
               <w:t xml:space="preserve">    union all</w:t>
               <w:br/>
-              <w:t xml:space="preserve">    -- via hubfeed_mtv2_coverage &lt;- stg2_mtv2__uwr_pol_ins_cov_covp_msp_msd_prop_pv</w:t>
+              <w:t xml:space="preserve">    -- via hubfeed_mt_coverage &lt;- stg2_mt__uwr_pol_ins_cov_covp_msp_msd_prop_pv</w:t>
               <w:br/>
               <w:t xml:space="preserve">    select MD5_BINARY(NULLIF(UPPER(TRIM(CAST('HUB_COVERAGE|' || (nullif(trim(case when coalesce(nullif(trim(w0_cover_code),'')) is not null then 'COV:' || nullif(trim(w0_cover_code), '') end),'')) AS VARCHAR))), '')) as hkey</w:t>
               <w:br/>
-              <w:t xml:space="preserve">      from RAW.MAXIMUS_TRAVEL_V2.NONHLTH_TRV_UWR_VW_DATA_POLICY_DETAILS_INSURED_DETAILS_COVER_DETAILS_COVER_PROPERTY_MULTI_SET_PROPERTY_MULTI_SET_DETAIL_PROPERTY_PIVOT_VW</w:t>
+              <w:t xml:space="preserve">      from RAW.MAXIMUS_TRAVEL.NONHLTH_TRV_UWR_VW_DATA_POLICY_DETAILS_INSURED_DETAILS_COVER_DETAILS_COVER_PROPERTY_MULTI_SET_PROPERTY_MULTI_SET_DETAIL_PROPERTY_PIVOT_VW</w:t>
               <w:br/>
               <w:t xml:space="preserve">    union all</w:t>
               <w:br/>
-              <w:t xml:space="preserve">    -- via hubfeed_mtv2_coverage &lt;- stg2_mtv2__uwr_pol_ins_cov_covp_sp_pv</w:t>
+              <w:t xml:space="preserve">    -- via hubfeed_mt_coverage &lt;- stg2_mt__uwr_pol_ins_cov_covp_sp_pv</w:t>
               <w:br/>
               <w:t xml:space="preserve">    select MD5_BINARY(NULLIF(UPPER(TRIM(CAST('HUB_COVERAGE|' || (nullif(trim(case when coalesce(nullif(trim(w2_cover_code),'')) is not null then 'COV:' || nullif(trim(w2_cover_code), '') end),'')) AS VARCHAR))), '')) as hkey</w:t>
               <w:br/>
-              <w:t xml:space="preserve">      from RAW.MAXIMUS_TRAVEL_V2.NONHLTH_TRV_UWR_VW_DATA_POLICY_DETAILS_INSURED_DETAILS_COVER_DETAILS_COVER_PROPERTY_SIMPLE_PROPERTY_PIVOT_VW</w:t>
+              <w:t xml:space="preserve">      from RAW.MAXIMUS_TRAVEL.NONHLTH_TRV_UWR_VW_DATA_POLICY_DETAILS_INSURED_DETAILS_COVER_DETAILS_COVER_PROPERTY_SIMPLE_PROPERTY_PIVOT_VW</w:t>
               <w:br/>
               <w:t xml:space="preserve">    union all</w:t>
               <w:br/>
-              <w:t xml:space="preserve">    -- via hubfeed_mtv2_coverage &lt;- stg2_mtv2__uwr_pol_ins_rskp_sp_pv</w:t>
+              <w:t xml:space="preserve">    -- via hubfeed_mt_coverage &lt;- stg2_mt__uwr_pol_ins_rskp_sp_pv</w:t>
               <w:br/>
               <w:t xml:space="preserve">    select MD5_BINARY(NULLIF(UPPER(TRIM(CAST('HUB_COVERAGE|' || (nullif(trim(case when coalesce(nullif(trim(nullif(trim(to_varchar("COVER_CODE")), '')),'')) is not null then 'COV:' || nullif(trim(nullif(trim(to_varchar("COVER_CODE")), '')), '') end),'')) AS VARCHAR))), '')) as hkey</w:t>
               <w:br/>
-              <w:t xml:space="preserve">      from RAW.MAXIMUS_TRAVEL_V2.NONHLTH_TRV_UWR_VW_DATA_POLICY_DETAILS_INSURED_DETAILS_RISK_PROPERTY_SIMPLE_PROPERTY_PIVOT_VW</w:t>
+              <w:t xml:space="preserve">      from RAW.MAXIMUS_TRAVEL.NONHLTH_TRV_UWR_VW_DATA_POLICY_DETAILS_INSURED_DETAILS_RISK_PROPERTY_SIMPLE_PROPERTY_PIVOT_VW</w:t>
               <w:br/>
               <w:t xml:space="preserve">    union all</w:t>
               <w:br/>
-              <w:t xml:space="preserve">    -- via hubfeed_mtv2_coverage &lt;- stg2_mtv2__uwr_qpd_rskl_rskc</w:t>
+              <w:t xml:space="preserve">    -- via hubfeed_mt_coverage &lt;- stg2_mt__uwr_qpd_rskl_rskc</w:t>
               <w:br/>
               <w:t xml:space="preserve">    select MD5_BINARY(NULLIF(UPPER(TRIM(CAST('HUB_COVERAGE|' || (nullif(trim(case when coalesce(nullif(trim(nullif(trim(to_varchar("COVER_CODE")), '')),'')) is not null then 'COV:' || nullif(trim(nullif(trim(to_varchar("COVER_CODE")), '')), '') end),'')) AS VARCHAR))), '')) as hkey</w:t>
               <w:br/>
-              <w:t xml:space="preserve">      from RAW.MAXIMUS_TRAVEL_V2.NONHLTH_TRV_UWR_VW_DATA_QUOTE_PARAM_DETAILS_RISK_LIST_RISK_COVER</w:t>
+              <w:t xml:space="preserve">      from RAW.MAXIMUS_TRAVEL.NONHLTH_TRV_UWR_VW_DATA_QUOTE_PARAM_DETAILS_RISK_LIST_RISK_COVER</w:t>
               <w:br/>
               <w:t xml:space="preserve">    union all</w:t>
               <w:br/>
-              <w:t xml:space="preserve">    -- via hubfeed_mtv2_coverage &lt;- stg2_mtv2__uwr_qpd_rskl_rskc_rskc_prop_rl_pv</w:t>
+              <w:t xml:space="preserve">    -- via hubfeed_mt_coverage &lt;- stg2_mt__uwr_qpd_rskl_rskc_rskc_prop_rl_pv</w:t>
               <w:br/>
               <w:t xml:space="preserve">    select MD5_BINARY(NULLIF(UPPER(TRIM(CAST('HUB_COVERAGE|' || (nullif(trim(case when coalesce(nullif(trim(w2_cover_code),'')) is not null then 'COV:' || nullif(trim(w2_cover_code), '') end),'')) AS VARCHAR))), '')) as hkey</w:t>
               <w:br/>
-              <w:t xml:space="preserve">      from RAW.MAXIMUS_TRAVEL_V2.NONHLTH_TRV_UWR_VW_DATA_QUOTE_PARAM_DETAILS_RISK_LIST_RISK_COVER_RISK_COVER_PROPERTY_RULE_LIST_PIVOT_VW</w:t>
+              <w:t xml:space="preserve">      from RAW.MAXIMUS_TRAVEL.NONHLTH_TRV_UWR_VW_DATA_QUOTE_PARAM_DETAILS_RISK_LIST_RISK_COVER_RISK_COVER_PROPERTY_RULE_LIST_PIVOT_VW</w:t>
               <w:br/>
               <w:t xml:space="preserve">    union all</w:t>
               <w:br/>
-              <w:t xml:space="preserve">    -- via hubfeed_mtv2_coverage &lt;- stg2_mtv2__uwr_qpd_rskl_rskp_rl_pv</w:t>
+              <w:t xml:space="preserve">    -- via hubfeed_mt_coverage &lt;- stg2_mt__uwr_qpd_rskl_rskp_rl_pv</w:t>
               <w:br/>
               <w:t xml:space="preserve">    select MD5_BINARY(NULLIF(UPPER(TRIM(CAST('HUB_COVERAGE|' || (nullif(trim(case when coalesce(nullif(trim(nullif(trim(to_varchar("COVER_CODE")), '')),'')) is not null then 'COV:' || nullif(trim(nullif(trim(to_varchar("COVER_CODE")), '')), '') end),'')) AS VARCHAR))), '')) as hkey</w:t>
               <w:br/>
-              <w:t xml:space="preserve">      from RAW.MAXIMUS_TRAVEL_V2.NONHLTH_TRV_UWR_VW_DATA_QUOTE_PARAM_DETAILS_RISK_LIST_RISK_PROPERTY_RULE_LIST_PIVOT_VW</w:t>
+              <w:t xml:space="preserve">      from RAW.MAXIMUS_TRAVEL.NONHLTH_TRV_UWR_VW_DATA_QUOTE_PARAM_DETAILS_RISK_LIST_RISK_PROPERTY_RULE_LIST_PIVOT_VW</w:t>
               <w:br/>
               <w:t xml:space="preserve">)</w:t>
               <w:br/>
@@ -4212,203 +4212,203 @@
               </w:rPr>
               <w:t xml:space="preserve">with src as (</w:t>
               <w:br/>
-              <w:t xml:space="preserve">    -- via hubfeed_mtv2_location &lt;- stg2_mtv2__clm_clmd_clma_msp_msd_prop_pv</w:t>
+              <w:t xml:space="preserve">    -- via hubfeed_mt_location &lt;- stg2_mt__clm_clmd_clma_msp_msd_prop_pv</w:t>
               <w:br/>
               <w:t xml:space="preserve">    select MD5_BINARY(NULLIF(UPPER(TRIM(CAST('HUB_LOCATION|' || (nullif(trim(case when coalesce(nullif(trim(nullif(trim(to_varchar("CITY")), '')),''), nullif(trim(nullif(trim(to_varchar("STATE")), '')),''), nullif(trim(nullif(trim(to_varchar("PIN_CODE")), '')),'')) is not null then md5(upper(regexp_replace(trim(nullif(trim(coalesce(nullif(trim(nullif(trim(to_varchar("CITY")), '')), ''), '') || '|' || coalesce(nullif(trim(nullif(trim(to_varchar("STATE")), '')), ''), '') || '|' || coalesce(nullif(trim(nullif(trim(to_varchar("PIN_CODE")), '')), ''), '')), '||')), '[[:space:]]+', ' '))) end),'')) AS VARCHAR))), '')) as hkey</w:t>
               <w:br/>
-              <w:t xml:space="preserve">      from RAW.MAXIMUS_TRAVEL_V2.NONHLTH_TRV_CLM_VW_DATA_CLAIM_DETAILS_CLAIM_ATTRIBUTE_MULTI_SET_PROPERTY_MULTI_SET_DETAIL_PROPERTY_PIVOT_VW</w:t>
+              <w:t xml:space="preserve">      from RAW.MAXIMUS_TRAVEL.NONHLTH_TRV_CLM_VW_DATA_CLAIM_DETAILS_CLAIM_ATTRIBUTE_MULTI_SET_PROPERTY_MULTI_SET_DETAIL_PROPERTY_PIVOT_VW</w:t>
               <w:br/>
               <w:t xml:space="preserve">    union all</w:t>
               <w:br/>
-              <w:t xml:space="preserve">    -- via hubfeed_mtv2_location &lt;- stg2_mtv2__clm_clmd_clmap_pv</w:t>
+              <w:t xml:space="preserve">    -- via hubfeed_mt_location &lt;- stg2_mt__clm_clmd_clmap_pv</w:t>
               <w:br/>
               <w:t xml:space="preserve">    select MD5_BINARY(NULLIF(UPPER(TRIM(CAST('HUB_LOCATION|' || (nullif(trim(case when coalesce(nullif(trim(nullif(trim(to_varchar("CORRESPONDENCE_ADDRESS")), '')),''), nullif(trim(nullif(trim(to_varchar("AREA")), '')),''), nullif(trim(nullif(trim(to_varchar("CITY")), '')),''), nullif(trim(nullif(trim(to_varchar("STATE")), '')),''), nullif(trim(nullif(trim(to_varchar("PIN_CODE")), '')),'')) is not null then md5(upper(regexp_replace(trim(nullif(trim(coalesce(nullif(trim(nullif(trim(to_varchar("CORRESPONDENCE_ADDRESS")), '')), ''), '') || '|' || coalesce(nullif(trim(nullif(trim(to_varchar("AREA")), '')), ''), '') || '|' || coalesce(nullif(trim(nullif(trim(to_varchar("CITY")), '')), ''), '') || '|' || coalesce(nullif(trim(nullif(trim(to_varchar("STATE")), '')), ''), '') || '|' || coalesce(nullif(trim(nullif(trim(to_varchar("PIN_CODE")), '')), ''), '')), '||||')), '[[:space:]]+', ' '))) end),'')) AS VARCHAR))), '')) as hkey</w:t>
               <w:br/>
-              <w:t xml:space="preserve">      from RAW.MAXIMUS_TRAVEL_V2.NONHLTH_TRV_CLM_VW_DATA_CLAIM_DETAILS_CLAIM_ATTRIBUTE_PROPERTIES_PIVOT_VW</w:t>
+              <w:t xml:space="preserve">      from RAW.MAXIMUS_TRAVEL.NONHLTH_TRV_CLM_VW_DATA_CLAIM_DETAILS_CLAIM_ATTRIBUTE_PROPERTIES_PIVOT_VW</w:t>
               <w:br/>
               <w:t xml:space="preserve">    union all</w:t>
               <w:br/>
-              <w:t xml:space="preserve">    -- via hubfeed_mtv2_location &lt;- stg2_mtv2__clm_clmd_clmap_pv</w:t>
+              <w:t xml:space="preserve">    -- via hubfeed_mt_location &lt;- stg2_mt__clm_clmd_clmap_pv</w:t>
               <w:br/>
               <w:t xml:space="preserve">    select MD5_BINARY(NULLIF(UPPER(TRIM(CAST('HUB_LOCATION|' || (nullif(trim(case when coalesce(nullif(trim(nullif(trim(to_varchar("STREET")), '')),''), nullif(trim(nullif(trim(to_varchar("LANDMARK")), '')),''), nullif(trim(nullif(trim(to_varchar("STATE")), '')),''), nullif(trim(nullif(trim(to_varchar("PIN_CODE")), '')),'')) is not null then md5(upper(regexp_replace(trim(upper(nullif(trim(coalesce(nullif(trim(nullif(trim(to_varchar("STREET")), '')), ''), '') || ' ' || coalesce(nullif(trim(nullif(trim(to_varchar("LANDMARK")), '')), ''), '') || ' ' || coalesce(nullif(trim(nullif(trim(to_varchar("STATE")), '')), ''), '') || ' ' || coalesce(nullif(trim(nullif(trim(to_varchar("PIN_CODE")), '')), ''), '')), ''))), '[[:space:]]+', ' '))) end),'')) AS VARCHAR))), '')) as hkey</w:t>
               <w:br/>
-              <w:t xml:space="preserve">      from RAW.MAXIMUS_TRAVEL_V2.NONHLTH_TRV_CLM_VW_DATA_CLAIM_DETAILS_CLAIM_ATTRIBUTE_PROPERTIES_PIVOT_VW</w:t>
+              <w:t xml:space="preserve">      from RAW.MAXIMUS_TRAVEL.NONHLTH_TRV_CLM_VW_DATA_CLAIM_DETAILS_CLAIM_ATTRIBUTE_PROPERTIES_PIVOT_VW</w:t>
               <w:br/>
               <w:t xml:space="preserve">    union all</w:t>
               <w:br/>
-              <w:t xml:space="preserve">    -- via hubfeed_mtv2_location &lt;- stg2_mtv2__clm_clmd_clmap_pv</w:t>
+              <w:t xml:space="preserve">    -- via hubfeed_mt_location &lt;- stg2_mt__clm_clmd_clmap_pv</w:t>
               <w:br/>
               <w:t xml:space="preserve">    select MD5_BINARY(NULLIF(UPPER(TRIM(CAST('HUB_LOCATION|' || (nullif(trim(case when coalesce(nullif(trim(nullif(trim(to_varchar("LOSS_ADDRESS")), '')),''), nullif(trim(nullif(trim(to_varchar("AREACLAIM")), '')),''), nullif(trim(nullif(trim(to_varchar("STATECLAIM")), '')),''), nullif(trim(nullif(trim(to_varchar("PINCODE_WHERE_LOSS_HAPPENED")), '')),'')) is not null then md5(upper(regexp_replace(trim(nullif(trim(coalesce(nullif(trim(nullif(trim(to_varchar("LOSS_ADDRESS")), '')), ''), '') || '|' || coalesce(nullif(trim(nullif(trim(to_varchar("AREACLAIM")), '')), ''), '') || '|' || coalesce(nullif(trim(nullif(trim(to_varchar("STATECLAIM")), '')), ''), '') || '|' || coalesce(nullif(trim(nullif(trim(to_varchar("PINCODE_WHERE_LOSS_HAPPENED")), '')), ''), '')), '|||')), '[[:space:]]+', ' '))) end),'')) AS VARCHAR))), '')) as hkey</w:t>
               <w:br/>
-              <w:t xml:space="preserve">      from RAW.MAXIMUS_TRAVEL_V2.NONHLTH_TRV_CLM_VW_DATA_CLAIM_DETAILS_CLAIM_ATTRIBUTE_PROPERTIES_PIVOT_VW</w:t>
+              <w:t xml:space="preserve">      from RAW.MAXIMUS_TRAVEL.NONHLTH_TRV_CLM_VW_DATA_CLAIM_DETAILS_CLAIM_ATTRIBUTE_PROPERTIES_PIVOT_VW</w:t>
               <w:br/>
               <w:t xml:space="preserve">    union all</w:t>
               <w:br/>
-              <w:t xml:space="preserve">    -- via hubfeed_mtv2_location &lt;- stg2_mtv2__clm_clmd_clmap_pv</w:t>
+              <w:t xml:space="preserve">    -- via hubfeed_mt_location &lt;- stg2_mt__clm_clmd_clmap_pv</w:t>
               <w:br/>
               <w:t xml:space="preserve">    select MD5_BINARY(NULLIF(UPPER(TRIM(CAST('HUB_LOCATION|' || (nullif(trim(case when coalesce(nullif(trim(nullif(trim(to_varchar("ADDRESS_FOR_REFERENCE")), '')),'')) is not null then md5(upper(regexp_replace(trim(nullif(trim(nullif(trim(to_varchar("ADDRESS_FOR_REFERENCE")), '')), '')), '[[:space:]]+', ' '))) end),'')) AS VARCHAR))), '')) as hkey</w:t>
               <w:br/>
-              <w:t xml:space="preserve">      from RAW.MAXIMUS_TRAVEL_V2.NONHLTH_TRV_CLM_VW_DATA_CLAIM_DETAILS_CLAIM_ATTRIBUTE_PROPERTIES_PIVOT_VW</w:t>
+              <w:t xml:space="preserve">      from RAW.MAXIMUS_TRAVEL.NONHLTH_TRV_CLM_VW_DATA_CLAIM_DETAILS_CLAIM_ATTRIBUTE_PROPERTIES_PIVOT_VW</w:t>
               <w:br/>
               <w:t xml:space="preserve">    union all</w:t>
               <w:br/>
-              <w:t xml:space="preserve">    -- via hubfeed_mtv2_location &lt;- stg2_mtv2__clm_clmd_clmap_pv</w:t>
+              <w:t xml:space="preserve">    -- via hubfeed_mt_location &lt;- stg2_mt__clm_clmd_clmap_pv</w:t>
               <w:br/>
               <w:t xml:space="preserve">    select MD5_BINARY(NULLIF(UPPER(TRIM(CAST('HUB_LOCATION|' || (nullif(trim(case when coalesce(nullif(trim(nullif(trim(to_varchar("CUSTOMER_LOCATION_BY_STATE")), '')),''), nullif(trim(nullif(trim(to_varchar("CUSTOMER_LOCATION_BY_DISTRICT")), '')),''), nullif(trim(nullif(trim(to_varchar("CUSTOMER_LOCATION_BY_TEHSIL")), '')),'')) is not null then md5(upper(regexp_replace(trim(nullif(trim(coalesce(nullif(trim(nullif(trim(to_varchar("CUSTOMER_LOCATION_BY_STATE")), '')), ''), '') || '|' || coalesce(nullif(trim(nullif(trim(to_varchar("CUSTOMER_LOCATION_BY_DISTRICT")), '')), ''), '') || '|' || coalesce(nullif(trim(nullif(trim(to_varchar("CUSTOMER_LOCATION_BY_TEHSIL")), '')), ''), '')), '||')), '[[:space:]]+', ' '))) end),'')) AS VARCHAR))), '')) as hkey</w:t>
               <w:br/>
-              <w:t xml:space="preserve">      from RAW.MAXIMUS_TRAVEL_V2.NONHLTH_TRV_CLM_VW_DATA_CLAIM_DETAILS_CLAIM_ATTRIBUTE_PROPERTIES_PIVOT_VW</w:t>
+              <w:t xml:space="preserve">      from RAW.MAXIMUS_TRAVEL.NONHLTH_TRV_CLM_VW_DATA_CLAIM_DETAILS_CLAIM_ATTRIBUTE_PROPERTIES_PIVOT_VW</w:t>
               <w:br/>
               <w:t xml:space="preserve">    union all</w:t>
               <w:br/>
-              <w:t xml:space="preserve">    -- via hubfeed_mtv2_location &lt;- stg2_mtv2__clm_clmd_clmap_pv</w:t>
+              <w:t xml:space="preserve">    -- via hubfeed_mt_location &lt;- stg2_mt__clm_clmd_clmap_pv</w:t>
               <w:br/>
               <w:t xml:space="preserve">    select MD5_BINARY(NULLIF(UPPER(TRIM(CAST('HUB_LOCATION|' || (nullif(trim(case when coalesce(nullif(trim(nullif(trim(to_varchar("SELECT_INSPECTION_ADDRESS")), '')),'')) is not null then md5(upper(regexp_replace(trim(upper(nullif(trim(nullif(trim(to_varchar("SELECT_INSPECTION_ADDRESS")), '')), ''))), '[[:space:]]+', ' '))) end),'')) AS VARCHAR))), '')) as hkey</w:t>
               <w:br/>
-              <w:t xml:space="preserve">      from RAW.MAXIMUS_TRAVEL_V2.NONHLTH_TRV_CLM_VW_DATA_CLAIM_DETAILS_CLAIM_ATTRIBUTE_PROPERTIES_PIVOT_VW</w:t>
+              <w:t xml:space="preserve">      from RAW.MAXIMUS_TRAVEL.NONHLTH_TRV_CLM_VW_DATA_CLAIM_DETAILS_CLAIM_ATTRIBUTE_PROPERTIES_PIVOT_VW</w:t>
               <w:br/>
               <w:t xml:space="preserve">    union all</w:t>
               <w:br/>
-              <w:t xml:space="preserve">    -- via hubfeed_mtv2_location &lt;- stg2_mtv2__clm_clmd_clmap_pv</w:t>
+              <w:t xml:space="preserve">    -- via hubfeed_mt_location &lt;- stg2_mt__clm_clmd_clmap_pv</w:t>
               <w:br/>
               <w:t xml:space="preserve">    select MD5_BINARY(NULLIF(UPPER(TRIM(CAST('HUB_LOCATION|' || (nullif(trim(case when coalesce(nullif(trim(nullif(trim(to_varchar("STORED_COUNTRY_CODE")), '')),'')) is not null then 'GEO:COUNTRY:' || nullif(trim(nullif(trim(to_varchar("STORED_COUNTRY_CODE")), '')), '') end),'')) AS VARCHAR))), '')) as hkey</w:t>
               <w:br/>
-              <w:t xml:space="preserve">      from RAW.MAXIMUS_TRAVEL_V2.NONHLTH_TRV_CLM_VW_DATA_CLAIM_DETAILS_CLAIM_ATTRIBUTE_PROPERTIES_PIVOT_VW</w:t>
+              <w:t xml:space="preserve">      from RAW.MAXIMUS_TRAVEL.NONHLTH_TRV_CLM_VW_DATA_CLAIM_DETAILS_CLAIM_ATTRIBUTE_PROPERTIES_PIVOT_VW</w:t>
               <w:br/>
               <w:t xml:space="preserve">    union all</w:t>
               <w:br/>
-              <w:t xml:space="preserve">    -- via hubfeed_mtv2_location &lt;- stg2_mtv2__clm_clmd_clmap_pv</w:t>
+              <w:t xml:space="preserve">    -- via hubfeed_mt_location &lt;- stg2_mt__clm_clmd_clmap_pv</w:t>
               <w:br/>
               <w:t xml:space="preserve">    select MD5_BINARY(NULLIF(UPPER(TRIM(CAST('HUB_LOCATION|' || (nullif(trim(case when coalesce(nullif(trim(nullif(trim(to_varchar("STORED_STATE_CODE")), '')),'')) is not null then 'GEO:STATE:' || nullif(trim(nullif(trim(to_varchar("STORED_STATE_CODE")), '')), '') end),'')) AS VARCHAR))), '')) as hkey</w:t>
               <w:br/>
-              <w:t xml:space="preserve">      from RAW.MAXIMUS_TRAVEL_V2.NONHLTH_TRV_CLM_VW_DATA_CLAIM_DETAILS_CLAIM_ATTRIBUTE_PROPERTIES_PIVOT_VW</w:t>
+              <w:t xml:space="preserve">      from RAW.MAXIMUS_TRAVEL.NONHLTH_TRV_CLM_VW_DATA_CLAIM_DETAILS_CLAIM_ATTRIBUTE_PROPERTIES_PIVOT_VW</w:t>
               <w:br/>
               <w:t xml:space="preserve">    union all</w:t>
               <w:br/>
-              <w:t xml:space="preserve">    -- via hubfeed_mtv2_location &lt;- stg2_mtv2__clm_clmd_clmcov_msd_prop_pv</w:t>
+              <w:t xml:space="preserve">    -- via hubfeed_mt_location &lt;- stg2_mt__clm_clmd_clmcov_msd_prop_pv</w:t>
               <w:br/>
               <w:t xml:space="preserve">    select MD5_BINARY(NULLIF(UPPER(TRIM(CAST('HUB_LOCATION|' || (nullif(trim(case when coalesce(nullif(trim(nullif(trim(to_varchar("CITY")), '')),''), nullif(trim(nullif(trim(to_varchar("STATE")), '')),''), nullif(trim(nullif(trim(to_varchar("PIN_CODE")), '')),'')) is not null then md5(upper(regexp_replace(trim(nullif(trim(coalesce(nullif(trim(nullif(trim(to_varchar("CITY")), '')), ''), '') || '|' || coalesce(nullif(trim(nullif(trim(to_varchar("STATE")), '')), ''), '') || '|' || coalesce(nullif(trim(nullif(trim(to_varchar("PIN_CODE")), '')), ''), '')), '||')), '[[:space:]]+', ' '))) end),'')) AS VARCHAR))), '')) as hkey</w:t>
               <w:br/>
-              <w:t xml:space="preserve">      from RAW.MAXIMUS_TRAVEL_V2.NONHLTH_TRV_CLM_VW_DATA_CLAIM_DETAILS_CLAIM_COVER_MULTI_SET_DETAIL_PROPERTY_PIVOT_VW</w:t>
+              <w:t xml:space="preserve">      from RAW.MAXIMUS_TRAVEL.NONHLTH_TRV_CLM_VW_DATA_CLAIM_DETAILS_CLAIM_COVER_MULTI_SET_DETAIL_PROPERTY_PIVOT_VW</w:t>
               <w:br/>
               <w:t xml:space="preserve">    union all</w:t>
               <w:br/>
-              <w:t xml:space="preserve">    -- via hubfeed_mtv2_location &lt;- stg2_mtv2__clm_clmd_clmrsk_rska_msp_msd_prop_pv</w:t>
+              <w:t xml:space="preserve">    -- via hubfeed_mt_location &lt;- stg2_mt__clm_clmd_clmrsk_rska_msp_msd_prop_pv</w:t>
               <w:br/>
               <w:t xml:space="preserve">    select MD5_BINARY(NULLIF(UPPER(TRIM(CAST('HUB_LOCATION|' || (nullif(trim(case when coalesce(nullif(trim(nullif(trim(to_varchar("ADDRESS")), '')),'')) is not null then md5(upper(regexp_replace(trim(nullif(trim(nullif(trim(to_varchar("ADDRESS")), '')), '')), '[[:space:]]+', ' '))) end),'')) AS VARCHAR))), '')) as hkey</w:t>
               <w:br/>
-              <w:t xml:space="preserve">      from RAW.MAXIMUS_TRAVEL_V2.NONHLTH_TRV_CLM_VW_DATA_CLAIM_DETAILS_CLAIM_RISK_RISK_ATTRIBUTE_MULTI_SET_PROPERTY_MULTI_SET_DETAIL_PROPERTY_PIVOT_VW</w:t>
+              <w:t xml:space="preserve">      from RAW.MAXIMUS_TRAVEL.NONHLTH_TRV_CLM_VW_DATA_CLAIM_DETAILS_CLAIM_RISK_RISK_ATTRIBUTE_MULTI_SET_PROPERTY_MULTI_SET_DETAIL_PROPERTY_PIVOT_VW</w:t>
               <w:br/>
               <w:t xml:space="preserve">    union all</w:t>
               <w:br/>
-              <w:t xml:space="preserve">    -- via hubfeed_mtv2_location &lt;- stg2_mtv2__clm_clmd_clmrsk_rska_properties_pv</w:t>
+              <w:t xml:space="preserve">    -- via hubfeed_mt_location &lt;- stg2_mt__clm_clmd_clmrsk_rska_properties_pv</w:t>
               <w:br/>
               <w:t xml:space="preserve">    select MD5_BINARY(NULLIF(UPPER(TRIM(CAST('HUB_LOCATION|' || (nullif(trim(case when coalesce(nullif(trim(nullif(trim(to_varchar("LOCATION")), '')),''), nullif(trim(nullif(trim(to_varchar("CITY_NAME")), '')),''), nullif(trim(nullif(trim(to_varchar("COUNTRY_OF_LOSS")), '')),'')) is not null then md5(upper(regexp_replace(trim(upper(nullif(trim(coalesce(nullif(trim(nullif(trim(to_varchar("LOCATION")), '')), ''), '') || '|' || coalesce(nullif(trim(nullif(trim(to_varchar("CITY_NAME")), '')), ''), '') || '|' || coalesce(nullif(trim(nullif(trim(to_varchar("COUNTRY_OF_LOSS")), '')), ''), '')), '||'))), '[[:space:]]+', ' '))) end),'')) AS VARCHAR))), '')) as hkey</w:t>
               <w:br/>
-              <w:t xml:space="preserve">      from RAW.MAXIMUS_TRAVEL_V2.NONHLTH_TRV_CLM_VW_DATA_CLAIM_DETAILS_CLAIM_RISK_RISK_ATTRIBUTE_PROPERTIES_PIVOT_VW</w:t>
+              <w:t xml:space="preserve">      from RAW.MAXIMUS_TRAVEL.NONHLTH_TRV_CLM_VW_DATA_CLAIM_DETAILS_CLAIM_RISK_RISK_ATTRIBUTE_PROPERTIES_PIVOT_VW</w:t>
               <w:br/>
               <w:t xml:space="preserve">    union all</w:t>
               <w:br/>
-              <w:t xml:space="preserve">    -- via hubfeed_mtv2_location &lt;- stg2_mtv2__clm_clmd_clmrsk_rska_properties_pv</w:t>
+              <w:t xml:space="preserve">    -- via hubfeed_mt_location &lt;- stg2_mt__clm_clmd_clmrsk_rska_properties_pv</w:t>
               <w:br/>
               <w:t xml:space="preserve">    select MD5_BINARY(NULLIF(UPPER(TRIM(CAST('HUB_LOCATION|' || (nullif(trim(case when coalesce(nullif(trim(nullif(trim(to_varchar("HOSPITAL_ADDRESS")), '')),''), nullif(trim(nullif(trim(to_varchar("HOSPITAL_COUNTRY")), '')),''), nullif(trim(nullif(trim(to_varchar("HOSPITAL_NAME")), '')),'')) is not null then md5(upper(regexp_replace(trim(upper(nullif(trim(coalesce(nullif(trim(nullif(trim(to_varchar("HOSPITAL_ADDRESS")), '')), ''), '') || '|' || coalesce(nullif(trim(nullif(trim(to_varchar("HOSPITAL_COUNTRY")), '')), ''), '') || '|' || coalesce(nullif(trim(nullif(trim(to_varchar("HOSPITAL_NAME")), '')), ''), '')), '||'))), '[[:space:]]+', ' '))) end),'')) AS VARCHAR))), '')) as hkey</w:t>
               <w:br/>
-              <w:t xml:space="preserve">      from RAW.MAXIMUS_TRAVEL_V2.NONHLTH_TRV_CLM_VW_DATA_CLAIM_DETAILS_CLAIM_RISK_RISK_ATTRIBUTE_PROPERTIES_PIVOT_VW</w:t>
+              <w:t xml:space="preserve">      from RAW.MAXIMUS_TRAVEL.NONHLTH_TRV_CLM_VW_DATA_CLAIM_DETAILS_CLAIM_RISK_RISK_ATTRIBUTE_PROPERTIES_PIVOT_VW</w:t>
               <w:br/>
               <w:t xml:space="preserve">    union all</w:t>
               <w:br/>
-              <w:t xml:space="preserve">    -- via hubfeed_mtv2_location &lt;- stg2_mtv2__uwr_pol_disp</w:t>
+              <w:t xml:space="preserve">    -- via hubfeed_mt_location &lt;- stg2_mt__uwr_pol_disp</w:t>
               <w:br/>
               <w:t xml:space="preserve">    select MD5_BINARY(NULLIF(UPPER(TRIM(CAST('HUB_LOCATION|' || (nullif(trim(case when coalesce(nullif(trim(nullif(trim(to_varchar("ADDRESS")), '')),''), nullif(trim(nullif(trim(to_varchar("CITY")), '')),''), nullif(trim(nullif(trim(to_varchar("DISTRICT")), '')),''), nullif(trim(nullif(trim(to_varchar("STATE")), '')),''), nullif(trim(nullif(trim(to_varchar("PIN_CODE")), '')),'')) is not null then md5(upper(regexp_replace(trim(nullif(trim(coalesce(nullif(trim(nullif(trim(to_varchar("ADDRESS")), '')), ''), '') || '#' || coalesce(nullif(trim(nullif(trim(to_varchar("CITY")), '')), ''), '') || '#' || coalesce(nullif(trim(nullif(trim(to_varchar("DISTRICT")), '')), ''), '') || '#' || coalesce(nullif(trim(nullif(trim(to_varchar("STATE")), '')), ''), '') || '#' || coalesce(nullif(trim(nullif(trim(to_varchar("PIN_CODE")), '')), ''), '')), '####')), '[[:space:]]+', ' '))) end),'')) AS VARCHAR))), '')) as hkey</w:t>
               <w:br/>
-              <w:t xml:space="preserve">      from RAW.MAXIMUS_TRAVEL_V2.NONHLTH_TRV_UWR_VW_DATA_POLICY_DETAILS_DISPATCH_DETAILS</w:t>
+              <w:t xml:space="preserve">      from RAW.MAXIMUS_TRAVEL.NONHLTH_TRV_UWR_VW_DATA_POLICY_DETAILS_DISPATCH_DETAILS</w:t>
               <w:br/>
               <w:t xml:space="preserve">    union all</w:t>
               <w:br/>
-              <w:t xml:space="preserve">    -- via hubfeed_mtv2_location &lt;- stg2_mtv2__uwr_pol_ins_mbr_pa</w:t>
+              <w:t xml:space="preserve">    -- via hubfeed_mt_location &lt;- stg2_mt__uwr_pol_ins_mbr_pa</w:t>
               <w:br/>
               <w:t xml:space="preserve">    select MD5_BINARY(NULLIF(UPPER(TRIM(CAST('HUB_LOCATION|' || (nullif(trim(case when coalesce(nullif(trim(nullif(trim(to_varchar("ADDRESS1")), '')),''), nullif(trim(nullif(trim(to_varchar("ADDRESS2")), '')),''), nullif(trim(nullif(trim(to_varchar("ADDRESS3")), '')),''), nullif(trim(nullif(trim(to_varchar("CITY")), '')),''), nullif(trim(nullif(trim(to_varchar("DISTRICT")), '')),''), nullif(trim(nullif(trim(to_varchar("STATE")), '')),''), nullif(trim(nullif(trim(to_varchar("COUNTRY")), '')),''), nullif(trim(nullif(trim(to_varchar("PINCODE")), '')),'')) is not null then md5(upper(regexp_replace(trim(nullif(trim(coalesce(nullif(trim(nullif(trim(to_varchar("ADDRESS1")), '')), ''), '') || '|' || coalesce(nullif(trim(nullif(trim(to_varchar("ADDRESS2")), '')), ''), '') || '|' || coalesce(nullif(trim(nullif(trim(to_varchar("ADDRESS3")), '')), ''), '') || '|' || coalesce(nullif(trim(nullif(trim(to_varchar("CITY")), '')), ''), '') || '|' || coalesce(nullif(trim(nullif(trim(to_varchar("DISTRICT")), '')), ''), '') || '|' || coalesce(nullif(trim(nullif(trim(to_varchar("STATE")), '')), ''), '') || '|' || coalesce(nullif(trim(nullif(trim(to_varchar("COUNTRY")), '')), ''), '') || '|' || coalesce(nullif(trim(nullif(trim(to_varchar("PINCODE")), '')), ''), '')), '|||||||')), '[[:space:]]+', ' '))) end),'')) AS VARCHAR))), '')) as hkey</w:t>
               <w:br/>
-              <w:t xml:space="preserve">      from RAW.MAXIMUS_TRAVEL_V2.NONHLTH_TRV_UWR_VW_DATA_POLICY_DETAILS_INSURED_DETAILS_MEMBER_DETAILS_PARTY_ADDRESS</w:t>
+              <w:t xml:space="preserve">      from RAW.MAXIMUS_TRAVEL.NONHLTH_TRV_UWR_VW_DATA_POLICY_DETAILS_INSURED_DETAILS_MEMBER_DETAILS_PARTY_ADDRESS</w:t>
               <w:br/>
               <w:t xml:space="preserve">    union all</w:t>
               <w:br/>
-              <w:t xml:space="preserve">    -- via hubfeed_mtv2_location &lt;- stg2_mtv2__uwr_pol_ins_mbr_pa_address_prop_pv</w:t>
+              <w:t xml:space="preserve">    -- via hubfeed_mt_location &lt;- stg2_mt__uwr_pol_ins_mbr_pa_address_prop_pv</w:t>
               <w:br/>
               <w:t xml:space="preserve">    select MD5_BINARY(NULLIF(UPPER(TRIM(CAST('HUB_LOCATION|' || (nullif(trim(case when coalesce(nullif(trim(nullif(trim(to_varchar("AREA")), '')),''), nullif(trim(nullif(trim(to_varchar("LAND_MARK")), '')),''), nullif(trim(nullif(trim(to_varchar("CITY")), '')),''), nullif(trim(nullif(trim(to_varchar("STATE")), '')),''), nullif(trim(nullif(trim(to_varchar("PINCODE")), '')),'')) is not null then md5(upper(regexp_replace(trim(nullif(trim(coalesce(nullif(trim(nullif(trim(to_varchar("AREA")), '')), ''), '') || '#' || coalesce(nullif(trim(nullif(trim(to_varchar("LAND_MARK")), '')), ''), '') || '#' || coalesce(nullif(trim(nullif(trim(to_varchar("CITY")), '')), ''), '') || '#' || coalesce(nullif(trim(nullif(trim(to_varchar("STATE")), '')), ''), '') || '#' || coalesce(nullif(trim(nullif(trim(to_varchar("PINCODE")), '')), ''), '')), '####')), '[[:space:]]+', ' '))) end),'')) AS VARCHAR))), '')) as hkey</w:t>
               <w:br/>
-              <w:t xml:space="preserve">      from RAW.MAXIMUS_TRAVEL_V2.NONHLTH_TRV_UWR_VW_DATA_POLICY_DETAILS_INSURED_DETAILS_MEMBER_DETAILS_PARTY_ADDRESS_ADDRESS_PROPERTY_PIVOT_VW</w:t>
+              <w:t xml:space="preserve">      from RAW.MAXIMUS_TRAVEL.NONHLTH_TRV_UWR_VW_DATA_POLICY_DETAILS_INSURED_DETAILS_MEMBER_DETAILS_PARTY_ADDRESS_ADDRESS_PROPERTY_PIVOT_VW</w:t>
               <w:br/>
               <w:t xml:space="preserve">    union all</w:t>
               <w:br/>
-              <w:t xml:space="preserve">    -- via hubfeed_mtv2_location &lt;- stg2_mtv2__uwr_pol_ins_mbr_pp_sp_pv</w:t>
+              <w:t xml:space="preserve">    -- via hubfeed_mt_location &lt;- stg2_mt__uwr_pol_ins_mbr_pp_sp_pv</w:t>
               <w:br/>
               <w:t xml:space="preserve">    select MD5_BINARY(NULLIF(UPPER(TRIM(CAST('HUB_LOCATION|' || (nullif(trim(case when coalesce(nullif(trim(nullif(trim(to_varchar("CORRESPONDENCE_LOCAL_ADDRESS_LINE_1")), '')),''), nullif(trim(nullif(trim(to_varchar("CORRESPONDENCE_LOCAL_ADDRESS_LINE_2")), '')),''), nullif(trim(nullif(trim(to_varchar("CORRESPONDENCE_LOCAL_ADDRESS_LINE_3")), '')),''), nullif(trim(nullif(trim(to_varchar("CORRESPONDENCE_LOCAL_ADDRESS_CITY_TOWN_VILLAGE")), '')),''), nullif(trim(nullif(trim(to_varchar("CORRESPONDENCE_LOCAL_ADDRESS_DISTRICT")), '')),''), nullif(trim(nullif(trim(to_varchar("CORRESPONDENCE_LOCAL_ADDRESS_STATE")), '')),''), nullif(trim(nullif(trim(to_varchar("CORRESPONDENCE_LOCAL_ADDRESS_COUNTRY")), '')),''), nullif(trim(nullif(trim(to_varchar("LOCAL_ADDRESS_PIN_CODE")), '')),'')) is not null then md5(upper(regexp_replace(trim(nullif(trim(coalesce(nullif(trim(nullif(trim(to_varchar("CORRESPONDENCE_LOCAL_ADDRESS_LINE_1")), '')), ''), '') || '|' || coalesce(nullif(trim(nullif(trim(to_varchar("CORRESPONDENCE_LOCAL_ADDRESS_LINE_2")), '')), ''), '') || '|' || coalesce(nullif(trim(nullif(trim(to_varchar("CORRESPONDENCE_LOCAL_ADDRESS_LINE_3")), '')), ''), '') || '|' || coalesce(nullif(trim(nullif(trim(to_varchar("CORRESPONDENCE_LOCAL_ADDRESS_CITY_TOWN_VILLAGE")), '')), ''), '') || '|' || coalesce(nullif(trim(nullif(trim(to_varchar("CORRESPONDENCE_LOCAL_ADDRESS_DISTRICT")), '')), ''), '') || '|' || coalesce(nullif(trim(nullif(trim(to_varchar("CORRESPONDENCE_LOCAL_ADDRESS_STATE")), '')), ''), '') || '|' || coalesce(nullif(trim(nullif(trim(to_varchar("CORRESPONDENCE_LOCAL_ADDRESS_COUNTRY")), '')), ''), '') || '|' || coalesce(nullif(trim(nullif(trim(to_varchar("LOCAL_ADDRESS_PIN_CODE")), '')), ''), '')), '|||||||')), '[[:space:]]+', ' '))) end),'')) AS VARCHAR))), '')) as hkey</w:t>
               <w:br/>
-              <w:t xml:space="preserve">      from RAW.MAXIMUS_TRAVEL_V2.NONHLTH_TRV_UWR_VW_DATA_POLICY_DETAILS_INSURED_DETAILS_MEMBER_DETAILS_PARTY_PROPERTY_SIMPLE_PROPERTY_PIVOT_VW</w:t>
+              <w:t xml:space="preserve">      from RAW.MAXIMUS_TRAVEL.NONHLTH_TRV_UWR_VW_DATA_POLICY_DETAILS_INSURED_DETAILS_MEMBER_DETAILS_PARTY_PROPERTY_SIMPLE_PROPERTY_PIVOT_VW</w:t>
               <w:br/>
               <w:t xml:space="preserve">    union all</w:t>
               <w:br/>
-              <w:t xml:space="preserve">    -- via hubfeed_mtv2_location &lt;- stg2_mtv2__uwr_pol_ins_mbr_pp_sp_pv</w:t>
+              <w:t xml:space="preserve">    -- via hubfeed_mt_location &lt;- stg2_mt__uwr_pol_ins_mbr_pp_sp_pv</w:t>
               <w:br/>
               <w:t xml:space="preserve">    select MD5_BINARY(NULLIF(UPPER(TRIM(CAST('HUB_LOCATION|' || (nullif(trim(case when coalesce(nullif(trim(nullif(trim(to_varchar("CURRENT_PERMANENT_OVERSEAS_ADDRESS_LINE_1")), '')),''), nullif(trim(nullif(trim(to_varchar("CURRENT_PERMANENT_OVERSEAS_ADDRESS_LINE_2")), '')),''), nullif(trim(nullif(trim(to_varchar("CURRENT_PERMANENT_OVERSEAS_ADDRESS_LINE_3")), '')),''), nullif(trim(nullif(trim(to_varchar("CURRENT_PERMANENT_OVERSEAS_ADDRESS_CITY_TOWN_VILLAGE")), '')),''), nullif(trim(nullif(trim(to_varchar("CURRENT_PERMANENT_OVERSEAS_ADDRESS_STATE_UT")), '')),''), nullif(trim(nullif(trim(to_varchar("CURRENT_PERMANENT_OVERSEAS_ADDRESS_COUNTRY")), '')),''), nullif(trim(nullif(trim(to_varchar("CURRENT_PERMANENT_OVERSEAS_ADDRESS_PIN_CODE")), '')),'')) is not null then md5(upper(regexp_replace(trim(nullif(trim(coalesce(nullif(trim(nullif(trim(to_varchar("CURRENT_PERMANENT_OVERSEAS_ADDRESS_LINE_1")), '')), ''), '') || '|' || coalesce(nullif(trim(nullif(trim(to_varchar("CURRENT_PERMANENT_OVERSEAS_ADDRESS_LINE_2")), '')), ''), '') || '|' || coalesce(nullif(trim(nullif(trim(to_varchar("CURRENT_PERMANENT_OVERSEAS_ADDRESS_LINE_3")), '')), ''), '') || '|' || coalesce(nullif(trim(nullif(trim(to_varchar("CURRENT_PERMANENT_OVERSEAS_ADDRESS_CITY_TOWN_VILLAGE")), '')), ''), '') || '|' || coalesce(nullif(trim(nullif(trim(to_varchar("CURRENT_PERMANENT_OVERSEAS_ADDRESS_STATE_UT")), '')), ''), '') || '|' || coalesce(nullif(trim(nullif(trim(to_varchar("CURRENT_PERMANENT_OVERSEAS_ADDRESS_COUNTRY")), '')), ''), '') || '|' || coalesce(nullif(trim(nullif(trim(to_varchar("CURRENT_PERMANENT_OVERSEAS_ADDRESS_PIN_CODE")), '')), ''), '')), '||||||')), '[[:space:]]+', ' '))) end),'')) AS VARCHAR))), '')) as hkey</w:t>
               <w:br/>
-              <w:t xml:space="preserve">      from RAW.MAXIMUS_TRAVEL_V2.NONHLTH_TRV_UWR_VW_DATA_POLICY_DETAILS_INSURED_DETAILS_MEMBER_DETAILS_PARTY_PROPERTY_SIMPLE_PROPERTY_PIVOT_VW</w:t>
+              <w:t xml:space="preserve">      from RAW.MAXIMUS_TRAVEL.NONHLTH_TRV_UWR_VW_DATA_POLICY_DETAILS_INSURED_DETAILS_MEMBER_DETAILS_PARTY_PROPERTY_SIMPLE_PROPERTY_PIVOT_VW</w:t>
               <w:br/>
               <w:t xml:space="preserve">    union all</w:t>
               <w:br/>
-              <w:t xml:space="preserve">    -- via hubfeed_mtv2_location &lt;- stg2_mtv2__uwr_pol_off_oa</w:t>
+              <w:t xml:space="preserve">    -- via hubfeed_mt_location &lt;- stg2_mt__uwr_pol_off_oa</w:t>
               <w:br/>
               <w:t xml:space="preserve">    select MD5_BINARY(NULLIF(UPPER(TRIM(CAST('HUB_LOCATION|' || (nullif(trim(case when coalesce(nullif(trim(nullif(trim(to_varchar("ADDRESS1")), '')),''), nullif(trim(nullif(trim(to_varchar("ADDRESS2")), '')),''), nullif(trim(nullif(trim(to_varchar("ADDRESS3")), '')),''), nullif(trim(nullif(trim(to_varchar("CITY")), '')),''), nullif(trim(nullif(trim(to_varchar("DISTRICT")), '')),''), nullif(trim(nullif(trim(to_varchar("STATE")), '')),''), nullif(trim(nullif(trim(to_varchar("COUNTRY")), '')),''), nullif(trim(nullif(trim(to_varchar("PINCODE")), '')),'')) is not null then md5(upper(regexp_replace(trim(nullif(trim(coalesce(nullif(trim(nullif(trim(to_varchar("ADDRESS1")), '')), ''), '') || '|' || coalesce(nullif(trim(nullif(trim(to_varchar("ADDRESS2")), '')), ''), '') || '|' || coalesce(nullif(trim(nullif(trim(to_varchar("ADDRESS3")), '')), ''), '') || '|' || coalesce(nullif(trim(nullif(trim(to_varchar("CITY")), '')), ''), '') || '|' || coalesce(nullif(trim(nullif(trim(to_varchar("DISTRICT")), '')), ''), '') || '|' || coalesce(nullif(trim(nullif(trim(to_varchar("STATE")), '')), ''), '') || '|' || coalesce(nullif(trim(nullif(trim(to_varchar("COUNTRY")), '')), ''), '') || '|' || coalesce(nullif(trim(nullif(trim(to_varchar("PINCODE")), '')), ''), '')), '|||||||')), '[[:space:]]+', ' '))) end),'')) AS VARCHAR))), '')) as hkey</w:t>
               <w:br/>
-              <w:t xml:space="preserve">      from RAW.MAXIMUS_TRAVEL_V2.NONHLTH_TRV_UWR_VW_DATA_POLICY_DETAILS_OFFICE_DETAILS_OFFICE_ADDRESS</w:t>
+              <w:t xml:space="preserve">      from RAW.MAXIMUS_TRAVEL.NONHLTH_TRV_UWR_VW_DATA_POLICY_DETAILS_OFFICE_DETAILS_OFFICE_ADDRESS</w:t>
               <w:br/>
               <w:t xml:space="preserve">    union all</w:t>
               <w:br/>
-              <w:t xml:space="preserve">    -- via hubfeed_mtv2_location &lt;- stg2_mtv2__uwr_pol_off_oa_address_prop_pv</w:t>
+              <w:t xml:space="preserve">    -- via hubfeed_mt_location &lt;- stg2_mt__uwr_pol_off_oa_address_prop_pv</w:t>
               <w:br/>
               <w:t xml:space="preserve">    select MD5_BINARY(NULLIF(UPPER(TRIM(CAST('HUB_LOCATION|' || (nullif(trim(case when coalesce(nullif(trim(w0_address1),''), nullif(trim(w1_address2),''), nullif(trim(w2_address3),''), nullif(trim(w3_city),''), nullif(trim(w4_state),''), nullif(trim(w5_pincode),'')) is not null then md5(upper(regexp_replace(trim(nullif(trim(coalesce(nullif(trim(w0_address1), ''), '') || '#' || coalesce(nullif(trim(w1_address2), ''), '') || '#' || coalesce(nullif(trim(w2_address3), ''), '') || '#' || coalesce(nullif(trim(w3_city), ''), '') || '#' || coalesce(nullif(trim(w4_state), ''), '') || '#' || coalesce(nullif(trim(w5_pincode), ''), '')), '#####')), '[[:space:]]+', ' '))) end),'')) AS VARCHAR))), '')) as hkey</w:t>
               <w:br/>
-              <w:t xml:space="preserve">      from RAW.MAXIMUS_TRAVEL_V2.NONHLTH_TRV_UWR_VW_DATA_POLICY_DETAILS_OFFICE_DETAILS_OFFICE_ADDRESS_ADDRESS_PROPERTY_PIVOT_VW</w:t>
+              <w:t xml:space="preserve">      from RAW.MAXIMUS_TRAVEL.NONHLTH_TRV_UWR_VW_DATA_POLICY_DETAILS_OFFICE_DETAILS_OFFICE_ADDRESS_ADDRESS_PROPERTY_PIVOT_VW</w:t>
               <w:br/>
               <w:t xml:space="preserve">    union all</w:t>
               <w:br/>
-              <w:t xml:space="preserve">    -- via hubfeed_mtv2_location &lt;- stg2_mtv2__uwr_pol_prp_pa</w:t>
+              <w:t xml:space="preserve">    -- via hubfeed_mt_location &lt;- stg2_mt__uwr_pol_prp_pa</w:t>
               <w:br/>
               <w:t xml:space="preserve">    select MD5_BINARY(NULLIF(UPPER(TRIM(CAST('HUB_LOCATION|' || (nullif(trim(case when coalesce(nullif(trim(nullif(trim(to_varchar("ADDRESS1")), '')),''), nullif(trim(nullif(trim(to_varchar("ADDRESS2")), '')),''), nullif(trim(nullif(trim(to_varchar("ADDRESS3")), '')),''), nullif(trim(nullif(trim(to_varchar("CITY")), '')),''), nullif(trim(nullif(trim(to_varchar("DISTRICT")), '')),''), nullif(trim(nullif(trim(to_varchar("STATE")), '')),''), nullif(trim(nullif(trim(to_varchar("COUNTRY")), '')),''), nullif(trim(nullif(trim(to_varchar("PINCODE")), '')),'')) is not null then md5(upper(regexp_replace(trim(nullif(trim(coalesce(nullif(trim(nullif(trim(to_varchar("ADDRESS1")), '')), ''), '') || '|' || coalesce(nullif(trim(nullif(trim(to_varchar("ADDRESS2")), '')), ''), '') || '|' || coalesce(nullif(trim(nullif(trim(to_varchar("ADDRESS3")), '')), ''), '') || '|' || coalesce(nullif(trim(nullif(trim(to_varchar("CITY")), '')), ''), '') || '|' || coalesce(nullif(trim(nullif(trim(to_varchar("DISTRICT")), '')), ''), '') || '|' || coalesce(nullif(trim(nullif(trim(to_varchar("STATE")), '')), ''), '') || '|' || coalesce(nullif(trim(nullif(trim(to_varchar("COUNTRY")), '')), ''), '') || '|' || coalesce(nullif(trim(nullif(trim(to_varchar("PINCODE")), '')), ''), '')), '|||||||')), '[[:space:]]+', ' '))) end),'')) AS VARCHAR))), '')) as hkey</w:t>
               <w:br/>
-              <w:t xml:space="preserve">      from RAW.MAXIMUS_TRAVEL_V2.NONHLTH_TRV_UWR_VW_DATA_POLICY_DETAILS_PROPOSER_DETAILS_PARTY_ADDRESS</w:t>
+              <w:t xml:space="preserve">      from RAW.MAXIMUS_TRAVEL.NONHLTH_TRV_UWR_VW_DATA_POLICY_DETAILS_PROPOSER_DETAILS_PARTY_ADDRESS</w:t>
               <w:br/>
               <w:t xml:space="preserve">    union all</w:t>
               <w:br/>
-              <w:t xml:space="preserve">    -- via hubfeed_mtv2_location &lt;- stg2_mtv2__uwr_pol_prp_pa_address_prop_pv</w:t>
+              <w:t xml:space="preserve">    -- via hubfeed_mt_location &lt;- stg2_mt__uwr_pol_prp_pa_address_prop_pv</w:t>
               <w:br/>
               <w:t xml:space="preserve">    select MD5_BINARY(NULLIF(UPPER(TRIM(CAST('HUB_LOCATION|' || (nullif(trim(case when coalesce(nullif(trim(nullif(trim(to_varchar("AREA")), '')),''), nullif(trim(nullif(trim(to_varchar("LAND_MARK")), '')),''), nullif(trim(nullif(trim(to_varchar("CITY")), '')),''), nullif(trim(nullif(trim(to_varchar("STATE")), '')),''), nullif(trim(nullif(trim(to_varchar("PINCODE")), '')),'')) is not null then md5(upper(regexp_replace(trim(nullif(trim(coalesce(nullif(trim(nullif(trim(to_varchar("AREA")), '')), ''), '') || '#' || coalesce(nullif(trim(nullif(trim(to_varchar("LAND_MARK")), '')), ''), '') || '#' || coalesce(nullif(trim(nullif(trim(to_varchar("CITY")), '')), ''), '') || '#' || coalesce(nullif(trim(nullif(trim(to_varchar("STATE")), '')), ''), '') || '#' || coalesce(nullif(trim(nullif(trim(to_varchar("PINCODE")), '')), ''), '')), '####')), '[[:space:]]+', ' '))) end),'')) AS VARCHAR))), '')) as hkey</w:t>
               <w:br/>
-              <w:t xml:space="preserve">      from RAW.MAXIMUS_TRAVEL_V2.NONHLTH_TRV_UWR_VW_DATA_POLICY_DETAILS_PROPOSER_DETAILS_PARTY_ADDRESS_ADDRESS_PROPERTY_PIVOT_VW</w:t>
+              <w:t xml:space="preserve">      from RAW.MAXIMUS_TRAVEL.NONHLTH_TRV_UWR_VW_DATA_POLICY_DETAILS_PROPOSER_DETAILS_PARTY_ADDRESS_ADDRESS_PROPERTY_PIVOT_VW</w:t>
               <w:br/>
               <w:t xml:space="preserve">    union all</w:t>
               <w:br/>
-              <w:t xml:space="preserve">    -- via hubfeed_mtv2_location &lt;- stg2_mtv2__uwr_pol_prp_pp_sp_pv</w:t>
+              <w:t xml:space="preserve">    -- via hubfeed_mt_location &lt;- stg2_mt__uwr_pol_prp_pp_sp_pv</w:t>
               <w:br/>
               <w:t xml:space="preserve">    select MD5_BINARY(NULLIF(UPPER(TRIM(CAST('HUB_LOCATION|' || (nullif(trim(case when coalesce(nullif(trim(nullif(trim(to_varchar("CORRESPONDENCE_LOCAL_ADDRESS_LINE_1")), '')),''), nullif(trim(nullif(trim(to_varchar("CORRESPONDENCE_LOCAL_ADDRESS_LINE_2")), '')),''), nullif(trim(nullif(trim(to_varchar("CORRESPONDENCE_LOCAL_ADDRESS_LINE_3")), '')),''), nullif(trim(nullif(trim(to_varchar("CORRESPONDENCE_LOCAL_ADDRESS_CITY_TOWN_VILLAGE")), '')),''), nullif(trim(nullif(trim(to_varchar("CORRESPONDENCE_LOCAL_ADDRESS_DISTRICT")), '')),''), nullif(trim(nullif(trim(to_varchar("CORRESPONDENCE_LOCAL_ADDRESS_STATE")), '')),''), nullif(trim(nullif(trim(to_varchar("CORRESPONDENCE_LOCAL_ADDRESS_COUNTRY")), '')),''), nullif(trim(nullif(trim(to_varchar("LOCAL_ADDRESS_PIN_CODE")), '')),'')) is not null then md5(upper(regexp_replace(trim(nullif(trim(coalesce(nullif(trim(nullif(trim(to_varchar("CORRESPONDENCE_LOCAL_ADDRESS_LINE_1")), '')), ''), '') || '|' || coalesce(nullif(trim(nullif(trim(to_varchar("CORRESPONDENCE_LOCAL_ADDRESS_LINE_2")), '')), ''), '') || '|' || coalesce(nullif(trim(nullif(trim(to_varchar("CORRESPONDENCE_LOCAL_ADDRESS_LINE_3")), '')), ''), '') || '|' || coalesce(nullif(trim(nullif(trim(to_varchar("CORRESPONDENCE_LOCAL_ADDRESS_CITY_TOWN_VILLAGE")), '')), ''), '') || '|' || coalesce(nullif(trim(nullif(trim(to_varchar("CORRESPONDENCE_LOCAL_ADDRESS_DISTRICT")), '')), ''), '') || '|' || coalesce(nullif(trim(nullif(trim(to_varchar("CORRESPONDENCE_LOCAL_ADDRESS_STATE")), '')), ''), '') || '|' || coalesce(nullif(trim(nullif(trim(to_varchar("CORRESPONDENCE_LOCAL_ADDRESS_COUNTRY")), '')), ''), '') || '|' || coalesce(nullif(trim(nullif(trim(to_varchar("LOCAL_ADDRESS_PIN_CODE")), '')), ''), '')), '|||||||')), '[[:space:]]+', ' '))) end),'')) AS VARCHAR))), '')) as hkey</w:t>
               <w:br/>
-              <w:t xml:space="preserve">      from RAW.MAXIMUS_TRAVEL_V2.NONHLTH_TRV_UWR_VW_DATA_POLICY_DETAILS_PROPOSER_DETAILS_PARTY_PROPERTY_SIMPLE_PROPERTY_PIVOT_VW</w:t>
+              <w:t xml:space="preserve">      from RAW.MAXIMUS_TRAVEL.NONHLTH_TRV_UWR_VW_DATA_POLICY_DETAILS_PROPOSER_DETAILS_PARTY_PROPERTY_SIMPLE_PROPERTY_PIVOT_VW</w:t>
               <w:br/>
               <w:t xml:space="preserve">    union all</w:t>
               <w:br/>
-              <w:t xml:space="preserve">    -- via hubfeed_mtv2_location &lt;- stg2_mtv2__uwr_pol_prp_pp_sp_pv</w:t>
+              <w:t xml:space="preserve">    -- via hubfeed_mt_location &lt;- stg2_mt__uwr_pol_prp_pp_sp_pv</w:t>
               <w:br/>
               <w:t xml:space="preserve">    select MD5_BINARY(NULLIF(UPPER(TRIM(CAST('HUB_LOCATION|' || (nullif(trim(case when coalesce(nullif(trim(nullif(trim(to_varchar("CURRENT_PERMANENT_OVERSEAS_ADDRESS_LINE_1")), '')),''), nullif(trim(nullif(trim(to_varchar("CURRENT_PERMANENT_OVERSEAS_ADDRESS_LINE_2")), '')),''), nullif(trim(nullif(trim(to_varchar("CURRENT_PERMANENT_OVERSEAS_ADDRESS_LINE_3")), '')),''), nullif(trim(nullif(trim(to_varchar("CURRENT_PERMANENT_OVERSEAS_ADDRESS_CITY_TOWN_VILLAGE")), '')),''), nullif(trim(nullif(trim(to_varchar("CURRENT_PERMANENT_OVERSEAS_ADDRESS_STATE_UT")), '')),''), nullif(trim(nullif(trim(to_varchar("CURRENT_PERMANENT_OVERSEAS_ADDRESS_COUNTRY")), '')),''), nullif(trim(nullif(trim(to_varchar("CURRENT_PERMANENT_OVERSEAS_ADDRESS_PIN_CODE")), '')),'')) is not null then md5(upper(regexp_replace(trim(nullif(trim(coalesce(nullif(trim(nullif(trim(to_varchar("CURRENT_PERMANENT_OVERSEAS_ADDRESS_LINE_1")), '')), ''), '') || '|' || coalesce(nullif(trim(nullif(trim(to_varchar("CURRENT_PERMANENT_OVERSEAS_ADDRESS_LINE_2")), '')), ''), '') || '|' || coalesce(nullif(trim(nullif(trim(to_varchar("CURRENT_PERMANENT_OVERSEAS_ADDRESS_LINE_3")), '')), ''), '') || '|' || coalesce(nullif(trim(nullif(trim(to_varchar("CURRENT_PERMANENT_OVERSEAS_ADDRESS_CITY_TOWN_VILLAGE")), '')), ''), '') || '|' || coalesce(nullif(trim(nullif(trim(to_varchar("CURRENT_PERMANENT_OVERSEAS_ADDRESS_STATE_UT")), '')), ''), '') || '|' || coalesce(nullif(trim(nullif(trim(to_varchar("CURRENT_PERMANENT_OVERSEAS_ADDRESS_COUNTRY")), '')), ''), '') || '|' || coalesce(nullif(trim(nullif(trim(to_varchar("CURRENT_PERMANENT_OVERSEAS_ADDRESS_PIN_CODE")), '')), ''), '')), '||||||')), '[[:space:]]+', ' '))) end),'')) AS VARCHAR))), '')) as hkey</w:t>
               <w:br/>
-              <w:t xml:space="preserve">      from RAW.MAXIMUS_TRAVEL_V2.NONHLTH_TRV_UWR_VW_DATA_POLICY_DETAILS_PROPOSER_DETAILS_PARTY_PROPERTY_SIMPLE_PROPERTY_PIVOT_VW</w:t>
+              <w:t xml:space="preserve">      from RAW.MAXIMUS_TRAVEL.NONHLTH_TRV_UWR_VW_DATA_POLICY_DETAILS_PROPOSER_DETAILS_PARTY_PROPERTY_SIMPLE_PROPERTY_PIVOT_VW</w:t>
               <w:br/>
               <w:t xml:space="preserve">    union all</w:t>
               <w:br/>
-              <w:t xml:space="preserve">    -- via hubfeed_mtv2_location &lt;- stg2_mtv2__uwr_qpd_rskl</w:t>
+              <w:t xml:space="preserve">    -- via hubfeed_mt_location &lt;- stg2_mt__uwr_qpd_rskl</w:t>
               <w:br/>
               <w:t xml:space="preserve">    select MD5_BINARY(NULLIF(UPPER(TRIM(CAST('HUB_LOCATION|' || (nullif(trim(case when coalesce(nullif(trim(nullif(trim(to_varchar("ADDR1")), '')),''), nullif(trim(nullif(trim(to_varchar("ADDR2")), '')),''), nullif(trim(nullif(trim(to_varchar("ADDR3")), '')),''), nullif(trim(nullif(trim(to_varchar("CITY_CODE")), '')),''), nullif(trim(nullif(trim(to_varchar("STATE_CODE")), '')),''), nullif(trim(nullif(trim(to_varchar("POSTAL_CODE")), '')),''), nullif(trim(nullif(trim(to_varchar("COUNTRY_CODE")), '')),'')) is not null then md5(upper(regexp_replace(trim(nullif(trim(coalesce(nullif(trim(nullif(trim(to_varchar("ADDR1")), '')), ''), '') || '#' || coalesce(nullif(trim(nullif(trim(to_varchar("ADDR2")), '')), ''), '') || '#' || coalesce(nullif(trim(nullif(trim(to_varchar("ADDR3")), '')), ''), '') || '#' || coalesce(nullif(trim(nullif(trim(to_varchar("CITY_CODE")), '')), ''), '') || '#' || coalesce(nullif(trim(nullif(trim(to_varchar("STATE_CODE")), '')), ''), '') || '#' || coalesce(nullif(trim(nullif(trim(to_varchar("POSTAL_CODE")), '')), ''), '') || '#' || coalesce(nullif(trim(nullif(trim(to_varchar("COUNTRY_CODE")), '')), ''), '')), '######')), '[[:space:]]+', ' '))) end),'')) AS VARCHAR))), '')) as hkey</w:t>
               <w:br/>
-              <w:t xml:space="preserve">      from RAW.MAXIMUS_TRAVEL_V2.NONHLTH_TRV_UWR_VW_DATA_QUOTE_PARAM_DETAILS_RISK_LIST</w:t>
+              <w:t xml:space="preserve">      from RAW.MAXIMUS_TRAVEL.NONHLTH_TRV_UWR_VW_DATA_QUOTE_PARAM_DETAILS_RISK_LIST</w:t>
               <w:br/>
               <w:t xml:space="preserve">)</w:t>
               <w:br/>
@@ -4676,7 +4676,7 @@
         <w:t xml:space="preserve">Note: </w:t>
       </w:r>
       <w:r>
-        <w:t xml:space="preserve">Hub rows scoped by RECORD_SOURCE value set (travel feeds only) to avoid colliding with the partner build in the shared vault. 9 RAW key branch(es): NONHLTH_TRV_CLM_VW_DATA_CLAIM_DETAILS_CLAIM_ATTRIBUTE_PROPERTIES_PIVOT_VW.STORED_COMPANY_CODE (ORG_UNIT_HKEY__COMPANY), NONHLTH_TRV_CLM_VW_DATA_CLAIM_DETAILS_CLAIM_ATTRIBUTE_PROPERTIES_PIVOT_VW.HUB_LOCATION (ORG_UNIT_HKEY__OPERATING_HUB), NONHLTH_TRV_UWR_VW_DATA_POLICY_DETAILS.POLICY_BRANCH_NAME (ORG_UNIT_HKEY), NONHLTH_TRV_UWR_VW_DATA_POLICY_DETAILS_OFFICE_DETAILS.OFFICE_CODE (ORG_UNIT_HKEY), NONHLTH_TRV_UWR_VW_DATA_POLICY_DETAILS_OFFICE_DETAILS_OFFICE_ADDRESS_ADDRESS_PROPERTY_PIVOT_VW.[] (ORG_UNIT_HKEY), NONHLTH_TRV_UWR_VW_DATA_POLICY_DETAILS_POLICY_PROPERTY_SIMPLE_PROPERTY_PIVOT_VW.BRANCH_CODE (ORG_UNIT_HKEY), NONHLTH_TRV_UWR_VW_DATA_POLICY_DETAILS_PROPOSER_DETAILS_PARTY_PROPERTY_SIMPLE_PROPERTY_PIVOT_VW.LOCATION_CODE (ORG_UNIT_HKEY__SERVICING_BRANCH), NONHLTH_TRV_UWR_VW_DATA_QUOTE_PARAM_DETAILS.POLICY_BRANCH_NAME (ORG_UNIT_HKEY__POLICY_ISSUING_BRANCH), NONHLTH_TRV_UWR_VW_DATA_QUOTE_PARAM_DETAILS_POLICY_PROPERTY_RULE_LIST_PIVOT_VW.BRANCH_CODE (ORG_UNIT_HKEY). Travel RECORD_SOURCE value(s) parsed from feeds: MAXIMUS_NONHLTH_TRV_CLM_VW_DATA_CLAIM_DETAILS_CLAIM_ATTRIBUTE_PROPERTIES_PIVOT_VW, MAXIMUS_NONHLTH_TRV_UWR_VW_DATA_POLICY_DETAILS, MAXIMUS_NONHLTH_TRV_UWR_VW_DATA_POLICY_DETAILS_OFFICE_DETAILS, MAXIMUS_NONHLTH_TRV_UWR_VW_DATA_POLICY_DETAILS_OFFICE_DETAILS_OFFICE_ADDRESS, MAXIMUS_NONHLTH_TRV_UWR_VW_DATA_POLICY_DETAILS_OFFICE_DETAILS_OFFICE_ADDRESS_ADDRESS_PROPERTY_PIVOT_VW, MAXIMUS_NONHLTH_TRV_UWR_VW_DATA_POLICY_DETAILS_POLICY_PROPERTY_SIMPLE_PROPERTY_PIVOT_VW (+3 more). Excluded: hubfeed_mtv2_org_unit &lt;- stg2_mtv2__uwr_pol_off_oa: key uses walk column(s) w0_office_code from parent view(s) -- not resolvable to a single RAW table in the first-cut, skipped..</w:t>
+        <w:t xml:space="preserve">Hub rows scoped by RECORD_SOURCE value set (travel feeds only) to avoid colliding with the partner build in the shared vault. 9 RAW key branch(es): NONHLTH_TRV_CLM_VW_DATA_CLAIM_DETAILS_CLAIM_ATTRIBUTE_PROPERTIES_PIVOT_VW.STORED_COMPANY_CODE (ORG_UNIT_HKEY__COMPANY), NONHLTH_TRV_CLM_VW_DATA_CLAIM_DETAILS_CLAIM_ATTRIBUTE_PROPERTIES_PIVOT_VW.HUB_LOCATION (ORG_UNIT_HKEY__OPERATING_HUB), NONHLTH_TRV_UWR_VW_DATA_POLICY_DETAILS.POLICY_BRANCH_NAME (ORG_UNIT_HKEY), NONHLTH_TRV_UWR_VW_DATA_POLICY_DETAILS_OFFICE_DETAILS.OFFICE_CODE (ORG_UNIT_HKEY), NONHLTH_TRV_UWR_VW_DATA_POLICY_DETAILS_OFFICE_DETAILS_OFFICE_ADDRESS_ADDRESS_PROPERTY_PIVOT_VW.[] (ORG_UNIT_HKEY), NONHLTH_TRV_UWR_VW_DATA_POLICY_DETAILS_POLICY_PROPERTY_SIMPLE_PROPERTY_PIVOT_VW.BRANCH_CODE (ORG_UNIT_HKEY), NONHLTH_TRV_UWR_VW_DATA_POLICY_DETAILS_PROPOSER_DETAILS_PARTY_PROPERTY_SIMPLE_PROPERTY_PIVOT_VW.LOCATION_CODE (ORG_UNIT_HKEY__SERVICING_BRANCH), NONHLTH_TRV_UWR_VW_DATA_QUOTE_PARAM_DETAILS.POLICY_BRANCH_NAME (ORG_UNIT_HKEY__POLICY_ISSUING_BRANCH), NONHLTH_TRV_UWR_VW_DATA_QUOTE_PARAM_DETAILS_POLICY_PROPERTY_RULE_LIST_PIVOT_VW.BRANCH_CODE (ORG_UNIT_HKEY). Travel RECORD_SOURCE value(s) parsed from feeds: MAXIMUS_NONHLTH_TRV_CLM_VW_DATA_CLAIM_DETAILS_CLAIM_ATTRIBUTE_PROPERTIES_PIVOT_VW, MAXIMUS_NONHLTH_TRV_UWR_VW_DATA_POLICY_DETAILS, MAXIMUS_NONHLTH_TRV_UWR_VW_DATA_POLICY_DETAILS_OFFICE_DETAILS, MAXIMUS_NONHLTH_TRV_UWR_VW_DATA_POLICY_DETAILS_OFFICE_DETAILS_OFFICE_ADDRESS, MAXIMUS_NONHLTH_TRV_UWR_VW_DATA_POLICY_DETAILS_OFFICE_DETAILS_OFFICE_ADDRESS_ADDRESS_PROPERTY_PIVOT_VW, MAXIMUS_NONHLTH_TRV_UWR_VW_DATA_POLICY_DETAILS_POLICY_PROPERTY_SIMPLE_PROPERTY_PIVOT_VW (+3 more). Excluded: hubfeed_mt_org_unit &lt;- stg2_mt__uwr_pol_off_oa: key uses walk column(s) w0_office_code from parent view(s) -- not resolvable to a single RAW table in the first-cut, skipped..</w:t>
       </w:r>
     </w:p>
     <w:p>
@@ -4709,75 +4709,75 @@
               </w:rPr>
               <w:t xml:space="preserve">with src as (</w:t>
               <w:br/>
-              <w:t xml:space="preserve">    -- via hubfeed_mtv2_org_unit &lt;- stg2_mtv2__clm_clmd_clmap_pv</w:t>
+              <w:t xml:space="preserve">    -- via hubfeed_mt_org_unit &lt;- stg2_mt__clm_clmd_clmap_pv</w:t>
               <w:br/>
               <w:t xml:space="preserve">    select MD5_BINARY(NULLIF(UPPER(TRIM(CAST('HUB_ORG_UNIT|' || (nullif(trim(case when coalesce(nullif(trim(nullif(trim(to_varchar("STORED_COMPANY_CODE")), '')),'')) is not null then nullif(trim(nullif(trim(to_varchar("STORED_COMPANY_CODE")), '')), '') end),'')) AS VARCHAR))), '')) as hkey</w:t>
               <w:br/>
-              <w:t xml:space="preserve">      from RAW.MAXIMUS_TRAVEL_V2.NONHLTH_TRV_CLM_VW_DATA_CLAIM_DETAILS_CLAIM_ATTRIBUTE_PROPERTIES_PIVOT_VW</w:t>
+              <w:t xml:space="preserve">      from RAW.MAXIMUS_TRAVEL.NONHLTH_TRV_CLM_VW_DATA_CLAIM_DETAILS_CLAIM_ATTRIBUTE_PROPERTIES_PIVOT_VW</w:t>
               <w:br/>
               <w:t xml:space="preserve">    union all</w:t>
               <w:br/>
-              <w:t xml:space="preserve">    -- via hubfeed_mtv2_org_unit &lt;- stg2_mtv2__clm_clmd_clmap_pv</w:t>
+              <w:t xml:space="preserve">    -- via hubfeed_mt_org_unit &lt;- stg2_mt__clm_clmd_clmap_pv</w:t>
               <w:br/>
               <w:t xml:space="preserve">    select MD5_BINARY(NULLIF(UPPER(TRIM(CAST('HUB_ORG_UNIT|' || (nullif(trim(case when coalesce(nullif(trim(nullif(trim(to_varchar("HUB_LOCATION")), '')),'')) is not null then 'ORGHUB:' || nullif(trim(nullif(trim(to_varchar("HUB_LOCATION")), '')), '') end),'')) AS VARCHAR))), '')) as hkey</w:t>
               <w:br/>
-              <w:t xml:space="preserve">      from RAW.MAXIMUS_TRAVEL_V2.NONHLTH_TRV_CLM_VW_DATA_CLAIM_DETAILS_CLAIM_ATTRIBUTE_PROPERTIES_PIVOT_VW</w:t>
+              <w:t xml:space="preserve">      from RAW.MAXIMUS_TRAVEL.NONHLTH_TRV_CLM_VW_DATA_CLAIM_DETAILS_CLAIM_ATTRIBUTE_PROPERTIES_PIVOT_VW</w:t>
               <w:br/>
               <w:t xml:space="preserve">    union all</w:t>
               <w:br/>
-              <w:t xml:space="preserve">    -- via hubfeed_mtv2_org_unit &lt;- stg2_mtv2__uwr_pol</w:t>
+              <w:t xml:space="preserve">    -- via hubfeed_mt_org_unit &lt;- stg2_mt__uwr_pol</w:t>
               <w:br/>
               <w:t xml:space="preserve">    select MD5_BINARY(NULLIF(UPPER(TRIM(CAST('HUB_ORG_UNIT|' || (nullif(trim(case when coalesce(nullif(trim(nullif(trim(to_varchar("POLICY_BRANCH_NAME")), '')),'')) is not null then 'ORGUNIT:' || md5(upper(trim(nullif(trim(nullif(trim(to_varchar("POLICY_BRANCH_NAME")), '')), '')))) end),'')) AS VARCHAR))), '')) as hkey</w:t>
               <w:br/>
-              <w:t xml:space="preserve">      from RAW.MAXIMUS_TRAVEL_V2.NONHLTH_TRV_UWR_VW_DATA_POLICY_DETAILS</w:t>
+              <w:t xml:space="preserve">      from RAW.MAXIMUS_TRAVEL.NONHLTH_TRV_UWR_VW_DATA_POLICY_DETAILS</w:t>
               <w:br/>
               <w:t xml:space="preserve">    union all</w:t>
               <w:br/>
-              <w:t xml:space="preserve">    -- via hubfeed_mtv2_org_unit &lt;- stg2_mtv2__uwr_pol_off</w:t>
+              <w:t xml:space="preserve">    -- via hubfeed_mt_org_unit &lt;- stg2_mt__uwr_pol_off</w:t>
               <w:br/>
               <w:t xml:space="preserve">    select MD5_BINARY(NULLIF(UPPER(TRIM(CAST('HUB_ORG_UNIT|' || (nullif(trim(case when coalesce(nullif(trim(nullif(trim(to_varchar("OFFICE_CODE")), '')),'')) is not null then 'ORGUNIT:' || nullif(trim(nullif(trim(to_varchar("OFFICE_CODE")), '')), '') end),'')) AS VARCHAR))), '')) as hkey</w:t>
               <w:br/>
-              <w:t xml:space="preserve">      from RAW.MAXIMUS_TRAVEL_V2.NONHLTH_TRV_UWR_VW_DATA_POLICY_DETAILS_OFFICE_DETAILS</w:t>
+              <w:t xml:space="preserve">      from RAW.MAXIMUS_TRAVEL.NONHLTH_TRV_UWR_VW_DATA_POLICY_DETAILS_OFFICE_DETAILS</w:t>
               <w:br/>
               <w:t xml:space="preserve">    union all</w:t>
               <w:br/>
-              <w:t xml:space="preserve">    -- via hubfeed_mtv2_org_unit &lt;- stg2_mtv2__uwr_pol_off_oa_address_prop_pv</w:t>
+              <w:t xml:space="preserve">    -- via hubfeed_mt_org_unit &lt;- stg2_mt__uwr_pol_off_oa_address_prop_pv</w:t>
               <w:br/>
               <w:t xml:space="preserve">    select MD5_BINARY(NULLIF(UPPER(TRIM(CAST('HUB_ORG_UNIT|' || (nullif(trim(case when coalesce(nullif(trim(w6_office_code),'')) is not null then 'ORGUNIT:' || nullif(trim(w6_office_code), '') end),'')) AS VARCHAR))), '')) as hkey</w:t>
               <w:br/>
-              <w:t xml:space="preserve">      from RAW.MAXIMUS_TRAVEL_V2.NONHLTH_TRV_UWR_VW_DATA_POLICY_DETAILS_OFFICE_DETAILS_OFFICE_ADDRESS_ADDRESS_PROPERTY_PIVOT_VW</w:t>
+              <w:t xml:space="preserve">      from RAW.MAXIMUS_TRAVEL.NONHLTH_TRV_UWR_VW_DATA_POLICY_DETAILS_OFFICE_DETAILS_OFFICE_ADDRESS_ADDRESS_PROPERTY_PIVOT_VW</w:t>
               <w:br/>
               <w:t xml:space="preserve">    union all</w:t>
               <w:br/>
-              <w:t xml:space="preserve">    -- via hubfeed_mtv2_org_unit &lt;- stg2_mtv2__uwr_pol_polp_sp_pv</w:t>
+              <w:t xml:space="preserve">    -- via hubfeed_mt_org_unit &lt;- stg2_mt__uwr_pol_polp_sp_pv</w:t>
               <w:br/>
               <w:t xml:space="preserve">    select MD5_BINARY(NULLIF(UPPER(TRIM(CAST('HUB_ORG_UNIT|' || (nullif(trim(case when coalesce(nullif(trim(nullif(trim(to_varchar("BRANCH_CODE")), '')),'')) is not null then nullif(trim(nullif(trim(to_varchar("BRANCH_CODE")), '')), '') end),'')) AS VARCHAR))), '')) as hkey</w:t>
               <w:br/>
-              <w:t xml:space="preserve">      from RAW.MAXIMUS_TRAVEL_V2.NONHLTH_TRV_UWR_VW_DATA_POLICY_DETAILS_POLICY_PROPERTY_SIMPLE_PROPERTY_PIVOT_VW</w:t>
+              <w:t xml:space="preserve">      from RAW.MAXIMUS_TRAVEL.NONHLTH_TRV_UWR_VW_DATA_POLICY_DETAILS_POLICY_PROPERTY_SIMPLE_PROPERTY_PIVOT_VW</w:t>
               <w:br/>
               <w:t xml:space="preserve">    union all</w:t>
               <w:br/>
-              <w:t xml:space="preserve">    -- via hubfeed_mtv2_org_unit &lt;- stg2_mtv2__uwr_pol_prp_pp_sp_pv</w:t>
+              <w:t xml:space="preserve">    -- via hubfeed_mt_org_unit &lt;- stg2_mt__uwr_pol_prp_pp_sp_pv</w:t>
               <w:br/>
               <w:t xml:space="preserve">    select MD5_BINARY(NULLIF(UPPER(TRIM(CAST('HUB_ORG_UNIT|' || (nullif(trim(case when coalesce(nullif(trim(nullif(trim(to_varchar("LOCATION_CODE")), '')),'')) is not null then nullif(trim(nullif(trim(to_varchar("LOCATION_CODE")), '')), '') end),'')) AS VARCHAR))), '')) as hkey</w:t>
               <w:br/>
-              <w:t xml:space="preserve">      from RAW.MAXIMUS_TRAVEL_V2.NONHLTH_TRV_UWR_VW_DATA_POLICY_DETAILS_PROPOSER_DETAILS_PARTY_PROPERTY_SIMPLE_PROPERTY_PIVOT_VW</w:t>
+              <w:t xml:space="preserve">      from RAW.MAXIMUS_TRAVEL.NONHLTH_TRV_UWR_VW_DATA_POLICY_DETAILS_PROPOSER_DETAILS_PARTY_PROPERTY_SIMPLE_PROPERTY_PIVOT_VW</w:t>
               <w:br/>
               <w:t xml:space="preserve">    union all</w:t>
               <w:br/>
-              <w:t xml:space="preserve">    -- via hubfeed_mtv2_org_unit &lt;- stg2_mtv2__uwr_qpd</w:t>
+              <w:t xml:space="preserve">    -- via hubfeed_mt_org_unit &lt;- stg2_mt__uwr_qpd</w:t>
               <w:br/>
               <w:t xml:space="preserve">    select MD5_BINARY(NULLIF(UPPER(TRIM(CAST('HUB_ORG_UNIT|' || (nullif(trim(case when coalesce(nullif(trim(nullif(trim(to_varchar("POLICY_BRANCH_NAME")), '')),'')) is not null then 'ORGUNIT:' || md5(upper(trim(nullif(trim(nullif(trim(to_varchar("POLICY_BRANCH_NAME")), '')), '')))) end),'')) AS VARCHAR))), '')) as hkey</w:t>
               <w:br/>
-              <w:t xml:space="preserve">      from RAW.MAXIMUS_TRAVEL_V2.NONHLTH_TRV_UWR_VW_DATA_QUOTE_PARAM_DETAILS</w:t>
+              <w:t xml:space="preserve">      from RAW.MAXIMUS_TRAVEL.NONHLTH_TRV_UWR_VW_DATA_QUOTE_PARAM_DETAILS</w:t>
               <w:br/>
               <w:t xml:space="preserve">    union all</w:t>
               <w:br/>
-              <w:t xml:space="preserve">    -- via hubfeed_mtv2_org_unit &lt;- stg2_mtv2__uwr_qpd_polp_rl_pv</w:t>
+              <w:t xml:space="preserve">    -- via hubfeed_mt_org_unit &lt;- stg2_mt__uwr_qpd_polp_rl_pv</w:t>
               <w:br/>
               <w:t xml:space="preserve">    select MD5_BINARY(NULLIF(UPPER(TRIM(CAST('HUB_ORG_UNIT|' || (nullif(trim(case when coalesce(nullif(trim(nullif(trim(to_varchar("BRANCH_CODE")), '')),'')) is not null then nullif(trim(nullif(trim(to_varchar("BRANCH_CODE")), '')), '') end),'')) AS VARCHAR))), '')) as hkey</w:t>
               <w:br/>
-              <w:t xml:space="preserve">      from RAW.MAXIMUS_TRAVEL_V2.NONHLTH_TRV_UWR_VW_DATA_QUOTE_PARAM_DETAILS_POLICY_PROPERTY_RULE_LIST_PIVOT_VW</w:t>
+              <w:t xml:space="preserve">      from RAW.MAXIMUS_TRAVEL.NONHLTH_TRV_UWR_VW_DATA_QUOTE_PARAM_DETAILS_POLICY_PROPERTY_RULE_LIST_PIVOT_VW</w:t>
               <w:br/>
               <w:t xml:space="preserve">)</w:t>
               <w:br/>
@@ -5078,67 +5078,67 @@
               </w:rPr>
               <w:t xml:space="preserve">with src as (</w:t>
               <w:br/>
-              <w:t xml:space="preserve">    -- via hubfeed_mtv2_distribution_channel &lt;- stg2_mtv2__clm_clmd_clmap_pv</w:t>
+              <w:t xml:space="preserve">    -- via hubfeed_mt_distribution_channel &lt;- stg2_mt__clm_clmd_clmap_pv</w:t>
               <w:br/>
               <w:t xml:space="preserve">    select MD5_BINARY(NULLIF(UPPER(TRIM(CAST('HUB_DISTRIBUTION_CHANNEL|' || (nullif(trim(case when coalesce(nullif(trim(nullif(trim(to_varchar("DEALER_CODE")), '')),'')) is not null then 'DEALER:' || nullif(trim(nullif(trim(to_varchar("DEALER_CODE")), '')), '') end),'')) AS VARCHAR))), '')) as hkey</w:t>
               <w:br/>
-              <w:t xml:space="preserve">      from RAW.MAXIMUS_TRAVEL_V2.NONHLTH_TRV_CLM_VW_DATA_CLAIM_DETAILS_CLAIM_ATTRIBUTE_PROPERTIES_PIVOT_VW</w:t>
+              <w:t xml:space="preserve">      from RAW.MAXIMUS_TRAVEL.NONHLTH_TRV_CLM_VW_DATA_CLAIM_DETAILS_CLAIM_ATTRIBUTE_PROPERTIES_PIVOT_VW</w:t>
               <w:br/>
               <w:t xml:space="preserve">    union all</w:t>
               <w:br/>
-              <w:t xml:space="preserve">    -- via hubfeed_mtv2_distribution_channel &lt;- stg2_mtv2__clm_clmd_clmap_pv</w:t>
+              <w:t xml:space="preserve">    -- via hubfeed_mt_distribution_channel &lt;- stg2_mt__clm_clmd_clmap_pv</w:t>
               <w:br/>
               <w:t xml:space="preserve">    select MD5_BINARY(NULLIF(UPPER(TRIM(CAST('HUB_DISTRIBUTION_CHANNEL|' || (nullif(trim(case when coalesce(nullif(trim(nullif(trim(to_varchar("INTERMEDIARY_CODE")), '')),'')) is not null then 'IMD:' || nullif(trim(nullif(trim(to_varchar("INTERMEDIARY_CODE")), '')), '') end),'')) AS VARCHAR))), '')) as hkey</w:t>
               <w:br/>
-              <w:t xml:space="preserve">      from RAW.MAXIMUS_TRAVEL_V2.NONHLTH_TRV_CLM_VW_DATA_CLAIM_DETAILS_CLAIM_ATTRIBUTE_PROPERTIES_PIVOT_VW</w:t>
+              <w:t xml:space="preserve">      from RAW.MAXIMUS_TRAVEL.NONHLTH_TRV_CLM_VW_DATA_CLAIM_DETAILS_CLAIM_ATTRIBUTE_PROPERTIES_PIVOT_VW</w:t>
               <w:br/>
               <w:t xml:space="preserve">    union all</w:t>
               <w:br/>
-              <w:t xml:space="preserve">    -- via hubfeed_mtv2_distribution_channel &lt;- stg2_mtv2__uwr_pol_ins_mbr_pp_sp_pv</w:t>
+              <w:t xml:space="preserve">    -- via hubfeed_mt_distribution_channel &lt;- stg2_mt__uwr_pol_ins_mbr_pp_sp_pv</w:t>
               <w:br/>
               <w:t xml:space="preserve">    select MD5_BINARY(NULLIF(UPPER(TRIM(CAST('HUB_DISTRIBUTION_CHANNEL|' || (nullif(trim(case when coalesce(nullif(trim(nullif(trim(to_varchar("PARTNER_REF")), '')),'')) is not null then nullif(trim(nullif(trim(to_varchar("PARTNER_REF")), '')), '') end),'')) AS VARCHAR))), '')) as hkey</w:t>
               <w:br/>
-              <w:t xml:space="preserve">      from RAW.MAXIMUS_TRAVEL_V2.NONHLTH_TRV_UWR_VW_DATA_POLICY_DETAILS_INSURED_DETAILS_MEMBER_DETAILS_PARTY_PROPERTY_SIMPLE_PROPERTY_PIVOT_VW</w:t>
+              <w:t xml:space="preserve">      from RAW.MAXIMUS_TRAVEL.NONHLTH_TRV_UWR_VW_DATA_POLICY_DETAILS_INSURED_DETAILS_MEMBER_DETAILS_PARTY_PROPERTY_SIMPLE_PROPERTY_PIVOT_VW</w:t>
               <w:br/>
               <w:t xml:space="preserve">    union all</w:t>
               <w:br/>
-              <w:t xml:space="preserve">    -- via hubfeed_mtv2_distribution_channel &lt;- stg2_mtv2__uwr_pol_polp_sp_pv</w:t>
+              <w:t xml:space="preserve">    -- via hubfeed_mt_distribution_channel &lt;- stg2_mt__uwr_pol_polp_sp_pv</w:t>
               <w:br/>
               <w:t xml:space="preserve">    select MD5_BINARY(NULLIF(UPPER(TRIM(CAST('HUB_DISTRIBUTION_CHANNEL|' || (nullif(trim(case when coalesce(nullif(trim(nullif(trim(to_varchar("IMD_CODE")), '')),'')) is not null then nullif(trim(nullif(trim(to_varchar("IMD_CODE")), '')), '') end),'')) AS VARCHAR))), '')) as hkey</w:t>
               <w:br/>
-              <w:t xml:space="preserve">      from RAW.MAXIMUS_TRAVEL_V2.NONHLTH_TRV_UWR_VW_DATA_POLICY_DETAILS_POLICY_PROPERTY_SIMPLE_PROPERTY_PIVOT_VW</w:t>
+              <w:t xml:space="preserve">      from RAW.MAXIMUS_TRAVEL.NONHLTH_TRV_UWR_VW_DATA_POLICY_DETAILS_POLICY_PROPERTY_SIMPLE_PROPERTY_PIVOT_VW</w:t>
               <w:br/>
               <w:t xml:space="preserve">    union all</w:t>
               <w:br/>
-              <w:t xml:space="preserve">    -- via hubfeed_mtv2_distribution_channel &lt;- stg2_mtv2__uwr_pol_prp_pp_sp_pv</w:t>
+              <w:t xml:space="preserve">    -- via hubfeed_mt_distribution_channel &lt;- stg2_mt__uwr_pol_prp_pp_sp_pv</w:t>
               <w:br/>
               <w:t xml:space="preserve">    select MD5_BINARY(NULLIF(UPPER(TRIM(CAST('HUB_DISTRIBUTION_CHANNEL|' || (nullif(trim(case when coalesce(nullif(trim(nullif(trim(to_varchar("AGENT_CHANNEL")), '')),'')) is not null then nullif(trim(nullif(trim(to_varchar("AGENT_CHANNEL")), '')), '') end),'')) AS VARCHAR))), '')) as hkey</w:t>
               <w:br/>
-              <w:t xml:space="preserve">      from RAW.MAXIMUS_TRAVEL_V2.NONHLTH_TRV_UWR_VW_DATA_POLICY_DETAILS_PROPOSER_DETAILS_PARTY_PROPERTY_SIMPLE_PROPERTY_PIVOT_VW</w:t>
+              <w:t xml:space="preserve">      from RAW.MAXIMUS_TRAVEL.NONHLTH_TRV_UWR_VW_DATA_POLICY_DETAILS_PROPOSER_DETAILS_PARTY_PROPERTY_SIMPLE_PROPERTY_PIVOT_VW</w:t>
               <w:br/>
               <w:t xml:space="preserve">    union all</w:t>
               <w:br/>
-              <w:t xml:space="preserve">    -- via hubfeed_mtv2_distribution_channel &lt;- stg2_mtv2__uwr_pol_prp_pp_sp_pv</w:t>
+              <w:t xml:space="preserve">    -- via hubfeed_mt_distribution_channel &lt;- stg2_mt__uwr_pol_prp_pp_sp_pv</w:t>
               <w:br/>
               <w:t xml:space="preserve">    select MD5_BINARY(NULLIF(UPPER(TRIM(CAST('HUB_DISTRIBUTION_CHANNEL|' || (nullif(trim(case when coalesce(nullif(trim(nullif(trim(to_varchar("PARTNER_REF")), '')),'')) is not null then nullif(trim(nullif(trim(to_varchar("PARTNER_REF")), '')), '') end),'')) AS VARCHAR))), '')) as hkey</w:t>
               <w:br/>
-              <w:t xml:space="preserve">      from RAW.MAXIMUS_TRAVEL_V2.NONHLTH_TRV_UWR_VW_DATA_POLICY_DETAILS_PROPOSER_DETAILS_PARTY_PROPERTY_SIMPLE_PROPERTY_PIVOT_VW</w:t>
+              <w:t xml:space="preserve">      from RAW.MAXIMUS_TRAVEL.NONHLTH_TRV_UWR_VW_DATA_POLICY_DETAILS_PROPOSER_DETAILS_PARTY_PROPERTY_SIMPLE_PROPERTY_PIVOT_VW</w:t>
               <w:br/>
               <w:t xml:space="preserve">    union all</w:t>
               <w:br/>
-              <w:t xml:space="preserve">    -- via hubfeed_mtv2_distribution_channel &lt;- stg2_mtv2__uwr_qpd</w:t>
+              <w:t xml:space="preserve">    -- via hubfeed_mt_distribution_channel &lt;- stg2_mt__uwr_qpd</w:t>
               <w:br/>
               <w:t xml:space="preserve">    select MD5_BINARY(NULLIF(UPPER(TRIM(CAST('HUB_DISTRIBUTION_CHANNEL|' || (nullif(trim(case when coalesce(nullif(trim(nullif(trim(to_varchar("AGENT_CODE")), '')),'')) is not null then nullif(trim(nullif(trim(to_varchar("AGENT_CODE")), '')), '') end),'')) AS VARCHAR))), '')) as hkey</w:t>
               <w:br/>
-              <w:t xml:space="preserve">      from RAW.MAXIMUS_TRAVEL_V2.NONHLTH_TRV_UWR_VW_DATA_QUOTE_PARAM_DETAILS</w:t>
+              <w:t xml:space="preserve">      from RAW.MAXIMUS_TRAVEL.NONHLTH_TRV_UWR_VW_DATA_QUOTE_PARAM_DETAILS</w:t>
               <w:br/>
               <w:t xml:space="preserve">    union all</w:t>
               <w:br/>
-              <w:t xml:space="preserve">    -- via hubfeed_mtv2_distribution_channel &lt;- stg2_mtv2__uwr_qpd_polp_rl_pv</w:t>
+              <w:t xml:space="preserve">    -- via hubfeed_mt_distribution_channel &lt;- stg2_mt__uwr_qpd_polp_rl_pv</w:t>
               <w:br/>
               <w:t xml:space="preserve">    select MD5_BINARY(NULLIF(UPPER(TRIM(CAST('HUB_DISTRIBUTION_CHANNEL|' || (nullif(trim(case when coalesce(nullif(trim(nullif(trim(to_varchar("IMD_CODE")), '')),'')) is not null then nullif(trim(nullif(trim(to_varchar("IMD_CODE")), '')), '') end),'')) AS VARCHAR))), '')) as hkey</w:t>
               <w:br/>
-              <w:t xml:space="preserve">      from RAW.MAXIMUS_TRAVEL_V2.NONHLTH_TRV_UWR_VW_DATA_QUOTE_PARAM_DETAILS_POLICY_PROPERTY_RULE_LIST_PIVOT_VW</w:t>
+              <w:t xml:space="preserve">      from RAW.MAXIMUS_TRAVEL.NONHLTH_TRV_UWR_VW_DATA_QUOTE_PARAM_DETAILS_POLICY_PROPERTY_RULE_LIST_PIVOT_VW</w:t>
               <w:br/>
               <w:t xml:space="preserve">)</w:t>
               <w:br/>
@@ -5406,7 +5406,7 @@
         <w:t xml:space="preserve">Note: </w:t>
       </w:r>
       <w:r>
-        <w:t xml:space="preserve">Hub rows scoped by RECORD_SOURCE value set (travel feeds only) to avoid colliding with the partner build in the shared vault. 9 RAW key branch(es): NONHLTH_TRV_CLM_VW_DATA_CLAIM_DETAILS_CLAIM_PAYMENT_PAYMENTPROPERTY_PIVOT_VW.[] (FINANCIAL_TRANSACTION_HKEY__CLAIM_PAYMENT), NONHLTH_TRV_CLM_VW_DATA_CLAIM_DETAILS_CLAIM_RISK_RISK_ATTRIBUTE_MULTI_SET_PROPERTY_MULTI_SET_DETAIL_PROPERTY_PIVOT_VW.INVOICE_NUMBER (FINANCIAL_TRANSACTION_HKEY__CLAIM_BILL_INVOICE), NONHLTH_TRV_CLM_VW_DATA_CLAIM_DETAILS_CLAIM_RISK_RISK_ATTRIBUTE_MULTI_SET_PROPERTY_MULTI_SET_DETAIL_PROPERTY_PIVOT_VW.PAYMENT_ID (FINANCIAL_TRANSACTION_HKEY__CLAIM_PAYMENT), NONHLTH_TRV_UWR_VW_DATA_POLICY_DETAILS_POLICY_PAYMENT_INFORMATION.TRANSACTION_ID (FINANCIAL_TRANSACTION_HKEY), NONHLTH_TRV_UWR_VW_DATA_POLICY_DETAILS_POLICY_PROPERTY_SIMPLE_PROPERTY_PIVOT_VW.FOREIGN_KEY (FINANCIAL_TRANSACTION_HKEY__POLICY_PREMIUM), NONHLTH_TRV_UWR_VW_DATA_QUOTE_PARAM_DETAILS.POLICY_QUOTE_NUMBER (FINANCIAL_TRANSACTION_HKEY__QUOTE_PREMIUM), NONHLTH_TRV_UWR_VW_DATA_QUOTE_PARAM_DETAILS_POLICY_PROPERTY_RULE_LIST_PIVOT_VW.[] (FINANCIAL_TRANSACTION_HKEY__QUOTE_PREMIUM), NONHLTH_TRV_CLM_VW_DATA_CLAIM_DETAILS_CLAIM_PAYMENT_PAYMENTPROPERTY_PIVOT_VW (literal arm) (FINANCIAL_TRANSACTION_HKEY__CLAIM_PAYMENT / sat_fintxn_tax), NONHLTH_TRV_CLM_VW_DATA_CLAIM_DETAILS_CLAIM_RISK_RISK_ATTRIBUTE_MULTI_SET_PROPERTY_MULTI_SET_DETAIL_PROPERTY_PIVOT_VW.INVOICE_NUMBER (FINANCIAL_TRANSACTION_HKEY__CLAIM_BILL_INVOICE / sat_fintxn_tax). 12 feed branches collapse to 9 RAW key(s). Travel RECORD_SOURCE value(s) parsed from feeds: MAXIMUS_NONHLTH_TRV_CLM_VW_DATA_CLAIM_DETAILS_CLAIM_PAYMENT_PAYMENTPROPERTY_PIVOT_VW, MAXIMUS_NONHLTH_TRV_CLM_VW_DATA_CLAIM_DETAILS_CLAIM_RISK_RISK_ATTRIBUTE_MULTI_SET_PROPERTY_MULTI_SET_DETAIL_PROPERTY_PIVOT_VW, MAXIMUS_NONHLTH_TRV_UWR_VW_DATA_POLICY_DETAILS_POLICY_PAYMENT_INFORMATION, MAXIMUS_NONHLTH_TRV_UWR_VW_DATA_POLICY_DETAILS_POLICY_PROPERTY_SIMPLE_PROPERTY_PIVOT_VW, MAXIMUS_NONHLTH_TRV_UWR_VW_DATA_QUOTE_PARAM_DETAILS, MAXIMUS_NONHLTH_TRV_UWR_VW_DATA_QUOTE_PARAM_DETAILS_POLICY_PROPERTY_RULE_LIST_PIVOT_VW (+1 more). Excluded: hubfeed_mtv2_financial_transaction &lt;- stg2_mtv2__uwr_qpd_rskl: key uses walk column(s) w0_policy_quote_number from parent view(s) -- not resolvable to a single RAW table in the first-cut, skipped..</w:t>
+        <w:t xml:space="preserve">Hub rows scoped by RECORD_SOURCE value set (travel feeds only) to avoid colliding with the partner build in the shared vault. 9 RAW key branch(es): NONHLTH_TRV_CLM_VW_DATA_CLAIM_DETAILS_CLAIM_PAYMENT_PAYMENTPROPERTY_PIVOT_VW.[] (FINANCIAL_TRANSACTION_HKEY__CLAIM_PAYMENT), NONHLTH_TRV_CLM_VW_DATA_CLAIM_DETAILS_CLAIM_RISK_RISK_ATTRIBUTE_MULTI_SET_PROPERTY_MULTI_SET_DETAIL_PROPERTY_PIVOT_VW.INVOICE_NUMBER (FINANCIAL_TRANSACTION_HKEY__CLAIM_BILL_INVOICE), NONHLTH_TRV_CLM_VW_DATA_CLAIM_DETAILS_CLAIM_RISK_RISK_ATTRIBUTE_MULTI_SET_PROPERTY_MULTI_SET_DETAIL_PROPERTY_PIVOT_VW.PAYMENT_ID (FINANCIAL_TRANSACTION_HKEY__CLAIM_PAYMENT), NONHLTH_TRV_UWR_VW_DATA_POLICY_DETAILS_POLICY_PAYMENT_INFORMATION.TRANSACTION_ID (FINANCIAL_TRANSACTION_HKEY), NONHLTH_TRV_UWR_VW_DATA_POLICY_DETAILS_POLICY_PROPERTY_SIMPLE_PROPERTY_PIVOT_VW.FOREIGN_KEY (FINANCIAL_TRANSACTION_HKEY__POLICY_PREMIUM), NONHLTH_TRV_UWR_VW_DATA_QUOTE_PARAM_DETAILS.POLICY_QUOTE_NUMBER (FINANCIAL_TRANSACTION_HKEY__QUOTE_PREMIUM), NONHLTH_TRV_UWR_VW_DATA_QUOTE_PARAM_DETAILS_POLICY_PROPERTY_RULE_LIST_PIVOT_VW.[] (FINANCIAL_TRANSACTION_HKEY__QUOTE_PREMIUM), NONHLTH_TRV_CLM_VW_DATA_CLAIM_DETAILS_CLAIM_PAYMENT_PAYMENTPROPERTY_PIVOT_VW (literal arm) (FINANCIAL_TRANSACTION_HKEY__CLAIM_PAYMENT / sat_fintxn_tax), NONHLTH_TRV_CLM_VW_DATA_CLAIM_DETAILS_CLAIM_RISK_RISK_ATTRIBUTE_MULTI_SET_PROPERTY_MULTI_SET_DETAIL_PROPERTY_PIVOT_VW.INVOICE_NUMBER (FINANCIAL_TRANSACTION_HKEY__CLAIM_BILL_INVOICE / sat_fintxn_tax). 12 feed branches collapse to 9 RAW key(s). Travel RECORD_SOURCE value(s) parsed from feeds: MAXIMUS_NONHLTH_TRV_CLM_VW_DATA_CLAIM_DETAILS_CLAIM_PAYMENT_PAYMENTPROPERTY_PIVOT_VW, MAXIMUS_NONHLTH_TRV_CLM_VW_DATA_CLAIM_DETAILS_CLAIM_RISK_RISK_ATTRIBUTE_MULTI_SET_PROPERTY_MULTI_SET_DETAIL_PROPERTY_PIVOT_VW, MAXIMUS_NONHLTH_TRV_UWR_VW_DATA_POLICY_DETAILS_POLICY_PAYMENT_INFORMATION, MAXIMUS_NONHLTH_TRV_UWR_VW_DATA_POLICY_DETAILS_POLICY_PROPERTY_SIMPLE_PROPERTY_PIVOT_VW, MAXIMUS_NONHLTH_TRV_UWR_VW_DATA_QUOTE_PARAM_DETAILS, MAXIMUS_NONHLTH_TRV_UWR_VW_DATA_QUOTE_PARAM_DETAILS_POLICY_PROPERTY_RULE_LIST_PIVOT_VW (+1 more). Excluded: hubfeed_mt_financial_transaction &lt;- stg2_mt__uwr_qpd_rskl: key uses walk column(s) w0_policy_quote_number from parent view(s) -- not resolvable to a single RAW table in the first-cut, skipped..</w:t>
       </w:r>
     </w:p>
     <w:p>
@@ -5439,77 +5439,77 @@
               </w:rPr>
               <w:t xml:space="preserve">with src as (</w:t>
               <w:br/>
-              <w:t xml:space="preserve">    -- via hubfeed_mtv2_financial_transaction &lt;- stg2_mtv2__clm_clmd_clmpay_payp_pv</w:t>
+              <w:t xml:space="preserve">    -- via hubfeed_mt_financial_transaction &lt;- stg2_mt__clm_clmd_clmpay_payp_pv</w:t>
               <w:br/>
               <w:t xml:space="preserve">    select MD5_BINARY(NULLIF(UPPER(TRIM(CAST('HUB_FINANCIAL_TRANSACTION|' || (nullif(trim(case when coalesce(nullif(trim(w1_claimpaymentid),'')) is not null then 'PAY:' || nullif(trim(w1_claimpaymentid), '') end),'')) AS VARCHAR))), '')) as hkey</w:t>
               <w:br/>
-              <w:t xml:space="preserve">      from RAW.MAXIMUS_TRAVEL_V2.NONHLTH_TRV_CLM_VW_DATA_CLAIM_DETAILS_CLAIM_PAYMENT_PAYMENTPROPERTY_PIVOT_VW</w:t>
+              <w:t xml:space="preserve">      from RAW.MAXIMUS_TRAVEL.NONHLTH_TRV_CLM_VW_DATA_CLAIM_DETAILS_CLAIM_PAYMENT_PAYMENTPROPERTY_PIVOT_VW</w:t>
               <w:br/>
               <w:t xml:space="preserve">    union all</w:t>
               <w:br/>
-              <w:t xml:space="preserve">    -- via hubfeed_mtv2_financial_transaction &lt;- stg2_mtv2__clm_clmd_clmrsk_rska_msp_msd_prop_pv</w:t>
+              <w:t xml:space="preserve">    -- via hubfeed_mt_financial_transaction &lt;- stg2_mt__clm_clmd_clmrsk_rska_msp_msd_prop_pv</w:t>
               <w:br/>
               <w:t xml:space="preserve">    select MD5_BINARY(NULLIF(UPPER(TRIM(CAST('HUB_FINANCIAL_TRANSACTION|' || (nullif(trim(case when coalesce(nullif(trim(nullif(trim(to_varchar("INVOICE_NUMBER")), '')),'')) is not null then 'INV:' || nullif(trim(nullif(trim(to_varchar("INVOICE_NUMBER")), '')), '') end),'')) AS VARCHAR))), '')) as hkey</w:t>
               <w:br/>
-              <w:t xml:space="preserve">      from RAW.MAXIMUS_TRAVEL_V2.NONHLTH_TRV_CLM_VW_DATA_CLAIM_DETAILS_CLAIM_RISK_RISK_ATTRIBUTE_MULTI_SET_PROPERTY_MULTI_SET_DETAIL_PROPERTY_PIVOT_VW</w:t>
+              <w:t xml:space="preserve">      from RAW.MAXIMUS_TRAVEL.NONHLTH_TRV_CLM_VW_DATA_CLAIM_DETAILS_CLAIM_RISK_RISK_ATTRIBUTE_MULTI_SET_PROPERTY_MULTI_SET_DETAIL_PROPERTY_PIVOT_VW</w:t>
               <w:br/>
               <w:t xml:space="preserve">    union all</w:t>
               <w:br/>
-              <w:t xml:space="preserve">    -- via hubfeed_mtv2_financial_transaction &lt;- stg2_mtv2__clm_clmd_clmrsk_rska_msp_msd_prop_pv</w:t>
+              <w:t xml:space="preserve">    -- via hubfeed_mt_financial_transaction &lt;- stg2_mt__clm_clmd_clmrsk_rska_msp_msd_prop_pv</w:t>
               <w:br/>
               <w:t xml:space="preserve">    select MD5_BINARY(NULLIF(UPPER(TRIM(CAST('HUB_FINANCIAL_TRANSACTION|' || (nullif(trim(case when coalesce(nullif(trim(nullif(trim(to_varchar("PAYMENT_ID")), '')),'')) is not null then 'PAY:' || nullif(trim(nullif(trim(to_varchar("PAYMENT_ID")), '')), '') end),'')) AS VARCHAR))), '')) as hkey</w:t>
               <w:br/>
-              <w:t xml:space="preserve">      from RAW.MAXIMUS_TRAVEL_V2.NONHLTH_TRV_CLM_VW_DATA_CLAIM_DETAILS_CLAIM_RISK_RISK_ATTRIBUTE_MULTI_SET_PROPERTY_MULTI_SET_DETAIL_PROPERTY_PIVOT_VW</w:t>
+              <w:t xml:space="preserve">      from RAW.MAXIMUS_TRAVEL.NONHLTH_TRV_CLM_VW_DATA_CLAIM_DETAILS_CLAIM_RISK_RISK_ATTRIBUTE_MULTI_SET_PROPERTY_MULTI_SET_DETAIL_PROPERTY_PIVOT_VW</w:t>
               <w:br/>
               <w:t xml:space="preserve">    union all</w:t>
               <w:br/>
-              <w:t xml:space="preserve">    -- via hubfeed_mtv2_financial_transaction &lt;- stg2_mtv2__uwr_pol_policy_payment_information</w:t>
+              <w:t xml:space="preserve">    -- via hubfeed_mt_financial_transaction &lt;- stg2_mt__uwr_pol_policy_payment_information</w:t>
               <w:br/>
               <w:t xml:space="preserve">    select MD5_BINARY(NULLIF(UPPER(TRIM(CAST('HUB_FINANCIAL_TRANSACTION|' || (nullif(trim(case when coalesce(nullif(trim(nullif(trim(to_varchar("TRANSACTION_ID")), '')),'')) is not null then nullif(trim(nullif(trim(to_varchar("TRANSACTION_ID")), '')), '') end),'')) AS VARCHAR))), '')) as hkey</w:t>
               <w:br/>
-              <w:t xml:space="preserve">      from RAW.MAXIMUS_TRAVEL_V2.NONHLTH_TRV_UWR_VW_DATA_POLICY_DETAILS_POLICY_PAYMENT_INFORMATION</w:t>
+              <w:t xml:space="preserve">      from RAW.MAXIMUS_TRAVEL.NONHLTH_TRV_UWR_VW_DATA_POLICY_DETAILS_POLICY_PAYMENT_INFORMATION</w:t>
               <w:br/>
               <w:t xml:space="preserve">    union all</w:t>
               <w:br/>
-              <w:t xml:space="preserve">    -- via hubfeed_mtv2_financial_transaction &lt;- stg2_mtv2__uwr_pol_polp_sp_pv</w:t>
+              <w:t xml:space="preserve">    -- via hubfeed_mt_financial_transaction &lt;- stg2_mt__uwr_pol_polp_sp_pv</w:t>
               <w:br/>
               <w:t xml:space="preserve">    select MD5_BINARY(NULLIF(UPPER(TRIM(CAST('HUB_FINANCIAL_TRANSACTION|' || (nullif(trim(case when coalesce(nullif(trim(w1_policy_number),''), nullif(trim(("FOREIGN_KEY")),'')) is not null then 'POLPREM:' || coalesce(nullif(trim(w1_policy_number), ''), nullif(trim(("FOREIGN_KEY")), '')) end),'')) AS VARCHAR))), '')) as hkey</w:t>
               <w:br/>
-              <w:t xml:space="preserve">      from RAW.MAXIMUS_TRAVEL_V2.NONHLTH_TRV_UWR_VW_DATA_POLICY_DETAILS_POLICY_PROPERTY_SIMPLE_PROPERTY_PIVOT_VW</w:t>
+              <w:t xml:space="preserve">      from RAW.MAXIMUS_TRAVEL.NONHLTH_TRV_UWR_VW_DATA_POLICY_DETAILS_POLICY_PROPERTY_SIMPLE_PROPERTY_PIVOT_VW</w:t>
               <w:br/>
               <w:t xml:space="preserve">    union all</w:t>
               <w:br/>
-              <w:t xml:space="preserve">    -- via hubfeed_mtv2_financial_transaction &lt;- stg2_mtv2__uwr_qpd</w:t>
+              <w:t xml:space="preserve">    -- via hubfeed_mt_financial_transaction &lt;- stg2_mt__uwr_qpd</w:t>
               <w:br/>
               <w:t xml:space="preserve">    select MD5_BINARY(NULLIF(UPPER(TRIM(CAST('HUB_FINANCIAL_TRANSACTION|' || (nullif(trim(case when coalesce(nullif(trim(nullif(trim(to_varchar("POLICY_QUOTE_NUMBER")), '')),'')) is not null then 'QUOTEPREM:' || nullif(trim(nullif(trim(to_varchar("POLICY_QUOTE_NUMBER")), '')), '') end),'')) AS VARCHAR))), '')) as hkey</w:t>
               <w:br/>
-              <w:t xml:space="preserve">      from RAW.MAXIMUS_TRAVEL_V2.NONHLTH_TRV_UWR_VW_DATA_QUOTE_PARAM_DETAILS</w:t>
+              <w:t xml:space="preserve">      from RAW.MAXIMUS_TRAVEL.NONHLTH_TRV_UWR_VW_DATA_QUOTE_PARAM_DETAILS</w:t>
               <w:br/>
               <w:t xml:space="preserve">    union all</w:t>
               <w:br/>
-              <w:t xml:space="preserve">    -- via hubfeed_mtv2_financial_transaction &lt;- stg2_mtv2__uwr_qpd_polp_rl_pv</w:t>
+              <w:t xml:space="preserve">    -- via hubfeed_mt_financial_transaction &lt;- stg2_mt__uwr_qpd_polp_rl_pv</w:t>
               <w:br/>
               <w:t xml:space="preserve">    select MD5_BINARY(NULLIF(UPPER(TRIM(CAST('HUB_FINANCIAL_TRANSACTION|' || (nullif(trim(case when coalesce(nullif(trim(w0_policy_quote_number),'')) is not null then 'QUOTEPREM:' || nullif(trim(w0_policy_quote_number), '') end),'')) AS VARCHAR))), '')) as hkey</w:t>
               <w:br/>
-              <w:t xml:space="preserve">      from RAW.MAXIMUS_TRAVEL_V2.NONHLTH_TRV_UWR_VW_DATA_QUOTE_PARAM_DETAILS_POLICY_PROPERTY_RULE_LIST_PIVOT_VW</w:t>
+              <w:t xml:space="preserve">      from RAW.MAXIMUS_TRAVEL.NONHLTH_TRV_UWR_VW_DATA_QUOTE_PARAM_DETAILS_POLICY_PROPERTY_RULE_LIST_PIVOT_VW</w:t>
               <w:br/>
               <w:t xml:space="preserve">    union all</w:t>
               <w:br/>
-              <w:t xml:space="preserve">    -- via hubfeed_mtv2_financial_transaction &lt;- stg2_mtv2_up__clm_clmd_clmpay_payp_pv__sat_fintxn_tax &lt;- up_mtv2__clm_clmd_clmpay_payp_pv__sat_fintxn_tax</w:t>
+              <w:t xml:space="preserve">    -- via hubfeed_mt_financial_transaction &lt;- stg2_mt_up__clm_clmd_clmpay_payp_pv__sat_fintxn_tax &lt;- up_mt__clm_clmd_clmpay_payp_pv__sat_fintxn_tax</w:t>
               <w:br/>
               <w:t xml:space="preserve">    select MD5_BINARY(NULLIF(UPPER(TRIM(CAST('HUB_FINANCIAL_TRANSACTION|' || ((nullif(trim(case when coalesce(nullif(trim(w1_claimpaymentid),'')) is not null then 'PAY:' || nullif(trim(w1_claimpaymentid), '') end),''))) AS VARCHAR))), '')) as hkey</w:t>
               <w:br/>
-              <w:t xml:space="preserve">      from RAW.MAXIMUS_TRAVEL_V2.NONHLTH_TRV_CLM_VW_DATA_CLAIM_DETAILS_CLAIM_PAYMENT_PAYMENTPROPERTY_PIVOT_VW</w:t>
+              <w:t xml:space="preserve">      from RAW.MAXIMUS_TRAVEL.NONHLTH_TRV_CLM_VW_DATA_CLAIM_DETAILS_CLAIM_PAYMENT_PAYMENTPROPERTY_PIVOT_VW</w:t>
               <w:br/>
               <w:t xml:space="preserve">     where (nullif(trim(to_varchar("CGST_AMOUNT")), '') is not null or nullif(trim(to_varchar("GST_PERCENTAGE")), '') is not null or nullif(trim(to_varchar("IGST_AMOUNT")), '') is not null or nullif(trim(to_varchar("PAYMENT_STATE")), '') is not null or nullif(trim(to_varchar("SGST_AMOUNT")), '') is not null or nullif(trim(to_varchar("TAX_INVOICE_DATE")), '') is not null or nullif(trim(to_varchar("TAX_INVOICE_NUMBER")), '') is not null) or (nullif(trim(to_varchar("TDS_AMOUNT")), '') is not null) or (nullif(trim(to_varchar("TDS_ON_INTEREST")), '') is not null) or (nullif(trim(to_varchar("VAT_APPLICABLE")), '') is not null)</w:t>
               <w:br/>
               <w:t xml:space="preserve">    union all</w:t>
               <w:br/>
-              <w:t xml:space="preserve">    -- via hubfeed_mtv2_financial_transaction &lt;- stg2_mtv2_up__clm_clmd_clmrsk_rska_msp_msd_prop_pv__sat_fintxn_tax &lt;- up_mtv2__clm_clmd_clmrsk_rska_msp_msd_prop_pv__sat_fintxn_tax</w:t>
+              <w:t xml:space="preserve">    -- via hubfeed_mt_financial_transaction &lt;- stg2_mt_up__clm_clmd_clmrsk_rska_msp_msd_prop_pv__sat_fintxn_tax &lt;- up_mt__clm_clmd_clmrsk_rska_msp_msd_prop_pv__sat_fintxn_tax</w:t>
               <w:br/>
               <w:t xml:space="preserve">    select MD5_BINARY(NULLIF(UPPER(TRIM(CAST('HUB_FINANCIAL_TRANSACTION|' || ((nullif(trim(case when coalesce(nullif(trim(nullif(trim(to_varchar("INVOICE_NUMBER")), '')),'')) is not null then 'INV:' || nullif(trim(nullif(trim(to_varchar("INVOICE_NUMBER")), '')), '') end),''))) AS VARCHAR))), '')) as hkey</w:t>
               <w:br/>
-              <w:t xml:space="preserve">      from RAW.MAXIMUS_TRAVEL_V2.NONHLTH_TRV_CLM_VW_DATA_CLAIM_DETAILS_CLAIM_RISK_RISK_ATTRIBUTE_MULTI_SET_PROPERTY_MULTI_SET_DETAIL_PROPERTY_PIVOT_VW</w:t>
+              <w:t xml:space="preserve">      from RAW.MAXIMUS_TRAVEL.NONHLTH_TRV_CLM_VW_DATA_CLAIM_DETAILS_CLAIM_RISK_RISK_ATTRIBUTE_MULTI_SET_PROPERTY_MULTI_SET_DETAIL_PROPERTY_PIVOT_VW</w:t>
               <w:br/>
               <w:t xml:space="preserve">     where (nullif(trim(to_varchar("CGST")), '') is not null or nullif(trim(to_varchar("CGST_PERCENTAGE")), '') is not null or nullif(trim(to_varchar("GST_APPLICABILITY")), '') is not null or nullif(trim(to_varchar("IGST")), '') is not null or nullif(trim(to_varchar("IGST_PERCENTAGE")), '') is not null or nullif(trim(to_varchar("INVOICE_NUMBER")), '') is not null or nullif(trim(to_varchar("SGST")), '') is not null or nullif(trim(to_varchar("SGST_PERCENTAGE")), '') is not null or nullif(trim(to_varchar("TOTAL_GST_PERCENTAGE")), '') is not null)</w:t>
               <w:br/>
@@ -5812,27 +5812,27 @@
               </w:rPr>
               <w:t xml:space="preserve">with src as (</w:t>
               <w:br/>
-              <w:t xml:space="preserve">    -- via hubfeed_mtv2_assessment &lt;- stg2_mtv2__uwr_pol_polp_sp_pv</w:t>
+              <w:t xml:space="preserve">    -- via hubfeed_mt_assessment &lt;- stg2_mt__uwr_pol_polp_sp_pv</w:t>
               <w:br/>
               <w:t xml:space="preserve">    select MD5_BINARY(NULLIF(UPPER(TRIM(CAST('HUB_ASSESSMENT|' || (nullif(trim(case when coalesce(nullif(trim(nullif(trim(to_varchar("BAGIC_SCRUTINY_NUMBER")), '')),'')) is not null then 'SCRUTINY:' || nullif(trim(nullif(trim(to_varchar("BAGIC_SCRUTINY_NUMBER")), '')), '') end),'')) AS VARCHAR))), '')) as hkey</w:t>
               <w:br/>
-              <w:t xml:space="preserve">      from RAW.MAXIMUS_TRAVEL_V2.NONHLTH_TRV_UWR_VW_DATA_POLICY_DETAILS_POLICY_PROPERTY_SIMPLE_PROPERTY_PIVOT_VW</w:t>
+              <w:t xml:space="preserve">      from RAW.MAXIMUS_TRAVEL.NONHLTH_TRV_UWR_VW_DATA_POLICY_DETAILS_POLICY_PROPERTY_SIMPLE_PROPERTY_PIVOT_VW</w:t>
               <w:br/>
               <w:t xml:space="preserve">    union all</w:t>
               <w:br/>
-              <w:t xml:space="preserve">    -- via hubfeed_mtv2_assessment &lt;- stg2_mtv2__uwr_pol_tele</w:t>
+              <w:t xml:space="preserve">    -- via hubfeed_mt_assessment &lt;- stg2_mt__uwr_pol_tele</w:t>
               <w:br/>
               <w:t xml:space="preserve">    select MD5_BINARY(NULLIF(UPPER(TRIM(CAST('HUB_ASSESSMENT|' || (nullif(trim(case when coalesce(nullif(trim(nullif(trim(to_varchar("TRANSACTION_ID")), '')),'')) is not null then 'TELEVERIF:' || nullif(trim(nullif(trim(to_varchar("TRANSACTION_ID")), '')), '') end),'')) AS VARCHAR))), '')) as hkey</w:t>
               <w:br/>
-              <w:t xml:space="preserve">      from RAW.MAXIMUS_TRAVEL_V2.NONHLTH_TRV_UWR_VW_DATA_POLICY_DETAILS_TELE_VERIFICATION_DETAILS</w:t>
+              <w:t xml:space="preserve">      from RAW.MAXIMUS_TRAVEL.NONHLTH_TRV_UWR_VW_DATA_POLICY_DETAILS_TELE_VERIFICATION_DETAILS</w:t>
               <w:br/>
               <w:t xml:space="preserve">    union all</w:t>
               <w:br/>
-              <w:t xml:space="preserve">    -- via hubfeed_mtv2_assessment &lt;- stg2_mtv2__uwr_qpd_polp_rl_pv</w:t>
+              <w:t xml:space="preserve">    -- via hubfeed_mt_assessment &lt;- stg2_mt__uwr_qpd_polp_rl_pv</w:t>
               <w:br/>
               <w:t xml:space="preserve">    select MD5_BINARY(NULLIF(UPPER(TRIM(CAST('HUB_ASSESSMENT|' || (nullif(trim(case when coalesce(nullif(trim(nullif(trim(to_varchar("BAGIC_SCRUTINY_NUMBER")), '')),'')) is not null then 'SCRUTINY:' || nullif(trim(nullif(trim(to_varchar("BAGIC_SCRUTINY_NUMBER")), '')), '') end),'')) AS VARCHAR))), '')) as hkey</w:t>
               <w:br/>
-              <w:t xml:space="preserve">      from RAW.MAXIMUS_TRAVEL_V2.NONHLTH_TRV_UWR_VW_DATA_QUOTE_PARAM_DETAILS_POLICY_PROPERTY_RULE_LIST_PIVOT_VW</w:t>
+              <w:t xml:space="preserve">      from RAW.MAXIMUS_TRAVEL.NONHLTH_TRV_UWR_VW_DATA_QUOTE_PARAM_DETAILS_POLICY_PROPERTY_RULE_LIST_PIVOT_VW</w:t>
               <w:br/>
               <w:t xml:space="preserve">)</w:t>
               <w:br/>
@@ -6100,7 +6100,7 @@
         <w:t xml:space="preserve">Note: </w:t>
       </w:r>
       <w:r>
-        <w:t xml:space="preserve">Hub rows scoped by RECORD_SOURCE value set (travel feeds only) to avoid colliding with the partner build in the shared vault. 13 RAW key branch(es): NONHLTH_TRV_UWR_VW_DATA_POLICY_DETAILS.QUOTATION_NUMBER (QUOTE_HKEY), NONHLTH_TRV_UWR_VW_DATA_POLICY_DETAILS_INSURED_DETAILS_MEMBER_DETAILS_PARTY_PROPERTY_SIMPLE_PROPERTY_PIVOT_VW.[] (QUOTE_HKEY), NONHLTH_TRV_UWR_VW_DATA_QUOTE_PARAM_DETAILS.POLICY_QUOTE_NUMBER (QUOTE_HKEY), NONHLTH_TRV_UWR_VW_DATA_QUOTE_PARAM_DETAILS_POLICY_PROPERTY_MULTI_SET_PROPERTY_INPUT_MULTI_SET_DETAIL_INPUT_PROPERTY_PIVOT_VW.[] (QUOTE_HKEY), NONHLTH_TRV_UWR_VW_DATA_QUOTE_PARAM_DETAILS_POLICY_PROPERTY_RULE_LIST_PIVOT_VW.[] (QUOTE_HKEY), NONHLTH_TRV_UWR_VW_DATA_QUOTE_PARAM_DETAILS_RISK_LIST_MULTI_SET_PROPERTY_INPUT_MULTI_SET_DETAIL_INPUT_PROPERTY_PIVOT_VW.[] (QUOTE_HKEY), NONHLTH_TRV_UWR_VW_DATA_QUOTE_PARAM_DETAILS_RISK_LIST_RISK_COVER.[] (QUOTE_HKEY), NONHLTH_TRV_UWR_VW_DATA_QUOTE_PARAM_DETAILS_RISK_LIST_RISK_COVER_RISK_COVER_PROPERTY.[] (QUOTE_HKEY), NONHLTH_TRV_UWR_VW_DATA_QUOTE_PARAM_DETAILS_RISK_LIST_RISK_COVER_RISK_COVER_PROPERTY_RULE_LIST_PIVOT_VW.[] (QUOTE_HKEY), NONHLTH_TRV_UWR_VW_DATA_QUOTE_PARAM_DETAILS_RISK_LIST_RISK_PROPERTY.[] (QUOTE_HKEY), NONHLTH_TRV_UWR_VW_DATA_QUOTE_PARAM_DETAILS_RISK_LIST_RISK_PROPERTY_RULE_LIST_PIVOT_VW.[] (QUOTE_HKEY), NONHLTH_TRV_UWR_VW_DATA_QUOTE_PARAM_DETAILS_POLICY_PROPERTY_MULTI_SET_PROPERTY_INPUT_MULTI_SET_DETAIL_INPUT_PROPERTY_PIVOT_VW (literal arm) (QUOTE_HKEY / sat_quote_rating_input), NONHLTH_TRV_UWR_VW_DATA_QUOTE_PARAM_DETAILS_POLICY_PROPERTY_RULE_LIST_PIVOT_VW (literal arm) (QUOTE_HKEY / sat_quote_rating_input). 43 feed branches collapse to 13 RAW key(s). Travel RECORD_SOURCE value(s) parsed from feeds: MAXIMUS_NONHLTH_TRV_UWR_VW_DATA_POLICY_DETAILS, MAXIMUS_NONHLTH_TRV_UWR_VW_DATA_POLICY_DETAILS_INSURED_DETAILS_MEMBER_DETAILS_PARTY_PROPERTY_SIMPLE_PROPERTY_PIVOT_VW, MAXIMUS_NONHLTH_TRV_UWR_VW_DATA_QUOTE_PARAM_DETAILS, MAXIMUS_NONHLTH_TRV_UWR_VW_DATA_QUOTE_PARAM_DETAILS_POLICY_PROPERTY, MAXIMUS_NONHLTH_TRV_UWR_VW_DATA_QUOTE_PARAM_DETAILS_POLICY_PROPERTY_MULTI_SET_PROPERTY_INPUT_MULTI_SET_DETAIL_INPUT_PROPERTY_PIVOT_VW, MAXIMUS_NONHLTH_TRV_UWR_VW_DATA_QUOTE_PARAM_DETAILS_POLICY_PROPERTY_RULE_LIST_PIVOT_VW (+7 more). Excluded: hubfeed_mtv2_quote &lt;- stg2_mtv2__uwr_qpd_polp: key uses walk column(s) w0_policy_quote_number from parent view(s) -- not resolvable to a single RAW table in the first-cut, skipped.. Excluded: hubfeed_mtv2_quote &lt;- stg2_mtv2__uwr_qpd_rskl: key uses walk column(s) w0_policy_quote_number from parent view(s) -- not resolvable to a single RAW table in the first-cut, skipped..</w:t>
+        <w:t xml:space="preserve">Hub rows scoped by RECORD_SOURCE value set (travel feeds only) to avoid colliding with the partner build in the shared vault. 13 RAW key branch(es): NONHLTH_TRV_UWR_VW_DATA_POLICY_DETAILS.QUOTATION_NUMBER (QUOTE_HKEY), NONHLTH_TRV_UWR_VW_DATA_POLICY_DETAILS_INSURED_DETAILS_MEMBER_DETAILS_PARTY_PROPERTY_SIMPLE_PROPERTY_PIVOT_VW.[] (QUOTE_HKEY), NONHLTH_TRV_UWR_VW_DATA_QUOTE_PARAM_DETAILS.POLICY_QUOTE_NUMBER (QUOTE_HKEY), NONHLTH_TRV_UWR_VW_DATA_QUOTE_PARAM_DETAILS_POLICY_PROPERTY_MULTI_SET_PROPERTY_INPUT_MULTI_SET_DETAIL_INPUT_PROPERTY_PIVOT_VW.[] (QUOTE_HKEY), NONHLTH_TRV_UWR_VW_DATA_QUOTE_PARAM_DETAILS_POLICY_PROPERTY_RULE_LIST_PIVOT_VW.[] (QUOTE_HKEY), NONHLTH_TRV_UWR_VW_DATA_QUOTE_PARAM_DETAILS_RISK_LIST_MULTI_SET_PROPERTY_INPUT_MULTI_SET_DETAIL_INPUT_PROPERTY_PIVOT_VW.[] (QUOTE_HKEY), NONHLTH_TRV_UWR_VW_DATA_QUOTE_PARAM_DETAILS_RISK_LIST_RISK_COVER.[] (QUOTE_HKEY), NONHLTH_TRV_UWR_VW_DATA_QUOTE_PARAM_DETAILS_RISK_LIST_RISK_COVER_RISK_COVER_PROPERTY.[] (QUOTE_HKEY), NONHLTH_TRV_UWR_VW_DATA_QUOTE_PARAM_DETAILS_RISK_LIST_RISK_COVER_RISK_COVER_PROPERTY_RULE_LIST_PIVOT_VW.[] (QUOTE_HKEY), NONHLTH_TRV_UWR_VW_DATA_QUOTE_PARAM_DETAILS_RISK_LIST_RISK_PROPERTY.[] (QUOTE_HKEY), NONHLTH_TRV_UWR_VW_DATA_QUOTE_PARAM_DETAILS_RISK_LIST_RISK_PROPERTY_RULE_LIST_PIVOT_VW.[] (QUOTE_HKEY), NONHLTH_TRV_UWR_VW_DATA_QUOTE_PARAM_DETAILS_POLICY_PROPERTY_MULTI_SET_PROPERTY_INPUT_MULTI_SET_DETAIL_INPUT_PROPERTY_PIVOT_VW (literal arm) (QUOTE_HKEY / sat_quote_rating_input), NONHLTH_TRV_UWR_VW_DATA_QUOTE_PARAM_DETAILS_POLICY_PROPERTY_RULE_LIST_PIVOT_VW (literal arm) (QUOTE_HKEY / sat_quote_rating_input). 43 feed branches collapse to 13 RAW key(s). Travel RECORD_SOURCE value(s) parsed from feeds: MAXIMUS_NONHLTH_TRV_UWR_VW_DATA_POLICY_DETAILS, MAXIMUS_NONHLTH_TRV_UWR_VW_DATA_POLICY_DETAILS_INSURED_DETAILS_MEMBER_DETAILS_PARTY_PROPERTY_SIMPLE_PROPERTY_PIVOT_VW, MAXIMUS_NONHLTH_TRV_UWR_VW_DATA_QUOTE_PARAM_DETAILS, MAXIMUS_NONHLTH_TRV_UWR_VW_DATA_QUOTE_PARAM_DETAILS_POLICY_PROPERTY, MAXIMUS_NONHLTH_TRV_UWR_VW_DATA_QUOTE_PARAM_DETAILS_POLICY_PROPERTY_MULTI_SET_PROPERTY_INPUT_MULTI_SET_DETAIL_INPUT_PROPERTY_PIVOT_VW, MAXIMUS_NONHLTH_TRV_UWR_VW_DATA_QUOTE_PARAM_DETAILS_POLICY_PROPERTY_RULE_LIST_PIVOT_VW (+7 more). Excluded: hubfeed_mt_quote &lt;- stg2_mt__uwr_qpd_polp: key uses walk column(s) w0_policy_quote_number from parent view(s) -- not resolvable to a single RAW table in the first-cut, skipped.. Excluded: hubfeed_mt_quote &lt;- stg2_mt__uwr_qpd_rskl: key uses walk column(s) w0_policy_quote_number from parent view(s) -- not resolvable to a single RAW table in the first-cut, skipped..</w:t>
       </w:r>
     </w:p>
     <w:p>
@@ -6133,109 +6133,109 @@
               </w:rPr>
               <w:t xml:space="preserve">with src as (</w:t>
               <w:br/>
-              <w:t xml:space="preserve">    -- via hubfeed_mtv2_quote &lt;- stg2_mtv2__uwr_pol</w:t>
+              <w:t xml:space="preserve">    -- via hubfeed_mt_quote &lt;- stg2_mt__uwr_pol</w:t>
               <w:br/>
               <w:t xml:space="preserve">    select MD5_BINARY(NULLIF(UPPER(TRIM(CAST('HUB_QUOTE|' || (nullif(trim(case when coalesce(nullif(trim(nullif(trim(to_varchar("QUOTATION_NUMBER")), '')),'')) is not null then nullif(trim(nullif(trim(to_varchar("QUOTATION_NUMBER")), '')), '') end),'')) AS VARCHAR))), '')) as hkey</w:t>
               <w:br/>
-              <w:t xml:space="preserve">      from RAW.MAXIMUS_TRAVEL_V2.NONHLTH_TRV_UWR_VW_DATA_POLICY_DETAILS</w:t>
+              <w:t xml:space="preserve">      from RAW.MAXIMUS_TRAVEL.NONHLTH_TRV_UWR_VW_DATA_POLICY_DETAILS</w:t>
               <w:br/>
               <w:t xml:space="preserve">    union all</w:t>
               <w:br/>
-              <w:t xml:space="preserve">    -- via hubfeed_mtv2_quote &lt;- stg2_mtv2__uwr_pol_ins_mbr_pp_sp_pv</w:t>
+              <w:t xml:space="preserve">    -- via hubfeed_mt_quote &lt;- stg2_mt__uwr_pol_ins_mbr_pp_sp_pv</w:t>
               <w:br/>
               <w:t xml:space="preserve">    select MD5_BINARY(NULLIF(UPPER(TRIM(CAST('HUB_QUOTE|' || (nullif(trim(case when coalesce(nullif(trim(w1_quotation_number),'')) is not null then nullif(trim(w1_quotation_number), '') end),'')) AS VARCHAR))), '')) as hkey</w:t>
               <w:br/>
-              <w:t xml:space="preserve">      from RAW.MAXIMUS_TRAVEL_V2.NONHLTH_TRV_UWR_VW_DATA_POLICY_DETAILS_INSURED_DETAILS_MEMBER_DETAILS_PARTY_PROPERTY_SIMPLE_PROPERTY_PIVOT_VW</w:t>
+              <w:t xml:space="preserve">      from RAW.MAXIMUS_TRAVEL.NONHLTH_TRV_UWR_VW_DATA_POLICY_DETAILS_INSURED_DETAILS_MEMBER_DETAILS_PARTY_PROPERTY_SIMPLE_PROPERTY_PIVOT_VW</w:t>
               <w:br/>
               <w:t xml:space="preserve">    union all</w:t>
               <w:br/>
-              <w:t xml:space="preserve">    -- via hubfeed_mtv2_quote &lt;- stg2_mtv2__uwr_qpd</w:t>
+              <w:t xml:space="preserve">    -- via hubfeed_mt_quote &lt;- stg2_mt__uwr_qpd</w:t>
               <w:br/>
               <w:t xml:space="preserve">    select MD5_BINARY(NULLIF(UPPER(TRIM(CAST('HUB_QUOTE|' || (nullif(trim(case when coalesce(nullif(trim(nullif(trim(to_varchar("POLICY_QUOTE_NUMBER")), '')),'')) is not null then nullif(trim(nullif(trim(to_varchar("POLICY_QUOTE_NUMBER")), '')), '') end),'')) AS VARCHAR))), '')) as hkey</w:t>
               <w:br/>
-              <w:t xml:space="preserve">      from RAW.MAXIMUS_TRAVEL_V2.NONHLTH_TRV_UWR_VW_DATA_QUOTE_PARAM_DETAILS</w:t>
+              <w:t xml:space="preserve">      from RAW.MAXIMUS_TRAVEL.NONHLTH_TRV_UWR_VW_DATA_QUOTE_PARAM_DETAILS</w:t>
               <w:br/>
               <w:t xml:space="preserve">    union all</w:t>
               <w:br/>
-              <w:t xml:space="preserve">    -- via hubfeed_mtv2_quote &lt;- stg2_mtv2__uwr_qpd_polp_msp_imsd_inp_pv</w:t>
+              <w:t xml:space="preserve">    -- via hubfeed_mt_quote &lt;- stg2_mt__uwr_qpd_polp_msp_imsd_inp_pv</w:t>
               <w:br/>
               <w:t xml:space="preserve">    select MD5_BINARY(NULLIF(UPPER(TRIM(CAST('HUB_QUOTE|' || (nullif(trim(case when coalesce(nullif(trim(w0_policy_quote_number),'')) is not null then nullif(trim(w0_policy_quote_number), '') end),'')) AS VARCHAR))), '')) as hkey</w:t>
               <w:br/>
-              <w:t xml:space="preserve">      from RAW.MAXIMUS_TRAVEL_V2.NONHLTH_TRV_UWR_VW_DATA_QUOTE_PARAM_DETAILS_POLICY_PROPERTY_MULTI_SET_PROPERTY_INPUT_MULTI_SET_DETAIL_INPUT_PROPERTY_PIVOT_VW</w:t>
+              <w:t xml:space="preserve">      from RAW.MAXIMUS_TRAVEL.NONHLTH_TRV_UWR_VW_DATA_QUOTE_PARAM_DETAILS_POLICY_PROPERTY_MULTI_SET_PROPERTY_INPUT_MULTI_SET_DETAIL_INPUT_PROPERTY_PIVOT_VW</w:t>
               <w:br/>
               <w:t xml:space="preserve">    union all</w:t>
               <w:br/>
-              <w:t xml:space="preserve">    -- via hubfeed_mtv2_quote &lt;- stg2_mtv2__uwr_qpd_polp_rl_pv</w:t>
+              <w:t xml:space="preserve">    -- via hubfeed_mt_quote &lt;- stg2_mt__uwr_qpd_polp_rl_pv</w:t>
               <w:br/>
               <w:t xml:space="preserve">    select MD5_BINARY(NULLIF(UPPER(TRIM(CAST('HUB_QUOTE|' || (nullif(trim(case when coalesce(nullif(trim(w0_policy_quote_number),'')) is not null then nullif(trim(w0_policy_quote_number), '') end),'')) AS VARCHAR))), '')) as hkey</w:t>
               <w:br/>
-              <w:t xml:space="preserve">      from RAW.MAXIMUS_TRAVEL_V2.NONHLTH_TRV_UWR_VW_DATA_QUOTE_PARAM_DETAILS_POLICY_PROPERTY_RULE_LIST_PIVOT_VW</w:t>
+              <w:t xml:space="preserve">      from RAW.MAXIMUS_TRAVEL.NONHLTH_TRV_UWR_VW_DATA_QUOTE_PARAM_DETAILS_POLICY_PROPERTY_RULE_LIST_PIVOT_VW</w:t>
               <w:br/>
               <w:t xml:space="preserve">    union all</w:t>
               <w:br/>
-              <w:t xml:space="preserve">    -- via hubfeed_mtv2_quote &lt;- stg2_mtv2__uwr_qpd_rskl_msp_imsd_inp_pv</w:t>
+              <w:t xml:space="preserve">    -- via hubfeed_mt_quote &lt;- stg2_mt__uwr_qpd_rskl_msp_imsd_inp_pv</w:t>
               <w:br/>
               <w:t xml:space="preserve">    select MD5_BINARY(NULLIF(UPPER(TRIM(CAST('HUB_QUOTE|' || (nullif(trim(case when coalesce(nullif(trim(w0_policy_quote_number),'')) is not null then nullif(trim(w0_policy_quote_number), '') end),'')) AS VARCHAR))), '')) as hkey</w:t>
               <w:br/>
-              <w:t xml:space="preserve">      from RAW.MAXIMUS_TRAVEL_V2.NONHLTH_TRV_UWR_VW_DATA_QUOTE_PARAM_DETAILS_RISK_LIST_MULTI_SET_PROPERTY_INPUT_MULTI_SET_DETAIL_INPUT_PROPERTY_PIVOT_VW</w:t>
+              <w:t xml:space="preserve">      from RAW.MAXIMUS_TRAVEL.NONHLTH_TRV_UWR_VW_DATA_QUOTE_PARAM_DETAILS_RISK_LIST_MULTI_SET_PROPERTY_INPUT_MULTI_SET_DETAIL_INPUT_PROPERTY_PIVOT_VW</w:t>
               <w:br/>
               <w:t xml:space="preserve">    union all</w:t>
               <w:br/>
-              <w:t xml:space="preserve">    -- via hubfeed_mtv2_quote &lt;- stg2_mtv2__uwr_qpd_rskl_rskc</w:t>
+              <w:t xml:space="preserve">    -- via hubfeed_mt_quote &lt;- stg2_mt__uwr_qpd_rskl_rskc</w:t>
               <w:br/>
               <w:t xml:space="preserve">    select MD5_BINARY(NULLIF(UPPER(TRIM(CAST('HUB_QUOTE|' || (nullif(trim(case when coalesce(nullif(trim(w0_policy_quote_number),'')) is not null then nullif(trim(w0_policy_quote_number), '') end),'')) AS VARCHAR))), '')) as hkey</w:t>
               <w:br/>
-              <w:t xml:space="preserve">      from RAW.MAXIMUS_TRAVEL_V2.NONHLTH_TRV_UWR_VW_DATA_QUOTE_PARAM_DETAILS_RISK_LIST_RISK_COVER</w:t>
+              <w:t xml:space="preserve">      from RAW.MAXIMUS_TRAVEL.NONHLTH_TRV_UWR_VW_DATA_QUOTE_PARAM_DETAILS_RISK_LIST_RISK_COVER</w:t>
               <w:br/>
               <w:t xml:space="preserve">    union all</w:t>
               <w:br/>
-              <w:t xml:space="preserve">    -- via hubfeed_mtv2_quote &lt;- stg2_mtv2__uwr_qpd_rskl_rskc_rskc_prop</w:t>
+              <w:t xml:space="preserve">    -- via hubfeed_mt_quote &lt;- stg2_mt__uwr_qpd_rskl_rskc_rskc_prop</w:t>
               <w:br/>
               <w:t xml:space="preserve">    select MD5_BINARY(NULLIF(UPPER(TRIM(CAST('HUB_QUOTE|' || (nullif(trim(case when coalesce(nullif(trim(w0_policy_quote_number),'')) is not null then nullif(trim(w0_policy_quote_number), '') end),'')) AS VARCHAR))), '')) as hkey</w:t>
               <w:br/>
-              <w:t xml:space="preserve">      from RAW.MAXIMUS_TRAVEL_V2.NONHLTH_TRV_UWR_VW_DATA_QUOTE_PARAM_DETAILS_RISK_LIST_RISK_COVER_RISK_COVER_PROPERTY</w:t>
+              <w:t xml:space="preserve">      from RAW.MAXIMUS_TRAVEL.NONHLTH_TRV_UWR_VW_DATA_QUOTE_PARAM_DETAILS_RISK_LIST_RISK_COVER_RISK_COVER_PROPERTY</w:t>
               <w:br/>
               <w:t xml:space="preserve">    union all</w:t>
               <w:br/>
-              <w:t xml:space="preserve">    -- via hubfeed_mtv2_quote &lt;- stg2_mtv2__uwr_qpd_rskl_rskc_rskc_prop_rl_pv</w:t>
+              <w:t xml:space="preserve">    -- via hubfeed_mt_quote &lt;- stg2_mt__uwr_qpd_rskl_rskc_rskc_prop_rl_pv</w:t>
               <w:br/>
               <w:t xml:space="preserve">    select MD5_BINARY(NULLIF(UPPER(TRIM(CAST('HUB_QUOTE|' || (nullif(trim(case when coalesce(nullif(trim(w0_policy_quote_number),'')) is not null then nullif(trim(w0_policy_quote_number), '') end),'')) AS VARCHAR))), '')) as hkey</w:t>
               <w:br/>
-              <w:t xml:space="preserve">      from RAW.MAXIMUS_TRAVEL_V2.NONHLTH_TRV_UWR_VW_DATA_QUOTE_PARAM_DETAILS_RISK_LIST_RISK_COVER_RISK_COVER_PROPERTY_RULE_LIST_PIVOT_VW</w:t>
+              <w:t xml:space="preserve">      from RAW.MAXIMUS_TRAVEL.NONHLTH_TRV_UWR_VW_DATA_QUOTE_PARAM_DETAILS_RISK_LIST_RISK_COVER_RISK_COVER_PROPERTY_RULE_LIST_PIVOT_VW</w:t>
               <w:br/>
               <w:t xml:space="preserve">    union all</w:t>
               <w:br/>
-              <w:t xml:space="preserve">    -- via hubfeed_mtv2_quote &lt;- stg2_mtv2__uwr_qpd_rskl_rskp</w:t>
+              <w:t xml:space="preserve">    -- via hubfeed_mt_quote &lt;- stg2_mt__uwr_qpd_rskl_rskp</w:t>
               <w:br/>
               <w:t xml:space="preserve">    select MD5_BINARY(NULLIF(UPPER(TRIM(CAST('HUB_QUOTE|' || (nullif(trim(case when coalesce(nullif(trim(w0_policy_quote_number),'')) is not null then nullif(trim(w0_policy_quote_number), '') end),'')) AS VARCHAR))), '')) as hkey</w:t>
               <w:br/>
-              <w:t xml:space="preserve">      from RAW.MAXIMUS_TRAVEL_V2.NONHLTH_TRV_UWR_VW_DATA_QUOTE_PARAM_DETAILS_RISK_LIST_RISK_PROPERTY</w:t>
+              <w:t xml:space="preserve">      from RAW.MAXIMUS_TRAVEL.NONHLTH_TRV_UWR_VW_DATA_QUOTE_PARAM_DETAILS_RISK_LIST_RISK_PROPERTY</w:t>
               <w:br/>
               <w:t xml:space="preserve">    union all</w:t>
               <w:br/>
-              <w:t xml:space="preserve">    -- via hubfeed_mtv2_quote &lt;- stg2_mtv2__uwr_qpd_rskl_rskp_rl_pv</w:t>
+              <w:t xml:space="preserve">    -- via hubfeed_mt_quote &lt;- stg2_mt__uwr_qpd_rskl_rskp_rl_pv</w:t>
               <w:br/>
               <w:t xml:space="preserve">    select MD5_BINARY(NULLIF(UPPER(TRIM(CAST('HUB_QUOTE|' || (nullif(trim(case when coalesce(nullif(trim(w0_policy_quote_number),'')) is not null then nullif(trim(w0_policy_quote_number), '') end),'')) AS VARCHAR))), '')) as hkey</w:t>
               <w:br/>
-              <w:t xml:space="preserve">      from RAW.MAXIMUS_TRAVEL_V2.NONHLTH_TRV_UWR_VW_DATA_QUOTE_PARAM_DETAILS_RISK_LIST_RISK_PROPERTY_RULE_LIST_PIVOT_VW</w:t>
+              <w:t xml:space="preserve">      from RAW.MAXIMUS_TRAVEL.NONHLTH_TRV_UWR_VW_DATA_QUOTE_PARAM_DETAILS_RISK_LIST_RISK_PROPERTY_RULE_LIST_PIVOT_VW</w:t>
               <w:br/>
               <w:t xml:space="preserve">    union all</w:t>
               <w:br/>
-              <w:t xml:space="preserve">    -- via hubfeed_mtv2_quote &lt;- stg2_mtv2_up__uwr_qpd_polp_msp_imsd_inp_pv__sat_quote_rating_input &lt;- up_mtv2__uwr_qpd_polp_msp_imsd_inp_pv__sat_quote_rating_input</w:t>
+              <w:t xml:space="preserve">    -- via hubfeed_mt_quote &lt;- stg2_mt_up__uwr_qpd_polp_msp_imsd_inp_pv__sat_quote_rating_input &lt;- up_mt__uwr_qpd_polp_msp_imsd_inp_pv__sat_quote_rating_input</w:t>
               <w:br/>
               <w:t xml:space="preserve">    select MD5_BINARY(NULLIF(UPPER(TRIM(CAST('HUB_QUOTE|' || ((nullif(trim(case when coalesce(nullif(trim(w0_policy_quote_number),'')) is not null then nullif(trim(w0_policy_quote_number), '') end),''))) AS VARCHAR))), '')) as hkey</w:t>
               <w:br/>
-              <w:t xml:space="preserve">      from RAW.MAXIMUS_TRAVEL_V2.NONHLTH_TRV_UWR_VW_DATA_QUOTE_PARAM_DETAILS_POLICY_PROPERTY_MULTI_SET_PROPERTY_INPUT_MULTI_SET_DETAIL_INPUT_PROPERTY_PIVOT_VW</w:t>
+              <w:t xml:space="preserve">      from RAW.MAXIMUS_TRAVEL.NONHLTH_TRV_UWR_VW_DATA_QUOTE_PARAM_DETAILS_POLICY_PROPERTY_MULTI_SET_PROPERTY_INPUT_MULTI_SET_DETAIL_INPUT_PROPERTY_PIVOT_VW</w:t>
               <w:br/>
               <w:t xml:space="preserve">     where (nullif(trim(to_varchar("LOADING_ACE")), '') is not null) or (nullif(trim(to_varchar("LOADING_ACE_FOR_MAIN_SUB_COVER")), '') is not null) or (nullif(trim(to_varchar("OFFICE_PREMIUM_PER_MILLE_PA")), '') is not null) or (nullif(trim(to_varchar("OFFICE_PREMIUM_PER_MILLE_PER_TRIP")), '') is not null) or (nullif(trim(to_varchar("PREMIUM_RATE")), '') is not null) or (nullif(trim(to_varchar("RATE_PER_TRIP_PER_MILLE")), '') is not null) or (nullif(trim(to_varchar("RATE_PER_TRIP_PER_MILLE_FOR_MAIN_SUB_COVER")), '') is not null) or (nullif(trim(to_varchar("SLAB_")), '') is not null)</w:t>
               <w:br/>
               <w:t xml:space="preserve">    union all</w:t>
               <w:br/>
-              <w:t xml:space="preserve">    -- via hubfeed_mtv2_quote &lt;- stg2_mtv2_up__uwr_qpd_polp_rl_pv__sat_quote_rating_input &lt;- up_mtv2__uwr_qpd_polp_rl_pv__sat_quote_rating_input</w:t>
+              <w:t xml:space="preserve">    -- via hubfeed_mt_quote &lt;- stg2_mt_up__uwr_qpd_polp_rl_pv__sat_quote_rating_input &lt;- up_mt__uwr_qpd_polp_rl_pv__sat_quote_rating_input</w:t>
               <w:br/>
               <w:t xml:space="preserve">    select MD5_BINARY(NULLIF(UPPER(TRIM(CAST('HUB_QUOTE|' || ((nullif(trim(case when coalesce(nullif(trim(w0_policy_quote_number),'')) is not null then nullif(trim(w0_policy_quote_number), '') end),''))) AS VARCHAR))), '')) as hkey</w:t>
               <w:br/>
-              <w:t xml:space="preserve">      from RAW.MAXIMUS_TRAVEL_V2.NONHLTH_TRV_UWR_VW_DATA_QUOTE_PARAM_DETAILS_POLICY_PROPERTY_RULE_LIST_PIVOT_VW</w:t>
+              <w:t xml:space="preserve">      from RAW.MAXIMUS_TRAVEL.NONHLTH_TRV_UWR_VW_DATA_QUOTE_PARAM_DETAILS_POLICY_PROPERTY_RULE_LIST_PIVOT_VW</w:t>
               <w:br/>
               <w:t xml:space="preserve">     where (nullif(trim(to_varchar("ADJUSTMENT_VALUE")), '') is not null) or (nullif(trim(to_varchar("ALTITUDE")), '') is not null) or (nullif(trim(to_varchar("BAGGAGE_TRACKING_SERVICE_APPLICABLE")), '') is not null) or (nullif(trim(to_varchar("CLAIMS_EXPERIENCE_DISCOUNT")), '') is not null) or (nullif(trim(to_varchar("CLAIMS_EXPERIENCE_LOADING")), '') is not null) or (nullif(trim(to_varchar("CLU_DISCOUNT")), '') is not null) or (nullif(trim(to_varchar("COUNTRY")), '') is not null) or (nullif(trim(to_varchar("CRUISE")), '') is not null) or (nullif(trim(to_varchar("CRUISE_DAYS")), '') is not null) or (nullif(trim(to_varchar("DESTINATION_DETAILS")), '') is not null) or (nullif(trim(to_varchar("EMPLOYEE_DISCOUNT")), '') is not null) or (nullif(trim(to_varchar("GEOGRAPHICAL_COVERAGE")), '') is not null) or (nullif(trim(to_varchar("GROUP_DISCOUNT")), '') is not null) or (nullif(trim(to_varchar("HOURS_COVERED")), '') is not null) or (nullif(trim(to_varchar("MODE_OF_TRANSPORT")), '') is not null) or (nullif(trim(to_varchar("MULTIPLE_CITY")), '') is not null) or (nullif(trim(to_varchar("NIL_COMMISSION_DISCOUNT")), '') is not null) or (nullif(trim(to_varchar("ONLINE_DISCOUNT")), '') is not null) or (nullif(trim(to_varchar("OTHER_DISCOUNT")), '') is not null) or (nullif(trim(to_varchar("PREMIUM_ADJUSTMENT")), '') is not null) or (nullif(trim(to_varchar("STUDENT_DISCOUNT")), '') is not null) or (nullif(trim(to_varchar("TRAVELLING_COMPANION_DISCOUNT")), '') is not null) or (nullif(trim(to_varchar("TYPE_OF_DISCOUNT")), '') is not null) or (nullif(trim(to_varchar("TYPE_OF_LOADING")), '') is not null)</w:t>
               <w:br/>
@@ -6505,7 +6505,7 @@
         <w:t xml:space="preserve">Note: </w:t>
       </w:r>
       <w:r>
-        <w:t xml:space="preserve">Hub rows scoped by RECORD_SOURCE value set (travel feeds only) to avoid colliding with the partner build in the shared vault. 5 RAW key branch(es): NONHLTH_TRV_CLM_VW_DATA_CLAIM_DETAILS_CLAIM_ATTRIBUTE_PROPERTIES_PIVOT_VW.RISK_CODE (RISK_OBJECT_HKEY__CLAIMED_RISK_ITEM), NONHLTH_TRV_UWR_VW_DATA_POLICY_DETAILS_POLICY_PROPERTY_MULTI_SET_PROPERTY_MULTI_SET_DETAIL_PROPERTY_PIVOT_VW.[PNR+TRIP_NO] (RISK_OBJECT_HKEY), NONHLTH_TRV_UWR_VW_DATA_QUOTE_PARAM_DETAILS_RISK_LIST_MULTI_SET_PROPERTY_INPUT_MULTI_SET_DETAIL_INPUT_PROPERTY_PIVOT_VW.[] (RISK_OBJECT_HKEY), NONHLTH_TRV_UWR_VW_DATA_QUOTE_PARAM_DETAILS_RISK_LIST_RISK_COVER_RISK_COVER_PROPERTY_RULE_LIST_PIVOT_VW.[] (RISK_OBJECT_HKEY), NONHLTH_TRV_UWR_VW_DATA_QUOTE_PARAM_DETAILS_RISK_LIST_RISK_PROPERTY_RULE_LIST_PIVOT_VW.[] (RISK_OBJECT_HKEY). 6 feed branches collapse to 5 RAW key(s). Travel RECORD_SOURCE value(s) parsed from feeds: MAXIMUS_NONHLTH_TRV_CLM_VW_DATA_CLAIM_DETAILS_CLAIM_ATTRIBUTE_PROPERTIES_PIVOT_VW, MAXIMUS_NONHLTH_TRV_CLM_VW_DATA_CLAIM_DETAILS_CLAIM_RISK, MAXIMUS_NONHLTH_TRV_UWR_VW_DATA_POLICY_DETAILS_INSURED_DETAILS, MAXIMUS_NONHLTH_TRV_UWR_VW_DATA_POLICY_DETAILS_INSURED_DETAILS_COVER_DETAILS_COVER_PROPERTY_SIMPLE_PROPERTY_PIVOT_VW, MAXIMUS_NONHLTH_TRV_UWR_VW_DATA_POLICY_DETAILS_INSURED_DETAILS_RISK_PROPERTY_MULTI_SET_PROPERTY_MULTI_SET_DETAIL_PROPERTY_PIVOT_VW, MAXIMUS_NONHLTH_TRV_UWR_VW_DATA_POLICY_DETAILS_INSURED_DETAILS_RISK_PROPERTY_SIMPLE_PROPERTY_PIVOT_VW (+6 more). Excluded: hubfeed_mtv2_risk_object &lt;- stg2_mtv2__clm_clmd_clmrsk: key uses walk column(s) w0_policyno from parent view(s) -- not resolvable to a single RAW table in the first-cut, skipped.. Excluded: hubfeed_mtv2_risk_object &lt;- stg2_mtv2__uwr_pol_ins: key uses walk column(s) w0_policy_number from parent view(s) -- not resolvable to a single RAW table in the first-cut, skipped.. Excluded: hubfeed_mtv2_risk_object &lt;- stg2_mtv2__uwr_pol_ins: key uses walk column(s) w0_policy_number from parent view(s) -- not resolvable to a single RAW table in the first-cut, skipped.. Excluded: hubfeed_mtv2_risk_object &lt;- stg2_mtv2__uwr_pol_ins_cov_covp_sp_pv: key uses walk column(s) w0_policy_number from parent view(s) -- not resolvable to a single RAW table in the first-cut, skipped.. Excluded: hubfeed_mtv2_risk_object &lt;- stg2_mtv2__uwr_pol_ins_rskp_msp_msd_prop_pv: key uses walk column(s) w0_policy_number from parent view(s) -- not resolvable to a single RAW table in the first-cut, skipped.. Excluded: hubfeed_mtv2_risk_object &lt;- stg2_mtv2__uwr_pol_ins_rskp_sp_pv: key uses walk column(s) w0_policy_number from parent view(s) -- not resolvable to a single RAW table in the first-cut, skipped.. Excluded: hubfeed_mtv2_risk_object &lt;- stg2_mtv2__uwr_pol_ins_rskp_sp_pv: key uses walk column(s) w0_policy_number from parent view(s) -- not resolvable to a single RAW table in the first-cut, skipped.. Excluded: hubfeed_mtv2_risk_object &lt;- stg2_mtv2__uwr_qpd_rskl: key uses walk column(s) w0_policy_quote_number from parent view(s) -- not resolvable to a single RAW table in the first-cut, skipped.. Excluded: hubfeed_mtv2_risk_object &lt;- stg2_mtv2__uwr_qpd_rskl_rskc: key uses walk column(s) w1_pol_risk_id from parent view(s) -- not resolvable to a single RAW table in the first-cut, skipped..</w:t>
+        <w:t xml:space="preserve">Hub rows scoped by RECORD_SOURCE value set (travel feeds only) to avoid colliding with the partner build in the shared vault. 5 RAW key branch(es): NONHLTH_TRV_CLM_VW_DATA_CLAIM_DETAILS_CLAIM_ATTRIBUTE_PROPERTIES_PIVOT_VW.RISK_CODE (RISK_OBJECT_HKEY__CLAIMED_RISK_ITEM), NONHLTH_TRV_UWR_VW_DATA_POLICY_DETAILS_POLICY_PROPERTY_MULTI_SET_PROPERTY_MULTI_SET_DETAIL_PROPERTY_PIVOT_VW.[PNR+TRIP_NO] (RISK_OBJECT_HKEY), NONHLTH_TRV_UWR_VW_DATA_QUOTE_PARAM_DETAILS_RISK_LIST_MULTI_SET_PROPERTY_INPUT_MULTI_SET_DETAIL_INPUT_PROPERTY_PIVOT_VW.[] (RISK_OBJECT_HKEY), NONHLTH_TRV_UWR_VW_DATA_QUOTE_PARAM_DETAILS_RISK_LIST_RISK_COVER_RISK_COVER_PROPERTY_RULE_LIST_PIVOT_VW.[] (RISK_OBJECT_HKEY), NONHLTH_TRV_UWR_VW_DATA_QUOTE_PARAM_DETAILS_RISK_LIST_RISK_PROPERTY_RULE_LIST_PIVOT_VW.[] (RISK_OBJECT_HKEY). 6 feed branches collapse to 5 RAW key(s). Travel RECORD_SOURCE value(s) parsed from feeds: MAXIMUS_NONHLTH_TRV_CLM_VW_DATA_CLAIM_DETAILS_CLAIM_ATTRIBUTE_PROPERTIES_PIVOT_VW, MAXIMUS_NONHLTH_TRV_CLM_VW_DATA_CLAIM_DETAILS_CLAIM_RISK, MAXIMUS_NONHLTH_TRV_UWR_VW_DATA_POLICY_DETAILS_INSURED_DETAILS, MAXIMUS_NONHLTH_TRV_UWR_VW_DATA_POLICY_DETAILS_INSURED_DETAILS_COVER_DETAILS_COVER_PROPERTY_SIMPLE_PROPERTY_PIVOT_VW, MAXIMUS_NONHLTH_TRV_UWR_VW_DATA_POLICY_DETAILS_INSURED_DETAILS_RISK_PROPERTY_MULTI_SET_PROPERTY_MULTI_SET_DETAIL_PROPERTY_PIVOT_VW, MAXIMUS_NONHLTH_TRV_UWR_VW_DATA_POLICY_DETAILS_INSURED_DETAILS_RISK_PROPERTY_SIMPLE_PROPERTY_PIVOT_VW (+6 more). Excluded: hubfeed_mt_risk_object &lt;- stg2_mt__clm_clmd_clmrsk: key uses walk column(s) w0_policyno from parent view(s) -- not resolvable to a single RAW table in the first-cut, skipped.. Excluded: hubfeed_mt_risk_object &lt;- stg2_mt__uwr_pol_ins: key uses walk column(s) w0_policy_number from parent view(s) -- not resolvable to a single RAW table in the first-cut, skipped.. Excluded: hubfeed_mt_risk_object &lt;- stg2_mt__uwr_pol_ins: key uses walk column(s) w0_policy_number from parent view(s) -- not resolvable to a single RAW table in the first-cut, skipped.. Excluded: hubfeed_mt_risk_object &lt;- stg2_mt__uwr_pol_ins_cov_covp_sp_pv: key uses walk column(s) w0_policy_number from parent view(s) -- not resolvable to a single RAW table in the first-cut, skipped.. Excluded: hubfeed_mt_risk_object &lt;- stg2_mt__uwr_pol_ins_rskp_msp_msd_prop_pv: key uses walk column(s) w0_policy_number from parent view(s) -- not resolvable to a single RAW table in the first-cut, skipped.. Excluded: hubfeed_mt_risk_object &lt;- stg2_mt__uwr_pol_ins_rskp_sp_pv: key uses walk column(s) w0_policy_number from parent view(s) -- not resolvable to a single RAW table in the first-cut, skipped.. Excluded: hubfeed_mt_risk_object &lt;- stg2_mt__uwr_pol_ins_rskp_sp_pv: key uses walk column(s) w0_policy_number from parent view(s) -- not resolvable to a single RAW table in the first-cut, skipped.. Excluded: hubfeed_mt_risk_object &lt;- stg2_mt__uwr_qpd_rskl: key uses walk column(s) w0_policy_quote_number from parent view(s) -- not resolvable to a single RAW table in the first-cut, skipped.. Excluded: hubfeed_mt_risk_object &lt;- stg2_mt__uwr_qpd_rskl_rskc: key uses walk column(s) w1_pol_risk_id from parent view(s) -- not resolvable to a single RAW table in the first-cut, skipped..</w:t>
       </w:r>
     </w:p>
     <w:p>
@@ -6538,43 +6538,43 @@
               </w:rPr>
               <w:t xml:space="preserve">with src as (</w:t>
               <w:br/>
-              <w:t xml:space="preserve">    -- via hubfeed_mtv2_risk_object &lt;- stg2_mtv2__clm_clmd_clmap_pv</w:t>
+              <w:t xml:space="preserve">    -- via hubfeed_mt_risk_object &lt;- stg2_mt__clm_clmd_clmap_pv</w:t>
               <w:br/>
               <w:t xml:space="preserve">    select MD5_BINARY(NULLIF(UPPER(TRIM(CAST('HUB_RISK_OBJECT|' || (nullif(trim(case when coalesce(nullif(trim(w3_policyno),''), nullif(trim(nullif(trim(to_varchar("RISK_CODE")), '')),'')) is not null then 'RISK:' || nullif(trim(w3_policyno), '') || '#' || nullif(trim(nullif(trim(to_varchar("RISK_CODE")), '')), '') end),'')) AS VARCHAR))), '')) as hkey</w:t>
               <w:br/>
-              <w:t xml:space="preserve">      from RAW.MAXIMUS_TRAVEL_V2.NONHLTH_TRV_CLM_VW_DATA_CLAIM_DETAILS_CLAIM_ATTRIBUTE_PROPERTIES_PIVOT_VW</w:t>
+              <w:t xml:space="preserve">      from RAW.MAXIMUS_TRAVEL.NONHLTH_TRV_CLM_VW_DATA_CLAIM_DETAILS_CLAIM_ATTRIBUTE_PROPERTIES_PIVOT_VW</w:t>
               <w:br/>
               <w:t xml:space="preserve">    union all</w:t>
               <w:br/>
-              <w:t xml:space="preserve">    -- via hubfeed_mtv2_risk_object &lt;- stg2_mtv2__uwr_pol_polp_msp_msd_prop_pv</w:t>
+              <w:t xml:space="preserve">    -- via hubfeed_mt_risk_object &lt;- stg2_mt__uwr_pol_polp_msp_msd_prop_pv</w:t>
               <w:br/>
               <w:t xml:space="preserve">    select MD5_BINARY(NULLIF(UPPER(TRIM(CAST('HUB_RISK_OBJECT|' || (nullif(trim(case when coalesce(nullif(trim(nullif(trim(to_varchar("PNR")), '')),''), nullif(trim(nullif(trim(to_varchar("TRIP_NO")), '')),'')) is not null then 'TRIP:' || coalesce(nullif(trim(nullif(trim(to_varchar("PNR")), '')), ''), nullif(trim(nullif(trim(to_varchar("TRIP_NO")), '')), '')) end),'')) AS VARCHAR))), '')) as hkey</w:t>
               <w:br/>
-              <w:t xml:space="preserve">      from RAW.MAXIMUS_TRAVEL_V2.NONHLTH_TRV_UWR_VW_DATA_POLICY_DETAILS_POLICY_PROPERTY_MULTI_SET_PROPERTY_MULTI_SET_DETAIL_PROPERTY_PIVOT_VW</w:t>
+              <w:t xml:space="preserve">      from RAW.MAXIMUS_TRAVEL.NONHLTH_TRV_UWR_VW_DATA_POLICY_DETAILS_POLICY_PROPERTY_MULTI_SET_PROPERTY_MULTI_SET_DETAIL_PROPERTY_PIVOT_VW</w:t>
               <w:br/>
               <w:t xml:space="preserve">    union all</w:t>
               <w:br/>
-              <w:t xml:space="preserve">    -- via hubfeed_mtv2_risk_object &lt;- stg2_mtv2__uwr_qpd_rskl_msp_imsd_inp_pv</w:t>
+              <w:t xml:space="preserve">    -- via hubfeed_mt_risk_object &lt;- stg2_mt__uwr_qpd_rskl_msp_imsd_inp_pv</w:t>
               <w:br/>
               <w:t xml:space="preserve">    select MD5_BINARY(NULLIF(UPPER(TRIM(CAST('HUB_RISK_OBJECT|' || (nullif(trim(case when coalesce(nullif(trim(w0_policy_quote_number),''), nullif(trim(w1_pol_risk_id),'')) is not null then 'RISK:' || nullif(trim(w0_policy_quote_number), '') || '#' || nullif(trim(w1_pol_risk_id), '') end),'')) AS VARCHAR))), '')) as hkey</w:t>
               <w:br/>
-              <w:t xml:space="preserve">      from RAW.MAXIMUS_TRAVEL_V2.NONHLTH_TRV_UWR_VW_DATA_QUOTE_PARAM_DETAILS_RISK_LIST_MULTI_SET_PROPERTY_INPUT_MULTI_SET_DETAIL_INPUT_PROPERTY_PIVOT_VW</w:t>
+              <w:t xml:space="preserve">      from RAW.MAXIMUS_TRAVEL.NONHLTH_TRV_UWR_VW_DATA_QUOTE_PARAM_DETAILS_RISK_LIST_MULTI_SET_PROPERTY_INPUT_MULTI_SET_DETAIL_INPUT_PROPERTY_PIVOT_VW</w:t>
               <w:br/>
               <w:t xml:space="preserve">    union all</w:t>
               <w:br/>
-              <w:t xml:space="preserve">    -- via hubfeed_mtv2_risk_object &lt;- stg2_mtv2__uwr_qpd_rskl_rskc_rskc_prop_rl_pv</w:t>
+              <w:t xml:space="preserve">    -- via hubfeed_mt_risk_object &lt;- stg2_mt__uwr_qpd_rskl_rskc_rskc_prop_rl_pv</w:t>
               <w:br/>
               <w:t xml:space="preserve">    select MD5_BINARY(NULLIF(UPPER(TRIM(CAST('HUB_RISK_OBJECT|' || (nullif(trim(case when coalesce(nullif(trim(w0_policy_quote_number),''), nullif(trim(w1_pol_risk_id),'')) is not null then 'RISK:' || nullif(trim(w0_policy_quote_number), '') || '#' || nullif(trim(w1_pol_risk_id), '') end),'')) AS VARCHAR))), '')) as hkey</w:t>
               <w:br/>
-              <w:t xml:space="preserve">      from RAW.MAXIMUS_TRAVEL_V2.NONHLTH_TRV_UWR_VW_DATA_QUOTE_PARAM_DETAILS_RISK_LIST_RISK_COVER_RISK_COVER_PROPERTY_RULE_LIST_PIVOT_VW</w:t>
+              <w:t xml:space="preserve">      from RAW.MAXIMUS_TRAVEL.NONHLTH_TRV_UWR_VW_DATA_QUOTE_PARAM_DETAILS_RISK_LIST_RISK_COVER_RISK_COVER_PROPERTY_RULE_LIST_PIVOT_VW</w:t>
               <w:br/>
               <w:t xml:space="preserve">    union all</w:t>
               <w:br/>
-              <w:t xml:space="preserve">    -- via hubfeed_mtv2_risk_object &lt;- stg2_mtv2__uwr_qpd_rskl_rskp_rl_pv</w:t>
+              <w:t xml:space="preserve">    -- via hubfeed_mt_risk_object &lt;- stg2_mt__uwr_qpd_rskl_rskp_rl_pv</w:t>
               <w:br/>
               <w:t xml:space="preserve">    select MD5_BINARY(NULLIF(UPPER(TRIM(CAST('HUB_RISK_OBJECT|' || (nullif(trim(case when coalesce(nullif(trim(w0_policy_quote_number),''), nullif(trim(w1_pol_risk_id),'')) is not null then 'RISK:' || nullif(trim(w0_policy_quote_number), '') || '#' || nullif(trim(w1_pol_risk_id), '') end),'')) AS VARCHAR))), '')) as hkey</w:t>
               <w:br/>
-              <w:t xml:space="preserve">      from RAW.MAXIMUS_TRAVEL_V2.NONHLTH_TRV_UWR_VW_DATA_QUOTE_PARAM_DETAILS_RISK_LIST_RISK_PROPERTY_RULE_LIST_PIVOT_VW</w:t>
+              <w:t xml:space="preserve">      from RAW.MAXIMUS_TRAVEL.NONHLTH_TRV_UWR_VW_DATA_QUOTE_PARAM_DETAILS_RISK_LIST_RISK_PROPERTY_RULE_LIST_PIVOT_VW</w:t>
               <w:br/>
               <w:t xml:space="preserve">)</w:t>
               <w:br/>
@@ -6842,7 +6842,7 @@
         <w:t xml:space="preserve">Note: </w:t>
       </w:r>
       <w:r>
-        <w:t xml:space="preserve">Hub rows scoped by RECORD_SOURCE value set (travel feeds only) to avoid colliding with the partner build in the shared vault. 5 RAW key branch(es): NONHLTH_TRV_CLM_VW_DATA_CLAIM_DETAILS.CLAIMNO (CLAIM_HKEY), NONHLTH_TRV_CLM_VW_DATA_CLAIM_DETAILS_CLAIM_ATTRIBUTE_PROPERTIES_PIVOT_VW.LINKED_CLAIM_NUMBER (CLAIM_HKEY__LINKED_CLAIM), NONHLTH_TRV_CLM_VW_DATA_CLAIM_DETAILS_CLAIM_RISK_RISK_ATTRIBUTE_PROPERTIES_PIVOT_VW.LINKED_DELAY_OF_BAGGAGE_CLAIM (CLAIM_HKEY__LINKED_BAGGAGE_DELAY_CLAIM), NONHLTH_TRV_CLM_VW_DATA_CLAIM_DETAILS_CLAIM_RISK_RISK_ATTRIBUTE_PROPERTIES_PIVOT_VW.LINKED_HEALTH_CLAIM (CLAIM_HKEY__LINKED_HEALTH_CLAIM), NONHLTH_TRV_CLM_VW_DATA_CLAIM_DETAILS_CLAIM_RISK_RISK_ATTRIBUTE_PROPERTIES_PIVOT_VW.LINKED_TRIP_DELAY_CLAIM_NUMBER (CLAIM_HKEY__LINKED_TRIP_DELAY_CLAIM). Travel RECORD_SOURCE value(s) parsed from feeds: MAXIMUS_NONHLTH_TRV_CLM_VW_DATA_CLAIM_DETAILS, MAXIMUS_NONHLTH_TRV_CLM_VW_DATA_CLAIM_DETAILS_CLAIM_ATTRIBUTE_MULTI_SET_PROPERTY_MULTI_SET_DETAIL_PROPERTY_PIVOT_VW, MAXIMUS_NONHLTH_TRV_CLM_VW_DATA_CLAIM_DETAILS_CLAIM_ATTRIBUTE_PROPERTIES_PIVOT_VW, MAXIMUS_NONHLTH_TRV_CLM_VW_DATA_CLAIM_DETAILS_CLAIM_COVER_MULTI_SET_DETAIL_PROPERTY_PIVOT_VW, MAXIMUS_NONHLTH_TRV_CLM_VW_DATA_CLAIM_DETAILS_CLAIM_EVENT_FOLLOWUP, MAXIMUS_NONHLTH_TRV_CLM_VW_DATA_CLAIM_DETAILS_CLAIM_HISTORY (+7 more). Excluded: hubfeed_mtv2_claim &lt;- stg2_mtv2__clm_clmd_claim_event_followup: key uses walk column(s) w0_claimno from parent view(s) -- not resolvable to a single RAW table in the first-cut, skipped.. Excluded: hubfeed_mtv2_claim &lt;- stg2_mtv2__clm_clmd_claim_history: key uses walk column(s) w0_claimno from parent view(s) -- not resolvable to a single RAW table in the first-cut, skipped.. Excluded: hubfeed_mtv2_claim &lt;- stg2_mtv2__clm_clmd_claim_reserve: key uses walk column(s) w0_claimno from parent view(s) -- not resolvable to a single RAW table in the first-cut, skipped.. Excluded: hubfeed_mtv2_claim &lt;- stg2_mtv2__clm_clmd_claim_reserve: key uses walk column(s) w1_claimno from parent view(s) -- not resolvable to a single RAW table in the first-cut, skipped.. Excluded: hubfeed_mtv2_claim &lt;- stg2_mtv2__clm_clmd_clma_msp_msd_prop_pv: key uses walk column(s) w0_claimno from parent view(s) -- not resolvable to a single RAW table in the first-cut, skipped.. Excluded: hubfeed_mtv2_claim &lt;- stg2_mtv2__clm_clmd_clmap_pv: key uses walk column(s) w0_claimno from parent view(s) -- not resolvable to a single RAW table in the first-cut, skipped.. Excluded: hubfeed_mtv2_claim &lt;- stg2_mtv2__clm_clmd_clmap_pv: key uses walk column(s) w0_claimno from parent view(s) -- not resolvable to a single RAW table in the first-cut, skipped.. Excluded: hubfeed_mtv2_claim &lt;- stg2_mtv2__clm_clmd_clmcov_msd_prop_pv: key uses walk column(s) w0_claimno from parent view(s) -- not resolvable to a single RAW table in the first-cut, skipped.. Excluded: hubfeed_mtv2_claim &lt;- stg2_mtv2__clm_clmd_clmpay: key uses walk column(s) w0_claimno from parent view(s) -- not resolvable to a single RAW table in the first-cut, skipped.. Excluded: hubfeed_mtv2_claim &lt;- stg2_mtv2__clm_clmd_clmpay: key uses walk column(s) w0_claimno from parent view(s) -- not resolvable to a single RAW table in the first-cut, skipped.. Excluded: hubfeed_mtv2_claim &lt;- stg2_mtv2__clm_clmd_clmpay_payp_pv: key uses walk column(s) w0_claimno from parent view(s) -- not resolvable to a single RAW table in the first-cut, skipped.. Excluded: hubfeed_mtv2_claim &lt;- stg2_mtv2__clm_clmd_clmpty: key uses walk column(s) w0_claimno from parent view(s) -- not resolvable to a single RAW table in the first-cut, skipped.. Excluded: hubfeed_mtv2_claim &lt;- stg2_mtv2__clm_clmd_clmrsk_party: key uses walk column(s) w0_claimno from parent view(s) -- not resolvable to a single RAW table in the first-cut, skipped.. Excluded: hubfeed_mtv2_claim &lt;- stg2_mtv2__clm_clmd_clmrsk_rska_msp_msd_prop_pv: key uses walk column(s) w0_claimno from parent view(s) -- not resolvable to a single RAW table in the first-cut, skipped.. Excluded: hubfeed_mtv2_claim &lt;- stg2_mtv2__clm_clmd_clmrsk_rska_msp_msd_prop_pv: key uses walk column(s) w0_claimno from parent view(s) -- not resolvable to a single RAW table in the first-cut, skipped.. Excluded: hubfeed_mtv2_claim &lt;- stg2_mtv2__clm_clmd_clmrsk_rska_msp_msd_prop_pv: key uses walk column(s) w0_claimno from parent view(s) -- not resolvable to a single RAW table in the first-cut, skipped.. Excluded: hubfeed_mtv2_claim &lt;- stg2_mtv2__clm_clmd_clmrsk_rska_msp_msd_prop_pv: key uses walk column(s) w0_claimno from parent view(s) -- not resolvable to a single RAW table in the first-cut, skipped.. Excluded: hubfeed_mtv2_claim &lt;- stg2_mtv2__clm_clmd_clmrsk_rska_msp_msd_prop_pv: key uses walk column(s) w0_claimno from parent view(s) -- not resolvable to a single RAW table in the first-cut, skipped.. Excluded: hubfeed_mtv2_claim &lt;- stg2_mtv2__clm_clmd_clmrsk_rska_msp_msd_prop_pv: key uses walk column(s) w0_claimno from parent view(s) -- not resolvable to a single RAW table in the first-cut, skipped.. Excluded: hubfeed_mtv2_claim &lt;- stg2_mtv2__clm_clmd_clmrsk_rska_properties_pv: key uses walk column(s) w0_claimno from parent view(s) -- not resolvable to a single RAW table in the first-cut, skipped.. Excluded: hubfeed_mtv2_claim &lt;- stg2_mtv2_up__clm_clmd_clmap_pv__sat_claim_note &lt;- up_mtv2__clm_clmd_clmap_pv__sat_claim_note: arm uses walk column(s), skipped.. Excluded: hubfeed_mtv2_claim &lt;- stg2_mtv2_up__clm_clmd_clmap_pv__sat_claim_note &lt;- up_mtv2__clm_clmd_clmap_pv__sat_claim_note: arm uses walk column(s), skipped.. Excluded: hubfeed_mtv2_claim &lt;- stg2_mtv2_up__clm_clmd_clmap_pv__sat_claim_note &lt;- up_mtv2__clm_clmd_clmap_pv__sat_claim_note: arm uses walk column(s), skipped.. Excluded: hubfeed_mtv2_claim &lt;- stg2_mtv2_up__clm_clmd_clmap_pv__sat_claim_note &lt;- up_mtv2__clm_clmd_clmap_pv__sat_claim_note: arm uses walk column(s), skipped.. Excluded: hubfeed_mtv2_claim &lt;- stg2_mtv2_up__clm_clmd_clmap_pv__sat_claim_note &lt;- up_mtv2__clm_clmd_clmap_pv__sat_claim_note: arm uses walk column(s), skipped.. Excluded: hubfeed_mtv2_claim &lt;- stg2_mtv2_up__clm_clmd_clmap_pv__sat_claim_note &lt;- up_mtv2__clm_clmd_clmap_pv__sat_claim_note: arm uses walk column(s), skipped.. Excluded: hubfeed_mtv2_claim &lt;- stg2_mtv2_up__clm_clmd_clmap_pv__sat_claim_note &lt;- up_mtv2__clm_clmd_clmap_pv__sat_claim_note: arm uses walk column(s), skipped.. Excluded: hubfeed_mtv2_claim &lt;- stg2_mtv2_up__clm_clmd_clmap_pv__sat_claim_note &lt;- up_mtv2__clm_clmd_clmap_pv__sat_claim_note: arm uses walk column(s), skipped.. Excluded: hubfeed_mtv2_claim &lt;- stg2_mtv2_up__clm_clmd_clmap_pv__sat_claim_note &lt;- up_mtv2__clm_clmd_clmap_pv__sat_claim_note: arm uses walk column(s), skipped.. Excluded: hubfeed_mtv2_claim &lt;- stg2_mtv2_up__clm_clmd_clmrsk_rska_properties_pv__sat_claim_note &lt;- up_mtv2__clm_clmd_clmrsk_rska_properties_pv__sat_claim_note: arm uses walk column(s), skipped.. Excluded: hubfeed_mtv2_claim &lt;- stg2_mtv2_up__clm_clmd_clmrsk_rska_properties_pv__sat_claim_note &lt;- up_mtv2__clm_clmd_clmrsk_rska_properties_pv__sat_claim_note: arm uses walk column(s), skipped.. Excluded: hubfeed_mtv2_claim &lt;- stg2_mtv2_up__clm_clmd_clmrsk_rska_properties_pv__sat_claim_note &lt;- up_mtv2__clm_clmd_clmrsk_rska_properties_pv__sat_claim_note: arm uses walk column(s), skipped..</w:t>
+        <w:t xml:space="preserve">Hub rows scoped by RECORD_SOURCE value set (travel feeds only) to avoid colliding with the partner build in the shared vault. 5 RAW key branch(es): NONHLTH_TRV_CLM_VW_DATA_CLAIM_DETAILS.CLAIMNO (CLAIM_HKEY), NONHLTH_TRV_CLM_VW_DATA_CLAIM_DETAILS_CLAIM_ATTRIBUTE_PROPERTIES_PIVOT_VW.LINKED_CLAIM_NUMBER (CLAIM_HKEY__LINKED_CLAIM), NONHLTH_TRV_CLM_VW_DATA_CLAIM_DETAILS_CLAIM_RISK_RISK_ATTRIBUTE_PROPERTIES_PIVOT_VW.LINKED_DELAY_OF_BAGGAGE_CLAIM (CLAIM_HKEY__LINKED_BAGGAGE_DELAY_CLAIM), NONHLTH_TRV_CLM_VW_DATA_CLAIM_DETAILS_CLAIM_RISK_RISK_ATTRIBUTE_PROPERTIES_PIVOT_VW.LINKED_HEALTH_CLAIM (CLAIM_HKEY__LINKED_HEALTH_CLAIM), NONHLTH_TRV_CLM_VW_DATA_CLAIM_DETAILS_CLAIM_RISK_RISK_ATTRIBUTE_PROPERTIES_PIVOT_VW.LINKED_TRIP_DELAY_CLAIM_NUMBER (CLAIM_HKEY__LINKED_TRIP_DELAY_CLAIM). Travel RECORD_SOURCE value(s) parsed from feeds: MAXIMUS_NONHLTH_TRV_CLM_VW_DATA_CLAIM_DETAILS, MAXIMUS_NONHLTH_TRV_CLM_VW_DATA_CLAIM_DETAILS_CLAIM_ATTRIBUTE_MULTI_SET_PROPERTY_MULTI_SET_DETAIL_PROPERTY_PIVOT_VW, MAXIMUS_NONHLTH_TRV_CLM_VW_DATA_CLAIM_DETAILS_CLAIM_ATTRIBUTE_PROPERTIES_PIVOT_VW, MAXIMUS_NONHLTH_TRV_CLM_VW_DATA_CLAIM_DETAILS_CLAIM_COVER_MULTI_SET_DETAIL_PROPERTY_PIVOT_VW, MAXIMUS_NONHLTH_TRV_CLM_VW_DATA_CLAIM_DETAILS_CLAIM_EVENT_FOLLOWUP, MAXIMUS_NONHLTH_TRV_CLM_VW_DATA_CLAIM_DETAILS_CLAIM_HISTORY (+7 more). Excluded: hubfeed_mt_claim &lt;- stg2_mt__clm_clmd_claim_event_followup: key uses walk column(s) w0_claimno from parent view(s) -- not resolvable to a single RAW table in the first-cut, skipped.. Excluded: hubfeed_mt_claim &lt;- stg2_mt__clm_clmd_claim_history: key uses walk column(s) w0_claimno from parent view(s) -- not resolvable to a single RAW table in the first-cut, skipped.. Excluded: hubfeed_mt_claim &lt;- stg2_mt__clm_clmd_claim_reserve: key uses walk column(s) w0_claimno from parent view(s) -- not resolvable to a single RAW table in the first-cut, skipped.. Excluded: hubfeed_mt_claim &lt;- stg2_mt__clm_clmd_claim_reserve: key uses walk column(s) w1_claimno from parent view(s) -- not resolvable to a single RAW table in the first-cut, skipped.. Excluded: hubfeed_mt_claim &lt;- stg2_mt__clm_clmd_clma_msp_msd_prop_pv: key uses walk column(s) w0_claimno from parent view(s) -- not resolvable to a single RAW table in the first-cut, skipped.. Excluded: hubfeed_mt_claim &lt;- stg2_mt__clm_clmd_clmap_pv: key uses walk column(s) w0_claimno from parent view(s) -- not resolvable to a single RAW table in the first-cut, skipped.. Excluded: hubfeed_mt_claim &lt;- stg2_mt__clm_clmd_clmap_pv: key uses walk column(s) w0_claimno from parent view(s) -- not resolvable to a single RAW table in the first-cut, skipped.. Excluded: hubfeed_mt_claim &lt;- stg2_mt__clm_clmd_clmcov_msd_prop_pv: key uses walk column(s) w0_claimno from parent view(s) -- not resolvable to a single RAW table in the first-cut, skipped.. Excluded: hubfeed_mt_claim &lt;- stg2_mt__clm_clmd_clmpay: key uses walk column(s) w0_claimno from parent view(s) -- not resolvable to a single RAW table in the first-cut, skipped.. Excluded: hubfeed_mt_claim &lt;- stg2_mt__clm_clmd_clmpay: key uses walk column(s) w0_claimno from parent view(s) -- not resolvable to a single RAW table in the first-cut, skipped.. Excluded: hubfeed_mt_claim &lt;- stg2_mt__clm_clmd_clmpay_payp_pv: key uses walk column(s) w0_claimno from parent view(s) -- not resolvable to a single RAW table in the first-cut, skipped.. Excluded: hubfeed_mt_claim &lt;- stg2_mt__clm_clmd_clmpty: key uses walk column(s) w0_claimno from parent view(s) -- not resolvable to a single RAW table in the first-cut, skipped.. Excluded: hubfeed_mt_claim &lt;- stg2_mt__clm_clmd_clmrsk_party: key uses walk column(s) w0_claimno from parent view(s) -- not resolvable to a single RAW table in the first-cut, skipped.. Excluded: hubfeed_mt_claim &lt;- stg2_mt__clm_clmd_clmrsk_rska_msp_msd_prop_pv: key uses walk column(s) w0_claimno from parent view(s) -- not resolvable to a single RAW table in the first-cut, skipped.. Excluded: hubfeed_mt_claim &lt;- stg2_mt__clm_clmd_clmrsk_rska_msp_msd_prop_pv: key uses walk column(s) w0_claimno from parent view(s) -- not resolvable to a single RAW table in the first-cut, skipped.. Excluded: hubfeed_mt_claim &lt;- stg2_mt__clm_clmd_clmrsk_rska_msp_msd_prop_pv: key uses walk column(s) w0_claimno from parent view(s) -- not resolvable to a single RAW table in the first-cut, skipped.. Excluded: hubfeed_mt_claim &lt;- stg2_mt__clm_clmd_clmrsk_rska_msp_msd_prop_pv: key uses walk column(s) w0_claimno from parent view(s) -- not resolvable to a single RAW table in the first-cut, skipped.. Excluded: hubfeed_mt_claim &lt;- stg2_mt__clm_clmd_clmrsk_rska_msp_msd_prop_pv: key uses walk column(s) w0_claimno from parent view(s) -- not resolvable to a single RAW table in the first-cut, skipped.. Excluded: hubfeed_mt_claim &lt;- stg2_mt__clm_clmd_clmrsk_rska_msp_msd_prop_pv: key uses walk column(s) w0_claimno from parent view(s) -- not resolvable to a single RAW table in the first-cut, skipped.. Excluded: hubfeed_mt_claim &lt;- stg2_mt__clm_clmd_clmrsk_rska_properties_pv: key uses walk column(s) w0_claimno from parent view(s) -- not resolvable to a single RAW table in the first-cut, skipped.. Excluded: hubfeed_mt_claim &lt;- stg2_mt_up__clm_clmd_clmap_pv__sat_claim_note &lt;- up_mt__clm_clmd_clmap_pv__sat_claim_note: arm uses walk column(s), skipped.. Excluded: hubfeed_mt_claim &lt;- stg2_mt_up__clm_clmd_clmap_pv__sat_claim_note &lt;- up_mt__clm_clmd_clmap_pv__sat_claim_note: arm uses walk column(s), skipped.. Excluded: hubfeed_mt_claim &lt;- stg2_mt_up__clm_clmd_clmap_pv__sat_claim_note &lt;- up_mt__clm_clmd_clmap_pv__sat_claim_note: arm uses walk column(s), skipped.. Excluded: hubfeed_mt_claim &lt;- stg2_mt_up__clm_clmd_clmap_pv__sat_claim_note &lt;- up_mt__clm_clmd_clmap_pv__sat_claim_note: arm uses walk column(s), skipped.. Excluded: hubfeed_mt_claim &lt;- stg2_mt_up__clm_clmd_clmap_pv__sat_claim_note &lt;- up_mt__clm_clmd_clmap_pv__sat_claim_note: arm uses walk column(s), skipped.. Excluded: hubfeed_mt_claim &lt;- stg2_mt_up__clm_clmd_clmap_pv__sat_claim_note &lt;- up_mt__clm_clmd_clmap_pv__sat_claim_note: arm uses walk column(s), skipped.. Excluded: hubfeed_mt_claim &lt;- stg2_mt_up__clm_clmd_clmap_pv__sat_claim_note &lt;- up_mt__clm_clmd_clmap_pv__sat_claim_note: arm uses walk column(s), skipped.. Excluded: hubfeed_mt_claim &lt;- stg2_mt_up__clm_clmd_clmap_pv__sat_claim_note &lt;- up_mt__clm_clmd_clmap_pv__sat_claim_note: arm uses walk column(s), skipped.. Excluded: hubfeed_mt_claim &lt;- stg2_mt_up__clm_clmd_clmap_pv__sat_claim_note &lt;- up_mt__clm_clmd_clmap_pv__sat_claim_note: arm uses walk column(s), skipped.. Excluded: hubfeed_mt_claim &lt;- stg2_mt_up__clm_clmd_clmrsk_rska_properties_pv__sat_claim_note &lt;- up_mt__clm_clmd_clmrsk_rska_properties_pv__sat_claim_note: arm uses walk column(s), skipped.. Excluded: hubfeed_mt_claim &lt;- stg2_mt_up__clm_clmd_clmrsk_rska_properties_pv__sat_claim_note &lt;- up_mt__clm_clmd_clmrsk_rska_properties_pv__sat_claim_note: arm uses walk column(s), skipped.. Excluded: hubfeed_mt_claim &lt;- stg2_mt_up__clm_clmd_clmrsk_rska_properties_pv__sat_claim_note &lt;- up_mt__clm_clmd_clmrsk_rska_properties_pv__sat_claim_note: arm uses walk column(s), skipped..</w:t>
       </w:r>
     </w:p>
     <w:p>
@@ -6875,43 +6875,43 @@
               </w:rPr>
               <w:t xml:space="preserve">with src as (</w:t>
               <w:br/>
-              <w:t xml:space="preserve">    -- via hubfeed_mtv2_claim &lt;- stg2_mtv2__clm_clmd</w:t>
+              <w:t xml:space="preserve">    -- via hubfeed_mt_claim &lt;- stg2_mt__clm_clmd</w:t>
               <w:br/>
               <w:t xml:space="preserve">    select MD5_BINARY(NULLIF(UPPER(TRIM(CAST('HUB_CLAIM|' || (nullif(trim(case when coalesce(nullif(trim(nullif(trim(to_varchar("CLAIMNO")), '')),'')) is not null then nullif(trim(nullif(trim(to_varchar("CLAIMNO")), '')), '') end),'')) AS VARCHAR))), '')) as hkey</w:t>
               <w:br/>
-              <w:t xml:space="preserve">      from RAW.MAXIMUS_TRAVEL_V2.NONHLTH_TRV_CLM_VW_DATA_CLAIM_DETAILS</w:t>
+              <w:t xml:space="preserve">      from RAW.MAXIMUS_TRAVEL.NONHLTH_TRV_CLM_VW_DATA_CLAIM_DETAILS</w:t>
               <w:br/>
               <w:t xml:space="preserve">    union all</w:t>
               <w:br/>
-              <w:t xml:space="preserve">    -- via hubfeed_mtv2_claim &lt;- stg2_mtv2__clm_clmd_clmap_pv</w:t>
+              <w:t xml:space="preserve">    -- via hubfeed_mt_claim &lt;- stg2_mt__clm_clmd_clmap_pv</w:t>
               <w:br/>
               <w:t xml:space="preserve">    select MD5_BINARY(NULLIF(UPPER(TRIM(CAST('HUB_CLAIM|' || (nullif(trim(case when coalesce(nullif(trim(nullif(trim(to_varchar("LINKED_CLAIM_NUMBER")), '')),'')) is not null then nullif(trim(nullif(trim(to_varchar("LINKED_CLAIM_NUMBER")), '')), '') end),'')) AS VARCHAR))), '')) as hkey</w:t>
               <w:br/>
-              <w:t xml:space="preserve">      from RAW.MAXIMUS_TRAVEL_V2.NONHLTH_TRV_CLM_VW_DATA_CLAIM_DETAILS_CLAIM_ATTRIBUTE_PROPERTIES_PIVOT_VW</w:t>
+              <w:t xml:space="preserve">      from RAW.MAXIMUS_TRAVEL.NONHLTH_TRV_CLM_VW_DATA_CLAIM_DETAILS_CLAIM_ATTRIBUTE_PROPERTIES_PIVOT_VW</w:t>
               <w:br/>
               <w:t xml:space="preserve">    union all</w:t>
               <w:br/>
-              <w:t xml:space="preserve">    -- via hubfeed_mtv2_claim &lt;- stg2_mtv2__clm_clmd_clmrsk_rska_properties_pv</w:t>
+              <w:t xml:space="preserve">    -- via hubfeed_mt_claim &lt;- stg2_mt__clm_clmd_clmrsk_rska_properties_pv</w:t>
               <w:br/>
               <w:t xml:space="preserve">    select MD5_BINARY(NULLIF(UPPER(TRIM(CAST('HUB_CLAIM|' || (nullif(trim(case when coalesce(nullif(trim(nullif(trim(to_varchar("LINKED_DELAY_OF_BAGGAGE_CLAIM")), '')),'')) is not null then nullif(trim(nullif(trim(to_varchar("LINKED_DELAY_OF_BAGGAGE_CLAIM")), '')), '') end),'')) AS VARCHAR))), '')) as hkey</w:t>
               <w:br/>
-              <w:t xml:space="preserve">      from RAW.MAXIMUS_TRAVEL_V2.NONHLTH_TRV_CLM_VW_DATA_CLAIM_DETAILS_CLAIM_RISK_RISK_ATTRIBUTE_PROPERTIES_PIVOT_VW</w:t>
+              <w:t xml:space="preserve">      from RAW.MAXIMUS_TRAVEL.NONHLTH_TRV_CLM_VW_DATA_CLAIM_DETAILS_CLAIM_RISK_RISK_ATTRIBUTE_PROPERTIES_PIVOT_VW</w:t>
               <w:br/>
               <w:t xml:space="preserve">    union all</w:t>
               <w:br/>
-              <w:t xml:space="preserve">    -- via hubfeed_mtv2_claim &lt;- stg2_mtv2__clm_clmd_clmrsk_rska_properties_pv</w:t>
+              <w:t xml:space="preserve">    -- via hubfeed_mt_claim &lt;- stg2_mt__clm_clmd_clmrsk_rska_properties_pv</w:t>
               <w:br/>
               <w:t xml:space="preserve">    select MD5_BINARY(NULLIF(UPPER(TRIM(CAST('HUB_CLAIM|' || (nullif(trim(case when coalesce(nullif(trim(nullif(trim(to_varchar("LINKED_HEALTH_CLAIM")), '')),'')) is not null then nullif(trim(nullif(trim(to_varchar("LINKED_HEALTH_CLAIM")), '')), '') end),'')) AS VARCHAR))), '')) as hkey</w:t>
               <w:br/>
-              <w:t xml:space="preserve">      from RAW.MAXIMUS_TRAVEL_V2.NONHLTH_TRV_CLM_VW_DATA_CLAIM_DETAILS_CLAIM_RISK_RISK_ATTRIBUTE_PROPERTIES_PIVOT_VW</w:t>
+              <w:t xml:space="preserve">      from RAW.MAXIMUS_TRAVEL.NONHLTH_TRV_CLM_VW_DATA_CLAIM_DETAILS_CLAIM_RISK_RISK_ATTRIBUTE_PROPERTIES_PIVOT_VW</w:t>
               <w:br/>
               <w:t xml:space="preserve">    union all</w:t>
               <w:br/>
-              <w:t xml:space="preserve">    -- via hubfeed_mtv2_claim &lt;- stg2_mtv2__clm_clmd_clmrsk_rska_properties_pv</w:t>
+              <w:t xml:space="preserve">    -- via hubfeed_mt_claim &lt;- stg2_mt__clm_clmd_clmrsk_rska_properties_pv</w:t>
               <w:br/>
               <w:t xml:space="preserve">    select MD5_BINARY(NULLIF(UPPER(TRIM(CAST('HUB_CLAIM|' || (nullif(trim(case when coalesce(nullif(trim(nullif(trim(to_varchar("LINKED_TRIP_DELAY_CLAIM_NUMBER")), '')),'')) is not null then nullif(trim(nullif(trim(to_varchar("LINKED_TRIP_DELAY_CLAIM_NUMBER")), '')), '') end),'')) AS VARCHAR))), '')) as hkey</w:t>
               <w:br/>
-              <w:t xml:space="preserve">      from RAW.MAXIMUS_TRAVEL_V2.NONHLTH_TRV_CLM_VW_DATA_CLAIM_DETAILS_CLAIM_RISK_RISK_ATTRIBUTE_PROPERTIES_PIVOT_VW</w:t>
+              <w:t xml:space="preserve">      from RAW.MAXIMUS_TRAVEL.NONHLTH_TRV_CLM_VW_DATA_CLAIM_DETAILS_CLAIM_RISK_RISK_ATTRIBUTE_PROPERTIES_PIVOT_VW</w:t>
               <w:br/>
               <w:t xml:space="preserve">)</w:t>
               <w:br/>
@@ -7212,115 +7212,115 @@
               </w:rPr>
               <w:t xml:space="preserve">with src as (</w:t>
               <w:br/>
-              <w:t xml:space="preserve">    -- via hubfeed_mtv2_document &lt;- stg2_mtv2__clm_clmd_clma_msp_msd_prop_pv</w:t>
+              <w:t xml:space="preserve">    -- via hubfeed_mt_document &lt;- stg2_mt__clm_clmd_clma_msp_msd_prop_pv</w:t>
               <w:br/>
               <w:t xml:space="preserve">    select MD5_BINARY(NULLIF(UPPER(TRIM(CAST('HUB_DOCUMENT|' || (nullif(trim(case when coalesce(nullif(trim(nullif(trim(to_varchar("INWARD_NUMBER")), '')),'')) is not null then 'INWARD:' || nullif(trim(nullif(trim(to_varchar("INWARD_NUMBER")), '')), '') end),'')) AS VARCHAR))), '')) as hkey</w:t>
               <w:br/>
-              <w:t xml:space="preserve">      from RAW.MAXIMUS_TRAVEL_V2.NONHLTH_TRV_CLM_VW_DATA_CLAIM_DETAILS_CLAIM_ATTRIBUTE_MULTI_SET_PROPERTY_MULTI_SET_DETAIL_PROPERTY_PIVOT_VW</w:t>
+              <w:t xml:space="preserve">      from RAW.MAXIMUS_TRAVEL.NONHLTH_TRV_CLM_VW_DATA_CLAIM_DETAILS_CLAIM_ATTRIBUTE_MULTI_SET_PROPERTY_MULTI_SET_DETAIL_PROPERTY_PIVOT_VW</w:t>
               <w:br/>
               <w:t xml:space="preserve">    union all</w:t>
               <w:br/>
-              <w:t xml:space="preserve">    -- via hubfeed_mtv2_document &lt;- stg2_mtv2__clm_clmd_clmap_pv</w:t>
+              <w:t xml:space="preserve">    -- via hubfeed_mt_document &lt;- stg2_mt__clm_clmd_clmap_pv</w:t>
               <w:br/>
               <w:t xml:space="preserve">    select MD5_BINARY(NULLIF(UPPER(TRIM(CAST('HUB_DOCUMENT|' || (nullif(trim(case when coalesce(nullif(trim(nullif(trim(to_varchar("INWARD_NUMBER")), '')),'')) is not null then 'INWARD:' || nullif(trim(nullif(trim(to_varchar("INWARD_NUMBER")), '')), '') end),'')) AS VARCHAR))), '')) as hkey</w:t>
               <w:br/>
-              <w:t xml:space="preserve">      from RAW.MAXIMUS_TRAVEL_V2.NONHLTH_TRV_CLM_VW_DATA_CLAIM_DETAILS_CLAIM_ATTRIBUTE_PROPERTIES_PIVOT_VW</w:t>
+              <w:t xml:space="preserve">      from RAW.MAXIMUS_TRAVEL.NONHLTH_TRV_CLM_VW_DATA_CLAIM_DETAILS_CLAIM_ATTRIBUTE_PROPERTIES_PIVOT_VW</w:t>
               <w:br/>
               <w:t xml:space="preserve">    union all</w:t>
               <w:br/>
-              <w:t xml:space="preserve">    -- via hubfeed_mtv2_document &lt;- stg2_mtv2__clm_clmd_clmcov_msd_prop_pv</w:t>
+              <w:t xml:space="preserve">    -- via hubfeed_mt_document &lt;- stg2_mt__clm_clmd_clmcov_msd_prop_pv</w:t>
               <w:br/>
               <w:t xml:space="preserve">    select MD5_BINARY(NULLIF(UPPER(TRIM(CAST('HUB_DOCUMENT|' || (nullif(trim(case when coalesce(nullif(trim(nullif(trim(to_varchar("INWARD_NUMBER")), '')),'')) is not null then 'INWARD:' || nullif(trim(nullif(trim(to_varchar("INWARD_NUMBER")), '')), '') end),'')) AS VARCHAR))), '')) as hkey</w:t>
               <w:br/>
-              <w:t xml:space="preserve">      from RAW.MAXIMUS_TRAVEL_V2.NONHLTH_TRV_CLM_VW_DATA_CLAIM_DETAILS_CLAIM_COVER_MULTI_SET_DETAIL_PROPERTY_PIVOT_VW</w:t>
+              <w:t xml:space="preserve">      from RAW.MAXIMUS_TRAVEL.NONHLTH_TRV_CLM_VW_DATA_CLAIM_DETAILS_CLAIM_COVER_MULTI_SET_DETAIL_PROPERTY_PIVOT_VW</w:t>
               <w:br/>
               <w:t xml:space="preserve">    union all</w:t>
               <w:br/>
-              <w:t xml:space="preserve">    -- via hubfeed_mtv2_document &lt;- stg2_mtv2__clm_clmd_doc</w:t>
+              <w:t xml:space="preserve">    -- via hubfeed_mt_document &lt;- stg2_mt__clm_clmd_doc</w:t>
               <w:br/>
               <w:t xml:space="preserve">    select MD5_BINARY(NULLIF(UPPER(TRIM(CAST('HUB_DOCUMENT|' || (nullif(trim(case when coalesce(nullif(trim(nullif(trim(to_varchar("DOCUMENT_ID")), '')),'')) is not null then 'DOC:' || nullif(trim(nullif(trim(to_varchar("DOCUMENT_ID")), '')), '') end),'')) AS VARCHAR))), '')) as hkey</w:t>
               <w:br/>
-              <w:t xml:space="preserve">      from RAW.MAXIMUS_TRAVEL_V2.NONHLTH_TRV_CLM_VW_DATA_CLAIM_DETAILS_DOCUMENT_DETAILS</w:t>
+              <w:t xml:space="preserve">      from RAW.MAXIMUS_TRAVEL.NONHLTH_TRV_CLM_VW_DATA_CLAIM_DETAILS_DOCUMENT_DETAILS</w:t>
               <w:br/>
               <w:t xml:space="preserve">    union all</w:t>
               <w:br/>
-              <w:t xml:space="preserve">    -- via hubfeed_mtv2_document &lt;- stg2_mtv2__uwr_pol_doc</w:t>
+              <w:t xml:space="preserve">    -- via hubfeed_mt_document &lt;- stg2_mt__uwr_pol_doc</w:t>
               <w:br/>
               <w:t xml:space="preserve">    select MD5_BINARY(NULLIF(UPPER(TRIM(CAST('HUB_DOCUMENT|' || (nullif(trim(case when coalesce(nullif(trim(nullif(trim(to_varchar("DOCUMENT_ID")), '')),'')) is not null then 'DOC:' || nullif(trim(nullif(trim(to_varchar("DOCUMENT_ID")), '')), '') end),'')) AS VARCHAR))), '')) as hkey</w:t>
               <w:br/>
-              <w:t xml:space="preserve">      from RAW.MAXIMUS_TRAVEL_V2.NONHLTH_TRV_UWR_VW_DATA_POLICY_DETAILS_DOCUMENT_DETAILS</w:t>
+              <w:t xml:space="preserve">      from RAW.MAXIMUS_TRAVEL.NONHLTH_TRV_UWR_VW_DATA_POLICY_DETAILS_DOCUMENT_DETAILS</w:t>
               <w:br/>
               <w:t xml:space="preserve">    union all</w:t>
               <w:br/>
-              <w:t xml:space="preserve">    -- via hubfeed_mtv2_document &lt;- stg2_mtv2__uwr_pol_ins_doc</w:t>
+              <w:t xml:space="preserve">    -- via hubfeed_mt_document &lt;- stg2_mt__uwr_pol_ins_doc</w:t>
               <w:br/>
               <w:t xml:space="preserve">    select MD5_BINARY(NULLIF(UPPER(TRIM(CAST('HUB_DOCUMENT|' || (nullif(trim(case when coalesce(nullif(trim(nullif(trim(to_varchar("DOCUMENT_ID")), '')),'')) is not null then 'DOC:' || nullif(trim(nullif(trim(to_varchar("DOCUMENT_ID")), '')), '') end),'')) AS VARCHAR))), '')) as hkey</w:t>
               <w:br/>
-              <w:t xml:space="preserve">      from RAW.MAXIMUS_TRAVEL_V2.NONHLTH_TRV_UWR_VW_DATA_POLICY_DETAILS_INSURED_DETAILS_DOCUMENT_DETAILS</w:t>
+              <w:t xml:space="preserve">      from RAW.MAXIMUS_TRAVEL.NONHLTH_TRV_UWR_VW_DATA_POLICY_DETAILS_INSURED_DETAILS_DOCUMENT_DETAILS</w:t>
               <w:br/>
               <w:t xml:space="preserve">    union all</w:t>
               <w:br/>
-              <w:t xml:space="preserve">    -- via hubfeed_mtv2_document &lt;- stg2_mtv2__uwr_pol_ins_mbr_document_detail</w:t>
+              <w:t xml:space="preserve">    -- via hubfeed_mt_document &lt;- stg2_mt__uwr_pol_ins_mbr_document_detail</w:t>
               <w:br/>
               <w:t xml:space="preserve">    select MD5_BINARY(NULLIF(UPPER(TRIM(CAST('HUB_DOCUMENT|' || (nullif(trim(case when coalesce(nullif(trim(nullif(trim(to_varchar("DOCUMENT_ID")), '')),'')) is not null then 'DOC:' || nullif(trim(nullif(trim(to_varchar("DOCUMENT_ID")), '')), '') end),'')) AS VARCHAR))), '')) as hkey</w:t>
               <w:br/>
-              <w:t xml:space="preserve">      from RAW.MAXIMUS_TRAVEL_V2.NONHLTH_TRV_UWR_VW_DATA_POLICY_DETAILS_INSURED_DETAILS_MEMBER_DETAILS_DOCUMENT_DETAIL</w:t>
+              <w:t xml:space="preserve">      from RAW.MAXIMUS_TRAVEL.NONHLTH_TRV_UWR_VW_DATA_POLICY_DETAILS_INSURED_DETAILS_MEMBER_DETAILS_DOCUMENT_DETAIL</w:t>
               <w:br/>
               <w:t xml:space="preserve">    union all</w:t>
               <w:br/>
-              <w:t xml:space="preserve">    -- via hubfeed_mtv2_document &lt;- stg2_mtv2__uwr_pol_polp_sp_pv</w:t>
+              <w:t xml:space="preserve">    -- via hubfeed_mt_document &lt;- stg2_mt__uwr_pol_polp_sp_pv</w:t>
               <w:br/>
               <w:t xml:space="preserve">    select MD5_BINARY(NULLIF(UPPER(TRIM(CAST('HUB_DOCUMENT|' || (nullif(trim(case when coalesce(nullif(trim(nullif(trim(to_varchar("COI_NUMBER")), '')),'')) is not null then 'COI:' || nullif(trim(nullif(trim(to_varchar("COI_NUMBER")), '')), '') end),'')) AS VARCHAR))), '')) as hkey</w:t>
               <w:br/>
-              <w:t xml:space="preserve">      from RAW.MAXIMUS_TRAVEL_V2.NONHLTH_TRV_UWR_VW_DATA_POLICY_DETAILS_POLICY_PROPERTY_SIMPLE_PROPERTY_PIVOT_VW</w:t>
+              <w:t xml:space="preserve">      from RAW.MAXIMUS_TRAVEL.NONHLTH_TRV_UWR_VW_DATA_POLICY_DETAILS_POLICY_PROPERTY_SIMPLE_PROPERTY_PIVOT_VW</w:t>
               <w:br/>
               <w:t xml:space="preserve">    union all</w:t>
               <w:br/>
-              <w:t xml:space="preserve">    -- via hubfeed_mtv2_document &lt;- stg2_mtv2__uwr_pol_polp_sp_pv</w:t>
+              <w:t xml:space="preserve">    -- via hubfeed_mt_document &lt;- stg2_mt__uwr_pol_polp_sp_pv</w:t>
               <w:br/>
               <w:t xml:space="preserve">    select MD5_BINARY(NULLIF(UPPER(TRIM(CAST('HUB_DOCUMENT|' || (nullif(trim(case when coalesce(nullif(trim(nullif(trim(to_varchar("OLD_COI_NUMBER")), '')),'')) is not null then 'COI:' || nullif(trim(nullif(trim(to_varchar("OLD_COI_NUMBER")), '')), '') end),'')) AS VARCHAR))), '')) as hkey</w:t>
               <w:br/>
-              <w:t xml:space="preserve">      from RAW.MAXIMUS_TRAVEL_V2.NONHLTH_TRV_UWR_VW_DATA_POLICY_DETAILS_POLICY_PROPERTY_SIMPLE_PROPERTY_PIVOT_VW</w:t>
+              <w:t xml:space="preserve">      from RAW.MAXIMUS_TRAVEL.NONHLTH_TRV_UWR_VW_DATA_POLICY_DETAILS_POLICY_PROPERTY_SIMPLE_PROPERTY_PIVOT_VW</w:t>
               <w:br/>
               <w:t xml:space="preserve">    union all</w:t>
               <w:br/>
-              <w:t xml:space="preserve">    -- via hubfeed_mtv2_document &lt;- stg2_mtv2__uwr_pol_prp_document_detail</w:t>
+              <w:t xml:space="preserve">    -- via hubfeed_mt_document &lt;- stg2_mt__uwr_pol_prp_document_detail</w:t>
               <w:br/>
               <w:t xml:space="preserve">    select MD5_BINARY(NULLIF(UPPER(TRIM(CAST('HUB_DOCUMENT|' || (nullif(trim(case when coalesce(nullif(trim(nullif(trim(to_varchar("DOCUMENT_ID")), '')),'')) is not null then 'DOC:' || nullif(trim(nullif(trim(to_varchar("DOCUMENT_ID")), '')), '') end),'')) AS VARCHAR))), '')) as hkey</w:t>
               <w:br/>
-              <w:t xml:space="preserve">      from RAW.MAXIMUS_TRAVEL_V2.NONHLTH_TRV_UWR_VW_DATA_POLICY_DETAILS_PROPOSER_DETAILS_DOCUMENT_DETAIL</w:t>
+              <w:t xml:space="preserve">      from RAW.MAXIMUS_TRAVEL.NONHLTH_TRV_UWR_VW_DATA_POLICY_DETAILS_PROPOSER_DETAILS_DOCUMENT_DETAIL</w:t>
               <w:br/>
               <w:t xml:space="preserve">    union all</w:t>
               <w:br/>
-              <w:t xml:space="preserve">    -- via hubfeed_mtv2_document &lt;- stg2_mtv2__uwr_qpd</w:t>
+              <w:t xml:space="preserve">    -- via hubfeed_mt_document &lt;- stg2_mt__uwr_qpd</w:t>
               <w:br/>
               <w:t xml:space="preserve">    select MD5_BINARY(NULLIF(UPPER(TRIM(CAST('HUB_DOCUMENT|' || (nullif(trim(case when coalesce(nullif(trim(nullif(trim(to_varchar("DOCUMENT_ID")), '')),'')) is not null then 'DOC:' || nullif(trim(nullif(trim(to_varchar("DOCUMENT_ID")), '')), '') end),'')) AS VARCHAR))), '')) as hkey</w:t>
               <w:br/>
-              <w:t xml:space="preserve">      from RAW.MAXIMUS_TRAVEL_V2.NONHLTH_TRV_UWR_VW_DATA_QUOTE_PARAM_DETAILS</w:t>
+              <w:t xml:space="preserve">      from RAW.MAXIMUS_TRAVEL.NONHLTH_TRV_UWR_VW_DATA_QUOTE_PARAM_DETAILS</w:t>
               <w:br/>
               <w:t xml:space="preserve">    union all</w:t>
               <w:br/>
-              <w:t xml:space="preserve">    -- via hubfeed_mtv2_document &lt;- stg2_mtv2__uwr_qpd_polp_rl_pv</w:t>
+              <w:t xml:space="preserve">    -- via hubfeed_mt_document &lt;- stg2_mt__uwr_qpd_polp_rl_pv</w:t>
               <w:br/>
               <w:t xml:space="preserve">    select MD5_BINARY(NULLIF(UPPER(TRIM(CAST('HUB_DOCUMENT|' || (nullif(trim(case when coalesce(nullif(trim(nullif(trim(to_varchar("COI_NUMBER")), '')),'')) is not null then 'COI:' || nullif(trim(nullif(trim(to_varchar("COI_NUMBER")), '')), '') end),'')) AS VARCHAR))), '')) as hkey</w:t>
               <w:br/>
-              <w:t xml:space="preserve">      from RAW.MAXIMUS_TRAVEL_V2.NONHLTH_TRV_UWR_VW_DATA_QUOTE_PARAM_DETAILS_POLICY_PROPERTY_RULE_LIST_PIVOT_VW</w:t>
+              <w:t xml:space="preserve">      from RAW.MAXIMUS_TRAVEL.NONHLTH_TRV_UWR_VW_DATA_QUOTE_PARAM_DETAILS_POLICY_PROPERTY_RULE_LIST_PIVOT_VW</w:t>
               <w:br/>
               <w:t xml:space="preserve">    union all</w:t>
               <w:br/>
-              <w:t xml:space="preserve">    -- via hubfeed_mtv2_document &lt;- stg2_mtv2__uwr_qpd_polp_rl_pv</w:t>
+              <w:t xml:space="preserve">    -- via hubfeed_mt_document &lt;- stg2_mt__uwr_qpd_polp_rl_pv</w:t>
               <w:br/>
               <w:t xml:space="preserve">    select MD5_BINARY(NULLIF(UPPER(TRIM(CAST('HUB_DOCUMENT|' || (nullif(trim(case when coalesce(nullif(trim(nullif(trim(to_varchar("OLD_COI_NUMBER")), '')),'')) is not null then 'COI:' || nullif(trim(nullif(trim(to_varchar("OLD_COI_NUMBER")), '')), '') end),'')) AS VARCHAR))), '')) as hkey</w:t>
               <w:br/>
-              <w:t xml:space="preserve">      from RAW.MAXIMUS_TRAVEL_V2.NONHLTH_TRV_UWR_VW_DATA_QUOTE_PARAM_DETAILS_POLICY_PROPERTY_RULE_LIST_PIVOT_VW</w:t>
+              <w:t xml:space="preserve">      from RAW.MAXIMUS_TRAVEL.NONHLTH_TRV_UWR_VW_DATA_QUOTE_PARAM_DETAILS_POLICY_PROPERTY_RULE_LIST_PIVOT_VW</w:t>
               <w:br/>
               <w:t xml:space="preserve">    union all</w:t>
               <w:br/>
-              <w:t xml:space="preserve">    -- via hubfeed_mtv2_document &lt;- stg2_mtv2__uwr_qpd_rskl</w:t>
+              <w:t xml:space="preserve">    -- via hubfeed_mt_document &lt;- stg2_mt__uwr_qpd_rskl</w:t>
               <w:br/>
               <w:t xml:space="preserve">    select MD5_BINARY(NULLIF(UPPER(TRIM(CAST('HUB_DOCUMENT|' || (nullif(trim(case when coalesce(nullif(trim(nullif(trim(to_varchar("DOCUMENT_ID")), '')),'')) is not null then 'DOC:' || nullif(trim(nullif(trim(to_varchar("DOCUMENT_ID")), '')), '') end),'')) AS VARCHAR))), '')) as hkey</w:t>
               <w:br/>
-              <w:t xml:space="preserve">      from RAW.MAXIMUS_TRAVEL_V2.NONHLTH_TRV_UWR_VW_DATA_QUOTE_PARAM_DETAILS_RISK_LIST</w:t>
+              <w:t xml:space="preserve">      from RAW.MAXIMUS_TRAVEL.NONHLTH_TRV_UWR_VW_DATA_QUOTE_PARAM_DETAILS_RISK_LIST</w:t>
               <w:br/>
               <w:t xml:space="preserve">)</w:t>
               <w:br/>
@@ -7621,19 +7621,19 @@
               </w:rPr>
               <w:t xml:space="preserve">with src as (</w:t>
               <w:br/>
-              <w:t xml:space="preserve">    -- via hubfeed_mtv2_loss_event &lt;- stg2_mtv2__clm_clmd_clmap_pv</w:t>
+              <w:t xml:space="preserve">    -- via hubfeed_mt_loss_event &lt;- stg2_mt__clm_clmd_clmap_pv</w:t>
               <w:br/>
               <w:t xml:space="preserve">    select MD5_BINARY(NULLIF(UPPER(TRIM(CAST('HUB_LOSS_EVENT|' || (nullif(trim(case when coalesce(nullif(trim(nullif(trim(to_varchar("INTIMATION_NUMBER")), '')),''), nullif(trim(nullif(trim(to_varchar("CLAIMNO")), '')),'')) is not null then 'LOSSEVT:' || coalesce(nullif(trim(nullif(trim(to_varchar("INTIMATION_NUMBER")), '')), ''), nullif(trim(nullif(trim(to_varchar("CLAIMNO")), '')), '')) end),'')) AS VARCHAR))), '')) as hkey</w:t>
               <w:br/>
-              <w:t xml:space="preserve">      from RAW.MAXIMUS_TRAVEL_V2.NONHLTH_TRV_CLM_VW_DATA_CLAIM_DETAILS_CLAIM_ATTRIBUTE_PROPERTIES_PIVOT_VW</w:t>
+              <w:t xml:space="preserve">      from RAW.MAXIMUS_TRAVEL.NONHLTH_TRV_CLM_VW_DATA_CLAIM_DETAILS_CLAIM_ATTRIBUTE_PROPERTIES_PIVOT_VW</w:t>
               <w:br/>
               <w:t xml:space="preserve">    union all</w:t>
               <w:br/>
-              <w:t xml:space="preserve">    -- via hubfeed_mtv2_loss_event &lt;- stg2_mtv2__clm_clmd_clmap_pv</w:t>
+              <w:t xml:space="preserve">    -- via hubfeed_mt_loss_event &lt;- stg2_mt__clm_clmd_clmap_pv</w:t>
               <w:br/>
               <w:t xml:space="preserve">    select MD5_BINARY(NULLIF(UPPER(TRIM(CAST('HUB_LOSS_EVENT|' || (nullif(trim(case when coalesce(nullif(trim(nullif(trim(to_varchar("CLAIMNO")), '')),''), nullif(trim(w2_claimno),'')) is not null then 'LOSSEVT:' || coalesce(nullif(trim(nullif(trim(to_varchar("CLAIMNO")), '')), ''), nullif(trim(w2_claimno), '')) end),'')) AS VARCHAR))), '')) as hkey</w:t>
               <w:br/>
-              <w:t xml:space="preserve">      from RAW.MAXIMUS_TRAVEL_V2.NONHLTH_TRV_CLM_VW_DATA_CLAIM_DETAILS_CLAIM_ATTRIBUTE_PROPERTIES_PIVOT_VW</w:t>
+              <w:t xml:space="preserve">      from RAW.MAXIMUS_TRAVEL.NONHLTH_TRV_CLM_VW_DATA_CLAIM_DETAILS_CLAIM_ATTRIBUTE_PROPERTIES_PIVOT_VW</w:t>
               <w:br/>
               <w:t xml:space="preserve">)</w:t>
               <w:br/>
@@ -7934,19 +7934,19 @@
               </w:rPr>
               <w:t xml:space="preserve">with src as (</w:t>
               <w:br/>
-              <w:t xml:space="preserve">    -- via hubfeed_mtv2_payment_instrument &lt;- stg2_mtv2__clm_clmd_clmpay_payp_pv</w:t>
+              <w:t xml:space="preserve">    -- via hubfeed_mt_payment_instrument &lt;- stg2_mt__clm_clmd_clmpay_payp_pv</w:t>
               <w:br/>
               <w:t xml:space="preserve">    select MD5_BINARY(NULLIF(UPPER(TRIM(CAST('HUB_PAYMENT_INSTRUMENT|' || (nullif(trim(case when coalesce(nullif(trim(nullif(trim(to_varchar("ACCOUNT_NUMBER")), '')),'')) is not null then 'ACCT:' || nullif(trim(nullif(trim(to_varchar("ACCOUNT_NUMBER")), '')), '') end),'')) AS VARCHAR))), '')) as hkey</w:t>
               <w:br/>
-              <w:t xml:space="preserve">      from RAW.MAXIMUS_TRAVEL_V2.NONHLTH_TRV_CLM_VW_DATA_CLAIM_DETAILS_CLAIM_PAYMENT_PAYMENTPROPERTY_PIVOT_VW</w:t>
+              <w:t xml:space="preserve">      from RAW.MAXIMUS_TRAVEL.NONHLTH_TRV_CLM_VW_DATA_CLAIM_DETAILS_CLAIM_PAYMENT_PAYMENTPROPERTY_PIVOT_VW</w:t>
               <w:br/>
               <w:t xml:space="preserve">    union all</w:t>
               <w:br/>
-              <w:t xml:space="preserve">    -- via hubfeed_mtv2_payment_instrument &lt;- stg2_mtv2__uwr_pol_policy_payment_information</w:t>
+              <w:t xml:space="preserve">    -- via hubfeed_mt_payment_instrument &lt;- stg2_mt__uwr_pol_policy_payment_information</w:t>
               <w:br/>
               <w:t xml:space="preserve">    select MD5_BINARY(NULLIF(UPPER(TRIM(CAST('HUB_PAYMENT_INSTRUMENT|' || (nullif(trim(case when coalesce(nullif(trim(nullif(trim(to_varchar("CHEQUE_NUMBER")), '')),'')) is not null then 'CHEQUE:' || nullif(trim(nullif(trim(to_varchar("CHEQUE_NUMBER")), '')), '') end),'')) AS VARCHAR))), '')) as hkey</w:t>
               <w:br/>
-              <w:t xml:space="preserve">      from RAW.MAXIMUS_TRAVEL_V2.NONHLTH_TRV_UWR_VW_DATA_POLICY_DETAILS_POLICY_PAYMENT_INFORMATION</w:t>
+              <w:t xml:space="preserve">      from RAW.MAXIMUS_TRAVEL.NONHLTH_TRV_UWR_VW_DATA_POLICY_DETAILS_POLICY_PAYMENT_INFORMATION</w:t>
               <w:br/>
               <w:t xml:space="preserve">)</w:t>
               <w:br/>

--- a/BGIL_DBT/validation/travel/DM-K/DM-K2.docx
+++ b/BGIL_DBT/validation/travel/DM-K/DM-K2.docx
@@ -8214,7 +8214,7 @@
         <w:t xml:space="preserve">Note: </w:t>
       </w:r>
       <w:r>
-        <w:t xml:space="preserve">Hub rows scoped by RECORD_SOURCE value set (travel feeds only) to avoid colliding with the partner build in the shared vault. 6 RAW key branch(es): BA_TRV_DATA_POLICY_DTLS_MV.CFT_MST_COMP_REF, BA_TRV_DATA_POLICY_DTLS_MV.PAYER_PART_ID, BA_TRV_PLAN_MST_MV.CFT_MST_COMP_REF, BJAZ_TRV_LOADER_DATA_MV.PREMIUMPAYERID, BJAZ_TRV_LOADER_DATA_MV.PART_ID, BJAZ_TRV_LOADER_LOG_TABLE_MV.PREMIUMPAYERID. Travel RECORD_SOURCE value(s) parsed from feeds: OPUS_BA_TRV_DATA_POLICY_DTLS_MV, OPUS_BA_TRV_PLAN_MST_MV, OPUS_BJAZ_TRV_LOADER_DATA_MV, OPUS_BJAZ_TRV_LOADER_LOG_TABLE_MV.</w:t>
+        <w:t xml:space="preserve">Hub rows scoped by RECORD_SOURCE value set (travel feeds only) to avoid colliding with the partner build in the shared vault. 6 RAW key branch(es): BA_TRV_DATA_POLICY_DTLS.CFT_MST_COMP_REF, BA_TRV_DATA_POLICY_DTLS.PAYER_PART_ID, BA_TRV_PLAN_MST.CFT_MST_COMP_REF, BJAZ_TRV_LOADER_DATA.PREMIUMPAYERID, BJAZ_TRV_LOADER_DATA.PART_ID, BJAZ_TRV_LOADER_LOG_TABLE.PREMIUMPAYERID. Travel RECORD_SOURCE value(s) parsed from feeds: OPUS_BA_TRV_DATA_POLICY_DTLS, OPUS_BA_TRV_PLAN_MST, OPUS_BJAZ_TRV_LOADER_DATA, OPUS_BJAZ_TRV_LOADER_LOG_TABLE.</w:t>
       </w:r>
     </w:p>
     <w:p>
@@ -8247,51 +8247,51 @@
               </w:rPr>
               <w:t xml:space="preserve">with src as (</w:t>
               <w:br/>
-              <w:t xml:space="preserve">    -- via stg2_hub_ba_trv_data_policy_dtls_mv__party_cft_mst_comp_ref</w:t>
+              <w:t xml:space="preserve">    -- via stg2_hub_ba_trv_data_policy_dtls__party_cft_mst_comp_ref</w:t>
               <w:br/>
               <w:t xml:space="preserve">    select MD5_BINARY(NULLIF(UPPER(TRIM(CAST('HUB_PARTY|' || (nullif(trim(to_varchar("CFT_MST_COMP_REF")), '')) AS VARCHAR))), '')) as hkey</w:t>
               <w:br/>
-              <w:t xml:space="preserve">      from BAGIC_PROD_MIRROR_DB.OPUS_GG_DWHSTAGE.BA_TRV_DATA_POLICY_DTLS_MV</w:t>
+              <w:t xml:space="preserve">      from BAGIC_PREPROD_CURATED_DB.UTILS.BA_TRV_DATA_POLICY_DTLS</w:t>
               <w:br/>
               <w:t xml:space="preserve">    union all</w:t>
               <w:br/>
-              <w:t xml:space="preserve">    -- via stg2_hub_ba_trv_data_policy_dtls_mv__party_payer_part_id</w:t>
+              <w:t xml:space="preserve">    -- via stg2_hub_ba_trv_data_policy_dtls__party_payer_part_id</w:t>
               <w:br/>
               <w:t xml:space="preserve">    select MD5_BINARY(NULLIF(UPPER(TRIM(CAST('HUB_PARTY|' || (nullif(trim(to_varchar("PAYER_PART_ID")), '')) AS VARCHAR))), '')) as hkey</w:t>
               <w:br/>
-              <w:t xml:space="preserve">      from BAGIC_PROD_MIRROR_DB.OPUS_GG_DWHSTAGE.BA_TRV_DATA_POLICY_DTLS_MV</w:t>
+              <w:t xml:space="preserve">      from BAGIC_PREPROD_CURATED_DB.UTILS.BA_TRV_DATA_POLICY_DTLS</w:t>
               <w:br/>
               <w:t xml:space="preserve">    union all</w:t>
               <w:br/>
-              <w:t xml:space="preserve">    -- via stg2_hub_ba_trv_plan_mst_mv__party</w:t>
+              <w:t xml:space="preserve">    -- via stg2_hub_ba_trv_plan_mst__party</w:t>
               <w:br/>
               <w:t xml:space="preserve">    select MD5_BINARY(NULLIF(UPPER(TRIM(CAST('HUB_PARTY|' || (nullif(trim(to_varchar("CFT_MST_COMP_REF")), '')) AS VARCHAR))), '')) as hkey</w:t>
               <w:br/>
-              <w:t xml:space="preserve">      from BAGIC_PROD_MIRROR_DB.OPUS_GG_DWHSTAGE.BA_TRV_PLAN_MST_MV</w:t>
+              <w:t xml:space="preserve">      from BAGIC_PREPROD_CURATED_DB.UTILS.BA_TRV_PLAN_MST</w:t>
               <w:br/>
               <w:t xml:space="preserve">    union all</w:t>
               <w:br/>
-              <w:t xml:space="preserve">    -- via stg2_hub_bjaz_trv_loader_data_mv__party_premiumpayerid</w:t>
+              <w:t xml:space="preserve">    -- via stg2_hub_bjaz_trv_loader_data__party_premiumpayerid</w:t>
               <w:br/>
               <w:t xml:space="preserve">    select MD5_BINARY(NULLIF(UPPER(TRIM(CAST('HUB_PARTY|' || (nullif(trim(to_varchar("PREMIUMPAYERID")), '')) AS VARCHAR))), '')) as hkey</w:t>
               <w:br/>
-              <w:t xml:space="preserve">      from BAGIC_PROD_MIRROR_DB.OPUS_GG_DWHSTAGE.BJAZ_TRV_LOADER_DATA_MV</w:t>
+              <w:t xml:space="preserve">      from BAGIC_PREPROD_CURATED_DB.UTILS.BJAZ_TRV_LOADER_DATA</w:t>
               <w:br/>
               <w:t xml:space="preserve">    union all</w:t>
               <w:br/>
-              <w:t xml:space="preserve">    -- via stg2_hub_bjaz_trv_loader_data_mv__party_part_id</w:t>
+              <w:t xml:space="preserve">    -- via stg2_hub_bjaz_trv_loader_data__party_part_id</w:t>
               <w:br/>
               <w:t xml:space="preserve">    select MD5_BINARY(NULLIF(UPPER(TRIM(CAST('HUB_PARTY|' || (nullif(trim(to_varchar("PART_ID")), '')) AS VARCHAR))), '')) as hkey</w:t>
               <w:br/>
-              <w:t xml:space="preserve">      from BAGIC_PROD_MIRROR_DB.OPUS_GG_DWHSTAGE.BJAZ_TRV_LOADER_DATA_MV</w:t>
+              <w:t xml:space="preserve">      from BAGIC_PREPROD_CURATED_DB.UTILS.BJAZ_TRV_LOADER_DATA</w:t>
               <w:br/>
               <w:t xml:space="preserve">    union all</w:t>
               <w:br/>
-              <w:t xml:space="preserve">    -- via stg2_hub_bjaz_trv_loader_log_table_mv__party</w:t>
+              <w:t xml:space="preserve">    -- via stg2_hub_bjaz_trv_loader_log_table__party</w:t>
               <w:br/>
               <w:t xml:space="preserve">    select MD5_BINARY(NULLIF(UPPER(TRIM(CAST('HUB_PARTY|' || (nullif(trim(to_varchar("PREMIUMPAYERID")), '')) AS VARCHAR))), '')) as hkey</w:t>
               <w:br/>
-              <w:t xml:space="preserve">      from BAGIC_PROD_MIRROR_DB.OPUS_GG_DWHSTAGE.BJAZ_TRV_LOADER_LOG_TABLE_MV</w:t>
+              <w:t xml:space="preserve">      from BAGIC_PREPROD_CURATED_DB.UTILS.BJAZ_TRV_LOADER_LOG_TABLE</w:t>
               <w:br/>
               <w:t xml:space="preserve">)</w:t>
               <w:br/>
@@ -8301,7 +8301,7 @@
               <w:br/>
               <w:t xml:space="preserve">  from BAGIC_PREPROD_CURATED_DB.BGIL_DATA_MODEL.HUB_PARTY h</w:t>
               <w:br/>
-              <w:t xml:space="preserve"> where h.RECORD_SOURCE in ('OPUS_BA_TRV_DATA_POLICY_DTLS_MV', 'OPUS_BA_TRV_PLAN_MST_MV', 'OPUS_BJAZ_TRV_LOADER_DATA_MV', 'OPUS_BJAZ_TRV_LOADER_LOG_TABLE_MV')</w:t>
+              <w:t xml:space="preserve"> where h.RECORD_SOURCE in ('OPUS_BA_TRV_DATA_POLICY_DTLS', 'OPUS_BA_TRV_PLAN_MST', 'OPUS_BJAZ_TRV_LOADER_DATA', 'OPUS_BJAZ_TRV_LOADER_LOG_TABLE')</w:t>
               <w:br/>
               <w:t xml:space="preserve">   and not exists (select 1 from src s where s.hkey = h.PARTY_HKEY)</w:t>
               <w:br/>
@@ -8559,7 +8559,7 @@
         <w:t xml:space="preserve">Note: </w:t>
       </w:r>
       <w:r>
-        <w:t xml:space="preserve">Hub rows scoped by RECORD_SOURCE value set (travel feeds only) to avoid colliding with the partner build in the shared vault. 4 RAW key branch(es): BA_TRV_DATA_POLICY_DTLS_MV.TRV_DATA_NO, BJAZ_TRV_LOADER_DATA_MV.POLICY_REF, BJAZ_TRV_LOADER_LOG_TABLE_MV.POLICYNUMBER, BJAZ_TRV_RIDER_DTLS_MV.TRV_DATA_NO. Travel RECORD_SOURCE value(s) parsed from feeds: OPUS_BA_TRV_DATA_POLICY_DTLS_MV, OPUS_BJAZ_TRV_LOADER_DATA_MV, OPUS_BJAZ_TRV_LOADER_LOG_TABLE_MV, OPUS_BJAZ_TRV_RIDER_DTLS_MV.</w:t>
+        <w:t xml:space="preserve">Hub rows scoped by RECORD_SOURCE value set (travel feeds only) to avoid colliding with the partner build in the shared vault. 4 RAW key branch(es): BA_TRV_DATA_POLICY_DTLS.TRV_DATA_NO, BJAZ_TRV_LOADER_DATA.POLICY_REF, BJAZ_TRV_LOADER_LOG_TABLE.POLICYNUMBER, BJAZ_TRV_RIDER_DTLS.TRV_DATA_NO. Travel RECORD_SOURCE value(s) parsed from feeds: OPUS_BA_TRV_DATA_POLICY_DTLS, OPUS_BJAZ_TRV_LOADER_DATA, OPUS_BJAZ_TRV_LOADER_LOG_TABLE, OPUS_BJAZ_TRV_RIDER_DTLS.</w:t>
       </w:r>
     </w:p>
     <w:p>
@@ -8592,35 +8592,35 @@
               </w:rPr>
               <w:t xml:space="preserve">with src as (</w:t>
               <w:br/>
-              <w:t xml:space="preserve">    -- via stg2_hub_ba_trv_data_policy_dtls_mv__policy</w:t>
+              <w:t xml:space="preserve">    -- via stg2_hub_ba_trv_data_policy_dtls__policy</w:t>
               <w:br/>
               <w:t xml:space="preserve">    select MD5_BINARY(NULLIF(UPPER(TRIM(CAST('HUB_POLICY|' || (nullif(trim(to_varchar("TRV_DATA_NO")), '')) AS VARCHAR))), '')) as hkey</w:t>
               <w:br/>
-              <w:t xml:space="preserve">      from BAGIC_PROD_MIRROR_DB.OPUS_GG_DWHSTAGE.BA_TRV_DATA_POLICY_DTLS_MV</w:t>
+              <w:t xml:space="preserve">      from BAGIC_PREPROD_CURATED_DB.UTILS.BA_TRV_DATA_POLICY_DTLS</w:t>
               <w:br/>
               <w:t xml:space="preserve">    union all</w:t>
               <w:br/>
-              <w:t xml:space="preserve">    -- via stg2_hub_bjaz_trv_loader_data_mv__policy</w:t>
+              <w:t xml:space="preserve">    -- via stg2_hub_bjaz_trv_loader_data__policy</w:t>
               <w:br/>
               <w:t xml:space="preserve">    select MD5_BINARY(NULLIF(UPPER(TRIM(CAST('HUB_POLICY|' || (nullif(trim(to_varchar("POLICY_REF")), '')) AS VARCHAR))), '')) as hkey</w:t>
               <w:br/>
-              <w:t xml:space="preserve">      from BAGIC_PROD_MIRROR_DB.OPUS_GG_DWHSTAGE.BJAZ_TRV_LOADER_DATA_MV</w:t>
+              <w:t xml:space="preserve">      from BAGIC_PREPROD_CURATED_DB.UTILS.BJAZ_TRV_LOADER_DATA</w:t>
               <w:br/>
               <w:t xml:space="preserve">    union all</w:t>
               <w:br/>
-              <w:t xml:space="preserve">    -- via stg2_hub_bjaz_trv_loader_log_table_mv__policy</w:t>
+              <w:t xml:space="preserve">    -- via stg2_hub_bjaz_trv_loader_log_table__policy</w:t>
               <w:br/>
               <w:t xml:space="preserve">    select MD5_BINARY(NULLIF(UPPER(TRIM(CAST('HUB_POLICY|' || (nullif(trim(to_varchar("POLICYNUMBER")), '')) AS VARCHAR))), '')) as hkey</w:t>
               <w:br/>
-              <w:t xml:space="preserve">      from BAGIC_PROD_MIRROR_DB.OPUS_GG_DWHSTAGE.BJAZ_TRV_LOADER_LOG_TABLE_MV</w:t>
+              <w:t xml:space="preserve">      from BAGIC_PREPROD_CURATED_DB.UTILS.BJAZ_TRV_LOADER_LOG_TABLE</w:t>
               <w:br/>
               <w:t xml:space="preserve">    union all</w:t>
               <w:br/>
-              <w:t xml:space="preserve">    -- via stg2_hub_bjaz_trv_rider_dtls_mv__policy</w:t>
+              <w:t xml:space="preserve">    -- via stg2_hub_bjaz_trv_rider_dtls__policy</w:t>
               <w:br/>
               <w:t xml:space="preserve">    select MD5_BINARY(NULLIF(UPPER(TRIM(CAST('HUB_POLICY|' || (nullif(trim(to_varchar("TRV_DATA_NO")), '')) AS VARCHAR))), '')) as hkey</w:t>
               <w:br/>
-              <w:t xml:space="preserve">      from BAGIC_PROD_MIRROR_DB.OPUS_GG_DWHSTAGE.BJAZ_TRV_RIDER_DTLS_MV</w:t>
+              <w:t xml:space="preserve">      from BAGIC_PREPROD_CURATED_DB.UTILS.BJAZ_TRV_RIDER_DTLS</w:t>
               <w:br/>
               <w:t xml:space="preserve">)</w:t>
               <w:br/>
@@ -8630,7 +8630,7 @@
               <w:br/>
               <w:t xml:space="preserve">  from BAGIC_PREPROD_CURATED_DB.BGIL_DATA_MODEL.HUB_POLICY h</w:t>
               <w:br/>
-              <w:t xml:space="preserve"> where h.RECORD_SOURCE in ('OPUS_BA_TRV_DATA_POLICY_DTLS_MV', 'OPUS_BJAZ_TRV_LOADER_DATA_MV', 'OPUS_BJAZ_TRV_LOADER_LOG_TABLE_MV', 'OPUS_BJAZ_TRV_RIDER_DTLS_MV')</w:t>
+              <w:t xml:space="preserve"> where h.RECORD_SOURCE in ('OPUS_BA_TRV_DATA_POLICY_DTLS', 'OPUS_BJAZ_TRV_LOADER_DATA', 'OPUS_BJAZ_TRV_LOADER_LOG_TABLE', 'OPUS_BJAZ_TRV_RIDER_DTLS')</w:t>
               <w:br/>
               <w:t xml:space="preserve">   and not exists (select 1 from src s where s.hkey = h.POLICY_HKEY)</w:t>
               <w:br/>
@@ -8888,7 +8888,7 @@
         <w:t xml:space="preserve">Note: </w:t>
       </w:r>
       <w:r>
-        <w:t xml:space="preserve">Hub rows scoped by RECORD_SOURCE value set (travel feeds only) to avoid colliding with the partner build in the shared vault. 10 RAW key branch(es): BA_TRV_DATA_POLICY_DTLS_MV.PRODUCT_CODE, BA_TRV_DATA_POLICY_DTLS_MV.TRAVEL_PLAN_NO, BA_TRV_PLAN_MST_MV.PLAN_NO, BJAZ_TRV_LOADER_DATA_MV.PLAN, BJAZ_TRV_LOADER_LOG_TABLE_MV.PLANID, BJAZ_TRV_LOADER_LOG_TABLE_MV.TRAVELPLAN, BJAZ_TRV_LOADER_LOG_TABLE_MV.PRODUCT, BJAZ_TRV_PLAN_MV.PLAN_ID, BJAZ_TRV_RATE_MASTER_MV.PLAN, BJAZ_TRV_DETLS_EXTN.TRV_PLAN. Travel RECORD_SOURCE value(s) parsed from feeds: OPUS_BA_TRV_DATA_POLICY_DTLS_MV, OPUS_BA_TRV_PLAN_MST_MV, OPUS_BJAZ_TRV_DETLS_EXTN, OPUS_BJAZ_TRV_LOADER_DATA_MV, OPUS_BJAZ_TRV_LOADER_LOG_TABLE_MV, OPUS_BJAZ_TRV_PLAN_MV (+1 more).</w:t>
+        <w:t xml:space="preserve">Hub rows scoped by RECORD_SOURCE value set (travel feeds only) to avoid colliding with the partner build in the shared vault. 10 RAW key branch(es): BA_TRV_DATA_POLICY_DTLS.PRODUCT_CODE, BA_TRV_DATA_POLICY_DTLS.TRAVEL_PLAN_NO, BA_TRV_PLAN_MST.PLAN_NO, BJAZ_TRV_LOADER_DATA.PLAN, BJAZ_TRV_LOADER_LOG_TABLE.PLANID, BJAZ_TRV_LOADER_LOG_TABLE.TRAVELPLAN, BJAZ_TRV_LOADER_LOG_TABLE.PRODUCT, BJAZ_TRV_PLAN.PLAN_ID, BJAZ_TRV_RATE_MASTER.PLAN, BJAZ_TRV_DETLS_EXTN.TRV_PLAN. Travel RECORD_SOURCE value(s) parsed from feeds: OPUS_BA_TRV_DATA_POLICY_DTLS, OPUS_BA_TRV_PLAN_MST, OPUS_BJAZ_TRV_DETLS_EXTN, OPUS_BJAZ_TRV_LOADER_DATA, OPUS_BJAZ_TRV_LOADER_LOG_TABLE, OPUS_BJAZ_TRV_PLAN (+1 more).</w:t>
       </w:r>
     </w:p>
     <w:p>
@@ -8921,75 +8921,75 @@
               </w:rPr>
               <w:t xml:space="preserve">with src as (</w:t>
               <w:br/>
-              <w:t xml:space="preserve">    -- via stg2_hub_ba_trv_data_policy_dtls_mv__product_product_code</w:t>
+              <w:t xml:space="preserve">    -- via stg2_hub_ba_trv_data_policy_dtls__product_product_code</w:t>
               <w:br/>
               <w:t xml:space="preserve">    select MD5_BINARY(NULLIF(UPPER(TRIM(CAST('HUB_PRODUCT|' || (nullif(trim(to_varchar("PRODUCT_CODE")), '')) AS VARCHAR))), '')) as hkey</w:t>
               <w:br/>
-              <w:t xml:space="preserve">      from BAGIC_PROD_MIRROR_DB.OPUS_GG_DWHSTAGE.BA_TRV_DATA_POLICY_DTLS_MV</w:t>
+              <w:t xml:space="preserve">      from BAGIC_PREPROD_CURATED_DB.UTILS.BA_TRV_DATA_POLICY_DTLS</w:t>
               <w:br/>
               <w:t xml:space="preserve">    union all</w:t>
               <w:br/>
-              <w:t xml:space="preserve">    -- via stg2_hub_ba_trv_data_policy_dtls_mv__product_travel_plan_no</w:t>
+              <w:t xml:space="preserve">    -- via stg2_hub_ba_trv_data_policy_dtls__product_travel_plan_no</w:t>
               <w:br/>
               <w:t xml:space="preserve">    select MD5_BINARY(NULLIF(UPPER(TRIM(CAST('HUB_PRODUCT|' || (nullif(trim(to_varchar("TRAVEL_PLAN_NO")), '')) AS VARCHAR))), '')) as hkey</w:t>
               <w:br/>
-              <w:t xml:space="preserve">      from BAGIC_PROD_MIRROR_DB.OPUS_GG_DWHSTAGE.BA_TRV_DATA_POLICY_DTLS_MV</w:t>
+              <w:t xml:space="preserve">      from BAGIC_PREPROD_CURATED_DB.UTILS.BA_TRV_DATA_POLICY_DTLS</w:t>
               <w:br/>
               <w:t xml:space="preserve">    union all</w:t>
               <w:br/>
-              <w:t xml:space="preserve">    -- via stg2_hub_ba_trv_plan_mst_mv__product</w:t>
+              <w:t xml:space="preserve">    -- via stg2_hub_ba_trv_plan_mst__product</w:t>
               <w:br/>
               <w:t xml:space="preserve">    select MD5_BINARY(NULLIF(UPPER(TRIM(CAST('HUB_PRODUCT|' || (nullif(trim(to_varchar("PLAN_NO")), '')) AS VARCHAR))), '')) as hkey</w:t>
               <w:br/>
-              <w:t xml:space="preserve">      from BAGIC_PROD_MIRROR_DB.OPUS_GG_DWHSTAGE.BA_TRV_PLAN_MST_MV</w:t>
+              <w:t xml:space="preserve">      from BAGIC_PREPROD_CURATED_DB.UTILS.BA_TRV_PLAN_MST</w:t>
               <w:br/>
               <w:t xml:space="preserve">    union all</w:t>
               <w:br/>
-              <w:t xml:space="preserve">    -- via stg2_hub_bjaz_trv_loader_data_mv__product</w:t>
+              <w:t xml:space="preserve">    -- via stg2_hub_bjaz_trv_loader_data__product</w:t>
               <w:br/>
               <w:t xml:space="preserve">    select MD5_BINARY(NULLIF(UPPER(TRIM(CAST('HUB_PRODUCT|' || (nullif(trim(to_varchar("PLAN")), '')) AS VARCHAR))), '')) as hkey</w:t>
               <w:br/>
-              <w:t xml:space="preserve">      from BAGIC_PROD_MIRROR_DB.OPUS_GG_DWHSTAGE.BJAZ_TRV_LOADER_DATA_MV</w:t>
+              <w:t xml:space="preserve">      from BAGIC_PREPROD_CURATED_DB.UTILS.BJAZ_TRV_LOADER_DATA</w:t>
               <w:br/>
               <w:t xml:space="preserve">    union all</w:t>
               <w:br/>
-              <w:t xml:space="preserve">    -- via stg2_hub_bjaz_trv_loader_log_table_mv__product_planid</w:t>
+              <w:t xml:space="preserve">    -- via stg2_hub_bjaz_trv_loader_log_table__product_planid</w:t>
               <w:br/>
               <w:t xml:space="preserve">    select MD5_BINARY(NULLIF(UPPER(TRIM(CAST('HUB_PRODUCT|' || (nullif(trim(to_varchar("PLANID")), '')) AS VARCHAR))), '')) as hkey</w:t>
               <w:br/>
-              <w:t xml:space="preserve">      from BAGIC_PROD_MIRROR_DB.OPUS_GG_DWHSTAGE.BJAZ_TRV_LOADER_LOG_TABLE_MV</w:t>
+              <w:t xml:space="preserve">      from BAGIC_PREPROD_CURATED_DB.UTILS.BJAZ_TRV_LOADER_LOG_TABLE</w:t>
               <w:br/>
               <w:t xml:space="preserve">    union all</w:t>
               <w:br/>
-              <w:t xml:space="preserve">    -- via stg2_hub_bjaz_trv_loader_log_table_mv__product_travelplan</w:t>
+              <w:t xml:space="preserve">    -- via stg2_hub_bjaz_trv_loader_log_table__product_travelplan</w:t>
               <w:br/>
               <w:t xml:space="preserve">    select MD5_BINARY(NULLIF(UPPER(TRIM(CAST('HUB_PRODUCT|' || (nullif(trim(to_varchar("TRAVELPLAN")), '')) AS VARCHAR))), '')) as hkey</w:t>
               <w:br/>
-              <w:t xml:space="preserve">      from BAGIC_PROD_MIRROR_DB.OPUS_GG_DWHSTAGE.BJAZ_TRV_LOADER_LOG_TABLE_MV</w:t>
+              <w:t xml:space="preserve">      from BAGIC_PREPROD_CURATED_DB.UTILS.BJAZ_TRV_LOADER_LOG_TABLE</w:t>
               <w:br/>
               <w:t xml:space="preserve">    union all</w:t>
               <w:br/>
-              <w:t xml:space="preserve">    -- via stg2_hub_bjaz_trv_loader_log_table_mv__product_product</w:t>
+              <w:t xml:space="preserve">    -- via stg2_hub_bjaz_trv_loader_log_table__product_product</w:t>
               <w:br/>
               <w:t xml:space="preserve">    select MD5_BINARY(NULLIF(UPPER(TRIM(CAST('HUB_PRODUCT|' || (nullif(trim(to_varchar("PRODUCT")), '')) AS VARCHAR))), '')) as hkey</w:t>
               <w:br/>
-              <w:t xml:space="preserve">      from BAGIC_PROD_MIRROR_DB.OPUS_GG_DWHSTAGE.BJAZ_TRV_LOADER_LOG_TABLE_MV</w:t>
+              <w:t xml:space="preserve">      from BAGIC_PREPROD_CURATED_DB.UTILS.BJAZ_TRV_LOADER_LOG_TABLE</w:t>
               <w:br/>
               <w:t xml:space="preserve">    union all</w:t>
               <w:br/>
-              <w:t xml:space="preserve">    -- via stg2_hub_bjaz_trv_plan_mv__product</w:t>
+              <w:t xml:space="preserve">    -- via stg2_hub_bjaz_trv_plan__product</w:t>
               <w:br/>
               <w:t xml:space="preserve">    select MD5_BINARY(NULLIF(UPPER(TRIM(CAST('HUB_PRODUCT|' || (nullif(trim(to_varchar("PLAN_ID")), '')) AS VARCHAR))), '')) as hkey</w:t>
               <w:br/>
-              <w:t xml:space="preserve">      from BAGIC_PROD_MIRROR_DB.OPUS_GG_DWHSTAGE.BJAZ_TRV_PLAN_MV</w:t>
+              <w:t xml:space="preserve">      from BAGIC_PREPROD_CURATED_DB.UTILS.BJAZ_TRV_PLAN</w:t>
               <w:br/>
               <w:t xml:space="preserve">    union all</w:t>
               <w:br/>
-              <w:t xml:space="preserve">    -- via stg2_hub_bjaz_trv_rate_master_mv__product</w:t>
+              <w:t xml:space="preserve">    -- via stg2_hub_bjaz_trv_rate_master__product</w:t>
               <w:br/>
               <w:t xml:space="preserve">    select MD5_BINARY(NULLIF(UPPER(TRIM(CAST('HUB_PRODUCT|' || (nullif(trim(to_varchar("PLAN")), '')) AS VARCHAR))), '')) as hkey</w:t>
               <w:br/>
-              <w:t xml:space="preserve">      from BAGIC_PROD_MIRROR_DB.OPUS_GG_DWHSTAGE.BJAZ_TRV_RATE_MASTER_MV</w:t>
+              <w:t xml:space="preserve">      from BAGIC_PREPROD_CURATED_DB.UTILS.BJAZ_TRV_RATE_MASTER</w:t>
               <w:br/>
               <w:t xml:space="preserve">    union all</w:t>
               <w:br/>
@@ -8997,7 +8997,7 @@
               <w:br/>
               <w:t xml:space="preserve">    select MD5_BINARY(NULLIF(UPPER(TRIM(CAST('HUB_PRODUCT|' || (nullif(trim(to_varchar("TRV_PLAN")), '')) AS VARCHAR))), '')) as hkey</w:t>
               <w:br/>
-              <w:t xml:space="preserve">      from BAGIC_PROD_MIRROR_DB.OPUS_GG_DWHSTAGE.BJAZ_TRV_DETLS_EXTN</w:t>
+              <w:t xml:space="preserve">      from BAGIC_PREPROD_CURATED_DB.UTILS.BJAZ_TRV_DETLS_EXTN</w:t>
               <w:br/>
               <w:t xml:space="preserve">)</w:t>
               <w:br/>
@@ -9007,7 +9007,7 @@
               <w:br/>
               <w:t xml:space="preserve">  from BAGIC_PREPROD_CURATED_DB.BGIL_DATA_MODEL.HUB_PRODUCT h</w:t>
               <w:br/>
-              <w:t xml:space="preserve"> where h.RECORD_SOURCE in ('OPUS_BA_TRV_DATA_POLICY_DTLS_MV', 'OPUS_BA_TRV_PLAN_MST_MV', 'OPUS_BJAZ_TRV_DETLS_EXTN', 'OPUS_BJAZ_TRV_LOADER_DATA_MV', 'OPUS_BJAZ_TRV_LOADER_LOG_TABLE_MV', 'OPUS_BJAZ_TRV_PLAN_MV', 'OPUS_BJAZ_TRV_RATE_MASTER_MV')</w:t>
+              <w:t xml:space="preserve"> where h.RECORD_SOURCE in ('OPUS_BA_TRV_DATA_POLICY_DTLS', 'OPUS_BA_TRV_PLAN_MST', 'OPUS_BJAZ_TRV_DETLS_EXTN', 'OPUS_BJAZ_TRV_LOADER_DATA', 'OPUS_BJAZ_TRV_LOADER_LOG_TABLE', 'OPUS_BJAZ_TRV_PLAN', 'OPUS_BJAZ_TRV_RATE_MASTER')</w:t>
               <w:br/>
               <w:t xml:space="preserve">   and not exists (select 1 from src s where s.hkey = h.PRODUCT_HKEY)</w:t>
               <w:br/>
@@ -9265,7 +9265,7 @@
         <w:t xml:space="preserve">Note: </w:t>
       </w:r>
       <w:r>
-        <w:t xml:space="preserve">Hub rows scoped by RECORD_SOURCE value set (travel feeds only) to avoid colliding with the partner build in the shared vault. 20 RAW key branch(es): BJAZ_TRV_PLAN_MV.COVER_CODE, BJAZ_TRV_RIDER_DTLS_MV.RIDER_NO, BJAZ_TRV_RIDER_RATE_MAST_MV.RIDER_SEQ_NO, BJAZ_TRV_LOADER_DATA_MV.POLICY_REF, BJAZ_TRV_LOADER_DATA_MV.POLICY_REF, BJAZ_TRV_LOADER_DATA_MV.POLICY_REF, BJAZ_TRV_LOADER_DATA_MV.POLICY_REF, BJAZ_TRV_LOADER_DATA_MV.POLICY_REF, BJAZ_TRV_LOADER_DATA_MV.POLICY_REF, BJAZ_TRV_LOADER_DATA_MV.POLICY_REF, BJAZ_TRV_LOADER_DATA_MV.POLICY_REF, BJAZ_TRV_LOADER_DATA_MV.POLICY_REF, BJAZ_TRV_LOADER_DATA_MV.POLICY_REF, BJAZ_TRV_LOADER_DATA_MV.POLICY_REF, BJAZ_TRV_LOADER_DATA_MV.POLICY_REF, BJAZ_TRV_LOADER_DATA_MV.POLICY_REF, BJAZ_TRV_LOADER_DATA_MV.POLICY_REF, BJAZ_TRV_LOADER_DATA_MV.POLICY_REF, BJAZ_TRV_LOADER_DATA_MV.POLICY_REF, BJAZ_TRV_LOADER_DATA_MV.POLICY_REF. Travel RECORD_SOURCE value(s) parsed from feeds: OPUS_BJAZ_TRV_LOADER_DATA_MV, OPUS_BJAZ_TRV_PLAN_MV, OPUS_BJAZ_TRV_RIDER_DTLS_MV, OPUS_BJAZ_TRV_RIDER_RATE_MAST_MV.</w:t>
+        <w:t xml:space="preserve">Hub rows scoped by RECORD_SOURCE value set (travel feeds only) to avoid colliding with the partner build in the shared vault. 20 RAW key branch(es): BJAZ_TRV_PLAN.COVER_CODE, BJAZ_TRV_RIDER_DTLS.RIDER_NO, BJAZ_TRV_RIDER_RATE_MAST.RIDER_SEQ_NO, BJAZ_TRV_LOADER_DATA.POLICY_REF, BJAZ_TRV_LOADER_DATA.POLICY_REF, BJAZ_TRV_LOADER_DATA.POLICY_REF, BJAZ_TRV_LOADER_DATA.POLICY_REF, BJAZ_TRV_LOADER_DATA.POLICY_REF, BJAZ_TRV_LOADER_DATA.POLICY_REF, BJAZ_TRV_LOADER_DATA.POLICY_REF, BJAZ_TRV_LOADER_DATA.POLICY_REF, BJAZ_TRV_LOADER_DATA.POLICY_REF, BJAZ_TRV_LOADER_DATA.POLICY_REF, BJAZ_TRV_LOADER_DATA.POLICY_REF, BJAZ_TRV_LOADER_DATA.POLICY_REF, BJAZ_TRV_LOADER_DATA.POLICY_REF, BJAZ_TRV_LOADER_DATA.POLICY_REF, BJAZ_TRV_LOADER_DATA.POLICY_REF, BJAZ_TRV_LOADER_DATA.POLICY_REF, BJAZ_TRV_LOADER_DATA.POLICY_REF. Travel RECORD_SOURCE value(s) parsed from feeds: OPUS_BJAZ_TRV_LOADER_DATA, OPUS_BJAZ_TRV_PLAN, OPUS_BJAZ_TRV_RIDER_DTLS, OPUS_BJAZ_TRV_RIDER_RATE_MAST.</w:t>
       </w:r>
     </w:p>
     <w:p>
@@ -9298,163 +9298,163 @@
               </w:rPr>
               <w:t xml:space="preserve">with src as (</w:t>
               <w:br/>
-              <w:t xml:space="preserve">    -- via stg2_hub_bjaz_trv_plan_mv__coverage</w:t>
+              <w:t xml:space="preserve">    -- via stg2_hub_bjaz_trv_plan__coverage</w:t>
               <w:br/>
               <w:t xml:space="preserve">    select MD5_BINARY(NULLIF(UPPER(TRIM(CAST('HUB_COVERAGE|' || (nullif(trim(to_varchar("COVER_CODE")), '')) AS VARCHAR))), '')) as hkey</w:t>
               <w:br/>
-              <w:t xml:space="preserve">      from BAGIC_PROD_MIRROR_DB.OPUS_GG_DWHSTAGE.BJAZ_TRV_PLAN_MV</w:t>
+              <w:t xml:space="preserve">      from BAGIC_PREPROD_CURATED_DB.UTILS.BJAZ_TRV_PLAN</w:t>
               <w:br/>
               <w:t xml:space="preserve">    union all</w:t>
               <w:br/>
-              <w:t xml:space="preserve">    -- via stg2_hub_bjaz_trv_rider_dtls_mv__coverage</w:t>
+              <w:t xml:space="preserve">    -- via stg2_hub_bjaz_trv_rider_dtls__coverage</w:t>
               <w:br/>
               <w:t xml:space="preserve">    select MD5_BINARY(NULLIF(UPPER(TRIM(CAST('HUB_COVERAGE|' || (nullif(trim(to_varchar("RIDER_NO")), '')) AS VARCHAR))), '')) as hkey</w:t>
               <w:br/>
-              <w:t xml:space="preserve">      from BAGIC_PROD_MIRROR_DB.OPUS_GG_DWHSTAGE.BJAZ_TRV_RIDER_DTLS_MV</w:t>
+              <w:t xml:space="preserve">      from BAGIC_PREPROD_CURATED_DB.UTILS.BJAZ_TRV_RIDER_DTLS</w:t>
               <w:br/>
               <w:t xml:space="preserve">    union all</w:t>
               <w:br/>
-              <w:t xml:space="preserve">    -- via stg2_hub_bjaz_trv_rider_rate_mast_mv__coverage</w:t>
+              <w:t xml:space="preserve">    -- via stg2_hub_bjaz_trv_rider_rate_mast__coverage</w:t>
               <w:br/>
               <w:t xml:space="preserve">    select MD5_BINARY(NULLIF(UPPER(TRIM(CAST('HUB_COVERAGE|' || (nullif(trim(to_varchar("RIDER_SEQ_NO")), '')) AS VARCHAR))), '')) as hkey</w:t>
               <w:br/>
-              <w:t xml:space="preserve">      from BAGIC_PROD_MIRROR_DB.OPUS_GG_DWHSTAGE.BJAZ_TRV_RIDER_RATE_MAST_MV</w:t>
+              <w:t xml:space="preserve">      from BAGIC_PREPROD_CURATED_DB.UTILS.BJAZ_TRV_RIDER_RATE_MAST</w:t>
               <w:br/>
               <w:t xml:space="preserve">    union all</w:t>
               <w:br/>
-              <w:t xml:space="preserve">    -- via stg2_hub_bjaz_trv_loader_data_mv__coverage_acchospexp</w:t>
+              <w:t xml:space="preserve">    -- via stg2_hub_bjaz_trv_loader_data__coverage_acchospexp</w:t>
               <w:br/>
               <w:t xml:space="preserve">    select MD5_BINARY(NULLIF(UPPER(TRIM(CAST('HUB_COVERAGE|' || (nullif(trim(to_varchar("POLICY_REF")), '') || '|' || 'TRV_ACC_HOSP_EXP') AS VARCHAR))), '')) as hkey</w:t>
               <w:br/>
-              <w:t xml:space="preserve">      from BAGIC_PROD_MIRROR_DB.OPUS_GG_DWHSTAGE.BJAZ_TRV_LOADER_DATA_MV</w:t>
+              <w:t xml:space="preserve">      from BAGIC_PREPROD_CURATED_DB.UTILS.BJAZ_TRV_LOADER_DATA</w:t>
               <w:br/>
               <w:t xml:space="preserve">    union all</w:t>
               <w:br/>
-              <w:t xml:space="preserve">    -- via stg2_hub_bjaz_trv_loader_data_mv__coverage_adventuresportbenefit</w:t>
+              <w:t xml:space="preserve">    -- via stg2_hub_bjaz_trv_loader_data__coverage_adventuresportbenefit</w:t>
               <w:br/>
               <w:t xml:space="preserve">    select MD5_BINARY(NULLIF(UPPER(TRIM(CAST('HUB_COVERAGE|' || (nullif(trim(to_varchar("POLICY_REF")), '') || '|' || 'TRV_ADVENTURE_SPORT') AS VARCHAR))), '')) as hkey</w:t>
               <w:br/>
-              <w:t xml:space="preserve">      from BAGIC_PROD_MIRROR_DB.OPUS_GG_DWHSTAGE.BJAZ_TRV_LOADER_DATA_MV</w:t>
+              <w:t xml:space="preserve">      from BAGIC_PREPROD_CURATED_DB.UTILS.BJAZ_TRV_LOADER_DATA</w:t>
               <w:br/>
               <w:t xml:space="preserve">    union all</w:t>
               <w:br/>
-              <w:t xml:space="preserve">    -- via stg2_hub_bjaz_trv_loader_data_mv__coverage_bouncedhotel</w:t>
+              <w:t xml:space="preserve">    -- via stg2_hub_bjaz_trv_loader_data__coverage_bouncedhotel</w:t>
               <w:br/>
               <w:t xml:space="preserve">    select MD5_BINARY(NULLIF(UPPER(TRIM(CAST('HUB_COVERAGE|' || (nullif(trim(to_varchar("POLICY_REF")), '') || '|' || 'TRV_BOUNCED_HOTEL') AS VARCHAR))), '')) as hkey</w:t>
               <w:br/>
-              <w:t xml:space="preserve">      from BAGIC_PROD_MIRROR_DB.OPUS_GG_DWHSTAGE.BJAZ_TRV_LOADER_DATA_MV</w:t>
+              <w:t xml:space="preserve">      from BAGIC_PREPROD_CURATED_DB.UTILS.BJAZ_TRV_LOADER_DATA</w:t>
               <w:br/>
               <w:t xml:space="preserve">    union all</w:t>
               <w:br/>
-              <w:t xml:space="preserve">    -- via stg2_hub_bjaz_trv_loader_data_mv__coverage_compvisitfamilymember</w:t>
+              <w:t xml:space="preserve">    -- via stg2_hub_bjaz_trv_loader_data__coverage_compvisitfamilymember</w:t>
               <w:br/>
               <w:t xml:space="preserve">    select MD5_BINARY(NULLIF(UPPER(TRIM(CAST('HUB_COVERAGE|' || (nullif(trim(to_varchar("POLICY_REF")), '') || '|' || 'TRV_COMPASSIONATE_VISIT') AS VARCHAR))), '')) as hkey</w:t>
               <w:br/>
-              <w:t xml:space="preserve">      from BAGIC_PROD_MIRROR_DB.OPUS_GG_DWHSTAGE.BJAZ_TRV_LOADER_DATA_MV</w:t>
+              <w:t xml:space="preserve">      from BAGIC_PREPROD_CURATED_DB.UTILS.BJAZ_TRV_LOADER_DATA</w:t>
               <w:br/>
               <w:t xml:space="preserve">    union all</w:t>
               <w:br/>
-              <w:t xml:space="preserve">    -- via stg2_hub_bjaz_trv_loader_data_mv__coverage_delayofcheckedbaggage</w:t>
+              <w:t xml:space="preserve">    -- via stg2_hub_bjaz_trv_loader_data__coverage_delayofcheckedbaggage</w:t>
               <w:br/>
               <w:t xml:space="preserve">    select MD5_BINARY(NULLIF(UPPER(TRIM(CAST('HUB_COVERAGE|' || (nullif(trim(to_varchar("POLICY_REF")), '') || '|' || 'TRV_BAGGAGE_DELAY') AS VARCHAR))), '')) as hkey</w:t>
               <w:br/>
-              <w:t xml:space="preserve">      from BAGIC_PROD_MIRROR_DB.OPUS_GG_DWHSTAGE.BJAZ_TRV_LOADER_DATA_MV</w:t>
+              <w:t xml:space="preserve">      from BAGIC_PREPROD_CURATED_DB.UTILS.BJAZ_TRV_LOADER_DATA</w:t>
               <w:br/>
               <w:t xml:space="preserve">    union all</w:t>
               <w:br/>
-              <w:t xml:space="preserve">    -- via stg2_hub_bjaz_trv_loader_data_mv__coverage_emergencyhotelextension</w:t>
+              <w:t xml:space="preserve">    -- via stg2_hub_bjaz_trv_loader_data__coverage_emergencyhotelextension</w:t>
               <w:br/>
               <w:t xml:space="preserve">    select MD5_BINARY(NULLIF(UPPER(TRIM(CAST('HUB_COVERAGE|' || (nullif(trim(to_varchar("POLICY_REF")), '') || '|' || 'TRV_EMER_HOTEL_EXT') AS VARCHAR))), '')) as hkey</w:t>
               <w:br/>
-              <w:t xml:space="preserve">      from BAGIC_PROD_MIRROR_DB.OPUS_GG_DWHSTAGE.BJAZ_TRV_LOADER_DATA_MV</w:t>
+              <w:t xml:space="preserve">      from BAGIC_PREPROD_CURATED_DB.UTILS.BJAZ_TRV_LOADER_DATA</w:t>
               <w:br/>
               <w:t xml:space="preserve">    union all</w:t>
               <w:br/>
-              <w:t xml:space="preserve">    -- via stg2_hub_bjaz_trv_loader_data_mv__coverage_emermedicalevac</w:t>
+              <w:t xml:space="preserve">    -- via stg2_hub_bjaz_trv_loader_data__coverage_emermedicalevac</w:t>
               <w:br/>
               <w:t xml:space="preserve">    select MD5_BINARY(NULLIF(UPPER(TRIM(CAST('HUB_COVERAGE|' || (nullif(trim(to_varchar("POLICY_REF")), '') || '|' || 'TRV_EMER_MED_EVAC') AS VARCHAR))), '')) as hkey</w:t>
               <w:br/>
-              <w:t xml:space="preserve">      from BAGIC_PROD_MIRROR_DB.OPUS_GG_DWHSTAGE.BJAZ_TRV_LOADER_DATA_MV</w:t>
+              <w:t xml:space="preserve">      from BAGIC_PREPROD_CURATED_DB.UTILS.BJAZ_TRV_LOADER_DATA</w:t>
               <w:br/>
               <w:t xml:space="preserve">    union all</w:t>
               <w:br/>
-              <w:t xml:space="preserve">    -- via stg2_hub_bjaz_trv_loader_data_mv__coverage_homeburglaryinsurance</w:t>
+              <w:t xml:space="preserve">    -- via stg2_hub_bjaz_trv_loader_data__coverage_homeburglaryinsurance</w:t>
               <w:br/>
               <w:t xml:space="preserve">    select MD5_BINARY(NULLIF(UPPER(TRIM(CAST('HUB_COVERAGE|' || (nullif(trim(to_varchar("POLICY_REF")), '') || '|' || 'TRV_HOME_BURGLARY') AS VARCHAR))), '')) as hkey</w:t>
               <w:br/>
-              <w:t xml:space="preserve">      from BAGIC_PROD_MIRROR_DB.OPUS_GG_DWHSTAGE.BJAZ_TRV_LOADER_DATA_MV</w:t>
+              <w:t xml:space="preserve">      from BAGIC_PREPROD_CURATED_DB.UTILS.BJAZ_TRV_LOADER_DATA</w:t>
               <w:br/>
               <w:t xml:space="preserve">    union all</w:t>
               <w:br/>
-              <w:t xml:space="preserve">    -- via stg2_hub_bjaz_trv_loader_data_mv__coverage_hospdailyallow</w:t>
+              <w:t xml:space="preserve">    -- via stg2_hub_bjaz_trv_loader_data__coverage_hospdailyallow</w:t>
               <w:br/>
               <w:t xml:space="preserve">    select MD5_BINARY(NULLIF(UPPER(TRIM(CAST('HUB_COVERAGE|' || (nullif(trim(to_varchar("POLICY_REF")), '') || '|' || 'TRV_HOSP_DAILY_ALLOW') AS VARCHAR))), '')) as hkey</w:t>
               <w:br/>
-              <w:t xml:space="preserve">      from BAGIC_PROD_MIRROR_DB.OPUS_GG_DWHSTAGE.BJAZ_TRV_LOADER_DATA_MV</w:t>
+              <w:t xml:space="preserve">      from BAGIC_PREPROD_CURATED_DB.UTILS.BJAZ_TRV_LOADER_DATA</w:t>
               <w:br/>
               <w:t xml:space="preserve">    union all</w:t>
               <w:br/>
-              <w:t xml:space="preserve">    -- via stg2_hub_bjaz_trv_loader_data_mv__coverage_lossofbaggage</w:t>
+              <w:t xml:space="preserve">    -- via stg2_hub_bjaz_trv_loader_data__coverage_lossofbaggage</w:t>
               <w:br/>
               <w:t xml:space="preserve">    select MD5_BINARY(NULLIF(UPPER(TRIM(CAST('HUB_COVERAGE|' || (nullif(trim(to_varchar("POLICY_REF")), '') || '|' || 'TRV_BAGGAGE_LOSS') AS VARCHAR))), '')) as hkey</w:t>
               <w:br/>
-              <w:t xml:space="preserve">      from BAGIC_PROD_MIRROR_DB.OPUS_GG_DWHSTAGE.BJAZ_TRV_LOADER_DATA_MV</w:t>
+              <w:t xml:space="preserve">      from BAGIC_PREPROD_CURATED_DB.UTILS.BJAZ_TRV_LOADER_DATA</w:t>
               <w:br/>
               <w:t xml:space="preserve">    union all</w:t>
               <w:br/>
-              <w:t xml:space="preserve">    -- via stg2_hub_bjaz_trv_loader_data_mv__coverage_lossofcheckedbaggage</w:t>
+              <w:t xml:space="preserve">    -- via stg2_hub_bjaz_trv_loader_data__coverage_lossofcheckedbaggage</w:t>
               <w:br/>
               <w:t xml:space="preserve">    select MD5_BINARY(NULLIF(UPPER(TRIM(CAST('HUB_COVERAGE|' || (nullif(trim(to_varchar("POLICY_REF")), '') || '|' || 'TRV_CHECKED_BAGGAGE_LOSS') AS VARCHAR))), '')) as hkey</w:t>
               <w:br/>
-              <w:t xml:space="preserve">      from BAGIC_PROD_MIRROR_DB.OPUS_GG_DWHSTAGE.BJAZ_TRV_LOADER_DATA_MV</w:t>
+              <w:t xml:space="preserve">      from BAGIC_PREPROD_CURATED_DB.UTILS.BJAZ_TRV_LOADER_DATA</w:t>
               <w:br/>
               <w:t xml:space="preserve">    union all</w:t>
               <w:br/>
-              <w:t xml:space="preserve">    -- via stg2_hub_bjaz_trv_loader_data_mv__coverage_missedconnection</w:t>
+              <w:t xml:space="preserve">    -- via stg2_hub_bjaz_trv_loader_data__coverage_missedconnection</w:t>
               <w:br/>
               <w:t xml:space="preserve">    select MD5_BINARY(NULLIF(UPPER(TRIM(CAST('HUB_COVERAGE|' || (nullif(trim(to_varchar("POLICY_REF")), '') || '|' || 'TRV_MISSED_CONNECTION') AS VARCHAR))), '')) as hkey</w:t>
               <w:br/>
-              <w:t xml:space="preserve">      from BAGIC_PROD_MIRROR_DB.OPUS_GG_DWHSTAGE.BJAZ_TRV_LOADER_DATA_MV</w:t>
+              <w:t xml:space="preserve">      from BAGIC_PREPROD_CURATED_DB.UTILS.BJAZ_TRV_LOADER_DATA</w:t>
               <w:br/>
               <w:t xml:space="preserve">    union all</w:t>
               <w:br/>
-              <w:t xml:space="preserve">    -- via stg2_hub_bjaz_trv_loader_data_mv__coverage_personalliability</w:t>
+              <w:t xml:space="preserve">    -- via stg2_hub_bjaz_trv_loader_data__coverage_personalliability</w:t>
               <w:br/>
               <w:t xml:space="preserve">    select MD5_BINARY(NULLIF(UPPER(TRIM(CAST('HUB_COVERAGE|' || (nullif(trim(to_varchar("POLICY_REF")), '') || '|' || 'TRV_PERSONAL_LIABILITY') AS VARCHAR))), '')) as hkey</w:t>
               <w:br/>
-              <w:t xml:space="preserve">      from BAGIC_PROD_MIRROR_DB.OPUS_GG_DWHSTAGE.BJAZ_TRV_LOADER_DATA_MV</w:t>
+              <w:t xml:space="preserve">      from BAGIC_PREPROD_CURATED_DB.UTILS.BJAZ_TRV_LOADER_DATA</w:t>
               <w:br/>
               <w:t xml:space="preserve">    union all</w:t>
               <w:br/>
-              <w:t xml:space="preserve">    -- via stg2_hub_bjaz_trv_loader_data_mv__coverage_repatonofremains</w:t>
+              <w:t xml:space="preserve">    -- via stg2_hub_bjaz_trv_loader_data__coverage_repatonofremains</w:t>
               <w:br/>
               <w:t xml:space="preserve">    select MD5_BINARY(NULLIF(UPPER(TRIM(CAST('HUB_COVERAGE|' || (nullif(trim(to_varchar("POLICY_REF")), '') || '|' || 'TRV_REPAT_REMAINS') AS VARCHAR))), '')) as hkey</w:t>
               <w:br/>
-              <w:t xml:space="preserve">      from BAGIC_PROD_MIRROR_DB.OPUS_GG_DWHSTAGE.BJAZ_TRV_LOADER_DATA_MV</w:t>
+              <w:t xml:space="preserve">      from BAGIC_PREPROD_CURATED_DB.UTILS.BJAZ_TRV_LOADER_DATA</w:t>
               <w:br/>
               <w:t xml:space="preserve">    union all</w:t>
               <w:br/>
-              <w:t xml:space="preserve">    -- via stg2_hub_bjaz_trv_loader_data_mv__coverage_tripcancellation</w:t>
+              <w:t xml:space="preserve">    -- via stg2_hub_bjaz_trv_loader_data__coverage_tripcancellation</w:t>
               <w:br/>
               <w:t xml:space="preserve">    select MD5_BINARY(NULLIF(UPPER(TRIM(CAST('HUB_COVERAGE|' || (nullif(trim(to_varchar("POLICY_REF")), '') || '|' || 'TRV_TRIP_CANCEL') AS VARCHAR))), '')) as hkey</w:t>
               <w:br/>
-              <w:t xml:space="preserve">      from BAGIC_PROD_MIRROR_DB.OPUS_GG_DWHSTAGE.BJAZ_TRV_LOADER_DATA_MV</w:t>
+              <w:t xml:space="preserve">      from BAGIC_PREPROD_CURATED_DB.UTILS.BJAZ_TRV_LOADER_DATA</w:t>
               <w:br/>
               <w:t xml:space="preserve">    union all</w:t>
               <w:br/>
-              <w:t xml:space="preserve">    -- via stg2_hub_bjaz_trv_loader_data_mv__coverage_tripcurtailment</w:t>
+              <w:t xml:space="preserve">    -- via stg2_hub_bjaz_trv_loader_data__coverage_tripcurtailment</w:t>
               <w:br/>
               <w:t xml:space="preserve">    select MD5_BINARY(NULLIF(UPPER(TRIM(CAST('HUB_COVERAGE|' || (nullif(trim(to_varchar("POLICY_REF")), '') || '|' || 'TRV_TRIP_CURTAILMENT') AS VARCHAR))), '')) as hkey</w:t>
               <w:br/>
-              <w:t xml:space="preserve">      from BAGIC_PROD_MIRROR_DB.OPUS_GG_DWHSTAGE.BJAZ_TRV_LOADER_DATA_MV</w:t>
+              <w:t xml:space="preserve">      from BAGIC_PREPROD_CURATED_DB.UTILS.BJAZ_TRV_LOADER_DATA</w:t>
               <w:br/>
               <w:t xml:space="preserve">    union all</w:t>
               <w:br/>
-              <w:t xml:space="preserve">    -- via stg2_hub_bjaz_trv_loader_data_mv__coverage_tripdelaybyscheduledaircraft</w:t>
+              <w:t xml:space="preserve">    -- via stg2_hub_bjaz_trv_loader_data__coverage_tripdelaybyscheduledaircraft</w:t>
               <w:br/>
               <w:t xml:space="preserve">    select MD5_BINARY(NULLIF(UPPER(TRIM(CAST('HUB_COVERAGE|' || (nullif(trim(to_varchar("POLICY_REF")), '') || '|' || 'TRV_TRIP_DELAY') AS VARCHAR))), '')) as hkey</w:t>
               <w:br/>
-              <w:t xml:space="preserve">      from BAGIC_PROD_MIRROR_DB.OPUS_GG_DWHSTAGE.BJAZ_TRV_LOADER_DATA_MV</w:t>
+              <w:t xml:space="preserve">      from BAGIC_PREPROD_CURATED_DB.UTILS.BJAZ_TRV_LOADER_DATA</w:t>
               <w:br/>
               <w:t xml:space="preserve">)</w:t>
               <w:br/>
@@ -9464,7 +9464,7 @@
               <w:br/>
               <w:t xml:space="preserve">  from BAGIC_PREPROD_CURATED_DB.BGIL_DATA_MODEL.HUB_COVERAGE h</w:t>
               <w:br/>
-              <w:t xml:space="preserve"> where h.RECORD_SOURCE in ('OPUS_BJAZ_TRV_LOADER_DATA_MV', 'OPUS_BJAZ_TRV_PLAN_MV', 'OPUS_BJAZ_TRV_RIDER_DTLS_MV', 'OPUS_BJAZ_TRV_RIDER_RATE_MAST_MV')</w:t>
+              <w:t xml:space="preserve"> where h.RECORD_SOURCE in ('OPUS_BJAZ_TRV_LOADER_DATA', 'OPUS_BJAZ_TRV_PLAN', 'OPUS_BJAZ_TRV_RIDER_DTLS', 'OPUS_BJAZ_TRV_RIDER_RATE_MAST')</w:t>
               <w:br/>
               <w:t xml:space="preserve">   and not exists (select 1 from src s where s.hkey = h.COVERAGE_HKEY)</w:t>
               <w:br/>
@@ -9722,7 +9722,7 @@
         <w:t xml:space="preserve">Note: </w:t>
       </w:r>
       <w:r>
-        <w:t xml:space="preserve">Hub rows scoped by RECORD_SOURCE value set (travel feeds only) to avoid colliding with the partner build in the shared vault. 4 RAW key branch(es): BJAZ_TRV_LOADER_LOG_TABLE_MV.TRANSITFROM, BJAZ_TRV_LOADER_LOG_TABLE_MV.TRANSITTO, BJAZ_TRV_LOADER_DATA_MV.[BUILDING+STREETNAME+SUBAREACITY+STATE+PINCODE], BJAZ_TRV_LOADER_LOG_TABLE_MV.[BUILDING+STREETNAME+CITY+STATE+PINCODE+COUNTRY]. Travel RECORD_SOURCE value(s) parsed from feeds: OPUS_BJAZ_TRV_LOADER_DATA_MV, OPUS_BJAZ_TRV_LOADER_LOG_TABLE_MV.</w:t>
+        <w:t xml:space="preserve">Hub rows scoped by RECORD_SOURCE value set (travel feeds only) to avoid colliding with the partner build in the shared vault. 4 RAW key branch(es): BJAZ_TRV_LOADER_LOG_TABLE.TRANSITFROM, BJAZ_TRV_LOADER_LOG_TABLE.TRANSITTO, BJAZ_TRV_LOADER_DATA.[BUILDING+STREETNAME+SUBAREACITY+STATE+PINCODE], BJAZ_TRV_LOADER_LOG_TABLE.[BUILDING+STREETNAME+CITY+STATE+PINCODE+COUNTRY]. Travel RECORD_SOURCE value(s) parsed from feeds: OPUS_BJAZ_TRV_LOADER_DATA, OPUS_BJAZ_TRV_LOADER_LOG_TABLE.</w:t>
       </w:r>
     </w:p>
     <w:p>
@@ -9755,35 +9755,35 @@
               </w:rPr>
               <w:t xml:space="preserve">with src as (</w:t>
               <w:br/>
-              <w:t xml:space="preserve">    -- via stg2_hub_bjaz_trv_loader_log_table_mv__location_transitfrom</w:t>
+              <w:t xml:space="preserve">    -- via stg2_hub_bjaz_trv_loader_log_table__location_transitfrom</w:t>
               <w:br/>
               <w:t xml:space="preserve">    select MD5_BINARY(NULLIF(UPPER(TRIM(CAST('HUB_LOCATION|' || (nullif(trim(to_varchar("TRANSITFROM")), '')) AS VARCHAR))), '')) as hkey</w:t>
               <w:br/>
-              <w:t xml:space="preserve">      from BAGIC_PROD_MIRROR_DB.OPUS_GG_DWHSTAGE.BJAZ_TRV_LOADER_LOG_TABLE_MV</w:t>
+              <w:t xml:space="preserve">      from BAGIC_PREPROD_CURATED_DB.UTILS.BJAZ_TRV_LOADER_LOG_TABLE</w:t>
               <w:br/>
               <w:t xml:space="preserve">    union all</w:t>
               <w:br/>
-              <w:t xml:space="preserve">    -- via stg2_hub_bjaz_trv_loader_log_table_mv__location_transitto</w:t>
+              <w:t xml:space="preserve">    -- via stg2_hub_bjaz_trv_loader_log_table__location_transitto</w:t>
               <w:br/>
               <w:t xml:space="preserve">    select MD5_BINARY(NULLIF(UPPER(TRIM(CAST('HUB_LOCATION|' || (nullif(trim(to_varchar("TRANSITTO")), '')) AS VARCHAR))), '')) as hkey</w:t>
               <w:br/>
-              <w:t xml:space="preserve">      from BAGIC_PROD_MIRROR_DB.OPUS_GG_DWHSTAGE.BJAZ_TRV_LOADER_LOG_TABLE_MV</w:t>
+              <w:t xml:space="preserve">      from BAGIC_PREPROD_CURATED_DB.UTILS.BJAZ_TRV_LOADER_LOG_TABLE</w:t>
               <w:br/>
               <w:t xml:space="preserve">    union all</w:t>
               <w:br/>
-              <w:t xml:space="preserve">    -- via stg2_hub_bjaz_trv_loader_data_mv__location_addr</w:t>
+              <w:t xml:space="preserve">    -- via stg2_hub_bjaz_trv_loader_data__location_addr</w:t>
               <w:br/>
               <w:t xml:space="preserve">    select MD5_BINARY(NULLIF(UPPER(TRIM(CAST('HUB_LOCATION|' || (coalesce(nullif(trim(to_varchar("BUILDING")), ''), '') || '|' || coalesce(nullif(trim(to_varchar("STREETNAME")), ''), '') || '|' || coalesce(nullif(trim(to_varchar("SUBAREACITY")), ''), '') || '|' || coalesce(nullif(trim(to_varchar("STATE")), ''), '') || '|' || coalesce(nullif(trim(to_varchar("PINCODE")), ''), '')) AS VARCHAR))), '')) as hkey</w:t>
               <w:br/>
-              <w:t xml:space="preserve">      from BAGIC_PROD_MIRROR_DB.OPUS_GG_DWHSTAGE.BJAZ_TRV_LOADER_DATA_MV</w:t>
+              <w:t xml:space="preserve">      from BAGIC_PREPROD_CURATED_DB.UTILS.BJAZ_TRV_LOADER_DATA</w:t>
               <w:br/>
               <w:t xml:space="preserve">    union all</w:t>
               <w:br/>
-              <w:t xml:space="preserve">    -- via stg2_hub_bjaz_trv_loader_log_table_mv__location_addr</w:t>
+              <w:t xml:space="preserve">    -- via stg2_hub_bjaz_trv_loader_log_table__location_addr</w:t>
               <w:br/>
               <w:t xml:space="preserve">    select MD5_BINARY(NULLIF(UPPER(TRIM(CAST('HUB_LOCATION|' || (coalesce(nullif(trim(to_varchar("BUILDING")), ''), '') || '|' || coalesce(nullif(trim(to_varchar("STREETNAME")), ''), '') || '|' || coalesce(nullif(trim(to_varchar("CITY")), ''), '') || '|' || coalesce(nullif(trim(to_varchar("STATE")), ''), '') || '|' || coalesce(nullif(trim(to_varchar("PINCODE")), ''), '') || '|' || coalesce(nullif(trim(to_varchar("COUNTRY")), ''), '')) AS VARCHAR))), '')) as hkey</w:t>
               <w:br/>
-              <w:t xml:space="preserve">      from BAGIC_PROD_MIRROR_DB.OPUS_GG_DWHSTAGE.BJAZ_TRV_LOADER_LOG_TABLE_MV</w:t>
+              <w:t xml:space="preserve">      from BAGIC_PREPROD_CURATED_DB.UTILS.BJAZ_TRV_LOADER_LOG_TABLE</w:t>
               <w:br/>
               <w:t xml:space="preserve">)</w:t>
               <w:br/>
@@ -9793,7 +9793,7 @@
               <w:br/>
               <w:t xml:space="preserve">  from BAGIC_PREPROD_CURATED_DB.BGIL_DATA_MODEL.HUB_LOCATION h</w:t>
               <w:br/>
-              <w:t xml:space="preserve"> where h.RECORD_SOURCE in ('OPUS_BJAZ_TRV_LOADER_DATA_MV', 'OPUS_BJAZ_TRV_LOADER_LOG_TABLE_MV')</w:t>
+              <w:t xml:space="preserve"> where h.RECORD_SOURCE in ('OPUS_BJAZ_TRV_LOADER_DATA', 'OPUS_BJAZ_TRV_LOADER_LOG_TABLE')</w:t>
               <w:br/>
               <w:t xml:space="preserve">   and not exists (select 1 from src s where s.hkey = h.LOCATION_HKEY)</w:t>
               <w:br/>
@@ -10051,7 +10051,7 @@
         <w:t xml:space="preserve">Note: </w:t>
       </w:r>
       <w:r>
-        <w:t xml:space="preserve">Hub rows scoped by RECORD_SOURCE value set (travel feeds only) to avoid colliding with the partner build in the shared vault. 5 RAW key branch(es): BA_TRV_DATA_POLICY_DTLS_MV.LOCATION_CODE, BA_TRV_DATA_POLICY_DTLS_MV.CO_ORG_UNIT, BJAZ_TRV_LOADER_DATA_MV.LOCATION, BJAZ_TRV_LOADER_LOG_TABLE_MV.LOCATIONCODE, BJAZ_TRV_LOADER_LOG_TABLE_MV.COORGUNIT. Travel RECORD_SOURCE value(s) parsed from feeds: OPUS_BA_TRV_DATA_POLICY_DTLS_MV, OPUS_BJAZ_TRV_LOADER_DATA_MV, OPUS_BJAZ_TRV_LOADER_LOG_TABLE_MV.</w:t>
+        <w:t xml:space="preserve">Hub rows scoped by RECORD_SOURCE value set (travel feeds only) to avoid colliding with the partner build in the shared vault. 5 RAW key branch(es): BA_TRV_DATA_POLICY_DTLS.LOCATION_CODE, BA_TRV_DATA_POLICY_DTLS.CO_ORG_UNIT, BJAZ_TRV_LOADER_DATA.LOCATION, BJAZ_TRV_LOADER_LOG_TABLE.LOCATIONCODE, BJAZ_TRV_LOADER_LOG_TABLE.COORGUNIT. Travel RECORD_SOURCE value(s) parsed from feeds: OPUS_BA_TRV_DATA_POLICY_DTLS, OPUS_BJAZ_TRV_LOADER_DATA, OPUS_BJAZ_TRV_LOADER_LOG_TABLE.</w:t>
       </w:r>
     </w:p>
     <w:p>
@@ -10084,43 +10084,43 @@
               </w:rPr>
               <w:t xml:space="preserve">with src as (</w:t>
               <w:br/>
-              <w:t xml:space="preserve">    -- via stg2_hub_ba_trv_data_policy_dtls_mv__org_unit_location_code</w:t>
+              <w:t xml:space="preserve">    -- via stg2_hub_ba_trv_data_policy_dtls__org_unit_location_code</w:t>
               <w:br/>
               <w:t xml:space="preserve">    select MD5_BINARY(NULLIF(UPPER(TRIM(CAST('HUB_ORG_UNIT|' || (nullif(trim(to_varchar("LOCATION_CODE")), '')) AS VARCHAR))), '')) as hkey</w:t>
               <w:br/>
-              <w:t xml:space="preserve">      from BAGIC_PROD_MIRROR_DB.OPUS_GG_DWHSTAGE.BA_TRV_DATA_POLICY_DTLS_MV</w:t>
+              <w:t xml:space="preserve">      from BAGIC_PREPROD_CURATED_DB.UTILS.BA_TRV_DATA_POLICY_DTLS</w:t>
               <w:br/>
               <w:t xml:space="preserve">    union all</w:t>
               <w:br/>
-              <w:t xml:space="preserve">    -- via stg2_hub_ba_trv_data_policy_dtls_mv__org_unit_co_org_unit</w:t>
+              <w:t xml:space="preserve">    -- via stg2_hub_ba_trv_data_policy_dtls__org_unit_co_org_unit</w:t>
               <w:br/>
               <w:t xml:space="preserve">    select MD5_BINARY(NULLIF(UPPER(TRIM(CAST('HUB_ORG_UNIT|' || (nullif(trim(to_varchar("CO_ORG_UNIT")), '')) AS VARCHAR))), '')) as hkey</w:t>
               <w:br/>
-              <w:t xml:space="preserve">      from BAGIC_PROD_MIRROR_DB.OPUS_GG_DWHSTAGE.BA_TRV_DATA_POLICY_DTLS_MV</w:t>
+              <w:t xml:space="preserve">      from BAGIC_PREPROD_CURATED_DB.UTILS.BA_TRV_DATA_POLICY_DTLS</w:t>
               <w:br/>
               <w:t xml:space="preserve">    union all</w:t>
               <w:br/>
-              <w:t xml:space="preserve">    -- via stg2_hub_bjaz_trv_loader_data_mv__org_unit</w:t>
+              <w:t xml:space="preserve">    -- via stg2_hub_bjaz_trv_loader_data__org_unit</w:t>
               <w:br/>
               <w:t xml:space="preserve">    select MD5_BINARY(NULLIF(UPPER(TRIM(CAST('HUB_ORG_UNIT|' || (nullif(trim(to_varchar("LOCATION")), '')) AS VARCHAR))), '')) as hkey</w:t>
               <w:br/>
-              <w:t xml:space="preserve">      from BAGIC_PROD_MIRROR_DB.OPUS_GG_DWHSTAGE.BJAZ_TRV_LOADER_DATA_MV</w:t>
+              <w:t xml:space="preserve">      from BAGIC_PREPROD_CURATED_DB.UTILS.BJAZ_TRV_LOADER_DATA</w:t>
               <w:br/>
               <w:t xml:space="preserve">    union all</w:t>
               <w:br/>
-              <w:t xml:space="preserve">    -- via stg2_hub_bjaz_trv_loader_log_table_mv__org_unit_locationcode</w:t>
+              <w:t xml:space="preserve">    -- via stg2_hub_bjaz_trv_loader_log_table__org_unit_locationcode</w:t>
               <w:br/>
               <w:t xml:space="preserve">    select MD5_BINARY(NULLIF(UPPER(TRIM(CAST('HUB_ORG_UNIT|' || (nullif(trim(to_varchar("LOCATIONCODE")), '')) AS VARCHAR))), '')) as hkey</w:t>
               <w:br/>
-              <w:t xml:space="preserve">      from BAGIC_PROD_MIRROR_DB.OPUS_GG_DWHSTAGE.BJAZ_TRV_LOADER_LOG_TABLE_MV</w:t>
+              <w:t xml:space="preserve">      from BAGIC_PREPROD_CURATED_DB.UTILS.BJAZ_TRV_LOADER_LOG_TABLE</w:t>
               <w:br/>
               <w:t xml:space="preserve">    union all</w:t>
               <w:br/>
-              <w:t xml:space="preserve">    -- via stg2_hub_bjaz_trv_loader_log_table_mv__org_unit_coorgunit</w:t>
+              <w:t xml:space="preserve">    -- via stg2_hub_bjaz_trv_loader_log_table__org_unit_coorgunit</w:t>
               <w:br/>
               <w:t xml:space="preserve">    select MD5_BINARY(NULLIF(UPPER(TRIM(CAST('HUB_ORG_UNIT|' || (nullif(trim(to_varchar("COORGUNIT")), '')) AS VARCHAR))), '')) as hkey</w:t>
               <w:br/>
-              <w:t xml:space="preserve">      from BAGIC_PROD_MIRROR_DB.OPUS_GG_DWHSTAGE.BJAZ_TRV_LOADER_LOG_TABLE_MV</w:t>
+              <w:t xml:space="preserve">      from BAGIC_PREPROD_CURATED_DB.UTILS.BJAZ_TRV_LOADER_LOG_TABLE</w:t>
               <w:br/>
               <w:t xml:space="preserve">)</w:t>
               <w:br/>
@@ -10130,7 +10130,7 @@
               <w:br/>
               <w:t xml:space="preserve">  from BAGIC_PREPROD_CURATED_DB.BGIL_DATA_MODEL.HUB_ORG_UNIT h</w:t>
               <w:br/>
-              <w:t xml:space="preserve"> where h.RECORD_SOURCE in ('OPUS_BA_TRV_DATA_POLICY_DTLS_MV', 'OPUS_BJAZ_TRV_LOADER_DATA_MV', 'OPUS_BJAZ_TRV_LOADER_LOG_TABLE_MV')</w:t>
+              <w:t xml:space="preserve"> where h.RECORD_SOURCE in ('OPUS_BA_TRV_DATA_POLICY_DTLS', 'OPUS_BJAZ_TRV_LOADER_DATA', 'OPUS_BJAZ_TRV_LOADER_LOG_TABLE')</w:t>
               <w:br/>
               <w:t xml:space="preserve">   and not exists (select 1 from src s where s.hkey = h.ORG_UNIT_HKEY)</w:t>
               <w:br/>
@@ -10388,7 +10388,7 @@
         <w:t xml:space="preserve">Note: </w:t>
       </w:r>
       <w:r>
-        <w:t xml:space="preserve">Hub rows scoped by RECORD_SOURCE value set (travel feeds only) to avoid colliding with the partner build in the shared vault. 13 RAW key branch(es): BA_TRV_DATA_POLICY_DTLS_MV.PARTNER_ID, BA_TRV_DATA_POLICY_DTLS_MV.INTERMEDIARY_CODE, BA_TRV_DATA_POLICY_DTLS_MV.SUBAGENT_CODE, BJAZ_TRV_LOADER_DATA_MV.INTERMEDIARY, BJAZ_TRV_LOADER_DATA_MV.SUBIMD, BJAZ_TRV_LOADER_DATA_MV.BAGICECODE, BJAZ_TRV_LOADER_DATA_MV.BANKRMCODE, BJAZ_TRV_LOADER_DATA_MV.BANKECODE, BJAZ_TRV_LOADER_LOG_TABLE_MV.INTERMEDIARY, BJAZ_TRV_LOADER_LOG_TABLE_MV.PARTNERID, BJAZ_TRV_LOADER_LOG_TABLE_MV.SUBAGENTCODE, BJAZ_TRV_LOADER_LOG_TABLE_MV.DEALERCODE, BJAZ_TRV_DETLS_EXTN.MARKETING_AGENT. Travel RECORD_SOURCE value(s) parsed from feeds: OPUS_BA_TRV_DATA_POLICY_DTLS_MV, OPUS_BJAZ_TRV_DETLS_EXTN, OPUS_BJAZ_TRV_LOADER_DATA_MV, OPUS_BJAZ_TRV_LOADER_LOG_TABLE_MV.</w:t>
+        <w:t xml:space="preserve">Hub rows scoped by RECORD_SOURCE value set (travel feeds only) to avoid colliding with the partner build in the shared vault. 13 RAW key branch(es): BA_TRV_DATA_POLICY_DTLS.PARTNER_ID, BA_TRV_DATA_POLICY_DTLS.INTERMEDIARY_CODE, BA_TRV_DATA_POLICY_DTLS.SUBAGENT_CODE, BJAZ_TRV_LOADER_DATA.INTERMEDIARY, BJAZ_TRV_LOADER_DATA.SUBIMD, BJAZ_TRV_LOADER_DATA.BAGICECODE, BJAZ_TRV_LOADER_DATA.BANKRMCODE, BJAZ_TRV_LOADER_DATA.BANKECODE, BJAZ_TRV_LOADER_LOG_TABLE.INTERMEDIARY, BJAZ_TRV_LOADER_LOG_TABLE.PARTNERID, BJAZ_TRV_LOADER_LOG_TABLE.SUBAGENTCODE, BJAZ_TRV_LOADER_LOG_TABLE.DEALERCODE, BJAZ_TRV_DETLS_EXTN.MARKETING_AGENT. Travel RECORD_SOURCE value(s) parsed from feeds: OPUS_BA_TRV_DATA_POLICY_DTLS, OPUS_BJAZ_TRV_DETLS_EXTN, OPUS_BJAZ_TRV_LOADER_DATA, OPUS_BJAZ_TRV_LOADER_LOG_TABLE.</w:t>
       </w:r>
     </w:p>
     <w:p>
@@ -10421,99 +10421,99 @@
               </w:rPr>
               <w:t xml:space="preserve">with src as (</w:t>
               <w:br/>
-              <w:t xml:space="preserve">    -- via stg2_hub_ba_trv_data_policy_dtls_mv__distribution_channel_partner_id</w:t>
+              <w:t xml:space="preserve">    -- via stg2_hub_ba_trv_data_policy_dtls__distribution_channel_partner_id</w:t>
               <w:br/>
               <w:t xml:space="preserve">    select MD5_BINARY(NULLIF(UPPER(TRIM(CAST('HUB_DISTRIBUTION_CHANNEL|' || (nullif(trim(to_varchar("PARTNER_ID")), '')) AS VARCHAR))), '')) as hkey</w:t>
               <w:br/>
-              <w:t xml:space="preserve">      from BAGIC_PROD_MIRROR_DB.OPUS_GG_DWHSTAGE.BA_TRV_DATA_POLICY_DTLS_MV</w:t>
+              <w:t xml:space="preserve">      from BAGIC_PREPROD_CURATED_DB.UTILS.BA_TRV_DATA_POLICY_DTLS</w:t>
               <w:br/>
               <w:t xml:space="preserve">    union all</w:t>
               <w:br/>
-              <w:t xml:space="preserve">    -- via stg2_hub_ba_trv_data_policy_dtls_mv__distribution_channel_intermediary_code</w:t>
+              <w:t xml:space="preserve">    -- via stg2_hub_ba_trv_data_policy_dtls__distribution_channel_intermediary_code</w:t>
               <w:br/>
               <w:t xml:space="preserve">    select MD5_BINARY(NULLIF(UPPER(TRIM(CAST('HUB_DISTRIBUTION_CHANNEL|' || (nullif(trim(to_varchar("INTERMEDIARY_CODE")), '')) AS VARCHAR))), '')) as hkey</w:t>
               <w:br/>
-              <w:t xml:space="preserve">      from BAGIC_PROD_MIRROR_DB.OPUS_GG_DWHSTAGE.BA_TRV_DATA_POLICY_DTLS_MV</w:t>
+              <w:t xml:space="preserve">      from BAGIC_PREPROD_CURATED_DB.UTILS.BA_TRV_DATA_POLICY_DTLS</w:t>
               <w:br/>
               <w:t xml:space="preserve">    union all</w:t>
               <w:br/>
-              <w:t xml:space="preserve">    -- via stg2_hub_ba_trv_data_policy_dtls_mv__distribution_channel_subagent_code</w:t>
+              <w:t xml:space="preserve">    -- via stg2_hub_ba_trv_data_policy_dtls__distribution_channel_subagent_code</w:t>
               <w:br/>
               <w:t xml:space="preserve">    select MD5_BINARY(NULLIF(UPPER(TRIM(CAST('HUB_DISTRIBUTION_CHANNEL|' || (nullif(trim(to_varchar("SUBAGENT_CODE")), '')) AS VARCHAR))), '')) as hkey</w:t>
               <w:br/>
-              <w:t xml:space="preserve">      from BAGIC_PROD_MIRROR_DB.OPUS_GG_DWHSTAGE.BA_TRV_DATA_POLICY_DTLS_MV</w:t>
+              <w:t xml:space="preserve">      from BAGIC_PREPROD_CURATED_DB.UTILS.BA_TRV_DATA_POLICY_DTLS</w:t>
               <w:br/>
               <w:t xml:space="preserve">    union all</w:t>
               <w:br/>
-              <w:t xml:space="preserve">    -- via stg2_hub_bjaz_trv_loader_data_mv__distribution_channel_intermediary</w:t>
+              <w:t xml:space="preserve">    -- via stg2_hub_bjaz_trv_loader_data__distribution_channel_intermediary</w:t>
               <w:br/>
               <w:t xml:space="preserve">    select MD5_BINARY(NULLIF(UPPER(TRIM(CAST('HUB_DISTRIBUTION_CHANNEL|' || (nullif(trim(to_varchar("INTERMEDIARY")), '')) AS VARCHAR))), '')) as hkey</w:t>
               <w:br/>
-              <w:t xml:space="preserve">      from BAGIC_PROD_MIRROR_DB.OPUS_GG_DWHSTAGE.BJAZ_TRV_LOADER_DATA_MV</w:t>
+              <w:t xml:space="preserve">      from BAGIC_PREPROD_CURATED_DB.UTILS.BJAZ_TRV_LOADER_DATA</w:t>
               <w:br/>
               <w:t xml:space="preserve">    union all</w:t>
               <w:br/>
-              <w:t xml:space="preserve">    -- via stg2_hub_bjaz_trv_loader_data_mv__distribution_channel_subimd</w:t>
+              <w:t xml:space="preserve">    -- via stg2_hub_bjaz_trv_loader_data__distribution_channel_subimd</w:t>
               <w:br/>
               <w:t xml:space="preserve">    select MD5_BINARY(NULLIF(UPPER(TRIM(CAST('HUB_DISTRIBUTION_CHANNEL|' || (nullif(trim(to_varchar("SUBIMD")), '')) AS VARCHAR))), '')) as hkey</w:t>
               <w:br/>
-              <w:t xml:space="preserve">      from BAGIC_PROD_MIRROR_DB.OPUS_GG_DWHSTAGE.BJAZ_TRV_LOADER_DATA_MV</w:t>
+              <w:t xml:space="preserve">      from BAGIC_PREPROD_CURATED_DB.UTILS.BJAZ_TRV_LOADER_DATA</w:t>
               <w:br/>
               <w:t xml:space="preserve">    union all</w:t>
               <w:br/>
-              <w:t xml:space="preserve">    -- via stg2_hub_bjaz_trv_loader_data_mv__distribution_channel_bagicecode</w:t>
+              <w:t xml:space="preserve">    -- via stg2_hub_bjaz_trv_loader_data__distribution_channel_bagicecode</w:t>
               <w:br/>
               <w:t xml:space="preserve">    select MD5_BINARY(NULLIF(UPPER(TRIM(CAST('HUB_DISTRIBUTION_CHANNEL|' || (nullif(trim(to_varchar("BAGICECODE")), '')) AS VARCHAR))), '')) as hkey</w:t>
               <w:br/>
-              <w:t xml:space="preserve">      from BAGIC_PROD_MIRROR_DB.OPUS_GG_DWHSTAGE.BJAZ_TRV_LOADER_DATA_MV</w:t>
+              <w:t xml:space="preserve">      from BAGIC_PREPROD_CURATED_DB.UTILS.BJAZ_TRV_LOADER_DATA</w:t>
               <w:br/>
               <w:t xml:space="preserve">    union all</w:t>
               <w:br/>
-              <w:t xml:space="preserve">    -- via stg2_hub_bjaz_trv_loader_data_mv__distribution_channel_bankrmcode</w:t>
+              <w:t xml:space="preserve">    -- via stg2_hub_bjaz_trv_loader_data__distribution_channel_bankrmcode</w:t>
               <w:br/>
               <w:t xml:space="preserve">    select MD5_BINARY(NULLIF(UPPER(TRIM(CAST('HUB_DISTRIBUTION_CHANNEL|' || (nullif(trim(to_varchar("BANKRMCODE")), '')) AS VARCHAR))), '')) as hkey</w:t>
               <w:br/>
-              <w:t xml:space="preserve">      from BAGIC_PROD_MIRROR_DB.OPUS_GG_DWHSTAGE.BJAZ_TRV_LOADER_DATA_MV</w:t>
+              <w:t xml:space="preserve">      from BAGIC_PREPROD_CURATED_DB.UTILS.BJAZ_TRV_LOADER_DATA</w:t>
               <w:br/>
               <w:t xml:space="preserve">    union all</w:t>
               <w:br/>
-              <w:t xml:space="preserve">    -- via stg2_hub_bjaz_trv_loader_data_mv__distribution_channel_bankecode</w:t>
+              <w:t xml:space="preserve">    -- via stg2_hub_bjaz_trv_loader_data__distribution_channel_bankecode</w:t>
               <w:br/>
               <w:t xml:space="preserve">    select MD5_BINARY(NULLIF(UPPER(TRIM(CAST('HUB_DISTRIBUTION_CHANNEL|' || (nullif(trim(to_varchar("BANKECODE")), '')) AS VARCHAR))), '')) as hkey</w:t>
               <w:br/>
-              <w:t xml:space="preserve">      from BAGIC_PROD_MIRROR_DB.OPUS_GG_DWHSTAGE.BJAZ_TRV_LOADER_DATA_MV</w:t>
+              <w:t xml:space="preserve">      from BAGIC_PREPROD_CURATED_DB.UTILS.BJAZ_TRV_LOADER_DATA</w:t>
               <w:br/>
               <w:t xml:space="preserve">    union all</w:t>
               <w:br/>
-              <w:t xml:space="preserve">    -- via stg2_hub_bjaz_trv_loader_log_table_mv__distribution_channel_intermediary</w:t>
+              <w:t xml:space="preserve">    -- via stg2_hub_bjaz_trv_loader_log_table__distribution_channel_intermediary</w:t>
               <w:br/>
               <w:t xml:space="preserve">    select MD5_BINARY(NULLIF(UPPER(TRIM(CAST('HUB_DISTRIBUTION_CHANNEL|' || (nullif(trim(to_varchar("INTERMEDIARY")), '')) AS VARCHAR))), '')) as hkey</w:t>
               <w:br/>
-              <w:t xml:space="preserve">      from BAGIC_PROD_MIRROR_DB.OPUS_GG_DWHSTAGE.BJAZ_TRV_LOADER_LOG_TABLE_MV</w:t>
+              <w:t xml:space="preserve">      from BAGIC_PREPROD_CURATED_DB.UTILS.BJAZ_TRV_LOADER_LOG_TABLE</w:t>
               <w:br/>
               <w:t xml:space="preserve">    union all</w:t>
               <w:br/>
-              <w:t xml:space="preserve">    -- via stg2_hub_bjaz_trv_loader_log_table_mv__distribution_channel_partnerid</w:t>
+              <w:t xml:space="preserve">    -- via stg2_hub_bjaz_trv_loader_log_table__distribution_channel_partnerid</w:t>
               <w:br/>
               <w:t xml:space="preserve">    select MD5_BINARY(NULLIF(UPPER(TRIM(CAST('HUB_DISTRIBUTION_CHANNEL|' || (nullif(trim(to_varchar("PARTNERID")), '')) AS VARCHAR))), '')) as hkey</w:t>
               <w:br/>
-              <w:t xml:space="preserve">      from BAGIC_PROD_MIRROR_DB.OPUS_GG_DWHSTAGE.BJAZ_TRV_LOADER_LOG_TABLE_MV</w:t>
+              <w:t xml:space="preserve">      from BAGIC_PREPROD_CURATED_DB.UTILS.BJAZ_TRV_LOADER_LOG_TABLE</w:t>
               <w:br/>
               <w:t xml:space="preserve">    union all</w:t>
               <w:br/>
-              <w:t xml:space="preserve">    -- via stg2_hub_bjaz_trv_loader_log_table_mv__distribution_channel_subagentcode</w:t>
+              <w:t xml:space="preserve">    -- via stg2_hub_bjaz_trv_loader_log_table__distribution_channel_subagentcode</w:t>
               <w:br/>
               <w:t xml:space="preserve">    select MD5_BINARY(NULLIF(UPPER(TRIM(CAST('HUB_DISTRIBUTION_CHANNEL|' || (nullif(trim(to_varchar("SUBAGENTCODE")), '')) AS VARCHAR))), '')) as hkey</w:t>
               <w:br/>
-              <w:t xml:space="preserve">      from BAGIC_PROD_MIRROR_DB.OPUS_GG_DWHSTAGE.BJAZ_TRV_LOADER_LOG_TABLE_MV</w:t>
+              <w:t xml:space="preserve">      from BAGIC_PREPROD_CURATED_DB.UTILS.BJAZ_TRV_LOADER_LOG_TABLE</w:t>
               <w:br/>
               <w:t xml:space="preserve">    union all</w:t>
               <w:br/>
-              <w:t xml:space="preserve">    -- via stg2_hub_bjaz_trv_loader_log_table_mv__distribution_channel_dealercode</w:t>
+              <w:t xml:space="preserve">    -- via stg2_hub_bjaz_trv_loader_log_table__distribution_channel_dealercode</w:t>
               <w:br/>
               <w:t xml:space="preserve">    select MD5_BINARY(NULLIF(UPPER(TRIM(CAST('HUB_DISTRIBUTION_CHANNEL|' || (nullif(trim(to_varchar("DEALERCODE")), '')) AS VARCHAR))), '')) as hkey</w:t>
               <w:br/>
-              <w:t xml:space="preserve">      from BAGIC_PROD_MIRROR_DB.OPUS_GG_DWHSTAGE.BJAZ_TRV_LOADER_LOG_TABLE_MV</w:t>
+              <w:t xml:space="preserve">      from BAGIC_PREPROD_CURATED_DB.UTILS.BJAZ_TRV_LOADER_LOG_TABLE</w:t>
               <w:br/>
               <w:t xml:space="preserve">    union all</w:t>
               <w:br/>
@@ -10521,7 +10521,7 @@
               <w:br/>
               <w:t xml:space="preserve">    select MD5_BINARY(NULLIF(UPPER(TRIM(CAST('HUB_DISTRIBUTION_CHANNEL|' || (nullif(trim(to_varchar("MARKETING_AGENT")), '')) AS VARCHAR))), '')) as hkey</w:t>
               <w:br/>
-              <w:t xml:space="preserve">      from BAGIC_PROD_MIRROR_DB.OPUS_GG_DWHSTAGE.BJAZ_TRV_DETLS_EXTN</w:t>
+              <w:t xml:space="preserve">      from BAGIC_PREPROD_CURATED_DB.UTILS.BJAZ_TRV_DETLS_EXTN</w:t>
               <w:br/>
               <w:t xml:space="preserve">)</w:t>
               <w:br/>
@@ -10531,7 +10531,7 @@
               <w:br/>
               <w:t xml:space="preserve">  from BAGIC_PREPROD_CURATED_DB.BGIL_DATA_MODEL.HUB_DISTRIBUTION_CHANNEL h</w:t>
               <w:br/>
-              <w:t xml:space="preserve"> where h.RECORD_SOURCE in ('OPUS_BA_TRV_DATA_POLICY_DTLS_MV', 'OPUS_BJAZ_TRV_DETLS_EXTN', 'OPUS_BJAZ_TRV_LOADER_DATA_MV', 'OPUS_BJAZ_TRV_LOADER_LOG_TABLE_MV')</w:t>
+              <w:t xml:space="preserve"> where h.RECORD_SOURCE in ('OPUS_BA_TRV_DATA_POLICY_DTLS', 'OPUS_BJAZ_TRV_DETLS_EXTN', 'OPUS_BJAZ_TRV_LOADER_DATA', 'OPUS_BJAZ_TRV_LOADER_LOG_TABLE')</w:t>
               <w:br/>
               <w:t xml:space="preserve">   and not exists (select 1 from src s where s.hkey = h.DISTRIBUTION_CHANNEL_HKEY)</w:t>
               <w:br/>
@@ -10789,7 +10789,7 @@
         <w:t xml:space="preserve">Note: </w:t>
       </w:r>
       <w:r>
-        <w:t xml:space="preserve">Hub rows scoped by RECORD_SOURCE value set (travel feeds only) to avoid colliding with the partner build in the shared vault. 1 RAW key branch(es): BJAZ_TRV_LOADER_DATA_MV.LANNO. Travel RECORD_SOURCE value(s) parsed from feeds: OPUS_BJAZ_TRV_LOADER_DATA_MV.</w:t>
+        <w:t xml:space="preserve">Hub rows scoped by RECORD_SOURCE value set (travel feeds only) to avoid colliding with the partner build in the shared vault. 1 RAW key branch(es): BJAZ_TRV_LOADER_DATA.LANNO. Travel RECORD_SOURCE value(s) parsed from feeds: OPUS_BJAZ_TRV_LOADER_DATA.</w:t>
       </w:r>
     </w:p>
     <w:p>
@@ -10822,11 +10822,11 @@
               </w:rPr>
               <w:t xml:space="preserve">with src as (</w:t>
               <w:br/>
-              <w:t xml:space="preserve">    -- via stg2_hub_bjaz_trv_loader_data_mv__financial_account</w:t>
+              <w:t xml:space="preserve">    -- via stg2_hub_bjaz_trv_loader_data__financial_account</w:t>
               <w:br/>
               <w:t xml:space="preserve">    select MD5_BINARY(NULLIF(UPPER(TRIM(CAST('HUB_FINANCIAL_ACCOUNT|' || (nullif(trim(to_varchar("LANNO")), '')) AS VARCHAR))), '')) as hkey</w:t>
               <w:br/>
-              <w:t xml:space="preserve">      from BAGIC_PROD_MIRROR_DB.OPUS_GG_DWHSTAGE.BJAZ_TRV_LOADER_DATA_MV</w:t>
+              <w:t xml:space="preserve">      from BAGIC_PREPROD_CURATED_DB.UTILS.BJAZ_TRV_LOADER_DATA</w:t>
               <w:br/>
               <w:t xml:space="preserve">)</w:t>
               <w:br/>
@@ -10836,7 +10836,7 @@
               <w:br/>
               <w:t xml:space="preserve">  from BAGIC_PREPROD_CURATED_DB.BGIL_DATA_MODEL.HUB_FINANCIAL_ACCOUNT h</w:t>
               <w:br/>
-              <w:t xml:space="preserve"> where h.RECORD_SOURCE in ('OPUS_BJAZ_TRV_LOADER_DATA_MV')</w:t>
+              <w:t xml:space="preserve"> where h.RECORD_SOURCE in ('OPUS_BJAZ_TRV_LOADER_DATA')</w:t>
               <w:br/>
               <w:t xml:space="preserve">   and not exists (select 1 from src s where s.hkey = h.FINANCIAL_ACCOUNT_HKEY)</w:t>
               <w:br/>
@@ -11094,7 +11094,7 @@
         <w:t xml:space="preserve">Note: </w:t>
       </w:r>
       <w:r>
-        <w:t xml:space="preserve">Hub rows scoped by RECORD_SOURCE value set (travel feeds only) to avoid colliding with the partner build in the shared vault. 3 RAW key branch(es): BA_TRV_DATA_POLICY_DTLS_MV.TRANSACTION_ID, BJAZ_TRV_LOADER_DATA_MV.TRANSACTIONID, BJAZ_TRV_LOADER_LOG_TABLE_MV.POLICYNUMBER. Travel RECORD_SOURCE value(s) parsed from feeds: OPUS_BA_TRV_DATA_POLICY_DTLS_MV, OPUS_BJAZ_TRV_LOADER_DATA_MV, OPUS_BJAZ_TRV_LOADER_LOG_TABLE_MV.</w:t>
+        <w:t xml:space="preserve">Hub rows scoped by RECORD_SOURCE value set (travel feeds only) to avoid colliding with the partner build in the shared vault. 3 RAW key branch(es): BA_TRV_DATA_POLICY_DTLS.TRANSACTION_ID, BJAZ_TRV_LOADER_DATA.TRANSACTIONID, BJAZ_TRV_LOADER_LOG_TABLE.POLICYNUMBER. Travel RECORD_SOURCE value(s) parsed from feeds: OPUS_BA_TRV_DATA_POLICY_DTLS, OPUS_BJAZ_TRV_LOADER_DATA, OPUS_BJAZ_TRV_LOADER_LOG_TABLE.</w:t>
       </w:r>
     </w:p>
     <w:p>
@@ -11127,27 +11127,27 @@
               </w:rPr>
               <w:t xml:space="preserve">with src as (</w:t>
               <w:br/>
-              <w:t xml:space="preserve">    -- via stg2_hub_ba_trv_data_policy_dtls_mv__financial_transaction</w:t>
+              <w:t xml:space="preserve">    -- via stg2_hub_ba_trv_data_policy_dtls__financial_transaction</w:t>
               <w:br/>
               <w:t xml:space="preserve">    select MD5_BINARY(NULLIF(UPPER(TRIM(CAST('HUB_FINANCIAL_TRANSACTION|' || (nullif(trim(to_varchar("TRANSACTION_ID")), '')) AS VARCHAR))), '')) as hkey</w:t>
               <w:br/>
-              <w:t xml:space="preserve">      from BAGIC_PROD_MIRROR_DB.OPUS_GG_DWHSTAGE.BA_TRV_DATA_POLICY_DTLS_MV</w:t>
+              <w:t xml:space="preserve">      from BAGIC_PREPROD_CURATED_DB.UTILS.BA_TRV_DATA_POLICY_DTLS</w:t>
               <w:br/>
               <w:t xml:space="preserve">    union all</w:t>
               <w:br/>
-              <w:t xml:space="preserve">    -- via stg2_hub_bjaz_trv_loader_data_mv__financial_transaction</w:t>
+              <w:t xml:space="preserve">    -- via stg2_hub_bjaz_trv_loader_data__financial_transaction</w:t>
               <w:br/>
               <w:t xml:space="preserve">    select MD5_BINARY(NULLIF(UPPER(TRIM(CAST('HUB_FINANCIAL_TRANSACTION|' || (nullif(trim(to_varchar("TRANSACTIONID")), '')) AS VARCHAR))), '')) as hkey</w:t>
               <w:br/>
-              <w:t xml:space="preserve">      from BAGIC_PROD_MIRROR_DB.OPUS_GG_DWHSTAGE.BJAZ_TRV_LOADER_DATA_MV</w:t>
+              <w:t xml:space="preserve">      from BAGIC_PREPROD_CURATED_DB.UTILS.BJAZ_TRV_LOADER_DATA</w:t>
               <w:br/>
               <w:t xml:space="preserve">    union all</w:t>
               <w:br/>
-              <w:t xml:space="preserve">    -- via stg2_hub_bjaz_trv_loader_log_table_mv__financial_transaction_degenerate</w:t>
+              <w:t xml:space="preserve">    -- via stg2_hub_bjaz_trv_loader_log_table__financial_transaction_degenerate</w:t>
               <w:br/>
               <w:t xml:space="preserve">    select MD5_BINARY(NULLIF(UPPER(TRIM(CAST('HUB_FINANCIAL_TRANSACTION|' || (nullif(trim(to_varchar("POLICYNUMBER")), '')) AS VARCHAR))), '')) as hkey</w:t>
               <w:br/>
-              <w:t xml:space="preserve">      from BAGIC_PROD_MIRROR_DB.OPUS_GG_DWHSTAGE.BJAZ_TRV_LOADER_LOG_TABLE_MV</w:t>
+              <w:t xml:space="preserve">      from BAGIC_PREPROD_CURATED_DB.UTILS.BJAZ_TRV_LOADER_LOG_TABLE</w:t>
               <w:br/>
               <w:t xml:space="preserve">)</w:t>
               <w:br/>
@@ -11157,7 +11157,7 @@
               <w:br/>
               <w:t xml:space="preserve">  from BAGIC_PREPROD_CURATED_DB.BGIL_DATA_MODEL.HUB_FINANCIAL_TRANSACTION h</w:t>
               <w:br/>
-              <w:t xml:space="preserve"> where h.RECORD_SOURCE in ('OPUS_BA_TRV_DATA_POLICY_DTLS_MV', 'OPUS_BJAZ_TRV_LOADER_DATA_MV', 'OPUS_BJAZ_TRV_LOADER_LOG_TABLE_MV')</w:t>
+              <w:t xml:space="preserve"> where h.RECORD_SOURCE in ('OPUS_BA_TRV_DATA_POLICY_DTLS', 'OPUS_BJAZ_TRV_LOADER_DATA', 'OPUS_BJAZ_TRV_LOADER_LOG_TABLE')</w:t>
               <w:br/>
               <w:t xml:space="preserve">   and not exists (select 1 from src s where s.hkey = h.FINANCIAL_TRANSACTION_HKEY)</w:t>
               <w:br/>
@@ -11415,7 +11415,7 @@
         <w:t xml:space="preserve">Note: </w:t>
       </w:r>
       <w:r>
-        <w:t xml:space="preserve">Hub rows scoped by RECORD_SOURCE value set (travel feeds only) to avoid colliding with the partner build in the shared vault. 5 RAW key branch(es): BA_TRV_DATA_POLICY_DTLS_MV.CFT_MST_CONTRACT_ID, BA_TRV_PLAN_MST_MV.CFT_MST_CONTRACT_ID, BJAZ_TRV_LOADER_LOG_TABLE_MV.CONTRACTID, BJAZ_TRV_RATE_MASTER_MV.CFT_MST_CONTRACT_ID, BJAZ_TRV_DETLS_EXTN.CONTRACT_ID. Travel RECORD_SOURCE value(s) parsed from feeds: OPUS_BA_TRV_DATA_POLICY_DTLS_MV, OPUS_BA_TRV_PLAN_MST_MV, OPUS_BJAZ_TRV_DETLS_EXTN, OPUS_BJAZ_TRV_LOADER_LOG_TABLE_MV, OPUS_BJAZ_TRV_RATE_MASTER_MV.</w:t>
+        <w:t xml:space="preserve">Hub rows scoped by RECORD_SOURCE value set (travel feeds only) to avoid colliding with the partner build in the shared vault. 5 RAW key branch(es): BA_TRV_DATA_POLICY_DTLS.CFT_MST_CONTRACT_ID, BA_TRV_PLAN_MST.CFT_MST_CONTRACT_ID, BJAZ_TRV_LOADER_LOG_TABLE.CONTRACTID, BJAZ_TRV_RATE_MASTER.CFT_MST_CONTRACT_ID, BJAZ_TRV_DETLS_EXTN.CONTRACT_ID. Travel RECORD_SOURCE value(s) parsed from feeds: OPUS_BA_TRV_DATA_POLICY_DTLS, OPUS_BA_TRV_PLAN_MST, OPUS_BJAZ_TRV_DETLS_EXTN, OPUS_BJAZ_TRV_LOADER_LOG_TABLE, OPUS_BJAZ_TRV_RATE_MASTER.</w:t>
       </w:r>
     </w:p>
     <w:p>
@@ -11448,35 +11448,35 @@
               </w:rPr>
               <w:t xml:space="preserve">with src as (</w:t>
               <w:br/>
-              <w:t xml:space="preserve">    -- via stg2_hub_ba_trv_data_policy_dtls_mv__agreement</w:t>
+              <w:t xml:space="preserve">    -- via stg2_hub_ba_trv_data_policy_dtls__agreement</w:t>
               <w:br/>
               <w:t xml:space="preserve">    select MD5_BINARY(NULLIF(UPPER(TRIM(CAST('HUB_AGREEMENT|' || (nullif(trim(to_varchar("CFT_MST_CONTRACT_ID")), '')) AS VARCHAR))), '')) as hkey</w:t>
               <w:br/>
-              <w:t xml:space="preserve">      from BAGIC_PROD_MIRROR_DB.OPUS_GG_DWHSTAGE.BA_TRV_DATA_POLICY_DTLS_MV</w:t>
+              <w:t xml:space="preserve">      from BAGIC_PREPROD_CURATED_DB.UTILS.BA_TRV_DATA_POLICY_DTLS</w:t>
               <w:br/>
               <w:t xml:space="preserve">    union all</w:t>
               <w:br/>
-              <w:t xml:space="preserve">    -- via stg2_hub_ba_trv_plan_mst_mv__agreement</w:t>
+              <w:t xml:space="preserve">    -- via stg2_hub_ba_trv_plan_mst__agreement</w:t>
               <w:br/>
               <w:t xml:space="preserve">    select MD5_BINARY(NULLIF(UPPER(TRIM(CAST('HUB_AGREEMENT|' || (nullif(trim(to_varchar("CFT_MST_CONTRACT_ID")), '')) AS VARCHAR))), '')) as hkey</w:t>
               <w:br/>
-              <w:t xml:space="preserve">      from BAGIC_PROD_MIRROR_DB.OPUS_GG_DWHSTAGE.BA_TRV_PLAN_MST_MV</w:t>
+              <w:t xml:space="preserve">      from BAGIC_PREPROD_CURATED_DB.UTILS.BA_TRV_PLAN_MST</w:t>
               <w:br/>
               <w:t xml:space="preserve">    union all</w:t>
               <w:br/>
-              <w:t xml:space="preserve">    -- via stg2_hub_bjaz_trv_loader_log_table_mv__agreement</w:t>
+              <w:t xml:space="preserve">    -- via stg2_hub_bjaz_trv_loader_log_table__agreement</w:t>
               <w:br/>
               <w:t xml:space="preserve">    select MD5_BINARY(NULLIF(UPPER(TRIM(CAST('HUB_AGREEMENT|' || (nullif(trim(to_varchar("CONTRACTID")), '')) AS VARCHAR))), '')) as hkey</w:t>
               <w:br/>
-              <w:t xml:space="preserve">      from BAGIC_PROD_MIRROR_DB.OPUS_GG_DWHSTAGE.BJAZ_TRV_LOADER_LOG_TABLE_MV</w:t>
+              <w:t xml:space="preserve">      from BAGIC_PREPROD_CURATED_DB.UTILS.BJAZ_TRV_LOADER_LOG_TABLE</w:t>
               <w:br/>
               <w:t xml:space="preserve">    union all</w:t>
               <w:br/>
-              <w:t xml:space="preserve">    -- via stg2_hub_bjaz_trv_rate_master_mv__agreement</w:t>
+              <w:t xml:space="preserve">    -- via stg2_hub_bjaz_trv_rate_master__agreement</w:t>
               <w:br/>
               <w:t xml:space="preserve">    select MD5_BINARY(NULLIF(UPPER(TRIM(CAST('HUB_AGREEMENT|' || (nullif(trim(to_varchar("CFT_MST_CONTRACT_ID")), '')) AS VARCHAR))), '')) as hkey</w:t>
               <w:br/>
-              <w:t xml:space="preserve">      from BAGIC_PROD_MIRROR_DB.OPUS_GG_DWHSTAGE.BJAZ_TRV_RATE_MASTER_MV</w:t>
+              <w:t xml:space="preserve">      from BAGIC_PREPROD_CURATED_DB.UTILS.BJAZ_TRV_RATE_MASTER</w:t>
               <w:br/>
               <w:t xml:space="preserve">    union all</w:t>
               <w:br/>
@@ -11484,7 +11484,7 @@
               <w:br/>
               <w:t xml:space="preserve">    select MD5_BINARY(NULLIF(UPPER(TRIM(CAST('HUB_AGREEMENT|' || (nullif(trim(to_varchar("CONTRACT_ID")), '')) AS VARCHAR))), '')) as hkey</w:t>
               <w:br/>
-              <w:t xml:space="preserve">      from BAGIC_PROD_MIRROR_DB.OPUS_GG_DWHSTAGE.BJAZ_TRV_DETLS_EXTN</w:t>
+              <w:t xml:space="preserve">      from BAGIC_PREPROD_CURATED_DB.UTILS.BJAZ_TRV_DETLS_EXTN</w:t>
               <w:br/>
               <w:t xml:space="preserve">)</w:t>
               <w:br/>
@@ -11494,7 +11494,7 @@
               <w:br/>
               <w:t xml:space="preserve">  from BAGIC_PREPROD_CURATED_DB.BGIL_DATA_MODEL.HUB_AGREEMENT h</w:t>
               <w:br/>
-              <w:t xml:space="preserve"> where h.RECORD_SOURCE in ('OPUS_BA_TRV_DATA_POLICY_DTLS_MV', 'OPUS_BA_TRV_PLAN_MST_MV', 'OPUS_BJAZ_TRV_DETLS_EXTN', 'OPUS_BJAZ_TRV_LOADER_LOG_TABLE_MV', 'OPUS_BJAZ_TRV_RATE_MASTER_MV')</w:t>
+              <w:t xml:space="preserve"> where h.RECORD_SOURCE in ('OPUS_BA_TRV_DATA_POLICY_DTLS', 'OPUS_BA_TRV_PLAN_MST', 'OPUS_BJAZ_TRV_DETLS_EXTN', 'OPUS_BJAZ_TRV_LOADER_LOG_TABLE', 'OPUS_BJAZ_TRV_RATE_MASTER')</w:t>
               <w:br/>
               <w:t xml:space="preserve">   and not exists (select 1 from src s where s.hkey = h.AGREEMENT_HKEY)</w:t>
               <w:br/>
@@ -11752,7 +11752,7 @@
         <w:t xml:space="preserve">Note: </w:t>
       </w:r>
       <w:r>
-        <w:t xml:space="preserve">Hub rows scoped by RECORD_SOURCE value set (travel feeds only) to avoid colliding with the partner build in the shared vault. 2 RAW key branch(es): BA_TRV_DATA_POLICY_DTLS_MV.SCRUTINY_NO, BJAZ_TRV_LOADER_DATA_MV.SCRUTINY_NO. Travel RECORD_SOURCE value(s) parsed from feeds: OPUS_BA_TRV_DATA_POLICY_DTLS_MV, OPUS_BJAZ_TRV_LOADER_DATA_MV.</w:t>
+        <w:t xml:space="preserve">Hub rows scoped by RECORD_SOURCE value set (travel feeds only) to avoid colliding with the partner build in the shared vault. 2 RAW key branch(es): BA_TRV_DATA_POLICY_DTLS.SCRUTINY_NO, BJAZ_TRV_LOADER_DATA.SCRUTINY_NO. Travel RECORD_SOURCE value(s) parsed from feeds: OPUS_BA_TRV_DATA_POLICY_DTLS, OPUS_BJAZ_TRV_LOADER_DATA.</w:t>
       </w:r>
     </w:p>
     <w:p>
@@ -11785,19 +11785,19 @@
               </w:rPr>
               <w:t xml:space="preserve">with src as (</w:t>
               <w:br/>
-              <w:t xml:space="preserve">    -- via stg2_hub_ba_trv_data_policy_dtls_mv__assessment</w:t>
+              <w:t xml:space="preserve">    -- via stg2_hub_ba_trv_data_policy_dtls__assessment</w:t>
               <w:br/>
               <w:t xml:space="preserve">    select MD5_BINARY(NULLIF(UPPER(TRIM(CAST('HUB_ASSESSMENT|' || (nullif(trim(to_varchar("SCRUTINY_NO")), '')) AS VARCHAR))), '')) as hkey</w:t>
               <w:br/>
-              <w:t xml:space="preserve">      from BAGIC_PROD_MIRROR_DB.OPUS_GG_DWHSTAGE.BA_TRV_DATA_POLICY_DTLS_MV</w:t>
+              <w:t xml:space="preserve">      from BAGIC_PREPROD_CURATED_DB.UTILS.BA_TRV_DATA_POLICY_DTLS</w:t>
               <w:br/>
               <w:t xml:space="preserve">    union all</w:t>
               <w:br/>
-              <w:t xml:space="preserve">    -- via stg2_hub_bjaz_trv_loader_data_mv__assessment</w:t>
+              <w:t xml:space="preserve">    -- via stg2_hub_bjaz_trv_loader_data__assessment</w:t>
               <w:br/>
               <w:t xml:space="preserve">    select MD5_BINARY(NULLIF(UPPER(TRIM(CAST('HUB_ASSESSMENT|' || (nullif(trim(to_varchar("SCRUTINY_NO")), '')) AS VARCHAR))), '')) as hkey</w:t>
               <w:br/>
-              <w:t xml:space="preserve">      from BAGIC_PROD_MIRROR_DB.OPUS_GG_DWHSTAGE.BJAZ_TRV_LOADER_DATA_MV</w:t>
+              <w:t xml:space="preserve">      from BAGIC_PREPROD_CURATED_DB.UTILS.BJAZ_TRV_LOADER_DATA</w:t>
               <w:br/>
               <w:t xml:space="preserve">)</w:t>
               <w:br/>
@@ -11807,7 +11807,7 @@
               <w:br/>
               <w:t xml:space="preserve">  from BAGIC_PREPROD_CURATED_DB.BGIL_DATA_MODEL.HUB_ASSESSMENT h</w:t>
               <w:br/>
-              <w:t xml:space="preserve"> where h.RECORD_SOURCE in ('OPUS_BA_TRV_DATA_POLICY_DTLS_MV', 'OPUS_BJAZ_TRV_LOADER_DATA_MV')</w:t>
+              <w:t xml:space="preserve"> where h.RECORD_SOURCE in ('OPUS_BA_TRV_DATA_POLICY_DTLS', 'OPUS_BJAZ_TRV_LOADER_DATA')</w:t>
               <w:br/>
               <w:t xml:space="preserve">   and not exists (select 1 from src s where s.hkey = h.ASSESSMENT_HKEY)</w:t>
               <w:br/>
@@ -12065,7 +12065,7 @@
         <w:t xml:space="preserve">Note: </w:t>
       </w:r>
       <w:r>
-        <w:t xml:space="preserve">Hub rows scoped by RECORD_SOURCE value set (travel feeds only) to avoid colliding with the partner build in the shared vault. 2 RAW key branch(es): BA_TRV_DATA_POLICY_DTLS_MV.TRAVEL_REQ_NO, BJAZ_TRV_DETLS_EXTN.TRAVEL_REQ_NO. Travel RECORD_SOURCE value(s) parsed from feeds: OPUS_BA_TRV_DATA_POLICY_DTLS_MV, OPUS_BJAZ_TRV_DETLS_EXTN.</w:t>
+        <w:t xml:space="preserve">Hub rows scoped by RECORD_SOURCE value set (travel feeds only) to avoid colliding with the partner build in the shared vault. 2 RAW key branch(es): BA_TRV_DATA_POLICY_DTLS.TRAVEL_REQ_NO, BJAZ_TRV_DETLS_EXTN.TRAVEL_REQ_NO. Travel RECORD_SOURCE value(s) parsed from feeds: OPUS_BA_TRV_DATA_POLICY_DTLS, OPUS_BJAZ_TRV_DETLS_EXTN.</w:t>
       </w:r>
     </w:p>
     <w:p>
@@ -12098,11 +12098,11 @@
               </w:rPr>
               <w:t xml:space="preserve">with src as (</w:t>
               <w:br/>
-              <w:t xml:space="preserve">    -- via stg2_hub_ba_trv_data_policy_dtls_mv__proposal</w:t>
+              <w:t xml:space="preserve">    -- via stg2_hub_ba_trv_data_policy_dtls__proposal</w:t>
               <w:br/>
               <w:t xml:space="preserve">    select MD5_BINARY(NULLIF(UPPER(TRIM(CAST('HUB_PROPOSAL|' || (nullif(trim(to_varchar("TRAVEL_REQ_NO")), '')) AS VARCHAR))), '')) as hkey</w:t>
               <w:br/>
-              <w:t xml:space="preserve">      from BAGIC_PROD_MIRROR_DB.OPUS_GG_DWHSTAGE.BA_TRV_DATA_POLICY_DTLS_MV</w:t>
+              <w:t xml:space="preserve">      from BAGIC_PREPROD_CURATED_DB.UTILS.BA_TRV_DATA_POLICY_DTLS</w:t>
               <w:br/>
               <w:t xml:space="preserve">    union all</w:t>
               <w:br/>
@@ -12110,7 +12110,7 @@
               <w:br/>
               <w:t xml:space="preserve">    select MD5_BINARY(NULLIF(UPPER(TRIM(CAST('HUB_PROPOSAL|' || (nullif(trim(to_varchar("TRAVEL_REQ_NO")), '')) AS VARCHAR))), '')) as hkey</w:t>
               <w:br/>
-              <w:t xml:space="preserve">      from BAGIC_PROD_MIRROR_DB.OPUS_GG_DWHSTAGE.BJAZ_TRV_DETLS_EXTN</w:t>
+              <w:t xml:space="preserve">      from BAGIC_PREPROD_CURATED_DB.UTILS.BJAZ_TRV_DETLS_EXTN</w:t>
               <w:br/>
               <w:t xml:space="preserve">)</w:t>
               <w:br/>
@@ -12120,7 +12120,7 @@
               <w:br/>
               <w:t xml:space="preserve">  from BAGIC_PREPROD_CURATED_DB.BGIL_DATA_MODEL.HUB_PROPOSAL h</w:t>
               <w:br/>
-              <w:t xml:space="preserve"> where h.RECORD_SOURCE in ('OPUS_BA_TRV_DATA_POLICY_DTLS_MV', 'OPUS_BJAZ_TRV_DETLS_EXTN')</w:t>
+              <w:t xml:space="preserve"> where h.RECORD_SOURCE in ('OPUS_BA_TRV_DATA_POLICY_DTLS', 'OPUS_BJAZ_TRV_DETLS_EXTN')</w:t>
               <w:br/>
               <w:t xml:space="preserve">   and not exists (select 1 from src s where s.hkey = h.PROPOSAL_HKEY)</w:t>
               <w:br/>
@@ -12378,7 +12378,7 @@
         <w:t xml:space="preserve">Note: </w:t>
       </w:r>
       <w:r>
-        <w:t xml:space="preserve">Hub rows scoped by RECORD_SOURCE value set (travel feeds only) to avoid colliding with the partner build in the shared vault. 1 RAW key branch(es): BA_TRV_DATA_POLICY_DTLS_MV.QUOTE_NO. Travel RECORD_SOURCE value(s) parsed from feeds: OPUS_BA_TRV_DATA_POLICY_DTLS_MV.</w:t>
+        <w:t xml:space="preserve">Hub rows scoped by RECORD_SOURCE value set (travel feeds only) to avoid colliding with the partner build in the shared vault. 1 RAW key branch(es): BA_TRV_DATA_POLICY_DTLS.QUOTE_NO. Travel RECORD_SOURCE value(s) parsed from feeds: OPUS_BA_TRV_DATA_POLICY_DTLS.</w:t>
       </w:r>
     </w:p>
     <w:p>
@@ -12411,11 +12411,11 @@
               </w:rPr>
               <w:t xml:space="preserve">with src as (</w:t>
               <w:br/>
-              <w:t xml:space="preserve">    -- via stg2_hub_ba_trv_data_policy_dtls_mv__quote</w:t>
+              <w:t xml:space="preserve">    -- via stg2_hub_ba_trv_data_policy_dtls__quote</w:t>
               <w:br/>
               <w:t xml:space="preserve">    select MD5_BINARY(NULLIF(UPPER(TRIM(CAST('HUB_QUOTE|' || (nullif(trim(to_varchar("QUOTE_NO")), '')) AS VARCHAR))), '')) as hkey</w:t>
               <w:br/>
-              <w:t xml:space="preserve">      from BAGIC_PROD_MIRROR_DB.OPUS_GG_DWHSTAGE.BA_TRV_DATA_POLICY_DTLS_MV</w:t>
+              <w:t xml:space="preserve">      from BAGIC_PREPROD_CURATED_DB.UTILS.BA_TRV_DATA_POLICY_DTLS</w:t>
               <w:br/>
               <w:t xml:space="preserve">)</w:t>
               <w:br/>
@@ -12425,7 +12425,7 @@
               <w:br/>
               <w:t xml:space="preserve">  from BAGIC_PREPROD_CURATED_DB.BGIL_DATA_MODEL.HUB_QUOTE h</w:t>
               <w:br/>
-              <w:t xml:space="preserve"> where h.RECORD_SOURCE in ('OPUS_BA_TRV_DATA_POLICY_DTLS_MV')</w:t>
+              <w:t xml:space="preserve"> where h.RECORD_SOURCE in ('OPUS_BA_TRV_DATA_POLICY_DTLS')</w:t>
               <w:br/>
               <w:t xml:space="preserve">   and not exists (select 1 from src s where s.hkey = h.QUOTE_HKEY)</w:t>
               <w:br/>
@@ -12683,7 +12683,7 @@
         <w:t xml:space="preserve">Note: </w:t>
       </w:r>
       <w:r>
-        <w:t xml:space="preserve">Hub rows scoped by RECORD_SOURCE value set (travel feeds only) to avoid colliding with the partner build in the shared vault. 6 RAW key branch(es): BJAZ_TRV_LOADER_DATA_MV.POLICY_REF, BJAZ_TRV_LOADER_DATA_MV.POLICY_REF, BJAZ_TRV_LOADER_DATA_MV.POLICY_REF, BJAZ_TRV_LOADER_DATA_MV.POLICY_REF, BJAZ_TRV_LOADER_DATA_MV.POLICY_REF, BJAZ_TRV_LOADER_LOG_TABLE_MV.POLICYNUMBER. Travel RECORD_SOURCE value(s) parsed from feeds: OPUS_BJAZ_TRV_LOADER_DATA_MV, OPUS_BJAZ_TRV_LOADER_LOG_TABLE_MV.</w:t>
+        <w:t xml:space="preserve">Hub rows scoped by RECORD_SOURCE value set (travel feeds only) to avoid colliding with the partner build in the shared vault. 6 RAW key branch(es): BJAZ_TRV_LOADER_DATA.POLICY_REF, BJAZ_TRV_LOADER_DATA.POLICY_REF, BJAZ_TRV_LOADER_DATA.POLICY_REF, BJAZ_TRV_LOADER_DATA.POLICY_REF, BJAZ_TRV_LOADER_DATA.POLICY_REF, BJAZ_TRV_LOADER_LOG_TABLE.POLICYNUMBER. Travel RECORD_SOURCE value(s) parsed from feeds: OPUS_BJAZ_TRV_LOADER_DATA, OPUS_BJAZ_TRV_LOADER_LOG_TABLE.</w:t>
       </w:r>
     </w:p>
     <w:p>
@@ -12716,51 +12716,51 @@
               </w:rPr>
               <w:t xml:space="preserve">with src as (</w:t>
               <w:br/>
-              <w:t xml:space="preserve">    -- via stg2_hub_bjaz_trv_loader_data_mv__risk_object_member1</w:t>
+              <w:t xml:space="preserve">    -- via stg2_hub_bjaz_trv_loader_data__risk_object_member1</w:t>
               <w:br/>
               <w:t xml:space="preserve">    select MD5_BINARY(NULLIF(UPPER(TRIM(CAST('HUB_RISK_OBJECT|' || (nullif(trim(to_varchar("POLICY_REF")), '') || '|MEMBER1') AS VARCHAR))), '')) as hkey</w:t>
               <w:br/>
-              <w:t xml:space="preserve">      from BAGIC_PROD_MIRROR_DB.OPUS_GG_DWHSTAGE.BJAZ_TRV_LOADER_DATA_MV</w:t>
+              <w:t xml:space="preserve">      from BAGIC_PREPROD_CURATED_DB.UTILS.BJAZ_TRV_LOADER_DATA</w:t>
               <w:br/>
               <w:t xml:space="preserve">    union all</w:t>
               <w:br/>
-              <w:t xml:space="preserve">    -- via stg2_hub_bjaz_trv_loader_data_mv__risk_object_member2</w:t>
+              <w:t xml:space="preserve">    -- via stg2_hub_bjaz_trv_loader_data__risk_object_member2</w:t>
               <w:br/>
               <w:t xml:space="preserve">    select MD5_BINARY(NULLIF(UPPER(TRIM(CAST('HUB_RISK_OBJECT|' || (nullif(trim(to_varchar("POLICY_REF")), '') || '|MEMBER2') AS VARCHAR))), '')) as hkey</w:t>
               <w:br/>
-              <w:t xml:space="preserve">      from BAGIC_PROD_MIRROR_DB.OPUS_GG_DWHSTAGE.BJAZ_TRV_LOADER_DATA_MV</w:t>
+              <w:t xml:space="preserve">      from BAGIC_PREPROD_CURATED_DB.UTILS.BJAZ_TRV_LOADER_DATA</w:t>
               <w:br/>
               <w:t xml:space="preserve">    union all</w:t>
               <w:br/>
-              <w:t xml:space="preserve">    -- via stg2_hub_bjaz_trv_loader_data_mv__risk_object_member3</w:t>
+              <w:t xml:space="preserve">    -- via stg2_hub_bjaz_trv_loader_data__risk_object_member3</w:t>
               <w:br/>
               <w:t xml:space="preserve">    select MD5_BINARY(NULLIF(UPPER(TRIM(CAST('HUB_RISK_OBJECT|' || (nullif(trim(to_varchar("POLICY_REF")), '') || '|MEMBER3') AS VARCHAR))), '')) as hkey</w:t>
               <w:br/>
-              <w:t xml:space="preserve">      from BAGIC_PROD_MIRROR_DB.OPUS_GG_DWHSTAGE.BJAZ_TRV_LOADER_DATA_MV</w:t>
+              <w:t xml:space="preserve">      from BAGIC_PREPROD_CURATED_DB.UTILS.BJAZ_TRV_LOADER_DATA</w:t>
               <w:br/>
               <w:t xml:space="preserve">    union all</w:t>
               <w:br/>
-              <w:t xml:space="preserve">    -- via stg2_hub_bjaz_trv_loader_data_mv__risk_object_member4</w:t>
+              <w:t xml:space="preserve">    -- via stg2_hub_bjaz_trv_loader_data__risk_object_member4</w:t>
               <w:br/>
               <w:t xml:space="preserve">    select MD5_BINARY(NULLIF(UPPER(TRIM(CAST('HUB_RISK_OBJECT|' || (nullif(trim(to_varchar("POLICY_REF")), '') || '|MEMBER4') AS VARCHAR))), '')) as hkey</w:t>
               <w:br/>
-              <w:t xml:space="preserve">      from BAGIC_PROD_MIRROR_DB.OPUS_GG_DWHSTAGE.BJAZ_TRV_LOADER_DATA_MV</w:t>
+              <w:t xml:space="preserve">      from BAGIC_PREPROD_CURATED_DB.UTILS.BJAZ_TRV_LOADER_DATA</w:t>
               <w:br/>
               <w:t xml:space="preserve">    union all</w:t>
               <w:br/>
-              <w:t xml:space="preserve">    -- via stg2_hub_bjaz_trv_loader_data_mv__risk_object_member5</w:t>
+              <w:t xml:space="preserve">    -- via stg2_hub_bjaz_trv_loader_data__risk_object_member5</w:t>
               <w:br/>
               <w:t xml:space="preserve">    select MD5_BINARY(NULLIF(UPPER(TRIM(CAST('HUB_RISK_OBJECT|' || (nullif(trim(to_varchar("POLICY_REF")), '') || '|MEMBER5') AS VARCHAR))), '')) as hkey</w:t>
               <w:br/>
-              <w:t xml:space="preserve">      from BAGIC_PROD_MIRROR_DB.OPUS_GG_DWHSTAGE.BJAZ_TRV_LOADER_DATA_MV</w:t>
+              <w:t xml:space="preserve">      from BAGIC_PREPROD_CURATED_DB.UTILS.BJAZ_TRV_LOADER_DATA</w:t>
               <w:br/>
               <w:t xml:space="preserve">    union all</w:t>
               <w:br/>
-              <w:t xml:space="preserve">    -- via stg2_hub_bjaz_trv_loader_log_table_mv__risk_object</w:t>
+              <w:t xml:space="preserve">    -- via stg2_hub_bjaz_trv_loader_log_table__risk_object</w:t>
               <w:br/>
               <w:t xml:space="preserve">    select MD5_BINARY(NULLIF(UPPER(TRIM(CAST('HUB_RISK_OBJECT|' || (nullif(trim(to_varchar("POLICYNUMBER")), '')) AS VARCHAR))), '')) as hkey</w:t>
               <w:br/>
-              <w:t xml:space="preserve">      from BAGIC_PROD_MIRROR_DB.OPUS_GG_DWHSTAGE.BJAZ_TRV_LOADER_LOG_TABLE_MV</w:t>
+              <w:t xml:space="preserve">      from BAGIC_PREPROD_CURATED_DB.UTILS.BJAZ_TRV_LOADER_LOG_TABLE</w:t>
               <w:br/>
               <w:t xml:space="preserve">)</w:t>
               <w:br/>
@@ -12770,7 +12770,7 @@
               <w:br/>
               <w:t xml:space="preserve">  from BAGIC_PREPROD_CURATED_DB.BGIL_DATA_MODEL.HUB_RISK_OBJECT h</w:t>
               <w:br/>
-              <w:t xml:space="preserve"> where h.RECORD_SOURCE in ('OPUS_BJAZ_TRV_LOADER_DATA_MV', 'OPUS_BJAZ_TRV_LOADER_LOG_TABLE_MV')</w:t>
+              <w:t xml:space="preserve"> where h.RECORD_SOURCE in ('OPUS_BJAZ_TRV_LOADER_DATA', 'OPUS_BJAZ_TRV_LOADER_LOG_TABLE')</w:t>
               <w:br/>
               <w:t xml:space="preserve">   and not exists (select 1 from src s where s.hkey = h.RISK_OBJECT_HKEY)</w:t>
               <w:br/>

--- a/BGIL_DBT/validation/travel/DM-K/DM-K2.docx
+++ b/BGIL_DBT/validation/travel/DM-K/DM-K2.docx
@@ -2172,9 +2172,6 @@
       <w:r>
         <w:t xml:space="preserve">1. MAXIMUS — HUB_PARTY</w:t>
       </w:r>
-      <w:r>
-        <w:t xml:space="preserve">  [M1]</w:t>
-      </w:r>
     </w:p>
     <w:tbl>
       <w:tblPr>
@@ -2400,7 +2397,7 @@
               <w:br/>
               <w:t xml:space="preserve">    -- via hubfeed_mt_party &lt;- stg2_mt__clm_clmd_claim_reserve</w:t>
               <w:br/>
-              <w:t xml:space="preserve">    select MD5_BINARY(NULLIF(UPPER(TRIM(CAST('HUB_PARTY|' || (nullif(trim(case when coalesce(nullif(trim(nullif(trim(to_varchar("RESERVPARTY")), '')),'')) is not null then nullif(trim(nullif(trim(to_varchar("RESERVPARTY")), '')), '') end),'')) AS VARCHAR))), '')) as hkey</w:t>
+              <w:t xml:space="preserve">    select MD5_BINARY(NULLIF(UPPER(TRIM(CAST('HUB_PARTY|' || (nullif(trim(case when nullif(trim(nullif(trim(to_varchar("RESERVPARTY")), '')),'') is not null then nullif(trim(nullif(trim(to_varchar("RESERVPARTY")), '')), '') end),'')) AS VARCHAR))), '')) as hkey</w:t>
               <w:br/>
               <w:t xml:space="preserve">      from RAW.MAXIMUS_TRAVEL.NONHLTH_TRV_CLM_VW_DATA_CLAIM_DETAILS_CLAIM_RESERVE</w:t>
               <w:br/>
@@ -2408,7 +2405,7 @@
               <w:br/>
               <w:t xml:space="preserve">    -- via hubfeed_mt_party &lt;- stg2_mt__clm_clmd_clmap_pv</w:t>
               <w:br/>
-              <w:t xml:space="preserve">    select MD5_BINARY(NULLIF(UPPER(TRIM(CAST('HUB_PARTY|' || (nullif(trim(case when coalesce(nullif(trim(nullif(trim(to_varchar("CUSTOMERID")), '')),'')) is not null then nullif(trim(nullif(trim(to_varchar("CUSTOMERID")), '')), '') end),'')) AS VARCHAR))), '')) as hkey</w:t>
+              <w:t xml:space="preserve">    select MD5_BINARY(NULLIF(UPPER(TRIM(CAST('HUB_PARTY|' || (nullif(trim(case when nullif(trim(nullif(trim(to_varchar("CUSTOMERID")), '')),'') is not null then nullif(trim(nullif(trim(to_varchar("CUSTOMERID")), '')), '') end),'')) AS VARCHAR))), '')) as hkey</w:t>
               <w:br/>
               <w:t xml:space="preserve">      from RAW.MAXIMUS_TRAVEL.NONHLTH_TRV_CLM_VW_DATA_CLAIM_DETAILS_CLAIM_ATTRIBUTE_PROPERTIES_PIVOT_VW</w:t>
               <w:br/>
@@ -2416,7 +2413,7 @@
               <w:br/>
               <w:t xml:space="preserve">    -- via hubfeed_mt_party &lt;- stg2_mt__clm_clmd_clmap_pv</w:t>
               <w:br/>
-              <w:t xml:space="preserve">    select MD5_BINARY(NULLIF(UPPER(TRIM(CAST('HUB_PARTY|' || (nullif(trim(case when coalesce(nullif(trim(nullif(trim(to_varchar("CLAIM_COURT_PARTY_CODE")), '')),'')) is not null then nullif(trim(nullif(trim(to_varchar("CLAIM_COURT_PARTY_CODE")), '')), '') end),'')) AS VARCHAR))), '')) as hkey</w:t>
+              <w:t xml:space="preserve">    select MD5_BINARY(NULLIF(UPPER(TRIM(CAST('HUB_PARTY|' || (nullif(trim(case when nullif(trim(nullif(trim(to_varchar("CLAIM_COURT_PARTY_CODE")), '')),'') is not null then nullif(trim(nullif(trim(to_varchar("CLAIM_COURT_PARTY_CODE")), '')), '') end),'')) AS VARCHAR))), '')) as hkey</w:t>
               <w:br/>
               <w:t xml:space="preserve">      from RAW.MAXIMUS_TRAVEL.NONHLTH_TRV_CLM_VW_DATA_CLAIM_DETAILS_CLAIM_ATTRIBUTE_PROPERTIES_PIVOT_VW</w:t>
               <w:br/>
@@ -2432,7 +2429,7 @@
               <w:br/>
               <w:t xml:space="preserve">    -- via hubfeed_mt_party &lt;- stg2_mt__clm_clmd_clmap_pv</w:t>
               <w:br/>
-              <w:t xml:space="preserve">    select MD5_BINARY(NULLIF(UPPER(TRIM(CAST('HUB_PARTY|' || (nullif(trim(case when coalesce(nullif(trim(nullif(trim(to_varchar("MEMBER_UHC_CODE")), '')),'')) is not null then 'MEMBER:' || nullif(trim(nullif(trim(to_varchar("MEMBER_UHC_CODE")), '')), '') end),'')) AS VARCHAR))), '')) as hkey</w:t>
+              <w:t xml:space="preserve">    select MD5_BINARY(NULLIF(UPPER(TRIM(CAST('HUB_PARTY|' || (nullif(trim(case when nullif(trim(nullif(trim(to_varchar("MEMBER_UHC_CODE")), '')),'') is not null then 'MEMBER:' || nullif(trim(nullif(trim(to_varchar("MEMBER_UHC_CODE")), '')), '') end),'')) AS VARCHAR))), '')) as hkey</w:t>
               <w:br/>
               <w:t xml:space="preserve">      from RAW.MAXIMUS_TRAVEL.NONHLTH_TRV_CLM_VW_DATA_CLAIM_DETAILS_CLAIM_ATTRIBUTE_PROPERTIES_PIVOT_VW</w:t>
               <w:br/>
@@ -2440,7 +2437,7 @@
               <w:br/>
               <w:t xml:space="preserve">    -- via hubfeed_mt_party &lt;- stg2_mt__clm_clmd_clmap_pv</w:t>
               <w:br/>
-              <w:t xml:space="preserve">    select MD5_BINARY(NULLIF(UPPER(TRIM(CAST('HUB_PARTY|' || (nullif(trim(case when coalesce(nullif(trim(nullif(trim(to_varchar("PTPARTNERID")), '')),'')) is not null then 'PTPARTNER:' || nullif(trim(nullif(trim(to_varchar("PTPARTNERID")), '')), '') end),'')) AS VARCHAR))), '')) as hkey</w:t>
+              <w:t xml:space="preserve">    select MD5_BINARY(NULLIF(UPPER(TRIM(CAST('HUB_PARTY|' || (nullif(trim(case when nullif(trim(nullif(trim(to_varchar("PTPARTNERID")), '')),'') is not null then 'PTPARTNER:' || nullif(trim(nullif(trim(to_varchar("PTPARTNERID")), '')), '') end),'')) AS VARCHAR))), '')) as hkey</w:t>
               <w:br/>
               <w:t xml:space="preserve">      from RAW.MAXIMUS_TRAVEL.NONHLTH_TRV_CLM_VW_DATA_CLAIM_DETAILS_CLAIM_ATTRIBUTE_PROPERTIES_PIVOT_VW</w:t>
               <w:br/>
@@ -2448,7 +2445,7 @@
               <w:br/>
               <w:t xml:space="preserve">    -- via hubfeed_mt_party &lt;- stg2_mt__clm_clmd_clmap_pv</w:t>
               <w:br/>
-              <w:t xml:space="preserve">    select MD5_BINARY(NULLIF(UPPER(TRIM(CAST('HUB_PARTY|' || (nullif(trim(case when coalesce(nullif(trim(nullif(trim(to_varchar("SUB_IMD_CODE")), '')),'')) is not null then 'IMD:' || nullif(trim(nullif(trim(to_varchar("SUB_IMD_CODE")), '')), '') end),'')) AS VARCHAR))), '')) as hkey</w:t>
+              <w:t xml:space="preserve">    select MD5_BINARY(NULLIF(UPPER(TRIM(CAST('HUB_PARTY|' || (nullif(trim(case when nullif(trim(nullif(trim(to_varchar("SUB_IMD_CODE")), '')),'') is not null then 'IMD:' || nullif(trim(nullif(trim(to_varchar("SUB_IMD_CODE")), '')), '') end),'')) AS VARCHAR))), '')) as hkey</w:t>
               <w:br/>
               <w:t xml:space="preserve">      from RAW.MAXIMUS_TRAVEL.NONHLTH_TRV_CLM_VW_DATA_CLAIM_DETAILS_CLAIM_ATTRIBUTE_PROPERTIES_PIVOT_VW</w:t>
               <w:br/>
@@ -2456,7 +2453,7 @@
               <w:br/>
               <w:t xml:space="preserve">    -- via hubfeed_mt_party &lt;- stg2_mt__clm_clmd_clmpay</w:t>
               <w:br/>
-              <w:t xml:space="preserve">    select MD5_BINARY(NULLIF(UPPER(TRIM(CAST('HUB_PARTY|' || (nullif(trim(case when coalesce(nullif(trim(nullif(trim(to_varchar("PAYMENTPARTYCODE")), '')),'')) is not null then nullif(trim(nullif(trim(to_varchar("PAYMENTPARTYCODE")), '')), '') end),'')) AS VARCHAR))), '')) as hkey</w:t>
+              <w:t xml:space="preserve">    select MD5_BINARY(NULLIF(UPPER(TRIM(CAST('HUB_PARTY|' || (nullif(trim(case when nullif(trim(nullif(trim(to_varchar("PAYMENTPARTYCODE")), '')),'') is not null then nullif(trim(nullif(trim(to_varchar("PAYMENTPARTYCODE")), '')), '') end),'')) AS VARCHAR))), '')) as hkey</w:t>
               <w:br/>
               <w:t xml:space="preserve">      from RAW.MAXIMUS_TRAVEL.NONHLTH_TRV_CLM_VW_DATA_CLAIM_DETAILS_CLAIM_PAYMENT</w:t>
               <w:br/>
@@ -2464,7 +2461,7 @@
               <w:br/>
               <w:t xml:space="preserve">    -- via hubfeed_mt_party &lt;- stg2_mt__clm_clmd_clmpty</w:t>
               <w:br/>
-              <w:t xml:space="preserve">    select MD5_BINARY(NULLIF(UPPER(TRIM(CAST('HUB_PARTY|' || (nullif(trim(case when coalesce(nullif(trim(nullif(trim(to_varchar("PARTYCODE")), '')),'')) is not null then nullif(trim(nullif(trim(to_varchar("PARTYCODE")), '')), '') end),'')) AS VARCHAR))), '')) as hkey</w:t>
+              <w:t xml:space="preserve">    select MD5_BINARY(NULLIF(UPPER(TRIM(CAST('HUB_PARTY|' || (nullif(trim(case when nullif(trim(nullif(trim(to_varchar("PARTYCODE")), '')),'') is not null then nullif(trim(nullif(trim(to_varchar("PARTYCODE")), '')), '') end),'')) AS VARCHAR))), '')) as hkey</w:t>
               <w:br/>
               <w:t xml:space="preserve">      from RAW.MAXIMUS_TRAVEL.NONHLTH_TRV_CLM_VW_DATA_CLAIM_DETAILS_CLAIM_PARTY</w:t>
               <w:br/>
@@ -2472,7 +2469,7 @@
               <w:br/>
               <w:t xml:space="preserve">    -- via hubfeed_mt_party &lt;- stg2_mt__clm_clmd_clmrsk_party</w:t>
               <w:br/>
-              <w:t xml:space="preserve">    select MD5_BINARY(NULLIF(UPPER(TRIM(CAST('HUB_PARTY|' || (nullif(trim(case when coalesce(nullif(trim(nullif(trim(to_varchar("PARTYCODE")), '')),'')) is not null then nullif(trim(nullif(trim(to_varchar("PARTYCODE")), '')), '') end),'')) AS VARCHAR))), '')) as hkey</w:t>
+              <w:t xml:space="preserve">    select MD5_BINARY(NULLIF(UPPER(TRIM(CAST('HUB_PARTY|' || (nullif(trim(case when nullif(trim(nullif(trim(to_varchar("PARTYCODE")), '')),'') is not null then nullif(trim(nullif(trim(to_varchar("PARTYCODE")), '')), '') end),'')) AS VARCHAR))), '')) as hkey</w:t>
               <w:br/>
               <w:t xml:space="preserve">      from RAW.MAXIMUS_TRAVEL.NONHLTH_TRV_CLM_VW_DATA_CLAIM_DETAILS_CLAIM_RISK_PARTY</w:t>
               <w:br/>
@@ -2480,7 +2477,7 @@
               <w:br/>
               <w:t xml:space="preserve">    -- via hubfeed_mt_party &lt;- stg2_mt__clm_clmd_clmrsk_rska_msp_msd_prop_pv</w:t>
               <w:br/>
-              <w:t xml:space="preserve">    select MD5_BINARY(NULLIF(UPPER(TRIM(CAST('HUB_PARTY|' || (nullif(trim(case when coalesce(nullif(trim(nullif(trim(to_varchar("CLAIMANT_PARTY_CODE")), '')),'')) is not null then nullif(trim(nullif(trim(to_varchar("CLAIMANT_PARTY_CODE")), '')), '') end),'')) AS VARCHAR))), '')) as hkey</w:t>
+              <w:t xml:space="preserve">    select MD5_BINARY(NULLIF(UPPER(TRIM(CAST('HUB_PARTY|' || (nullif(trim(case when nullif(trim(nullif(trim(to_varchar("CLAIMANT_PARTY_CODE")), '')),'') is not null then nullif(trim(nullif(trim(to_varchar("CLAIMANT_PARTY_CODE")), '')), '') end),'')) AS VARCHAR))), '')) as hkey</w:t>
               <w:br/>
               <w:t xml:space="preserve">      from RAW.MAXIMUS_TRAVEL.NONHLTH_TRV_CLM_VW_DATA_CLAIM_DETAILS_CLAIM_RISK_RISK_ATTRIBUTE_MULTI_SET_PROPERTY_MULTI_SET_DETAIL_PROPERTY_PIVOT_VW</w:t>
               <w:br/>
@@ -2488,7 +2485,7 @@
               <w:br/>
               <w:t xml:space="preserve">    -- via hubfeed_mt_party &lt;- stg2_mt__clm_clmd_clmrsk_rska_msp_msd_prop_pv</w:t>
               <w:br/>
-              <w:t xml:space="preserve">    select MD5_BINARY(NULLIF(UPPER(TRIM(CAST('HUB_PARTY|' || (nullif(trim(case when coalesce(nullif(trim(nullif(trim(to_varchar("PARTY_NAME_CODE")), '')),'')) is not null then nullif(trim(nullif(trim(to_varchar("PARTY_NAME_CODE")), '')), '') end),'')) AS VARCHAR))), '')) as hkey</w:t>
+              <w:t xml:space="preserve">    select MD5_BINARY(NULLIF(UPPER(TRIM(CAST('HUB_PARTY|' || (nullif(trim(case when nullif(trim(nullif(trim(to_varchar("PARTY_NAME_CODE")), '')),'') is not null then nullif(trim(nullif(trim(to_varchar("PARTY_NAME_CODE")), '')), '') end),'')) AS VARCHAR))), '')) as hkey</w:t>
               <w:br/>
               <w:t xml:space="preserve">      from RAW.MAXIMUS_TRAVEL.NONHLTH_TRV_CLM_VW_DATA_CLAIM_DETAILS_CLAIM_RISK_RISK_ATTRIBUTE_MULTI_SET_PROPERTY_MULTI_SET_DETAIL_PROPERTY_PIVOT_VW</w:t>
               <w:br/>
@@ -2496,7 +2493,7 @@
               <w:br/>
               <w:t xml:space="preserve">    -- via hubfeed_mt_party &lt;- stg2_mt__clm_clmd_clmrsk_rska_msp_msd_prop_pv</w:t>
               <w:br/>
-              <w:t xml:space="preserve">    select MD5_BINARY(NULLIF(UPPER(TRIM(CAST('HUB_PARTY|' || (nullif(trim(case when coalesce(nullif(trim(nullif(trim(to_varchar("EXPENSE_PAYEE_PARTY_CODE")), '')),'')) is not null then nullif(trim(nullif(trim(to_varchar("EXPENSE_PAYEE_PARTY_CODE")), '')), '') end),'')) AS VARCHAR))), '')) as hkey</w:t>
+              <w:t xml:space="preserve">    select MD5_BINARY(NULLIF(UPPER(TRIM(CAST('HUB_PARTY|' || (nullif(trim(case when nullif(trim(nullif(trim(to_varchar("EXPENSE_PAYEE_PARTY_CODE")), '')),'') is not null then nullif(trim(nullif(trim(to_varchar("EXPENSE_PAYEE_PARTY_CODE")), '')), '') end),'')) AS VARCHAR))), '')) as hkey</w:t>
               <w:br/>
               <w:t xml:space="preserve">      from RAW.MAXIMUS_TRAVEL.NONHLTH_TRV_CLM_VW_DATA_CLAIM_DETAILS_CLAIM_RISK_RISK_ATTRIBUTE_MULTI_SET_PROPERTY_MULTI_SET_DETAIL_PROPERTY_PIVOT_VW</w:t>
               <w:br/>
@@ -2504,7 +2501,7 @@
               <w:br/>
               <w:t xml:space="preserve">    -- via hubfeed_mt_party &lt;- stg2_mt__clm_clmd_clmrsk_rska_msp_msd_prop_pv</w:t>
               <w:br/>
-              <w:t xml:space="preserve">    select MD5_BINARY(NULLIF(UPPER(TRIM(CAST('HUB_PARTY|' || (nullif(trim(case when coalesce(nullif(trim(nullif(trim(to_varchar("PAYEE_CODE")), '')),'')) is not null then nullif(trim(nullif(trim(to_varchar("PAYEE_CODE")), '')), '') end),'')) AS VARCHAR))), '')) as hkey</w:t>
+              <w:t xml:space="preserve">    select MD5_BINARY(NULLIF(UPPER(TRIM(CAST('HUB_PARTY|' || (nullif(trim(case when nullif(trim(nullif(trim(to_varchar("PAYEE_CODE")), '')),'') is not null then nullif(trim(nullif(trim(to_varchar("PAYEE_CODE")), '')), '') end),'')) AS VARCHAR))), '')) as hkey</w:t>
               <w:br/>
               <w:t xml:space="preserve">      from RAW.MAXIMUS_TRAVEL.NONHLTH_TRV_CLM_VW_DATA_CLAIM_DETAILS_CLAIM_RISK_RISK_ATTRIBUTE_MULTI_SET_PROPERTY_MULTI_SET_DETAIL_PROPERTY_PIVOT_VW</w:t>
               <w:br/>
@@ -2512,7 +2509,7 @@
               <w:br/>
               <w:t xml:space="preserve">    -- via hubfeed_mt_party &lt;- stg2_mt__clm_clmd_clmrsk_rska_msp_msd_prop_pv</w:t>
               <w:br/>
-              <w:t xml:space="preserve">    select MD5_BINARY(NULLIF(UPPER(TRIM(CAST('HUB_PARTY|' || (nullif(trim(case when coalesce(nullif(trim(nullif(trim(to_varchar("TDS_CLAIMANT_PARTY_CODE")), '')),'')) is not null then nullif(trim(nullif(trim(to_varchar("TDS_CLAIMANT_PARTY_CODE")), '')), '') end),'')) AS VARCHAR))), '')) as hkey</w:t>
+              <w:t xml:space="preserve">    select MD5_BINARY(NULLIF(UPPER(TRIM(CAST('HUB_PARTY|' || (nullif(trim(case when nullif(trim(nullif(trim(to_varchar("TDS_CLAIMANT_PARTY_CODE")), '')),'') is not null then nullif(trim(nullif(trim(to_varchar("TDS_CLAIMANT_PARTY_CODE")), '')), '') end),'')) AS VARCHAR))), '')) as hkey</w:t>
               <w:br/>
               <w:t xml:space="preserve">      from RAW.MAXIMUS_TRAVEL.NONHLTH_TRV_CLM_VW_DATA_CLAIM_DETAILS_CLAIM_RISK_RISK_ATTRIBUTE_MULTI_SET_PROPERTY_MULTI_SET_DETAIL_PROPERTY_PIVOT_VW</w:t>
               <w:br/>
@@ -2520,7 +2517,7 @@
               <w:br/>
               <w:t xml:space="preserve">    -- via hubfeed_mt_party &lt;- stg2_mt__clm_clmd_clmrsk_rska_properties_pv</w:t>
               <w:br/>
-              <w:t xml:space="preserve">    select MD5_BINARY(NULLIF(UPPER(TRIM(CAST('HUB_PARTY|' || (nullif(trim(case when coalesce(nullif(trim(nullif(trim(to_varchar("HOSPITAL_ID")), '')),'')) is not null then 'PROVIDER:' || nullif(trim(nullif(trim(to_varchar("HOSPITAL_ID")), '')), '') end),'')) AS VARCHAR))), '')) as hkey</w:t>
+              <w:t xml:space="preserve">    select MD5_BINARY(NULLIF(UPPER(TRIM(CAST('HUB_PARTY|' || (nullif(trim(case when nullif(trim(nullif(trim(to_varchar("HOSPITAL_ID")), '')),'') is not null then 'PROVIDER:' || nullif(trim(nullif(trim(to_varchar("HOSPITAL_ID")), '')), '') end),'')) AS VARCHAR))), '')) as hkey</w:t>
               <w:br/>
               <w:t xml:space="preserve">      from RAW.MAXIMUS_TRAVEL.NONHLTH_TRV_CLM_VW_DATA_CLAIM_DETAILS_CLAIM_RISK_RISK_ATTRIBUTE_PROPERTIES_PIVOT_VW</w:t>
               <w:br/>
@@ -2528,7 +2525,7 @@
               <w:br/>
               <w:t xml:space="preserve">    -- via hubfeed_mt_party &lt;- stg2_mt__uwr_pol</w:t>
               <w:br/>
-              <w:t xml:space="preserve">    select MD5_BINARY(NULLIF(UPPER(TRIM(CAST('HUB_PARTY|' || (nullif(trim(case when coalesce(nullif(trim(nullif(trim(to_varchar("AGENT_CODE")), '')),'')) is not null then 'AGENT:' || nullif(trim(nullif(trim(to_varchar("AGENT_CODE")), '')), '') end),'')) AS VARCHAR))), '')) as hkey</w:t>
+              <w:t xml:space="preserve">    select MD5_BINARY(NULLIF(UPPER(TRIM(CAST('HUB_PARTY|' || (nullif(trim(case when nullif(trim(nullif(trim(to_varchar("AGENT_CODE")), '')),'') is not null then 'AGENT:' || nullif(trim(nullif(trim(to_varchar("AGENT_CODE")), '')), '') end),'')) AS VARCHAR))), '')) as hkey</w:t>
               <w:br/>
               <w:t xml:space="preserve">      from RAW.MAXIMUS_TRAVEL.NONHLTH_TRV_UWR_VW_DATA_POLICY_DETAILS</w:t>
               <w:br/>
@@ -2536,7 +2533,7 @@
               <w:br/>
               <w:t xml:space="preserve">    -- via hubfeed_mt_party &lt;- stg2_mt__uwr_pol</w:t>
               <w:br/>
-              <w:t xml:space="preserve">    select MD5_BINARY(NULLIF(UPPER(TRIM(CAST('HUB_PARTY|' || (nullif(trim(case when coalesce(nullif(trim(nullif(trim(to_varchar("POLICY_HOLDER_CODE")), '')),'')) is not null then nullif(trim(nullif(trim(to_varchar("POLICY_HOLDER_CODE")), '')), '') end),'')) AS VARCHAR))), '')) as hkey</w:t>
+              <w:t xml:space="preserve">    select MD5_BINARY(NULLIF(UPPER(TRIM(CAST('HUB_PARTY|' || (nullif(trim(case when nullif(trim(nullif(trim(to_varchar("POLICY_HOLDER_CODE")), '')),'') is not null then nullif(trim(nullif(trim(to_varchar("POLICY_HOLDER_CODE")), '')), '') end),'')) AS VARCHAR))), '')) as hkey</w:t>
               <w:br/>
               <w:t xml:space="preserve">      from RAW.MAXIMUS_TRAVEL.NONHLTH_TRV_UWR_VW_DATA_POLICY_DETAILS</w:t>
               <w:br/>
@@ -2544,7 +2541,7 @@
               <w:br/>
               <w:t xml:space="preserve">    -- via hubfeed_mt_party &lt;- stg2_mt__uwr_pol_ins_mbr</w:t>
               <w:br/>
-              <w:t xml:space="preserve">    select MD5_BINARY(NULLIF(UPPER(TRIM(CAST('HUB_PARTY|' || (nullif(trim(case when coalesce(nullif(trim(nullif(trim(to_varchar("PARTY_CODE")), '')),'')) is not null then nullif(trim(nullif(trim(to_varchar("PARTY_CODE")), '')), '') end),'')) AS VARCHAR))), '')) as hkey</w:t>
+              <w:t xml:space="preserve">    select MD5_BINARY(NULLIF(UPPER(TRIM(CAST('HUB_PARTY|' || (nullif(trim(case when nullif(trim(nullif(trim(to_varchar("PARTY_CODE")), '')),'') is not null then nullif(trim(nullif(trim(to_varchar("PARTY_CODE")), '')), '') end),'')) AS VARCHAR))), '')) as hkey</w:t>
               <w:br/>
               <w:t xml:space="preserve">      from RAW.MAXIMUS_TRAVEL.NONHLTH_TRV_UWR_VW_DATA_POLICY_DETAILS_INSURED_DETAILS_MEMBER_DETAILS</w:t>
               <w:br/>
@@ -2552,7 +2549,7 @@
               <w:br/>
               <w:t xml:space="preserve">    -- via hubfeed_mt_party &lt;- stg2_mt__uwr_pol_ins_mbr</w:t>
               <w:br/>
-              <w:t xml:space="preserve">    select MD5_BINARY(NULLIF(UPPER(TRIM(CAST('HUB_PARTY|' || (nullif(trim(case when coalesce(nullif(trim(nullif(trim(to_varchar("PARENT_PARTY_CODE")), '')),'')) is not null then nullif(trim(nullif(trim(to_varchar("PARENT_PARTY_CODE")), '')), '') end),'')) AS VARCHAR))), '')) as hkey</w:t>
+              <w:t xml:space="preserve">    select MD5_BINARY(NULLIF(UPPER(TRIM(CAST('HUB_PARTY|' || (nullif(trim(case when nullif(trim(nullif(trim(to_varchar("PARENT_PARTY_CODE")), '')),'') is not null then nullif(trim(nullif(trim(to_varchar("PARENT_PARTY_CODE")), '')), '') end),'')) AS VARCHAR))), '')) as hkey</w:t>
               <w:br/>
               <w:t xml:space="preserve">      from RAW.MAXIMUS_TRAVEL.NONHLTH_TRV_UWR_VW_DATA_POLICY_DETAILS_INSURED_DETAILS_MEMBER_DETAILS</w:t>
               <w:br/>
@@ -2560,7 +2557,7 @@
               <w:br/>
               <w:t xml:space="preserve">    -- via hubfeed_mt_party &lt;- stg2_mt__uwr_pol_ins_mbr_pa_address_prop_pv</w:t>
               <w:br/>
-              <w:t xml:space="preserve">    select MD5_BINARY(NULLIF(UPPER(TRIM(CAST('HUB_PARTY|' || (nullif(trim(case when coalesce(nullif(trim(w0_party_code),'')) is not null then nullif(trim(w0_party_code), '') end),'')) AS VARCHAR))), '')) as hkey</w:t>
+              <w:t xml:space="preserve">    select MD5_BINARY(NULLIF(UPPER(TRIM(CAST('HUB_PARTY|' || (nullif(trim(case when nullif(trim(w0_party_code),'') is not null then nullif(trim(w0_party_code), '') end),'')) AS VARCHAR))), '')) as hkey</w:t>
               <w:br/>
               <w:t xml:space="preserve">      from RAW.MAXIMUS_TRAVEL.NONHLTH_TRV_UWR_VW_DATA_POLICY_DETAILS_INSURED_DETAILS_MEMBER_DETAILS_PARTY_ADDRESS_ADDRESS_PROPERTY_PIVOT_VW</w:t>
               <w:br/>
@@ -2568,7 +2565,7 @@
               <w:br/>
               <w:t xml:space="preserve">    -- via hubfeed_mt_party &lt;- stg2_mt__uwr_pol_ins_mbr_pp_msp_msd_prop_pv</w:t>
               <w:br/>
-              <w:t xml:space="preserve">    select MD5_BINARY(NULLIF(UPPER(TRIM(CAST('HUB_PARTY|' || (nullif(trim(case when coalesce(nullif(trim(w0_party_code),'')) is not null then nullif(trim(w0_party_code), '') end),'')) AS VARCHAR))), '')) as hkey</w:t>
+              <w:t xml:space="preserve">    select MD5_BINARY(NULLIF(UPPER(TRIM(CAST('HUB_PARTY|' || (nullif(trim(case when nullif(trim(w0_party_code),'') is not null then nullif(trim(w0_party_code), '') end),'')) AS VARCHAR))), '')) as hkey</w:t>
               <w:br/>
               <w:t xml:space="preserve">      from RAW.MAXIMUS_TRAVEL.NONHLTH_TRV_UWR_VW_DATA_POLICY_DETAILS_INSURED_DETAILS_MEMBER_DETAILS_PARTY_PROPERTY_MULTI_SET_PROPERTY_MULTI_SET_DETAIL_PROPERTY_PIVOT_VW</w:t>
               <w:br/>
@@ -2576,7 +2573,7 @@
               <w:br/>
               <w:t xml:space="preserve">    -- via hubfeed_mt_party &lt;- stg2_mt__uwr_pol_ins_mbr_pp_sp_pv</w:t>
               <w:br/>
-              <w:t xml:space="preserve">    select MD5_BINARY(NULLIF(UPPER(TRIM(CAST('HUB_PARTY|' || (nullif(trim(case when coalesce(nullif(trim(w0_party_code),'')) is not null then nullif(trim(w0_party_code), '') end),'')) AS VARCHAR))), '')) as hkey</w:t>
+              <w:t xml:space="preserve">    select MD5_BINARY(NULLIF(UPPER(TRIM(CAST('HUB_PARTY|' || (nullif(trim(case when nullif(trim(w0_party_code),'') is not null then nullif(trim(w0_party_code), '') end),'')) AS VARCHAR))), '')) as hkey</w:t>
               <w:br/>
               <w:t xml:space="preserve">      from RAW.MAXIMUS_TRAVEL.NONHLTH_TRV_UWR_VW_DATA_POLICY_DETAILS_INSURED_DETAILS_MEMBER_DETAILS_PARTY_PROPERTY_SIMPLE_PROPERTY_PIVOT_VW</w:t>
               <w:br/>
@@ -2584,7 +2581,7 @@
               <w:br/>
               <w:t xml:space="preserve">    -- via hubfeed_mt_party &lt;- stg2_mt__uwr_pol_ins_mbr_pp_sp_pv</w:t>
               <w:br/>
-              <w:t xml:space="preserve">    select MD5_BINARY(NULLIF(UPPER(TRIM(CAST('HUB_PARTY|' || (nullif(trim(case when coalesce(nullif(trim(nullif(trim(to_varchar("PARENT_PARTY_CODE")), '')),'')) is not null then nullif(trim(nullif(trim(to_varchar("PARENT_PARTY_CODE")), '')), '') end),'')) AS VARCHAR))), '')) as hkey</w:t>
+              <w:t xml:space="preserve">    select MD5_BINARY(NULLIF(UPPER(TRIM(CAST('HUB_PARTY|' || (nullif(trim(case when nullif(trim(nullif(trim(to_varchar("PARENT_PARTY_CODE")), '')),'') is not null then nullif(trim(nullif(trim(to_varchar("PARENT_PARTY_CODE")), '')), '') end),'')) AS VARCHAR))), '')) as hkey</w:t>
               <w:br/>
               <w:t xml:space="preserve">      from RAW.MAXIMUS_TRAVEL.NONHLTH_TRV_UWR_VW_DATA_POLICY_DETAILS_INSURED_DETAILS_MEMBER_DETAILS_PARTY_PROPERTY_SIMPLE_PROPERTY_PIVOT_VW</w:t>
               <w:br/>
@@ -2592,7 +2589,7 @@
               <w:br/>
               <w:t xml:space="preserve">    -- via hubfeed_mt_party &lt;- stg2_mt__uwr_pol_ins_rskp_msp_msd_prop_pv</w:t>
               <w:br/>
-              <w:t xml:space="preserve">    select MD5_BINARY(NULLIF(UPPER(TRIM(CAST('HUB_PARTY|' || (nullif(trim(case when coalesce(nullif(trim(nullif(trim(to_varchar("NOMINEE_NAME")), '')),'')) is not null then 'NOMINEE:' || md5(upper(trim(nullif(trim(nullif(trim(to_varchar("NOMINEE_NAME")), '')), '')))) end),'')) AS VARCHAR))), '')) as hkey</w:t>
+              <w:t xml:space="preserve">    select MD5_BINARY(NULLIF(UPPER(TRIM(CAST('HUB_PARTY|' || (nullif(trim(case when nullif(trim(nullif(trim(to_varchar("NOMINEE_NAME")), '')),'') is not null then 'NOMINEE:' || md5(upper(trim(nullif(trim(nullif(trim(to_varchar("NOMINEE_NAME")), '')), '')))) end),'')) AS VARCHAR))), '')) as hkey</w:t>
               <w:br/>
               <w:t xml:space="preserve">      from RAW.MAXIMUS_TRAVEL.NONHLTH_TRV_UWR_VW_DATA_POLICY_DETAILS_INSURED_DETAILS_RISK_PROPERTY_MULTI_SET_PROPERTY_MULTI_SET_DETAIL_PROPERTY_PIVOT_VW</w:t>
               <w:br/>
@@ -2600,7 +2597,7 @@
               <w:br/>
               <w:t xml:space="preserve">    -- via hubfeed_mt_party &lt;- stg2_mt__uwr_pol_ins_rskp_sp_pv</w:t>
               <w:br/>
-              <w:t xml:space="preserve">    select MD5_BINARY(NULLIF(UPPER(TRIM(CAST('HUB_PARTY|' || (nullif(trim(case when coalesce(nullif(trim(w2_policy_holder_code),'')) is not null then nullif(trim(w2_policy_holder_code), '') end),'')) AS VARCHAR))), '')) as hkey</w:t>
+              <w:t xml:space="preserve">    select MD5_BINARY(NULLIF(UPPER(TRIM(CAST('HUB_PARTY|' || (nullif(trim(case when nullif(trim(w2_policy_holder_code),'') is not null then nullif(trim(w2_policy_holder_code), '') end),'')) AS VARCHAR))), '')) as hkey</w:t>
               <w:br/>
               <w:t xml:space="preserve">      from RAW.MAXIMUS_TRAVEL.NONHLTH_TRV_UWR_VW_DATA_POLICY_DETAILS_INSURED_DETAILS_RISK_PROPERTY_SIMPLE_PROPERTY_PIVOT_VW</w:t>
               <w:br/>
@@ -2608,7 +2605,7 @@
               <w:br/>
               <w:t xml:space="preserve">    -- via hubfeed_mt_party &lt;- stg2_mt__uwr_pol_policy_relation</w:t>
               <w:br/>
-              <w:t xml:space="preserve">    select MD5_BINARY(NULLIF(UPPER(TRIM(CAST('HUB_PARTY|' || (nullif(trim(case when coalesce(nullif(trim(nullif(trim(to_varchar("PARTY_CODE")), '')),'')) is not null then nullif(trim(nullif(trim(to_varchar("PARTY_CODE")), '')), '') end),'')) AS VARCHAR))), '')) as hkey</w:t>
+              <w:t xml:space="preserve">    select MD5_BINARY(NULLIF(UPPER(TRIM(CAST('HUB_PARTY|' || (nullif(trim(case when nullif(trim(nullif(trim(to_varchar("PARTY_CODE")), '')),'') is not null then nullif(trim(nullif(trim(to_varchar("PARTY_CODE")), '')), '') end),'')) AS VARCHAR))), '')) as hkey</w:t>
               <w:br/>
               <w:t xml:space="preserve">      from RAW.MAXIMUS_TRAVEL.NONHLTH_TRV_UWR_VW_DATA_POLICY_DETAILS_POLICY_RELATION</w:t>
               <w:br/>
@@ -2616,7 +2613,7 @@
               <w:br/>
               <w:t xml:space="preserve">    -- via hubfeed_mt_party &lt;- stg2_mt__uwr_pol_polp_sp_pv</w:t>
               <w:br/>
-              <w:t xml:space="preserve">    select MD5_BINARY(NULLIF(UPPER(TRIM(CAST('HUB_PARTY|' || (nullif(trim(case when coalesce(nullif(trim(w3_policy_holder_code),'')) is not null then nullif(trim(w3_policy_holder_code), '') end),'')) AS VARCHAR))), '')) as hkey</w:t>
+              <w:t xml:space="preserve">    select MD5_BINARY(NULLIF(UPPER(TRIM(CAST('HUB_PARTY|' || (nullif(trim(case when nullif(trim(w3_policy_holder_code),'') is not null then nullif(trim(w3_policy_holder_code), '') end),'')) AS VARCHAR))), '')) as hkey</w:t>
               <w:br/>
               <w:t xml:space="preserve">      from RAW.MAXIMUS_TRAVEL.NONHLTH_TRV_UWR_VW_DATA_POLICY_DETAILS_POLICY_PROPERTY_SIMPLE_PROPERTY_PIVOT_VW</w:t>
               <w:br/>
@@ -2624,7 +2621,7 @@
               <w:br/>
               <w:t xml:space="preserve">    -- via hubfeed_mt_party &lt;- stg2_mt__uwr_pol_polp_sp_pv</w:t>
               <w:br/>
-              <w:t xml:space="preserve">    select MD5_BINARY(NULLIF(UPPER(TRIM(CAST('HUB_PARTY|' || (nullif(trim(case when coalesce(nullif(trim(nullif(trim(to_varchar("BAGIC_RM_ECODE")), '')),'')) is not null then 'EMP:' || nullif(trim(nullif(trim(to_varchar("BAGIC_RM_ECODE")), '')), '') end),'')) AS VARCHAR))), '')) as hkey</w:t>
+              <w:t xml:space="preserve">    select MD5_BINARY(NULLIF(UPPER(TRIM(CAST('HUB_PARTY|' || (nullif(trim(case when nullif(trim(nullif(trim(to_varchar("BAGIC_RM_ECODE")), '')),'') is not null then 'EMP:' || nullif(trim(nullif(trim(to_varchar("BAGIC_RM_ECODE")), '')), '') end),'')) AS VARCHAR))), '')) as hkey</w:t>
               <w:br/>
               <w:t xml:space="preserve">      from RAW.MAXIMUS_TRAVEL.NONHLTH_TRV_UWR_VW_DATA_POLICY_DETAILS_POLICY_PROPERTY_SIMPLE_PROPERTY_PIVOT_VW</w:t>
               <w:br/>
@@ -2632,7 +2629,7 @@
               <w:br/>
               <w:t xml:space="preserve">    -- via hubfeed_mt_party &lt;- stg2_mt__uwr_pol_prp</w:t>
               <w:br/>
-              <w:t xml:space="preserve">    select MD5_BINARY(NULLIF(UPPER(TRIM(CAST('HUB_PARTY|' || (nullif(trim(case when coalesce(nullif(trim(nullif(trim(to_varchar("PARENT_PARTY_CODE")), '')),'')) is not null then nullif(trim(nullif(trim(to_varchar("PARENT_PARTY_CODE")), '')), '') end),'')) AS VARCHAR))), '')) as hkey</w:t>
+              <w:t xml:space="preserve">    select MD5_BINARY(NULLIF(UPPER(TRIM(CAST('HUB_PARTY|' || (nullif(trim(case when nullif(trim(nullif(trim(to_varchar("PARENT_PARTY_CODE")), '')),'') is not null then nullif(trim(nullif(trim(to_varchar("PARENT_PARTY_CODE")), '')), '') end),'')) AS VARCHAR))), '')) as hkey</w:t>
               <w:br/>
               <w:t xml:space="preserve">      from RAW.MAXIMUS_TRAVEL.NONHLTH_TRV_UWR_VW_DATA_POLICY_DETAILS_PROPOSER_DETAILS</w:t>
               <w:br/>
@@ -2640,7 +2637,7 @@
               <w:br/>
               <w:t xml:space="preserve">    -- via hubfeed_mt_party &lt;- stg2_mt__uwr_pol_prp</w:t>
               <w:br/>
-              <w:t xml:space="preserve">    select MD5_BINARY(NULLIF(UPPER(TRIM(CAST('HUB_PARTY|' || (nullif(trim(case when coalesce(nullif(trim(nullif(trim(to_varchar("PARTY_CODE")), '')),'')) is not null then nullif(trim(nullif(trim(to_varchar("PARTY_CODE")), '')), '') end),'')) AS VARCHAR))), '')) as hkey</w:t>
+              <w:t xml:space="preserve">    select MD5_BINARY(NULLIF(UPPER(TRIM(CAST('HUB_PARTY|' || (nullif(trim(case when nullif(trim(nullif(trim(to_varchar("PARTY_CODE")), '')),'') is not null then nullif(trim(nullif(trim(to_varchar("PARTY_CODE")), '')), '') end),'')) AS VARCHAR))), '')) as hkey</w:t>
               <w:br/>
               <w:t xml:space="preserve">      from RAW.MAXIMUS_TRAVEL.NONHLTH_TRV_UWR_VW_DATA_POLICY_DETAILS_PROPOSER_DETAILS</w:t>
               <w:br/>
@@ -2648,7 +2645,7 @@
               <w:br/>
               <w:t xml:space="preserve">    -- via hubfeed_mt_party &lt;- stg2_mt__uwr_pol_prp_pa_address_prop_pv</w:t>
               <w:br/>
-              <w:t xml:space="preserve">    select MD5_BINARY(NULLIF(UPPER(TRIM(CAST('HUB_PARTY|' || (nullif(trim(case when coalesce(nullif(trim(w0_party_code),'')) is not null then nullif(trim(w0_party_code), '') end),'')) AS VARCHAR))), '')) as hkey</w:t>
+              <w:t xml:space="preserve">    select MD5_BINARY(NULLIF(UPPER(TRIM(CAST('HUB_PARTY|' || (nullif(trim(case when nullif(trim(w0_party_code),'') is not null then nullif(trim(w0_party_code), '') end),'')) AS VARCHAR))), '')) as hkey</w:t>
               <w:br/>
               <w:t xml:space="preserve">      from RAW.MAXIMUS_TRAVEL.NONHLTH_TRV_UWR_VW_DATA_POLICY_DETAILS_PROPOSER_DETAILS_PARTY_ADDRESS_ADDRESS_PROPERTY_PIVOT_VW</w:t>
               <w:br/>
@@ -2656,7 +2653,7 @@
               <w:br/>
               <w:t xml:space="preserve">    -- via hubfeed_mt_party &lt;- stg2_mt__uwr_pol_prp_pp_msp_msd_prop_pv</w:t>
               <w:br/>
-              <w:t xml:space="preserve">    select MD5_BINARY(NULLIF(UPPER(TRIM(CAST('HUB_PARTY|' || (nullif(trim(case when coalesce(nullif(trim(w0_party_code),'')) is not null then nullif(trim(w0_party_code), '') end),'')) AS VARCHAR))), '')) as hkey</w:t>
+              <w:t xml:space="preserve">    select MD5_BINARY(NULLIF(UPPER(TRIM(CAST('HUB_PARTY|' || (nullif(trim(case when nullif(trim(w0_party_code),'') is not null then nullif(trim(w0_party_code), '') end),'')) AS VARCHAR))), '')) as hkey</w:t>
               <w:br/>
               <w:t xml:space="preserve">      from RAW.MAXIMUS_TRAVEL.NONHLTH_TRV_UWR_VW_DATA_POLICY_DETAILS_PROPOSER_DETAILS_PARTY_PROPERTY_MULTI_SET_PROPERTY_MULTI_SET_DETAIL_PROPERTY_PIVOT_VW</w:t>
               <w:br/>
@@ -2664,7 +2661,7 @@
               <w:br/>
               <w:t xml:space="preserve">    -- via hubfeed_mt_party &lt;- stg2_mt__uwr_pol_prp_pp_sp_pv</w:t>
               <w:br/>
-              <w:t xml:space="preserve">    select MD5_BINARY(NULLIF(UPPER(TRIM(CAST('HUB_PARTY|' || (nullif(trim(case when coalesce(nullif(trim(nullif(trim(to_varchar("BAGIC_EMPLOYEE_CODE")), '')),'')) is not null then 'EMP:' || nullif(trim(nullif(trim(to_varchar("BAGIC_EMPLOYEE_CODE")), '')), '') end),'')) AS VARCHAR))), '')) as hkey</w:t>
+              <w:t xml:space="preserve">    select MD5_BINARY(NULLIF(UPPER(TRIM(CAST('HUB_PARTY|' || (nullif(trim(case when nullif(trim(nullif(trim(to_varchar("BAGIC_EMPLOYEE_CODE")), '')),'') is not null then 'EMP:' || nullif(trim(nullif(trim(to_varchar("BAGIC_EMPLOYEE_CODE")), '')), '') end),'')) AS VARCHAR))), '')) as hkey</w:t>
               <w:br/>
               <w:t xml:space="preserve">      from RAW.MAXIMUS_TRAVEL.NONHLTH_TRV_UWR_VW_DATA_POLICY_DETAILS_PROPOSER_DETAILS_PARTY_PROPERTY_SIMPLE_PROPERTY_PIVOT_VW</w:t>
               <w:br/>
@@ -2672,7 +2669,7 @@
               <w:br/>
               <w:t xml:space="preserve">    -- via hubfeed_mt_party &lt;- stg2_mt__uwr_pol_prp_pp_sp_pv</w:t>
               <w:br/>
-              <w:t xml:space="preserve">    select MD5_BINARY(NULLIF(UPPER(TRIM(CAST('HUB_PARTY|' || (nullif(trim(case when coalesce(nullif(trim(nullif(trim(to_varchar("PARENT_PARTY_CODE")), '')),'')) is not null then nullif(trim(nullif(trim(to_varchar("PARENT_PARTY_CODE")), '')), '') end),'')) AS VARCHAR))), '')) as hkey</w:t>
+              <w:t xml:space="preserve">    select MD5_BINARY(NULLIF(UPPER(TRIM(CAST('HUB_PARTY|' || (nullif(trim(case when nullif(trim(nullif(trim(to_varchar("PARENT_PARTY_CODE")), '')),'') is not null then nullif(trim(nullif(trim(to_varchar("PARENT_PARTY_CODE")), '')), '') end),'')) AS VARCHAR))), '')) as hkey</w:t>
               <w:br/>
               <w:t xml:space="preserve">      from RAW.MAXIMUS_TRAVEL.NONHLTH_TRV_UWR_VW_DATA_POLICY_DETAILS_PROPOSER_DETAILS_PARTY_PROPERTY_SIMPLE_PROPERTY_PIVOT_VW</w:t>
               <w:br/>
@@ -2680,7 +2677,7 @@
               <w:br/>
               <w:t xml:space="preserve">    -- via hubfeed_mt_party &lt;- stg2_mt__uwr_pol_prp_pp_sp_pv</w:t>
               <w:br/>
-              <w:t xml:space="preserve">    select MD5_BINARY(NULLIF(UPPER(TRIM(CAST('HUB_PARTY|' || (nullif(trim(case when coalesce(nullif(trim(w0_party_code),'')) is not null then nullif(trim(w0_party_code), '') end),'')) AS VARCHAR))), '')) as hkey</w:t>
+              <w:t xml:space="preserve">    select MD5_BINARY(NULLIF(UPPER(TRIM(CAST('HUB_PARTY|' || (nullif(trim(case when nullif(trim(w0_party_code),'') is not null then nullif(trim(w0_party_code), '') end),'')) AS VARCHAR))), '')) as hkey</w:t>
               <w:br/>
               <w:t xml:space="preserve">      from RAW.MAXIMUS_TRAVEL.NONHLTH_TRV_UWR_VW_DATA_POLICY_DETAILS_PROPOSER_DETAILS_PARTY_PROPERTY_SIMPLE_PROPERTY_PIVOT_VW</w:t>
               <w:br/>
@@ -2688,7 +2685,7 @@
               <w:br/>
               <w:t xml:space="preserve">    -- via hubfeed_mt_party &lt;- stg2_mt__uwr_qpd</w:t>
               <w:br/>
-              <w:t xml:space="preserve">    select MD5_BINARY(NULLIF(UPPER(TRIM(CAST('HUB_PARTY|' || (nullif(trim(case when coalesce(nullif(trim(nullif(trim(to_varchar("POLICY_HOLDER_CODE")), '')),'')) is not null then nullif(trim(nullif(trim(to_varchar("POLICY_HOLDER_CODE")), '')), '') end),'')) AS VARCHAR))), '')) as hkey</w:t>
+              <w:t xml:space="preserve">    select MD5_BINARY(NULLIF(UPPER(TRIM(CAST('HUB_PARTY|' || (nullif(trim(case when nullif(trim(nullif(trim(to_varchar("POLICY_HOLDER_CODE")), '')),'') is not null then nullif(trim(nullif(trim(to_varchar("POLICY_HOLDER_CODE")), '')), '') end),'')) AS VARCHAR))), '')) as hkey</w:t>
               <w:br/>
               <w:t xml:space="preserve">      from RAW.MAXIMUS_TRAVEL.NONHLTH_TRV_UWR_VW_DATA_QUOTE_PARAM_DETAILS</w:t>
               <w:br/>
@@ -2696,7 +2693,7 @@
               <w:br/>
               <w:t xml:space="preserve">    -- via hubfeed_mt_party &lt;- stg2_mt__uwr_qpd_polp_rl_pv</w:t>
               <w:br/>
-              <w:t xml:space="preserve">    select MD5_BINARY(NULLIF(UPPER(TRIM(CAST('HUB_PARTY|' || (nullif(trim(case when coalesce(nullif(trim(w2_policy_holder_code),'')) is not null then nullif(trim(w2_policy_holder_code), '') end),'')) AS VARCHAR))), '')) as hkey</w:t>
+              <w:t xml:space="preserve">    select MD5_BINARY(NULLIF(UPPER(TRIM(CAST('HUB_PARTY|' || (nullif(trim(case when nullif(trim(w2_policy_holder_code),'') is not null then nullif(trim(w2_policy_holder_code), '') end),'')) AS VARCHAR))), '')) as hkey</w:t>
               <w:br/>
               <w:t xml:space="preserve">      from RAW.MAXIMUS_TRAVEL.NONHLTH_TRV_UWR_VW_DATA_QUOTE_PARAM_DETAILS_POLICY_PROPERTY_RULE_LIST_PIVOT_VW</w:t>
               <w:br/>
@@ -2704,7 +2701,7 @@
               <w:br/>
               <w:t xml:space="preserve">    -- via hubfeed_mt_party &lt;- stg2_mt__uwr_qpd_polp_rl_pv</w:t>
               <w:br/>
-              <w:t xml:space="preserve">    select MD5_BINARY(NULLIF(UPPER(TRIM(CAST('HUB_PARTY|' || (nullif(trim(case when coalesce(nullif(trim(nullif(trim(to_varchar("BAGIC_RM_ECODE")), '')),'')) is not null then 'EMP:' || nullif(trim(nullif(trim(to_varchar("BAGIC_RM_ECODE")), '')), '') end),'')) AS VARCHAR))), '')) as hkey</w:t>
+              <w:t xml:space="preserve">    select MD5_BINARY(NULLIF(UPPER(TRIM(CAST('HUB_PARTY|' || (nullif(trim(case when nullif(trim(nullif(trim(to_varchar("BAGIC_RM_ECODE")), '')),'') is not null then 'EMP:' || nullif(trim(nullif(trim(to_varchar("BAGIC_RM_ECODE")), '')), '') end),'')) AS VARCHAR))), '')) as hkey</w:t>
               <w:br/>
               <w:t xml:space="preserve">      from RAW.MAXIMUS_TRAVEL.NONHLTH_TRV_UWR_VW_DATA_QUOTE_PARAM_DETAILS_POLICY_PROPERTY_RULE_LIST_PIVOT_VW</w:t>
               <w:br/>
@@ -2712,7 +2709,7 @@
               <w:br/>
               <w:t xml:space="preserve">    -- via hubfeed_mt_party &lt;- stg2_mt__uwr_qpd_polp_rl_pv</w:t>
               <w:br/>
-              <w:t xml:space="preserve">    select MD5_BINARY(NULLIF(UPPER(TRIM(CAST('HUB_PARTY|' || (nullif(trim(case when coalesce(nullif(trim(nullif(trim(to_varchar("SUB_IMD_CODE")), '')),'')) is not null then 'IMD:' || nullif(trim(nullif(trim(to_varchar("SUB_IMD_CODE")), '')), '') end),'')) AS VARCHAR))), '')) as hkey</w:t>
+              <w:t xml:space="preserve">    select MD5_BINARY(NULLIF(UPPER(TRIM(CAST('HUB_PARTY|' || (nullif(trim(case when nullif(trim(nullif(trim(to_varchar("SUB_IMD_CODE")), '')),'') is not null then 'IMD:' || nullif(trim(nullif(trim(to_varchar("SUB_IMD_CODE")), '')), '') end),'')) AS VARCHAR))), '')) as hkey</w:t>
               <w:br/>
               <w:t xml:space="preserve">      from RAW.MAXIMUS_TRAVEL.NONHLTH_TRV_UWR_VW_DATA_QUOTE_PARAM_DETAILS_POLICY_PROPERTY_RULE_LIST_PIVOT_VW</w:t>
               <w:br/>
@@ -2720,7 +2717,7 @@
               <w:br/>
               <w:t xml:space="preserve">    -- via hubfeed_mt_party &lt;- stg2_mt__uwr_qpd_rskl</w:t>
               <w:br/>
-              <w:t xml:space="preserve">    select MD5_BINARY(NULLIF(UPPER(TRIM(CAST('HUB_PARTY|' || (nullif(trim(case when coalesce(nullif(trim(nullif(trim(to_varchar("PARTY_CODE")), '')),'')) is not null then nullif(trim(nullif(trim(to_varchar("PARTY_CODE")), '')), '') end),'')) AS VARCHAR))), '')) as hkey</w:t>
+              <w:t xml:space="preserve">    select MD5_BINARY(NULLIF(UPPER(TRIM(CAST('HUB_PARTY|' || (nullif(trim(case when nullif(trim(nullif(trim(to_varchar("PARTY_CODE")), '')),'') is not null then nullif(trim(nullif(trim(to_varchar("PARTY_CODE")), '')), '') end),'')) AS VARCHAR))), '')) as hkey</w:t>
               <w:br/>
               <w:t xml:space="preserve">      from RAW.MAXIMUS_TRAVEL.NONHLTH_TRV_UWR_VW_DATA_QUOTE_PARAM_DETAILS_RISK_LIST</w:t>
               <w:br/>
@@ -2728,7 +2725,7 @@
               <w:br/>
               <w:t xml:space="preserve">    -- via hubfeed_mt_party &lt;- stg2_mt__uwr_qpd_rskl</w:t>
               <w:br/>
-              <w:t xml:space="preserve">    select MD5_BINARY(NULLIF(UPPER(TRIM(CAST('HUB_PARTY|' || (nullif(trim(case when coalesce(nullif(trim(nullif(trim(to_varchar("ADDITIONAL_PARTY_CODE")), '')),'')) is not null then nullif(trim(nullif(trim(to_varchar("ADDITIONAL_PARTY_CODE")), '')), '') end),'')) AS VARCHAR))), '')) as hkey</w:t>
+              <w:t xml:space="preserve">    select MD5_BINARY(NULLIF(UPPER(TRIM(CAST('HUB_PARTY|' || (nullif(trim(case when nullif(trim(nullif(trim(to_varchar("ADDITIONAL_PARTY_CODE")), '')),'') is not null then nullif(trim(nullif(trim(to_varchar("ADDITIONAL_PARTY_CODE")), '')), '') end),'')) AS VARCHAR))), '')) as hkey</w:t>
               <w:br/>
               <w:t xml:space="preserve">      from RAW.MAXIMUS_TRAVEL.NONHLTH_TRV_UWR_VW_DATA_QUOTE_PARAM_DETAILS_RISK_LIST</w:t>
               <w:br/>
@@ -2736,7 +2733,7 @@
               <w:br/>
               <w:t xml:space="preserve">    -- via hubfeed_mt_party &lt;- stg2_mt__uwr_qpd_rskl_msp_imsd_inp_pv</w:t>
               <w:br/>
-              <w:t xml:space="preserve">    select MD5_BINARY(NULLIF(UPPER(TRIM(CAST('HUB_PARTY|' || (nullif(trim(case when coalesce(nullif(trim(nullif(trim(to_varchar("NOMINEE_NAME")), '')),'')) is not null then 'NOMINEE:' || md5(upper(trim(nullif(trim(nullif(trim(to_varchar("NOMINEE_NAME")), '')), '')))) end),'')) AS VARCHAR))), '')) as hkey</w:t>
+              <w:t xml:space="preserve">    select MD5_BINARY(NULLIF(UPPER(TRIM(CAST('HUB_PARTY|' || (nullif(trim(case when nullif(trim(nullif(trim(to_varchar("NOMINEE_NAME")), '')),'') is not null then 'NOMINEE:' || md5(upper(trim(nullif(trim(nullif(trim(to_varchar("NOMINEE_NAME")), '')), '')))) end),'')) AS VARCHAR))), '')) as hkey</w:t>
               <w:br/>
               <w:t xml:space="preserve">      from RAW.MAXIMUS_TRAVEL.NONHLTH_TRV_UWR_VW_DATA_QUOTE_PARAM_DETAILS_RISK_LIST_MULTI_SET_PROPERTY_INPUT_MULTI_SET_DETAIL_INPUT_PROPERTY_PIVOT_VW</w:t>
               <w:br/>
@@ -2744,7 +2741,7 @@
               <w:br/>
               <w:t xml:space="preserve">    -- via hubfeed_mt_party &lt;- stg2_mt__uwr_qpd_rskl_rskp_rl_pv</w:t>
               <w:br/>
-              <w:t xml:space="preserve">    select MD5_BINARY(NULLIF(UPPER(TRIM(CAST('HUB_PARTY|' || (nullif(trim(case when coalesce(nullif(trim(w2_policy_holder_code),'')) is not null then nullif(trim(w2_policy_holder_code), '') end),'')) AS VARCHAR))), '')) as hkey</w:t>
+              <w:t xml:space="preserve">    select MD5_BINARY(NULLIF(UPPER(TRIM(CAST('HUB_PARTY|' || (nullif(trim(case when nullif(trim(w2_policy_holder_code),'') is not null then nullif(trim(w2_policy_holder_code), '') end),'')) AS VARCHAR))), '')) as hkey</w:t>
               <w:br/>
               <w:t xml:space="preserve">      from RAW.MAXIMUS_TRAVEL.NONHLTH_TRV_UWR_VW_DATA_QUOTE_PARAM_DETAILS_RISK_LIST_RISK_PROPERTY_RULE_LIST_PIVOT_VW</w:t>
               <w:br/>
@@ -2752,7 +2749,7 @@
               <w:br/>
               <w:t xml:space="preserve">    -- via hubfeed_mt_party &lt;- stg2_mt_up__clm_clmd_clmap_pv__sat_common_contact &lt;- up_mt__clm_clmd_clmap_pv__sat_common_contact  (+1 more feed(s) on the same RAW table + key)</w:t>
               <w:br/>
-              <w:t xml:space="preserve">    select MD5_BINARY(NULLIF(UPPER(TRIM(CAST('HUB_PARTY|' || ((nullif(trim(case when coalesce(nullif(trim(nullif(trim(to_varchar("CUSTOMERID")), '')),'')) is not null then nullif(trim(nullif(trim(to_varchar("CUSTOMERID")), '')), '') end),''))) AS VARCHAR))), '')) as hkey</w:t>
+              <w:t xml:space="preserve">    select MD5_BINARY(NULLIF(UPPER(TRIM(CAST('HUB_PARTY|' || ((nullif(trim(case when nullif(trim(nullif(trim(to_varchar("CUSTOMERID")), '')),'') is not null then nullif(trim(nullif(trim(to_varchar("CUSTOMERID")), '')), '') end),''))) AS VARCHAR))), '')) as hkey</w:t>
               <w:br/>
               <w:t xml:space="preserve">      from RAW.MAXIMUS_TRAVEL.NONHLTH_TRV_CLM_VW_DATA_CLAIM_DETAILS_CLAIM_ATTRIBUTE_PROPERTIES_PIVOT_VW</w:t>
               <w:br/>
@@ -2762,7 +2759,7 @@
               <w:br/>
               <w:t xml:space="preserve">    -- via hubfeed_mt_party &lt;- stg2_mt_up__uwr_pol_ins_mbr_pa_address_prop_pv__sat_common_contact &lt;- up_mt__uwr_pol_ins_mbr_pa_address_prop_pv__sat_common_contact</w:t>
               <w:br/>
-              <w:t xml:space="preserve">    select MD5_BINARY(NULLIF(UPPER(TRIM(CAST('HUB_PARTY|' || ((nullif(trim(case when coalesce(nullif(trim(w0_party_code),'')) is not null then nullif(trim(w0_party_code), '') end),''))) AS VARCHAR))), '')) as hkey</w:t>
+              <w:t xml:space="preserve">    select MD5_BINARY(NULLIF(UPPER(TRIM(CAST('HUB_PARTY|' || ((nullif(trim(case when nullif(trim(w0_party_code),'') is not null then nullif(trim(w0_party_code), '') end),''))) AS VARCHAR))), '')) as hkey</w:t>
               <w:br/>
               <w:t xml:space="preserve">      from RAW.MAXIMUS_TRAVEL.NONHLTH_TRV_UWR_VW_DATA_POLICY_DETAILS_INSURED_DETAILS_MEMBER_DETAILS_PARTY_ADDRESS_ADDRESS_PROPERTY_PIVOT_VW</w:t>
               <w:br/>
@@ -2772,7 +2769,7 @@
               <w:br/>
               <w:t xml:space="preserve">    -- via hubfeed_mt_party &lt;- stg2_mt_up__uwr_pol_ins_mbr_pp_sp_pv__sat_common_contact &lt;- up_mt__uwr_pol_ins_mbr_pp_sp_pv__sat_common_contact  (+2 more feed(s) on the same RAW table + key)</w:t>
               <w:br/>
-              <w:t xml:space="preserve">    select MD5_BINARY(NULLIF(UPPER(TRIM(CAST('HUB_PARTY|' || ((nullif(trim(case when coalesce(nullif(trim(w0_party_code),'')) is not null then nullif(trim(w0_party_code), '') end),''))) AS VARCHAR))), '')) as hkey</w:t>
+              <w:t xml:space="preserve">    select MD5_BINARY(NULLIF(UPPER(TRIM(CAST('HUB_PARTY|' || ((nullif(trim(case when nullif(trim(w0_party_code),'') is not null then nullif(trim(w0_party_code), '') end),''))) AS VARCHAR))), '')) as hkey</w:t>
               <w:br/>
               <w:t xml:space="preserve">      from RAW.MAXIMUS_TRAVEL.NONHLTH_TRV_UWR_VW_DATA_POLICY_DETAILS_INSURED_DETAILS_MEMBER_DETAILS_PARTY_PROPERTY_SIMPLE_PROPERTY_PIVOT_VW</w:t>
               <w:br/>
@@ -2782,7 +2779,7 @@
               <w:br/>
               <w:t xml:space="preserve">    -- via hubfeed_mt_party &lt;- stg2_mt_up__uwr_pol_prp_pa_address_prop_pv__sat_common_contact &lt;- up_mt__uwr_pol_prp_pa_address_prop_pv__sat_common_contact</w:t>
               <w:br/>
-              <w:t xml:space="preserve">    select MD5_BINARY(NULLIF(UPPER(TRIM(CAST('HUB_PARTY|' || ((nullif(trim(case when coalesce(nullif(trim(w0_party_code),'')) is not null then nullif(trim(w0_party_code), '') end),''))) AS VARCHAR))), '')) as hkey</w:t>
+              <w:t xml:space="preserve">    select MD5_BINARY(NULLIF(UPPER(TRIM(CAST('HUB_PARTY|' || ((nullif(trim(case when nullif(trim(w0_party_code),'') is not null then nullif(trim(w0_party_code), '') end),''))) AS VARCHAR))), '')) as hkey</w:t>
               <w:br/>
               <w:t xml:space="preserve">      from RAW.MAXIMUS_TRAVEL.NONHLTH_TRV_UWR_VW_DATA_POLICY_DETAILS_PROPOSER_DETAILS_PARTY_ADDRESS_ADDRESS_PROPERTY_PIVOT_VW</w:t>
               <w:br/>
@@ -2792,7 +2789,7 @@
               <w:br/>
               <w:t xml:space="preserve">    -- via hubfeed_mt_party &lt;- stg2_mt_up__uwr_pol_prp_pp_sp_pv__sat_common_contact &lt;- up_mt__uwr_pol_prp_pp_sp_pv__sat_common_contact  (+3 more feed(s) on the same RAW table + key)</w:t>
               <w:br/>
-              <w:t xml:space="preserve">    select MD5_BINARY(NULLIF(UPPER(TRIM(CAST('HUB_PARTY|' || ((nullif(trim(case when coalesce(nullif(trim(w0_party_code),'')) is not null then nullif(trim(w0_party_code), '') end),''))) AS VARCHAR))), '')) as hkey</w:t>
+              <w:t xml:space="preserve">    select MD5_BINARY(NULLIF(UPPER(TRIM(CAST('HUB_PARTY|' || ((nullif(trim(case when nullif(trim(w0_party_code),'') is not null then nullif(trim(w0_party_code), '') end),''))) AS VARCHAR))), '')) as hkey</w:t>
               <w:br/>
               <w:t xml:space="preserve">      from RAW.MAXIMUS_TRAVEL.NONHLTH_TRV_UWR_VW_DATA_POLICY_DETAILS_PROPOSER_DETAILS_PARTY_PROPERTY_SIMPLE_PROPERTY_PIVOT_VW</w:t>
               <w:br/>
@@ -2870,9 +2867,6 @@
       </w:pPr>
       <w:r>
         <w:t xml:space="preserve">2. MAXIMUS — HUB_POLICY</w:t>
-      </w:r>
-      <w:r>
-        <w:t xml:space="preserve">  [M1]</w:t>
       </w:r>
     </w:p>
     <w:tbl>
@@ -3099,7 +3093,7 @@
               <w:br/>
               <w:t xml:space="preserve">    -- via hubfeed_mt_policy &lt;- stg2_mt__clm_clmd</w:t>
               <w:br/>
-              <w:t xml:space="preserve">    select MD5_BINARY(NULLIF(UPPER(TRIM(CAST('HUB_POLICY|' || (nullif(trim(case when coalesce(nullif(trim(nullif(trim(to_varchar("POLICYNO")), '')),'')) is not null then nullif(trim(nullif(trim(to_varchar("POLICYNO")), '')), '') end),'')) AS VARCHAR))), '')) as hkey</w:t>
+              <w:t xml:space="preserve">    select MD5_BINARY(NULLIF(UPPER(TRIM(CAST('HUB_POLICY|' || (nullif(trim(case when nullif(trim(nullif(trim(to_varchar("POLICYNO")), '')),'') is not null then nullif(trim(nullif(trim(to_varchar("POLICYNO")), '')), '') end),'')) AS VARCHAR))), '')) as hkey</w:t>
               <w:br/>
               <w:t xml:space="preserve">      from RAW.MAXIMUS_TRAVEL.NONHLTH_TRV_CLM_VW_DATA_CLAIM_DETAILS</w:t>
               <w:br/>
@@ -3107,7 +3101,7 @@
               <w:br/>
               <w:t xml:space="preserve">    -- via hubfeed_mt_policy &lt;- stg2_mt__clm_clmd_clmap_pv</w:t>
               <w:br/>
-              <w:t xml:space="preserve">    select MD5_BINARY(NULLIF(UPPER(TRIM(CAST('HUB_POLICY|' || (nullif(trim(case when coalesce(nullif(trim(nullif(trim(to_varchar("MASTER_POLICY_NUMBER")), '')),'')) is not null then nullif(trim(nullif(trim(to_varchar("MASTER_POLICY_NUMBER")), '')), '') end),'')) AS VARCHAR))), '')) as hkey</w:t>
+              <w:t xml:space="preserve">    select MD5_BINARY(NULLIF(UPPER(TRIM(CAST('HUB_POLICY|' || (nullif(trim(case when nullif(trim(nullif(trim(to_varchar("MASTER_POLICY_NUMBER")), '')),'') is not null then nullif(trim(nullif(trim(to_varchar("MASTER_POLICY_NUMBER")), '')), '') end),'')) AS VARCHAR))), '')) as hkey</w:t>
               <w:br/>
               <w:t xml:space="preserve">      from RAW.MAXIMUS_TRAVEL.NONHLTH_TRV_CLM_VW_DATA_CLAIM_DETAILS_CLAIM_ATTRIBUTE_PROPERTIES_PIVOT_VW</w:t>
               <w:br/>
@@ -3115,7 +3109,7 @@
               <w:br/>
               <w:t xml:space="preserve">    -- via hubfeed_mt_policy &lt;- stg2_mt__uwr_pol</w:t>
               <w:br/>
-              <w:t xml:space="preserve">    select MD5_BINARY(NULLIF(UPPER(TRIM(CAST('HUB_POLICY|' || (nullif(trim(case when coalesce(nullif(trim(nullif(trim(to_varchar("POLICY_NUMBER")), '')),'')) is not null then nullif(trim(nullif(trim(to_varchar("POLICY_NUMBER")), '')), '') end),'')) AS VARCHAR))), '')) as hkey</w:t>
+              <w:t xml:space="preserve">    select MD5_BINARY(NULLIF(UPPER(TRIM(CAST('HUB_POLICY|' || (nullif(trim(case when nullif(trim(nullif(trim(to_varchar("POLICY_NUMBER")), '')),'') is not null then nullif(trim(nullif(trim(to_varchar("POLICY_NUMBER")), '')), '') end),'')) AS VARCHAR))), '')) as hkey</w:t>
               <w:br/>
               <w:t xml:space="preserve">      from RAW.MAXIMUS_TRAVEL.NONHLTH_TRV_UWR_VW_DATA_POLICY_DETAILS</w:t>
               <w:br/>
@@ -3123,7 +3117,7 @@
               <w:br/>
               <w:t xml:space="preserve">    -- via hubfeed_mt_policy &lt;- stg2_mt__uwr_pol_ins_mbr</w:t>
               <w:br/>
-              <w:t xml:space="preserve">    select MD5_BINARY(NULLIF(UPPER(TRIM(CAST('HUB_POLICY|' || (nullif(trim(case when coalesce(nullif(trim(w0_policy_number),'')) is not null then nullif(trim(w0_policy_number), '') end),'')) AS VARCHAR))), '')) as hkey</w:t>
+              <w:t xml:space="preserve">    select MD5_BINARY(NULLIF(UPPER(TRIM(CAST('HUB_POLICY|' || (nullif(trim(case when nullif(trim(w0_policy_number),'') is not null then nullif(trim(w0_policy_number), '') end),'')) AS VARCHAR))), '')) as hkey</w:t>
               <w:br/>
               <w:t xml:space="preserve">      from RAW.MAXIMUS_TRAVEL.NONHLTH_TRV_UWR_VW_DATA_POLICY_DETAILS_INSURED_DETAILS_MEMBER_DETAILS</w:t>
               <w:br/>
@@ -3131,7 +3125,7 @@
               <w:br/>
               <w:t xml:space="preserve">    -- via hubfeed_mt_policy &lt;- stg2_mt__uwr_pol_ins_mbr_party_relation</w:t>
               <w:br/>
-              <w:t xml:space="preserve">    select MD5_BINARY(NULLIF(UPPER(TRIM(CAST('HUB_POLICY|' || (nullif(trim(case when coalesce(nullif(trim(("FOREIGN_KEY")),'')) is not null then nullif(trim(("FOREIGN_KEY")), '') end),'')) AS VARCHAR))), '')) as hkey</w:t>
+              <w:t xml:space="preserve">    select MD5_BINARY(NULLIF(UPPER(TRIM(CAST('HUB_POLICY|' || (nullif(trim(case when nullif(trim(("FOREIGN_KEY")),'') is not null then nullif(trim(("FOREIGN_KEY")), '') end),'')) AS VARCHAR))), '')) as hkey</w:t>
               <w:br/>
               <w:t xml:space="preserve">      from RAW.MAXIMUS_TRAVEL.NONHLTH_TRV_UWR_VW_DATA_POLICY_DETAILS_INSURED_DETAILS_MEMBER_DETAILS_PARTY_RELATION</w:t>
               <w:br/>
@@ -3139,7 +3133,7 @@
               <w:br/>
               <w:t xml:space="preserve">    -- via hubfeed_mt_policy &lt;- stg2_mt__uwr_pol_polp_sp_pv</w:t>
               <w:br/>
-              <w:t xml:space="preserve">    select MD5_BINARY(NULLIF(UPPER(TRIM(CAST('HUB_POLICY|' || (nullif(trim(case when coalesce(nullif(trim(nullif(trim(to_varchar("MASTER_POLICY_NUMBER")), '')),'')) is not null then nullif(trim(nullif(trim(to_varchar("MASTER_POLICY_NUMBER")), '')), '') end),'')) AS VARCHAR))), '')) as hkey</w:t>
+              <w:t xml:space="preserve">    select MD5_BINARY(NULLIF(UPPER(TRIM(CAST('HUB_POLICY|' || (nullif(trim(case when nullif(trim(nullif(trim(to_varchar("MASTER_POLICY_NUMBER")), '')),'') is not null then nullif(trim(nullif(trim(to_varchar("MASTER_POLICY_NUMBER")), '')), '') end),'')) AS VARCHAR))), '')) as hkey</w:t>
               <w:br/>
               <w:t xml:space="preserve">      from RAW.MAXIMUS_TRAVEL.NONHLTH_TRV_UWR_VW_DATA_POLICY_DETAILS_POLICY_PROPERTY_SIMPLE_PROPERTY_PIVOT_VW</w:t>
               <w:br/>
@@ -3147,7 +3141,7 @@
               <w:br/>
               <w:t xml:space="preserve">    -- via hubfeed_mt_policy &lt;- stg2_mt__uwr_pol_polp_sp_pv</w:t>
               <w:br/>
-              <w:t xml:space="preserve">    select MD5_BINARY(NULLIF(UPPER(TRIM(CAST('HUB_POLICY|' || (nullif(trim(case when coalesce(nullif(trim(nullif(trim(to_varchar("EXPIRING_POLICY_NUMBER")), '')),'')) is not null then nullif(trim(nullif(trim(to_varchar("EXPIRING_POLICY_NUMBER")), '')), '') end),'')) AS VARCHAR))), '')) as hkey</w:t>
+              <w:t xml:space="preserve">    select MD5_BINARY(NULLIF(UPPER(TRIM(CAST('HUB_POLICY|' || (nullif(trim(case when nullif(trim(nullif(trim(to_varchar("EXPIRING_POLICY_NUMBER")), '')),'') is not null then nullif(trim(nullif(trim(to_varchar("EXPIRING_POLICY_NUMBER")), '')), '') end),'')) AS VARCHAR))), '')) as hkey</w:t>
               <w:br/>
               <w:t xml:space="preserve">      from RAW.MAXIMUS_TRAVEL.NONHLTH_TRV_UWR_VW_DATA_POLICY_DETAILS_POLICY_PROPERTY_SIMPLE_PROPERTY_PIVOT_VW</w:t>
               <w:br/>
@@ -3155,7 +3149,7 @@
               <w:br/>
               <w:t xml:space="preserve">    -- via hubfeed_mt_policy &lt;- stg2_mt__uwr_pol_prevpol</w:t>
               <w:br/>
-              <w:t xml:space="preserve">    select MD5_BINARY(NULLIF(UPPER(TRIM(CAST('HUB_POLICY|' || (nullif(trim(case when coalesce(nullif(trim(nullif(trim(to_varchar("POLICY_NUMBER")), '')),'')) is not null then nullif(trim(nullif(trim(to_varchar("POLICY_NUMBER")), '')), '') end),'')) AS VARCHAR))), '')) as hkey</w:t>
+              <w:t xml:space="preserve">    select MD5_BINARY(NULLIF(UPPER(TRIM(CAST('HUB_POLICY|' || (nullif(trim(case when nullif(trim(nullif(trim(to_varchar("POLICY_NUMBER")), '')),'') is not null then nullif(trim(nullif(trim(to_varchar("POLICY_NUMBER")), '')), '') end),'')) AS VARCHAR))), '')) as hkey</w:t>
               <w:br/>
               <w:t xml:space="preserve">      from RAW.MAXIMUS_TRAVEL.NONHLTH_TRV_UWR_VW_DATA_POLICY_DETAILS_PREVIOUS_POLICY_DETAILS</w:t>
               <w:br/>
@@ -3163,7 +3157,7 @@
               <w:br/>
               <w:t xml:space="preserve">    -- via hubfeed_mt_policy &lt;- stg2_mt__uwr_pol_prp_party_relation</w:t>
               <w:br/>
-              <w:t xml:space="preserve">    select MD5_BINARY(NULLIF(UPPER(TRIM(CAST('HUB_POLICY|' || (nullif(trim(case when coalesce(nullif(trim(("FOREIGN_KEY")),'')) is not null then nullif(trim(("FOREIGN_KEY")), '') end),'')) AS VARCHAR))), '')) as hkey</w:t>
+              <w:t xml:space="preserve">    select MD5_BINARY(NULLIF(UPPER(TRIM(CAST('HUB_POLICY|' || (nullif(trim(case when nullif(trim(("FOREIGN_KEY")),'') is not null then nullif(trim(("FOREIGN_KEY")), '') end),'')) AS VARCHAR))), '')) as hkey</w:t>
               <w:br/>
               <w:t xml:space="preserve">      from RAW.MAXIMUS_TRAVEL.NONHLTH_TRV_UWR_VW_DATA_POLICY_DETAILS_PROPOSER_DETAILS_PARTY_RELATION</w:t>
               <w:br/>
@@ -3171,7 +3165,7 @@
               <w:br/>
               <w:t xml:space="preserve">    -- via hubfeed_mt_policy &lt;- stg2_mt__uwr_qpd_polp_rl_pv</w:t>
               <w:br/>
-              <w:t xml:space="preserve">    select MD5_BINARY(NULLIF(UPPER(TRIM(CAST('HUB_POLICY|' || (nullif(trim(case when coalesce(nullif(trim(nullif(trim(to_varchar("MASTER_POLICY_NUMBER")), '')),'')) is not null then nullif(trim(nullif(trim(to_varchar("MASTER_POLICY_NUMBER")), '')), '') end),'')) AS VARCHAR))), '')) as hkey</w:t>
+              <w:t xml:space="preserve">    select MD5_BINARY(NULLIF(UPPER(TRIM(CAST('HUB_POLICY|' || (nullif(trim(case when nullif(trim(nullif(trim(to_varchar("MASTER_POLICY_NUMBER")), '')),'') is not null then nullif(trim(nullif(trim(to_varchar("MASTER_POLICY_NUMBER")), '')), '') end),'')) AS VARCHAR))), '')) as hkey</w:t>
               <w:br/>
               <w:t xml:space="preserve">      from RAW.MAXIMUS_TRAVEL.NONHLTH_TRV_UWR_VW_DATA_QUOTE_PARAM_DETAILS_POLICY_PROPERTY_RULE_LIST_PIVOT_VW</w:t>
               <w:br/>
@@ -3179,7 +3173,7 @@
               <w:br/>
               <w:t xml:space="preserve">    -- via hubfeed_mt_policy &lt;- stg2_mt__uwr_qpd_polp_rl_pv</w:t>
               <w:br/>
-              <w:t xml:space="preserve">    select MD5_BINARY(NULLIF(UPPER(TRIM(CAST('HUB_POLICY|' || (nullif(trim(case when coalesce(nullif(trim(nullif(trim(to_varchar("EXPIRING_POLICY_NUMBER")), '')),'')) is not null then nullif(trim(nullif(trim(to_varchar("EXPIRING_POLICY_NUMBER")), '')), '') end),'')) AS VARCHAR))), '')) as hkey</w:t>
+              <w:t xml:space="preserve">    select MD5_BINARY(NULLIF(UPPER(TRIM(CAST('HUB_POLICY|' || (nullif(trim(case when nullif(trim(nullif(trim(to_varchar("EXPIRING_POLICY_NUMBER")), '')),'') is not null then nullif(trim(nullif(trim(to_varchar("EXPIRING_POLICY_NUMBER")), '')), '') end),'')) AS VARCHAR))), '')) as hkey</w:t>
               <w:br/>
               <w:t xml:space="preserve">      from RAW.MAXIMUS_TRAVEL.NONHLTH_TRV_UWR_VW_DATA_QUOTE_PARAM_DETAILS_POLICY_PROPERTY_RULE_LIST_PIVOT_VW</w:t>
               <w:br/>
@@ -3187,7 +3181,7 @@
               <w:br/>
               <w:t xml:space="preserve">    -- via hubfeed_mt_policy &lt;- stg2_mt__uwr_qpd_polp_rl_pv</w:t>
               <w:br/>
-              <w:t xml:space="preserve">    select MD5_BINARY(NULLIF(UPPER(TRIM(CAST('HUB_POLICY|' || (nullif(trim(case when coalesce(nullif(trim(nullif(trim(to_varchar("PREVIOUS_POLICY_NUMBER")), '')),'')) is not null then nullif(trim(nullif(trim(to_varchar("PREVIOUS_POLICY_NUMBER")), '')), '') end),'')) AS VARCHAR))), '')) as hkey</w:t>
+              <w:t xml:space="preserve">    select MD5_BINARY(NULLIF(UPPER(TRIM(CAST('HUB_POLICY|' || (nullif(trim(case when nullif(trim(nullif(trim(to_varchar("PREVIOUS_POLICY_NUMBER")), '')),'') is not null then nullif(trim(nullif(trim(to_varchar("PREVIOUS_POLICY_NUMBER")), '')), '') end),'')) AS VARCHAR))), '')) as hkey</w:t>
               <w:br/>
               <w:t xml:space="preserve">      from RAW.MAXIMUS_TRAVEL.NONHLTH_TRV_UWR_VW_DATA_QUOTE_PARAM_DETAILS_POLICY_PROPERTY_RULE_LIST_PIVOT_VW</w:t>
               <w:br/>
@@ -3263,9 +3257,6 @@
       </w:pPr>
       <w:r>
         <w:t xml:space="preserve">3. MAXIMUS — HUB_PRODUCT</w:t>
-      </w:r>
-      <w:r>
-        <w:t xml:space="preserve">  [M1]</w:t>
       </w:r>
     </w:p>
     <w:tbl>
@@ -3492,7 +3483,7 @@
               <w:br/>
               <w:t xml:space="preserve">    -- via hubfeed_mt_product &lt;- stg2_mt__clm_clmd_clmap_pv</w:t>
               <w:br/>
-              <w:t xml:space="preserve">    select MD5_BINARY(NULLIF(UPPER(TRIM(CAST('HUB_PRODUCT|' || (nullif(trim(case when coalesce(nullif(trim(nullif(trim(to_varchar("STORED_PRODUCT_CODE")), '')),'')) is not null then 'PROD:' || nullif(trim(nullif(trim(to_varchar("STORED_PRODUCT_CODE")), '')), '') end),'')) AS VARCHAR))), '')) as hkey</w:t>
+              <w:t xml:space="preserve">    select MD5_BINARY(NULLIF(UPPER(TRIM(CAST('HUB_PRODUCT|' || (nullif(trim(case when nullif(trim(nullif(trim(to_varchar("STORED_PRODUCT_CODE")), '')),'') is not null then 'PROD:' || nullif(trim(nullif(trim(to_varchar("STORED_PRODUCT_CODE")), '')), '') end),'')) AS VARCHAR))), '')) as hkey</w:t>
               <w:br/>
               <w:t xml:space="preserve">      from RAW.MAXIMUS_TRAVEL.NONHLTH_TRV_CLM_VW_DATA_CLAIM_DETAILS_CLAIM_ATTRIBUTE_PROPERTIES_PIVOT_VW</w:t>
               <w:br/>
@@ -3500,7 +3491,7 @@
               <w:br/>
               <w:t xml:space="preserve">    -- via hubfeed_mt_product &lt;- stg2_mt__uwr_pol</w:t>
               <w:br/>
-              <w:t xml:space="preserve">    select MD5_BINARY(NULLIF(UPPER(TRIM(CAST('HUB_PRODUCT|' || (nullif(trim(case when coalesce(nullif(trim(nullif(trim(to_varchar("PRODUCT_CODE")), '')),'')) is not null then 'PROD:' || nullif(trim(nullif(trim(to_varchar("PRODUCT_CODE")), '')), '') end),'')) AS VARCHAR))), '')) as hkey</w:t>
+              <w:t xml:space="preserve">    select MD5_BINARY(NULLIF(UPPER(TRIM(CAST('HUB_PRODUCT|' || (nullif(trim(case when nullif(trim(nullif(trim(to_varchar("PRODUCT_CODE")), '')),'') is not null then 'PROD:' || nullif(trim(nullif(trim(to_varchar("PRODUCT_CODE")), '')), '') end),'')) AS VARCHAR))), '')) as hkey</w:t>
               <w:br/>
               <w:t xml:space="preserve">      from RAW.MAXIMUS_TRAVEL.NONHLTH_TRV_UWR_VW_DATA_POLICY_DETAILS</w:t>
               <w:br/>
@@ -3508,7 +3499,7 @@
               <w:br/>
               <w:t xml:space="preserve">    -- via hubfeed_mt_product &lt;- stg2_mt__uwr_pol_ins_rskp_sp_pv</w:t>
               <w:br/>
-              <w:t xml:space="preserve">    select MD5_BINARY(NULLIF(UPPER(TRIM(CAST('HUB_PRODUCT|' || (nullif(trim(case when coalesce(nullif(trim(w3_product_code),'')) is not null then 'PROD:' || nullif(trim(w3_product_code), '') end),'')) AS VARCHAR))), '')) as hkey</w:t>
+              <w:t xml:space="preserve">    select MD5_BINARY(NULLIF(UPPER(TRIM(CAST('HUB_PRODUCT|' || (nullif(trim(case when nullif(trim(w3_product_code),'') is not null then 'PROD:' || nullif(trim(w3_product_code), '') end),'')) AS VARCHAR))), '')) as hkey</w:t>
               <w:br/>
               <w:t xml:space="preserve">      from RAW.MAXIMUS_TRAVEL.NONHLTH_TRV_UWR_VW_DATA_POLICY_DETAILS_INSURED_DETAILS_RISK_PROPERTY_SIMPLE_PROPERTY_PIVOT_VW</w:t>
               <w:br/>
@@ -3516,7 +3507,7 @@
               <w:br/>
               <w:t xml:space="preserve">    -- via hubfeed_mt_product &lt;- stg2_mt__uwr_pol_polp_sp_pv</w:t>
               <w:br/>
-              <w:t xml:space="preserve">    select MD5_BINARY(NULLIF(UPPER(TRIM(CAST('HUB_PRODUCT|' || (nullif(trim(case when coalesce(nullif(trim(w2_product_code),'')) is not null then 'PROD:' || nullif(trim(w2_product_code), '') end),'')) AS VARCHAR))), '')) as hkey</w:t>
+              <w:t xml:space="preserve">    select MD5_BINARY(NULLIF(UPPER(TRIM(CAST('HUB_PRODUCT|' || (nullif(trim(case when nullif(trim(w2_product_code),'') is not null then 'PROD:' || nullif(trim(w2_product_code), '') end),'')) AS VARCHAR))), '')) as hkey</w:t>
               <w:br/>
               <w:t xml:space="preserve">      from RAW.MAXIMUS_TRAVEL.NONHLTH_TRV_UWR_VW_DATA_POLICY_DETAILS_POLICY_PROPERTY_SIMPLE_PROPERTY_PIVOT_VW</w:t>
               <w:br/>
@@ -3524,7 +3515,7 @@
               <w:br/>
               <w:t xml:space="preserve">    -- via hubfeed_mt_product &lt;- stg2_mt__uwr_pol_prevpol</w:t>
               <w:br/>
-              <w:t xml:space="preserve">    select MD5_BINARY(NULLIF(UPPER(TRIM(CAST('HUB_PRODUCT|' || (nullif(trim(case when coalesce(nullif(trim(nullif(trim(to_varchar("PRODUCT_CODE")), '')),'')) is not null then 'PROD:' || nullif(trim(nullif(trim(to_varchar("PRODUCT_CODE")), '')), '') end),'')) AS VARCHAR))), '')) as hkey</w:t>
+              <w:t xml:space="preserve">    select MD5_BINARY(NULLIF(UPPER(TRIM(CAST('HUB_PRODUCT|' || (nullif(trim(case when nullif(trim(nullif(trim(to_varchar("PRODUCT_CODE")), '')),'') is not null then 'PROD:' || nullif(trim(nullif(trim(to_varchar("PRODUCT_CODE")), '')), '') end),'')) AS VARCHAR))), '')) as hkey</w:t>
               <w:br/>
               <w:t xml:space="preserve">      from RAW.MAXIMUS_TRAVEL.NONHLTH_TRV_UWR_VW_DATA_POLICY_DETAILS_PREVIOUS_POLICY_DETAILS</w:t>
               <w:br/>
@@ -3532,7 +3523,7 @@
               <w:br/>
               <w:t xml:space="preserve">    -- via hubfeed_mt_product &lt;- stg2_mt__uwr_qpd</w:t>
               <w:br/>
-              <w:t xml:space="preserve">    select MD5_BINARY(NULLIF(UPPER(TRIM(CAST('HUB_PRODUCT|' || (nullif(trim(case when coalesce(nullif(trim(nullif(trim(to_varchar("PRODUCT_CODE")), '')),'')) is not null then 'PROD:' || nullif(trim(nullif(trim(to_varchar("PRODUCT_CODE")), '')), '') end),'')) AS VARCHAR))), '')) as hkey</w:t>
+              <w:t xml:space="preserve">    select MD5_BINARY(NULLIF(UPPER(TRIM(CAST('HUB_PRODUCT|' || (nullif(trim(case when nullif(trim(nullif(trim(to_varchar("PRODUCT_CODE")), '')),'') is not null then 'PROD:' || nullif(trim(nullif(trim(to_varchar("PRODUCT_CODE")), '')), '') end),'')) AS VARCHAR))), '')) as hkey</w:t>
               <w:br/>
               <w:t xml:space="preserve">      from RAW.MAXIMUS_TRAVEL.NONHLTH_TRV_UWR_VW_DATA_QUOTE_PARAM_DETAILS</w:t>
               <w:br/>
@@ -3540,7 +3531,7 @@
               <w:br/>
               <w:t xml:space="preserve">    -- via hubfeed_mt_product &lt;- stg2_mt__uwr_qpd_polp_rl_pv</w:t>
               <w:br/>
-              <w:t xml:space="preserve">    select MD5_BINARY(NULLIF(UPPER(TRIM(CAST('HUB_PRODUCT|' || (nullif(trim(case when coalesce(nullif(trim(w1_product_code),'')) is not null then 'PROD:' || nullif(trim(w1_product_code), '') end),'')) AS VARCHAR))), '')) as hkey</w:t>
+              <w:t xml:space="preserve">    select MD5_BINARY(NULLIF(UPPER(TRIM(CAST('HUB_PRODUCT|' || (nullif(trim(case when nullif(trim(w1_product_code),'') is not null then 'PROD:' || nullif(trim(w1_product_code), '') end),'')) AS VARCHAR))), '')) as hkey</w:t>
               <w:br/>
               <w:t xml:space="preserve">      from RAW.MAXIMUS_TRAVEL.NONHLTH_TRV_UWR_VW_DATA_QUOTE_PARAM_DETAILS_POLICY_PROPERTY_RULE_LIST_PIVOT_VW</w:t>
               <w:br/>
@@ -3548,7 +3539,7 @@
               <w:br/>
               <w:t xml:space="preserve">    -- via hubfeed_mt_product &lt;- stg2_mt__uwr_qpd_rskl_rskp_rl_pv</w:t>
               <w:br/>
-              <w:t xml:space="preserve">    select MD5_BINARY(NULLIF(UPPER(TRIM(CAST('HUB_PRODUCT|' || (nullif(trim(case when coalesce(nullif(trim(w3_product_code),'')) is not null then 'PROD:' || nullif(trim(w3_product_code), '') end),'')) AS VARCHAR))), '')) as hkey</w:t>
+              <w:t xml:space="preserve">    select MD5_BINARY(NULLIF(UPPER(TRIM(CAST('HUB_PRODUCT|' || (nullif(trim(case when nullif(trim(w3_product_code),'') is not null then 'PROD:' || nullif(trim(w3_product_code), '') end),'')) AS VARCHAR))), '')) as hkey</w:t>
               <w:br/>
               <w:t xml:space="preserve">      from RAW.MAXIMUS_TRAVEL.NONHLTH_TRV_UWR_VW_DATA_QUOTE_PARAM_DETAILS_RISK_LIST_RISK_PROPERTY_RULE_LIST_PIVOT_VW</w:t>
               <w:br/>
@@ -3624,9 +3615,6 @@
       </w:pPr>
       <w:r>
         <w:t xml:space="preserve">4. MAXIMUS — HUB_COVERAGE</w:t>
-      </w:r>
-      <w:r>
-        <w:t xml:space="preserve">  [M1]</w:t>
       </w:r>
     </w:p>
     <w:tbl>
@@ -3853,7 +3841,7 @@
               <w:br/>
               <w:t xml:space="preserve">    -- via hubfeed_mt_coverage &lt;- stg2_mt__clm_clmd_clmrsk_rska_properties_pv</w:t>
               <w:br/>
-              <w:t xml:space="preserve">    select MD5_BINARY(NULLIF(UPPER(TRIM(CAST('HUB_COVERAGE|' || (nullif(trim(case when coalesce(nullif(trim(nullif(trim(to_varchar("COVER_CODE")), '')),'')) is not null then 'COV:' || nullif(trim(nullif(trim(to_varchar("COVER_CODE")), '')), '') end),'')) AS VARCHAR))), '')) as hkey</w:t>
+              <w:t xml:space="preserve">    select MD5_BINARY(NULLIF(UPPER(TRIM(CAST('HUB_COVERAGE|' || (nullif(trim(case when nullif(trim(nullif(trim(to_varchar("COVER_CODE")), '')),'') is not null then 'COV:' || nullif(trim(nullif(trim(to_varchar("COVER_CODE")), '')), '') end),'')) AS VARCHAR))), '')) as hkey</w:t>
               <w:br/>
               <w:t xml:space="preserve">      from RAW.MAXIMUS_TRAVEL.NONHLTH_TRV_CLM_VW_DATA_CLAIM_DETAILS_CLAIM_RISK_RISK_ATTRIBUTE_PROPERTIES_PIVOT_VW</w:t>
               <w:br/>
@@ -3861,7 +3849,7 @@
               <w:br/>
               <w:t xml:space="preserve">    -- via hubfeed_mt_coverage &lt;- stg2_mt__uwr_pol_ins_cov</w:t>
               <w:br/>
-              <w:t xml:space="preserve">    select MD5_BINARY(NULLIF(UPPER(TRIM(CAST('HUB_COVERAGE|' || (nullif(trim(case when coalesce(nullif(trim(nullif(trim(to_varchar("COVER_CODE")), '')),'')) is not null then 'COV:' || nullif(trim(nullif(trim(to_varchar("COVER_CODE")), '')), '') end),'')) AS VARCHAR))), '')) as hkey</w:t>
+              <w:t xml:space="preserve">    select MD5_BINARY(NULLIF(UPPER(TRIM(CAST('HUB_COVERAGE|' || (nullif(trim(case when nullif(trim(nullif(trim(to_varchar("COVER_CODE")), '')),'') is not null then 'COV:' || nullif(trim(nullif(trim(to_varchar("COVER_CODE")), '')), '') end),'')) AS VARCHAR))), '')) as hkey</w:t>
               <w:br/>
               <w:t xml:space="preserve">      from RAW.MAXIMUS_TRAVEL.NONHLTH_TRV_UWR_VW_DATA_POLICY_DETAILS_INSURED_DETAILS_COVER_DETAILS</w:t>
               <w:br/>
@@ -3869,7 +3857,7 @@
               <w:br/>
               <w:t xml:space="preserve">    -- via hubfeed_mt_coverage &lt;- stg2_mt__uwr_pol_ins_cov_covp_msp_msd_prop_pv</w:t>
               <w:br/>
-              <w:t xml:space="preserve">    select MD5_BINARY(NULLIF(UPPER(TRIM(CAST('HUB_COVERAGE|' || (nullif(trim(case when coalesce(nullif(trim(w0_cover_code),'')) is not null then 'COV:' || nullif(trim(w0_cover_code), '') end),'')) AS VARCHAR))), '')) as hkey</w:t>
+              <w:t xml:space="preserve">    select MD5_BINARY(NULLIF(UPPER(TRIM(CAST('HUB_COVERAGE|' || (nullif(trim(case when nullif(trim(w0_cover_code),'') is not null then 'COV:' || nullif(trim(w0_cover_code), '') end),'')) AS VARCHAR))), '')) as hkey</w:t>
               <w:br/>
               <w:t xml:space="preserve">      from RAW.MAXIMUS_TRAVEL.NONHLTH_TRV_UWR_VW_DATA_POLICY_DETAILS_INSURED_DETAILS_COVER_DETAILS_COVER_PROPERTY_MULTI_SET_PROPERTY_MULTI_SET_DETAIL_PROPERTY_PIVOT_VW</w:t>
               <w:br/>
@@ -3877,7 +3865,7 @@
               <w:br/>
               <w:t xml:space="preserve">    -- via hubfeed_mt_coverage &lt;- stg2_mt__uwr_pol_ins_cov_covp_sp_pv</w:t>
               <w:br/>
-              <w:t xml:space="preserve">    select MD5_BINARY(NULLIF(UPPER(TRIM(CAST('HUB_COVERAGE|' || (nullif(trim(case when coalesce(nullif(trim(w2_cover_code),'')) is not null then 'COV:' || nullif(trim(w2_cover_code), '') end),'')) AS VARCHAR))), '')) as hkey</w:t>
+              <w:t xml:space="preserve">    select MD5_BINARY(NULLIF(UPPER(TRIM(CAST('HUB_COVERAGE|' || (nullif(trim(case when nullif(trim(w2_cover_code),'') is not null then 'COV:' || nullif(trim(w2_cover_code), '') end),'')) AS VARCHAR))), '')) as hkey</w:t>
               <w:br/>
               <w:t xml:space="preserve">      from RAW.MAXIMUS_TRAVEL.NONHLTH_TRV_UWR_VW_DATA_POLICY_DETAILS_INSURED_DETAILS_COVER_DETAILS_COVER_PROPERTY_SIMPLE_PROPERTY_PIVOT_VW</w:t>
               <w:br/>
@@ -3885,7 +3873,7 @@
               <w:br/>
               <w:t xml:space="preserve">    -- via hubfeed_mt_coverage &lt;- stg2_mt__uwr_pol_ins_rskp_sp_pv</w:t>
               <w:br/>
-              <w:t xml:space="preserve">    select MD5_BINARY(NULLIF(UPPER(TRIM(CAST('HUB_COVERAGE|' || (nullif(trim(case when coalesce(nullif(trim(nullif(trim(to_varchar("COVER_CODE")), '')),'')) is not null then 'COV:' || nullif(trim(nullif(trim(to_varchar("COVER_CODE")), '')), '') end),'')) AS VARCHAR))), '')) as hkey</w:t>
+              <w:t xml:space="preserve">    select MD5_BINARY(NULLIF(UPPER(TRIM(CAST('HUB_COVERAGE|' || (nullif(trim(case when nullif(trim(nullif(trim(to_varchar("COVER_CODE")), '')),'') is not null then 'COV:' || nullif(trim(nullif(trim(to_varchar("COVER_CODE")), '')), '') end),'')) AS VARCHAR))), '')) as hkey</w:t>
               <w:br/>
               <w:t xml:space="preserve">      from RAW.MAXIMUS_TRAVEL.NONHLTH_TRV_UWR_VW_DATA_POLICY_DETAILS_INSURED_DETAILS_RISK_PROPERTY_SIMPLE_PROPERTY_PIVOT_VW</w:t>
               <w:br/>
@@ -3893,7 +3881,7 @@
               <w:br/>
               <w:t xml:space="preserve">    -- via hubfeed_mt_coverage &lt;- stg2_mt__uwr_qpd_rskl_rskc</w:t>
               <w:br/>
-              <w:t xml:space="preserve">    select MD5_BINARY(NULLIF(UPPER(TRIM(CAST('HUB_COVERAGE|' || (nullif(trim(case when coalesce(nullif(trim(nullif(trim(to_varchar("COVER_CODE")), '')),'')) is not null then 'COV:' || nullif(trim(nullif(trim(to_varchar("COVER_CODE")), '')), '') end),'')) AS VARCHAR))), '')) as hkey</w:t>
+              <w:t xml:space="preserve">    select MD5_BINARY(NULLIF(UPPER(TRIM(CAST('HUB_COVERAGE|' || (nullif(trim(case when nullif(trim(nullif(trim(to_varchar("COVER_CODE")), '')),'') is not null then 'COV:' || nullif(trim(nullif(trim(to_varchar("COVER_CODE")), '')), '') end),'')) AS VARCHAR))), '')) as hkey</w:t>
               <w:br/>
               <w:t xml:space="preserve">      from RAW.MAXIMUS_TRAVEL.NONHLTH_TRV_UWR_VW_DATA_QUOTE_PARAM_DETAILS_RISK_LIST_RISK_COVER</w:t>
               <w:br/>
@@ -3901,7 +3889,7 @@
               <w:br/>
               <w:t xml:space="preserve">    -- via hubfeed_mt_coverage &lt;- stg2_mt__uwr_qpd_rskl_rskc_rskc_prop_rl_pv</w:t>
               <w:br/>
-              <w:t xml:space="preserve">    select MD5_BINARY(NULLIF(UPPER(TRIM(CAST('HUB_COVERAGE|' || (nullif(trim(case when coalesce(nullif(trim(w2_cover_code),'')) is not null then 'COV:' || nullif(trim(w2_cover_code), '') end),'')) AS VARCHAR))), '')) as hkey</w:t>
+              <w:t xml:space="preserve">    select MD5_BINARY(NULLIF(UPPER(TRIM(CAST('HUB_COVERAGE|' || (nullif(trim(case when nullif(trim(w2_cover_code),'') is not null then 'COV:' || nullif(trim(w2_cover_code), '') end),'')) AS VARCHAR))), '')) as hkey</w:t>
               <w:br/>
               <w:t xml:space="preserve">      from RAW.MAXIMUS_TRAVEL.NONHLTH_TRV_UWR_VW_DATA_QUOTE_PARAM_DETAILS_RISK_LIST_RISK_COVER_RISK_COVER_PROPERTY_RULE_LIST_PIVOT_VW</w:t>
               <w:br/>
@@ -3909,7 +3897,7 @@
               <w:br/>
               <w:t xml:space="preserve">    -- via hubfeed_mt_coverage &lt;- stg2_mt__uwr_qpd_rskl_rskp_rl_pv</w:t>
               <w:br/>
-              <w:t xml:space="preserve">    select MD5_BINARY(NULLIF(UPPER(TRIM(CAST('HUB_COVERAGE|' || (nullif(trim(case when coalesce(nullif(trim(nullif(trim(to_varchar("COVER_CODE")), '')),'')) is not null then 'COV:' || nullif(trim(nullif(trim(to_varchar("COVER_CODE")), '')), '') end),'')) AS VARCHAR))), '')) as hkey</w:t>
+              <w:t xml:space="preserve">    select MD5_BINARY(NULLIF(UPPER(TRIM(CAST('HUB_COVERAGE|' || (nullif(trim(case when nullif(trim(nullif(trim(to_varchar("COVER_CODE")), '')),'') is not null then 'COV:' || nullif(trim(nullif(trim(to_varchar("COVER_CODE")), '')), '') end),'')) AS VARCHAR))), '')) as hkey</w:t>
               <w:br/>
               <w:t xml:space="preserve">      from RAW.MAXIMUS_TRAVEL.NONHLTH_TRV_UWR_VW_DATA_QUOTE_PARAM_DETAILS_RISK_LIST_RISK_PROPERTY_RULE_LIST_PIVOT_VW</w:t>
               <w:br/>
@@ -3985,9 +3973,6 @@
       </w:pPr>
       <w:r>
         <w:t xml:space="preserve">5. MAXIMUS — HUB_LOCATION</w:t>
-      </w:r>
-      <w:r>
-        <w:t xml:space="preserve">  [M1]</w:t>
       </w:r>
     </w:p>
     <w:tbl>
@@ -4246,7 +4231,7 @@
               <w:br/>
               <w:t xml:space="preserve">    -- via hubfeed_mt_location &lt;- stg2_mt__clm_clmd_clmap_pv</w:t>
               <w:br/>
-              <w:t xml:space="preserve">    select MD5_BINARY(NULLIF(UPPER(TRIM(CAST('HUB_LOCATION|' || (nullif(trim(case when coalesce(nullif(trim(nullif(trim(to_varchar("ADDRESS_FOR_REFERENCE")), '')),'')) is not null then md5(upper(regexp_replace(trim(nullif(trim(nullif(trim(to_varchar("ADDRESS_FOR_REFERENCE")), '')), '')), '[[:space:]]+', ' '))) end),'')) AS VARCHAR))), '')) as hkey</w:t>
+              <w:t xml:space="preserve">    select MD5_BINARY(NULLIF(UPPER(TRIM(CAST('HUB_LOCATION|' || (nullif(trim(case when nullif(trim(nullif(trim(to_varchar("ADDRESS_FOR_REFERENCE")), '')),'') is not null then md5(upper(regexp_replace(trim(nullif(trim(nullif(trim(to_varchar("ADDRESS_FOR_REFERENCE")), '')), '')), '[[:space:]]+', ' '))) end),'')) AS VARCHAR))), '')) as hkey</w:t>
               <w:br/>
               <w:t xml:space="preserve">      from RAW.MAXIMUS_TRAVEL.NONHLTH_TRV_CLM_VW_DATA_CLAIM_DETAILS_CLAIM_ATTRIBUTE_PROPERTIES_PIVOT_VW</w:t>
               <w:br/>
@@ -4262,7 +4247,7 @@
               <w:br/>
               <w:t xml:space="preserve">    -- via hubfeed_mt_location &lt;- stg2_mt__clm_clmd_clmap_pv</w:t>
               <w:br/>
-              <w:t xml:space="preserve">    select MD5_BINARY(NULLIF(UPPER(TRIM(CAST('HUB_LOCATION|' || (nullif(trim(case when coalesce(nullif(trim(nullif(trim(to_varchar("SELECT_INSPECTION_ADDRESS")), '')),'')) is not null then md5(upper(regexp_replace(trim(upper(nullif(trim(nullif(trim(to_varchar("SELECT_INSPECTION_ADDRESS")), '')), ''))), '[[:space:]]+', ' '))) end),'')) AS VARCHAR))), '')) as hkey</w:t>
+              <w:t xml:space="preserve">    select MD5_BINARY(NULLIF(UPPER(TRIM(CAST('HUB_LOCATION|' || (nullif(trim(case when nullif(trim(nullif(trim(to_varchar("SELECT_INSPECTION_ADDRESS")), '')),'') is not null then md5(upper(regexp_replace(trim(upper(nullif(trim(nullif(trim(to_varchar("SELECT_INSPECTION_ADDRESS")), '')), ''))), '[[:space:]]+', ' '))) end),'')) AS VARCHAR))), '')) as hkey</w:t>
               <w:br/>
               <w:t xml:space="preserve">      from RAW.MAXIMUS_TRAVEL.NONHLTH_TRV_CLM_VW_DATA_CLAIM_DETAILS_CLAIM_ATTRIBUTE_PROPERTIES_PIVOT_VW</w:t>
               <w:br/>
@@ -4270,7 +4255,7 @@
               <w:br/>
               <w:t xml:space="preserve">    -- via hubfeed_mt_location &lt;- stg2_mt__clm_clmd_clmap_pv</w:t>
               <w:br/>
-              <w:t xml:space="preserve">    select MD5_BINARY(NULLIF(UPPER(TRIM(CAST('HUB_LOCATION|' || (nullif(trim(case when coalesce(nullif(trim(nullif(trim(to_varchar("STORED_COUNTRY_CODE")), '')),'')) is not null then 'GEO:COUNTRY:' || nullif(trim(nullif(trim(to_varchar("STORED_COUNTRY_CODE")), '')), '') end),'')) AS VARCHAR))), '')) as hkey</w:t>
+              <w:t xml:space="preserve">    select MD5_BINARY(NULLIF(UPPER(TRIM(CAST('HUB_LOCATION|' || (nullif(trim(case when nullif(trim(nullif(trim(to_varchar("STORED_COUNTRY_CODE")), '')),'') is not null then 'GEO:COUNTRY:' || nullif(trim(nullif(trim(to_varchar("STORED_COUNTRY_CODE")), '')), '') end),'')) AS VARCHAR))), '')) as hkey</w:t>
               <w:br/>
               <w:t xml:space="preserve">      from RAW.MAXIMUS_TRAVEL.NONHLTH_TRV_CLM_VW_DATA_CLAIM_DETAILS_CLAIM_ATTRIBUTE_PROPERTIES_PIVOT_VW</w:t>
               <w:br/>
@@ -4278,7 +4263,7 @@
               <w:br/>
               <w:t xml:space="preserve">    -- via hubfeed_mt_location &lt;- stg2_mt__clm_clmd_clmap_pv</w:t>
               <w:br/>
-              <w:t xml:space="preserve">    select MD5_BINARY(NULLIF(UPPER(TRIM(CAST('HUB_LOCATION|' || (nullif(trim(case when coalesce(nullif(trim(nullif(trim(to_varchar("STORED_STATE_CODE")), '')),'')) is not null then 'GEO:STATE:' || nullif(trim(nullif(trim(to_varchar("STORED_STATE_CODE")), '')), '') end),'')) AS VARCHAR))), '')) as hkey</w:t>
+              <w:t xml:space="preserve">    select MD5_BINARY(NULLIF(UPPER(TRIM(CAST('HUB_LOCATION|' || (nullif(trim(case when nullif(trim(nullif(trim(to_varchar("STORED_STATE_CODE")), '')),'') is not null then 'GEO:STATE:' || nullif(trim(nullif(trim(to_varchar("STORED_STATE_CODE")), '')), '') end),'')) AS VARCHAR))), '')) as hkey</w:t>
               <w:br/>
               <w:t xml:space="preserve">      from RAW.MAXIMUS_TRAVEL.NONHLTH_TRV_CLM_VW_DATA_CLAIM_DETAILS_CLAIM_ATTRIBUTE_PROPERTIES_PIVOT_VW</w:t>
               <w:br/>
@@ -4294,7 +4279,7 @@
               <w:br/>
               <w:t xml:space="preserve">    -- via hubfeed_mt_location &lt;- stg2_mt__clm_clmd_clmrsk_rska_msp_msd_prop_pv</w:t>
               <w:br/>
-              <w:t xml:space="preserve">    select MD5_BINARY(NULLIF(UPPER(TRIM(CAST('HUB_LOCATION|' || (nullif(trim(case when coalesce(nullif(trim(nullif(trim(to_varchar("ADDRESS")), '')),'')) is not null then md5(upper(regexp_replace(trim(nullif(trim(nullif(trim(to_varchar("ADDRESS")), '')), '')), '[[:space:]]+', ' '))) end),'')) AS VARCHAR))), '')) as hkey</w:t>
+              <w:t xml:space="preserve">    select MD5_BINARY(NULLIF(UPPER(TRIM(CAST('HUB_LOCATION|' || (nullif(trim(case when nullif(trim(nullif(trim(to_varchar("ADDRESS")), '')),'') is not null then md5(upper(regexp_replace(trim(nullif(trim(nullif(trim(to_varchar("ADDRESS")), '')), '')), '[[:space:]]+', ' '))) end),'')) AS VARCHAR))), '')) as hkey</w:t>
               <w:br/>
               <w:t xml:space="preserve">      from RAW.MAXIMUS_TRAVEL.NONHLTH_TRV_CLM_VW_DATA_CLAIM_DETAILS_CLAIM_RISK_RISK_ATTRIBUTE_MULTI_SET_PROPERTY_MULTI_SET_DETAIL_PROPERTY_PIVOT_VW</w:t>
               <w:br/>
@@ -4482,9 +4467,6 @@
       </w:pPr>
       <w:r>
         <w:t xml:space="preserve">6. MAXIMUS — HUB_ORG_UNIT</w:t>
-      </w:r>
-      <w:r>
-        <w:t xml:space="preserve">  [M1]</w:t>
       </w:r>
     </w:p>
     <w:tbl>
@@ -4711,7 +4693,7 @@
               <w:br/>
               <w:t xml:space="preserve">    -- via hubfeed_mt_org_unit &lt;- stg2_mt__clm_clmd_clmap_pv</w:t>
               <w:br/>
-              <w:t xml:space="preserve">    select MD5_BINARY(NULLIF(UPPER(TRIM(CAST('HUB_ORG_UNIT|' || (nullif(trim(case when coalesce(nullif(trim(nullif(trim(to_varchar("STORED_COMPANY_CODE")), '')),'')) is not null then nullif(trim(nullif(trim(to_varchar("STORED_COMPANY_CODE")), '')), '') end),'')) AS VARCHAR))), '')) as hkey</w:t>
+              <w:t xml:space="preserve">    select MD5_BINARY(NULLIF(UPPER(TRIM(CAST('HUB_ORG_UNIT|' || (nullif(trim(case when nullif(trim(nullif(trim(to_varchar("STORED_COMPANY_CODE")), '')),'') is not null then nullif(trim(nullif(trim(to_varchar("STORED_COMPANY_CODE")), '')), '') end),'')) AS VARCHAR))), '')) as hkey</w:t>
               <w:br/>
               <w:t xml:space="preserve">      from RAW.MAXIMUS_TRAVEL.NONHLTH_TRV_CLM_VW_DATA_CLAIM_DETAILS_CLAIM_ATTRIBUTE_PROPERTIES_PIVOT_VW</w:t>
               <w:br/>
@@ -4719,7 +4701,7 @@
               <w:br/>
               <w:t xml:space="preserve">    -- via hubfeed_mt_org_unit &lt;- stg2_mt__clm_clmd_clmap_pv</w:t>
               <w:br/>
-              <w:t xml:space="preserve">    select MD5_BINARY(NULLIF(UPPER(TRIM(CAST('HUB_ORG_UNIT|' || (nullif(trim(case when coalesce(nullif(trim(nullif(trim(to_varchar("HUB_LOCATION")), '')),'')) is not null then 'ORGHUB:' || nullif(trim(nullif(trim(to_varchar("HUB_LOCATION")), '')), '') end),'')) AS VARCHAR))), '')) as hkey</w:t>
+              <w:t xml:space="preserve">    select MD5_BINARY(NULLIF(UPPER(TRIM(CAST('HUB_ORG_UNIT|' || (nullif(trim(case when nullif(trim(nullif(trim(to_varchar("HUB_LOCATION")), '')),'') is not null then 'ORGHUB:' || nullif(trim(nullif(trim(to_varchar("HUB_LOCATION")), '')), '') end),'')) AS VARCHAR))), '')) as hkey</w:t>
               <w:br/>
               <w:t xml:space="preserve">      from RAW.MAXIMUS_TRAVEL.NONHLTH_TRV_CLM_VW_DATA_CLAIM_DETAILS_CLAIM_ATTRIBUTE_PROPERTIES_PIVOT_VW</w:t>
               <w:br/>
@@ -4727,7 +4709,7 @@
               <w:br/>
               <w:t xml:space="preserve">    -- via hubfeed_mt_org_unit &lt;- stg2_mt__uwr_pol</w:t>
               <w:br/>
-              <w:t xml:space="preserve">    select MD5_BINARY(NULLIF(UPPER(TRIM(CAST('HUB_ORG_UNIT|' || (nullif(trim(case when coalesce(nullif(trim(nullif(trim(to_varchar("POLICY_BRANCH_NAME")), '')),'')) is not null then 'ORGUNIT:' || md5(upper(trim(nullif(trim(nullif(trim(to_varchar("POLICY_BRANCH_NAME")), '')), '')))) end),'')) AS VARCHAR))), '')) as hkey</w:t>
+              <w:t xml:space="preserve">    select MD5_BINARY(NULLIF(UPPER(TRIM(CAST('HUB_ORG_UNIT|' || (nullif(trim(case when nullif(trim(nullif(trim(to_varchar("POLICY_BRANCH_NAME")), '')),'') is not null then 'ORGUNIT:' || md5(upper(trim(nullif(trim(nullif(trim(to_varchar("POLICY_BRANCH_NAME")), '')), '')))) end),'')) AS VARCHAR))), '')) as hkey</w:t>
               <w:br/>
               <w:t xml:space="preserve">      from RAW.MAXIMUS_TRAVEL.NONHLTH_TRV_UWR_VW_DATA_POLICY_DETAILS</w:t>
               <w:br/>
@@ -4735,7 +4717,7 @@
               <w:br/>
               <w:t xml:space="preserve">    -- via hubfeed_mt_org_unit &lt;- stg2_mt__uwr_pol_off</w:t>
               <w:br/>
-              <w:t xml:space="preserve">    select MD5_BINARY(NULLIF(UPPER(TRIM(CAST('HUB_ORG_UNIT|' || (nullif(trim(case when coalesce(nullif(trim(nullif(trim(to_varchar("OFFICE_CODE")), '')),'')) is not null then 'ORGUNIT:' || nullif(trim(nullif(trim(to_varchar("OFFICE_CODE")), '')), '') end),'')) AS VARCHAR))), '')) as hkey</w:t>
+              <w:t xml:space="preserve">    select MD5_BINARY(NULLIF(UPPER(TRIM(CAST('HUB_ORG_UNIT|' || (nullif(trim(case when nullif(trim(nullif(trim(to_varchar("OFFICE_CODE")), '')),'') is not null then 'ORGUNIT:' || nullif(trim(nullif(trim(to_varchar("OFFICE_CODE")), '')), '') end),'')) AS VARCHAR))), '')) as hkey</w:t>
               <w:br/>
               <w:t xml:space="preserve">      from RAW.MAXIMUS_TRAVEL.NONHLTH_TRV_UWR_VW_DATA_POLICY_DETAILS_OFFICE_DETAILS</w:t>
               <w:br/>
@@ -4743,7 +4725,7 @@
               <w:br/>
               <w:t xml:space="preserve">    -- via hubfeed_mt_org_unit &lt;- stg2_mt__uwr_pol_off_oa_address_prop_pv</w:t>
               <w:br/>
-              <w:t xml:space="preserve">    select MD5_BINARY(NULLIF(UPPER(TRIM(CAST('HUB_ORG_UNIT|' || (nullif(trim(case when coalesce(nullif(trim(w6_office_code),'')) is not null then 'ORGUNIT:' || nullif(trim(w6_office_code), '') end),'')) AS VARCHAR))), '')) as hkey</w:t>
+              <w:t xml:space="preserve">    select MD5_BINARY(NULLIF(UPPER(TRIM(CAST('HUB_ORG_UNIT|' || (nullif(trim(case when nullif(trim(w6_office_code),'') is not null then 'ORGUNIT:' || nullif(trim(w6_office_code), '') end),'')) AS VARCHAR))), '')) as hkey</w:t>
               <w:br/>
               <w:t xml:space="preserve">      from RAW.MAXIMUS_TRAVEL.NONHLTH_TRV_UWR_VW_DATA_POLICY_DETAILS_OFFICE_DETAILS_OFFICE_ADDRESS_ADDRESS_PROPERTY_PIVOT_VW</w:t>
               <w:br/>
@@ -4751,7 +4733,7 @@
               <w:br/>
               <w:t xml:space="preserve">    -- via hubfeed_mt_org_unit &lt;- stg2_mt__uwr_pol_polp_sp_pv</w:t>
               <w:br/>
-              <w:t xml:space="preserve">    select MD5_BINARY(NULLIF(UPPER(TRIM(CAST('HUB_ORG_UNIT|' || (nullif(trim(case when coalesce(nullif(trim(nullif(trim(to_varchar("BRANCH_CODE")), '')),'')) is not null then nullif(trim(nullif(trim(to_varchar("BRANCH_CODE")), '')), '') end),'')) AS VARCHAR))), '')) as hkey</w:t>
+              <w:t xml:space="preserve">    select MD5_BINARY(NULLIF(UPPER(TRIM(CAST('HUB_ORG_UNIT|' || (nullif(trim(case when nullif(trim(nullif(trim(to_varchar("BRANCH_CODE")), '')),'') is not null then nullif(trim(nullif(trim(to_varchar("BRANCH_CODE")), '')), '') end),'')) AS VARCHAR))), '')) as hkey</w:t>
               <w:br/>
               <w:t xml:space="preserve">      from RAW.MAXIMUS_TRAVEL.NONHLTH_TRV_UWR_VW_DATA_POLICY_DETAILS_POLICY_PROPERTY_SIMPLE_PROPERTY_PIVOT_VW</w:t>
               <w:br/>
@@ -4759,7 +4741,7 @@
               <w:br/>
               <w:t xml:space="preserve">    -- via hubfeed_mt_org_unit &lt;- stg2_mt__uwr_pol_prp_pp_sp_pv</w:t>
               <w:br/>
-              <w:t xml:space="preserve">    select MD5_BINARY(NULLIF(UPPER(TRIM(CAST('HUB_ORG_UNIT|' || (nullif(trim(case when coalesce(nullif(trim(nullif(trim(to_varchar("LOCATION_CODE")), '')),'')) is not null then nullif(trim(nullif(trim(to_varchar("LOCATION_CODE")), '')), '') end),'')) AS VARCHAR))), '')) as hkey</w:t>
+              <w:t xml:space="preserve">    select MD5_BINARY(NULLIF(UPPER(TRIM(CAST('HUB_ORG_UNIT|' || (nullif(trim(case when nullif(trim(nullif(trim(to_varchar("LOCATION_CODE")), '')),'') is not null then nullif(trim(nullif(trim(to_varchar("LOCATION_CODE")), '')), '') end),'')) AS VARCHAR))), '')) as hkey</w:t>
               <w:br/>
               <w:t xml:space="preserve">      from RAW.MAXIMUS_TRAVEL.NONHLTH_TRV_UWR_VW_DATA_POLICY_DETAILS_PROPOSER_DETAILS_PARTY_PROPERTY_SIMPLE_PROPERTY_PIVOT_VW</w:t>
               <w:br/>
@@ -4767,7 +4749,7 @@
               <w:br/>
               <w:t xml:space="preserve">    -- via hubfeed_mt_org_unit &lt;- stg2_mt__uwr_qpd</w:t>
               <w:br/>
-              <w:t xml:space="preserve">    select MD5_BINARY(NULLIF(UPPER(TRIM(CAST('HUB_ORG_UNIT|' || (nullif(trim(case when coalesce(nullif(trim(nullif(trim(to_varchar("POLICY_BRANCH_NAME")), '')),'')) is not null then 'ORGUNIT:' || md5(upper(trim(nullif(trim(nullif(trim(to_varchar("POLICY_BRANCH_NAME")), '')), '')))) end),'')) AS VARCHAR))), '')) as hkey</w:t>
+              <w:t xml:space="preserve">    select MD5_BINARY(NULLIF(UPPER(TRIM(CAST('HUB_ORG_UNIT|' || (nullif(trim(case when nullif(trim(nullif(trim(to_varchar("POLICY_BRANCH_NAME")), '')),'') is not null then 'ORGUNIT:' || md5(upper(trim(nullif(trim(nullif(trim(to_varchar("POLICY_BRANCH_NAME")), '')), '')))) end),'')) AS VARCHAR))), '')) as hkey</w:t>
               <w:br/>
               <w:t xml:space="preserve">      from RAW.MAXIMUS_TRAVEL.NONHLTH_TRV_UWR_VW_DATA_QUOTE_PARAM_DETAILS</w:t>
               <w:br/>
@@ -4775,7 +4757,7 @@
               <w:br/>
               <w:t xml:space="preserve">    -- via hubfeed_mt_org_unit &lt;- stg2_mt__uwr_qpd_polp_rl_pv</w:t>
               <w:br/>
-              <w:t xml:space="preserve">    select MD5_BINARY(NULLIF(UPPER(TRIM(CAST('HUB_ORG_UNIT|' || (nullif(trim(case when coalesce(nullif(trim(nullif(trim(to_varchar("BRANCH_CODE")), '')),'')) is not null then nullif(trim(nullif(trim(to_varchar("BRANCH_CODE")), '')), '') end),'')) AS VARCHAR))), '')) as hkey</w:t>
+              <w:t xml:space="preserve">    select MD5_BINARY(NULLIF(UPPER(TRIM(CAST('HUB_ORG_UNIT|' || (nullif(trim(case when nullif(trim(nullif(trim(to_varchar("BRANCH_CODE")), '')),'') is not null then nullif(trim(nullif(trim(to_varchar("BRANCH_CODE")), '')), '') end),'')) AS VARCHAR))), '')) as hkey</w:t>
               <w:br/>
               <w:t xml:space="preserve">      from RAW.MAXIMUS_TRAVEL.NONHLTH_TRV_UWR_VW_DATA_QUOTE_PARAM_DETAILS_POLICY_PROPERTY_RULE_LIST_PIVOT_VW</w:t>
               <w:br/>
@@ -4851,9 +4833,6 @@
       </w:pPr>
       <w:r>
         <w:t xml:space="preserve">7. MAXIMUS — HUB_DISTRIBUTION_CHANNEL</w:t>
-      </w:r>
-      <w:r>
-        <w:t xml:space="preserve">  [M1]</w:t>
       </w:r>
     </w:p>
     <w:tbl>
@@ -5080,7 +5059,7 @@
               <w:br/>
               <w:t xml:space="preserve">    -- via hubfeed_mt_distribution_channel &lt;- stg2_mt__clm_clmd_clmap_pv</w:t>
               <w:br/>
-              <w:t xml:space="preserve">    select MD5_BINARY(NULLIF(UPPER(TRIM(CAST('HUB_DISTRIBUTION_CHANNEL|' || (nullif(trim(case when coalesce(nullif(trim(nullif(trim(to_varchar("DEALER_CODE")), '')),'')) is not null then 'DEALER:' || nullif(trim(nullif(trim(to_varchar("DEALER_CODE")), '')), '') end),'')) AS VARCHAR))), '')) as hkey</w:t>
+              <w:t xml:space="preserve">    select MD5_BINARY(NULLIF(UPPER(TRIM(CAST('HUB_DISTRIBUTION_CHANNEL|' || (nullif(trim(case when nullif(trim(nullif(trim(to_varchar("DEALER_CODE")), '')),'') is not null then 'DEALER:' || nullif(trim(nullif(trim(to_varchar("DEALER_CODE")), '')), '') end),'')) AS VARCHAR))), '')) as hkey</w:t>
               <w:br/>
               <w:t xml:space="preserve">      from RAW.MAXIMUS_TRAVEL.NONHLTH_TRV_CLM_VW_DATA_CLAIM_DETAILS_CLAIM_ATTRIBUTE_PROPERTIES_PIVOT_VW</w:t>
               <w:br/>
@@ -5088,7 +5067,7 @@
               <w:br/>
               <w:t xml:space="preserve">    -- via hubfeed_mt_distribution_channel &lt;- stg2_mt__clm_clmd_clmap_pv</w:t>
               <w:br/>
-              <w:t xml:space="preserve">    select MD5_BINARY(NULLIF(UPPER(TRIM(CAST('HUB_DISTRIBUTION_CHANNEL|' || (nullif(trim(case when coalesce(nullif(trim(nullif(trim(to_varchar("INTERMEDIARY_CODE")), '')),'')) is not null then 'IMD:' || nullif(trim(nullif(trim(to_varchar("INTERMEDIARY_CODE")), '')), '') end),'')) AS VARCHAR))), '')) as hkey</w:t>
+              <w:t xml:space="preserve">    select MD5_BINARY(NULLIF(UPPER(TRIM(CAST('HUB_DISTRIBUTION_CHANNEL|' || (nullif(trim(case when nullif(trim(nullif(trim(to_varchar("INTERMEDIARY_CODE")), '')),'') is not null then 'IMD:' || nullif(trim(nullif(trim(to_varchar("INTERMEDIARY_CODE")), '')), '') end),'')) AS VARCHAR))), '')) as hkey</w:t>
               <w:br/>
               <w:t xml:space="preserve">      from RAW.MAXIMUS_TRAVEL.NONHLTH_TRV_CLM_VW_DATA_CLAIM_DETAILS_CLAIM_ATTRIBUTE_PROPERTIES_PIVOT_VW</w:t>
               <w:br/>
@@ -5096,7 +5075,7 @@
               <w:br/>
               <w:t xml:space="preserve">    -- via hubfeed_mt_distribution_channel &lt;- stg2_mt__uwr_pol_ins_mbr_pp_sp_pv</w:t>
               <w:br/>
-              <w:t xml:space="preserve">    select MD5_BINARY(NULLIF(UPPER(TRIM(CAST('HUB_DISTRIBUTION_CHANNEL|' || (nullif(trim(case when coalesce(nullif(trim(nullif(trim(to_varchar("PARTNER_REF")), '')),'')) is not null then nullif(trim(nullif(trim(to_varchar("PARTNER_REF")), '')), '') end),'')) AS VARCHAR))), '')) as hkey</w:t>
+              <w:t xml:space="preserve">    select MD5_BINARY(NULLIF(UPPER(TRIM(CAST('HUB_DISTRIBUTION_CHANNEL|' || (nullif(trim(case when nullif(trim(nullif(trim(to_varchar("PARTNER_REF")), '')),'') is not null then nullif(trim(nullif(trim(to_varchar("PARTNER_REF")), '')), '') end),'')) AS VARCHAR))), '')) as hkey</w:t>
               <w:br/>
               <w:t xml:space="preserve">      from RAW.MAXIMUS_TRAVEL.NONHLTH_TRV_UWR_VW_DATA_POLICY_DETAILS_INSURED_DETAILS_MEMBER_DETAILS_PARTY_PROPERTY_SIMPLE_PROPERTY_PIVOT_VW</w:t>
               <w:br/>
@@ -5104,7 +5083,7 @@
               <w:br/>
               <w:t xml:space="preserve">    -- via hubfeed_mt_distribution_channel &lt;- stg2_mt__uwr_pol_polp_sp_pv</w:t>
               <w:br/>
-              <w:t xml:space="preserve">    select MD5_BINARY(NULLIF(UPPER(TRIM(CAST('HUB_DISTRIBUTION_CHANNEL|' || (nullif(trim(case when coalesce(nullif(trim(nullif(trim(to_varchar("IMD_CODE")), '')),'')) is not null then nullif(trim(nullif(trim(to_varchar("IMD_CODE")), '')), '') end),'')) AS VARCHAR))), '')) as hkey</w:t>
+              <w:t xml:space="preserve">    select MD5_BINARY(NULLIF(UPPER(TRIM(CAST('HUB_DISTRIBUTION_CHANNEL|' || (nullif(trim(case when nullif(trim(nullif(trim(to_varchar("IMD_CODE")), '')),'') is not null then nullif(trim(nullif(trim(to_varchar("IMD_CODE")), '')), '') end),'')) AS VARCHAR))), '')) as hkey</w:t>
               <w:br/>
               <w:t xml:space="preserve">      from RAW.MAXIMUS_TRAVEL.NONHLTH_TRV_UWR_VW_DATA_POLICY_DETAILS_POLICY_PROPERTY_SIMPLE_PROPERTY_PIVOT_VW</w:t>
               <w:br/>
@@ -5112,7 +5091,7 @@
               <w:br/>
               <w:t xml:space="preserve">    -- via hubfeed_mt_distribution_channel &lt;- stg2_mt__uwr_pol_prp_pp_sp_pv</w:t>
               <w:br/>
-              <w:t xml:space="preserve">    select MD5_BINARY(NULLIF(UPPER(TRIM(CAST('HUB_DISTRIBUTION_CHANNEL|' || (nullif(trim(case when coalesce(nullif(trim(nullif(trim(to_varchar("AGENT_CHANNEL")), '')),'')) is not null then nullif(trim(nullif(trim(to_varchar("AGENT_CHANNEL")), '')), '') end),'')) AS VARCHAR))), '')) as hkey</w:t>
+              <w:t xml:space="preserve">    select MD5_BINARY(NULLIF(UPPER(TRIM(CAST('HUB_DISTRIBUTION_CHANNEL|' || (nullif(trim(case when nullif(trim(nullif(trim(to_varchar("AGENT_CHANNEL")), '')),'') is not null then nullif(trim(nullif(trim(to_varchar("AGENT_CHANNEL")), '')), '') end),'')) AS VARCHAR))), '')) as hkey</w:t>
               <w:br/>
               <w:t xml:space="preserve">      from RAW.MAXIMUS_TRAVEL.NONHLTH_TRV_UWR_VW_DATA_POLICY_DETAILS_PROPOSER_DETAILS_PARTY_PROPERTY_SIMPLE_PROPERTY_PIVOT_VW</w:t>
               <w:br/>
@@ -5120,7 +5099,7 @@
               <w:br/>
               <w:t xml:space="preserve">    -- via hubfeed_mt_distribution_channel &lt;- stg2_mt__uwr_pol_prp_pp_sp_pv</w:t>
               <w:br/>
-              <w:t xml:space="preserve">    select MD5_BINARY(NULLIF(UPPER(TRIM(CAST('HUB_DISTRIBUTION_CHANNEL|' || (nullif(trim(case when coalesce(nullif(trim(nullif(trim(to_varchar("PARTNER_REF")), '')),'')) is not null then nullif(trim(nullif(trim(to_varchar("PARTNER_REF")), '')), '') end),'')) AS VARCHAR))), '')) as hkey</w:t>
+              <w:t xml:space="preserve">    select MD5_BINARY(NULLIF(UPPER(TRIM(CAST('HUB_DISTRIBUTION_CHANNEL|' || (nullif(trim(case when nullif(trim(nullif(trim(to_varchar("PARTNER_REF")), '')),'') is not null then nullif(trim(nullif(trim(to_varchar("PARTNER_REF")), '')), '') end),'')) AS VARCHAR))), '')) as hkey</w:t>
               <w:br/>
               <w:t xml:space="preserve">      from RAW.MAXIMUS_TRAVEL.NONHLTH_TRV_UWR_VW_DATA_POLICY_DETAILS_PROPOSER_DETAILS_PARTY_PROPERTY_SIMPLE_PROPERTY_PIVOT_VW</w:t>
               <w:br/>
@@ -5128,7 +5107,7 @@
               <w:br/>
               <w:t xml:space="preserve">    -- via hubfeed_mt_distribution_channel &lt;- stg2_mt__uwr_qpd</w:t>
               <w:br/>
-              <w:t xml:space="preserve">    select MD5_BINARY(NULLIF(UPPER(TRIM(CAST('HUB_DISTRIBUTION_CHANNEL|' || (nullif(trim(case when coalesce(nullif(trim(nullif(trim(to_varchar("AGENT_CODE")), '')),'')) is not null then nullif(trim(nullif(trim(to_varchar("AGENT_CODE")), '')), '') end),'')) AS VARCHAR))), '')) as hkey</w:t>
+              <w:t xml:space="preserve">    select MD5_BINARY(NULLIF(UPPER(TRIM(CAST('HUB_DISTRIBUTION_CHANNEL|' || (nullif(trim(case when nullif(trim(nullif(trim(to_varchar("AGENT_CODE")), '')),'') is not null then nullif(trim(nullif(trim(to_varchar("AGENT_CODE")), '')), '') end),'')) AS VARCHAR))), '')) as hkey</w:t>
               <w:br/>
               <w:t xml:space="preserve">      from RAW.MAXIMUS_TRAVEL.NONHLTH_TRV_UWR_VW_DATA_QUOTE_PARAM_DETAILS</w:t>
               <w:br/>
@@ -5136,7 +5115,7 @@
               <w:br/>
               <w:t xml:space="preserve">    -- via hubfeed_mt_distribution_channel &lt;- stg2_mt__uwr_qpd_polp_rl_pv</w:t>
               <w:br/>
-              <w:t xml:space="preserve">    select MD5_BINARY(NULLIF(UPPER(TRIM(CAST('HUB_DISTRIBUTION_CHANNEL|' || (nullif(trim(case when coalesce(nullif(trim(nullif(trim(to_varchar("IMD_CODE")), '')),'')) is not null then nullif(trim(nullif(trim(to_varchar("IMD_CODE")), '')), '') end),'')) AS VARCHAR))), '')) as hkey</w:t>
+              <w:t xml:space="preserve">    select MD5_BINARY(NULLIF(UPPER(TRIM(CAST('HUB_DISTRIBUTION_CHANNEL|' || (nullif(trim(case when nullif(trim(nullif(trim(to_varchar("IMD_CODE")), '')),'') is not null then nullif(trim(nullif(trim(to_varchar("IMD_CODE")), '')), '') end),'')) AS VARCHAR))), '')) as hkey</w:t>
               <w:br/>
               <w:t xml:space="preserve">      from RAW.MAXIMUS_TRAVEL.NONHLTH_TRV_UWR_VW_DATA_QUOTE_PARAM_DETAILS_POLICY_PROPERTY_RULE_LIST_PIVOT_VW</w:t>
               <w:br/>
@@ -5212,9 +5191,6 @@
       </w:pPr>
       <w:r>
         <w:t xml:space="preserve">8. MAXIMUS — HUB_FINANCIAL_TRANSACTION</w:t>
-      </w:r>
-      <w:r>
-        <w:t xml:space="preserve">  [M1]</w:t>
       </w:r>
     </w:p>
     <w:tbl>
@@ -5441,7 +5417,7 @@
               <w:br/>
               <w:t xml:space="preserve">    -- via hubfeed_mt_financial_transaction &lt;- stg2_mt__clm_clmd_clmpay_payp_pv</w:t>
               <w:br/>
-              <w:t xml:space="preserve">    select MD5_BINARY(NULLIF(UPPER(TRIM(CAST('HUB_FINANCIAL_TRANSACTION|' || (nullif(trim(case when coalesce(nullif(trim(w1_claimpaymentid),'')) is not null then 'PAY:' || nullif(trim(w1_claimpaymentid), '') end),'')) AS VARCHAR))), '')) as hkey</w:t>
+              <w:t xml:space="preserve">    select MD5_BINARY(NULLIF(UPPER(TRIM(CAST('HUB_FINANCIAL_TRANSACTION|' || (nullif(trim(case when nullif(trim(w1_claimpaymentid),'') is not null then 'PAY:' || nullif(trim(w1_claimpaymentid), '') end),'')) AS VARCHAR))), '')) as hkey</w:t>
               <w:br/>
               <w:t xml:space="preserve">      from RAW.MAXIMUS_TRAVEL.NONHLTH_TRV_CLM_VW_DATA_CLAIM_DETAILS_CLAIM_PAYMENT_PAYMENTPROPERTY_PIVOT_VW</w:t>
               <w:br/>
@@ -5449,7 +5425,7 @@
               <w:br/>
               <w:t xml:space="preserve">    -- via hubfeed_mt_financial_transaction &lt;- stg2_mt__clm_clmd_clmrsk_rska_msp_msd_prop_pv</w:t>
               <w:br/>
-              <w:t xml:space="preserve">    select MD5_BINARY(NULLIF(UPPER(TRIM(CAST('HUB_FINANCIAL_TRANSACTION|' || (nullif(trim(case when coalesce(nullif(trim(nullif(trim(to_varchar("INVOICE_NUMBER")), '')),'')) is not null then 'INV:' || nullif(trim(nullif(trim(to_varchar("INVOICE_NUMBER")), '')), '') end),'')) AS VARCHAR))), '')) as hkey</w:t>
+              <w:t xml:space="preserve">    select MD5_BINARY(NULLIF(UPPER(TRIM(CAST('HUB_FINANCIAL_TRANSACTION|' || (nullif(trim(case when nullif(trim(nullif(trim(to_varchar("INVOICE_NUMBER")), '')),'') is not null then 'INV:' || nullif(trim(nullif(trim(to_varchar("INVOICE_NUMBER")), '')), '') end),'')) AS VARCHAR))), '')) as hkey</w:t>
               <w:br/>
               <w:t xml:space="preserve">      from RAW.MAXIMUS_TRAVEL.NONHLTH_TRV_CLM_VW_DATA_CLAIM_DETAILS_CLAIM_RISK_RISK_ATTRIBUTE_MULTI_SET_PROPERTY_MULTI_SET_DETAIL_PROPERTY_PIVOT_VW</w:t>
               <w:br/>
@@ -5457,7 +5433,7 @@
               <w:br/>
               <w:t xml:space="preserve">    -- via hubfeed_mt_financial_transaction &lt;- stg2_mt__clm_clmd_clmrsk_rska_msp_msd_prop_pv</w:t>
               <w:br/>
-              <w:t xml:space="preserve">    select MD5_BINARY(NULLIF(UPPER(TRIM(CAST('HUB_FINANCIAL_TRANSACTION|' || (nullif(trim(case when coalesce(nullif(trim(nullif(trim(to_varchar("PAYMENT_ID")), '')),'')) is not null then 'PAY:' || nullif(trim(nullif(trim(to_varchar("PAYMENT_ID")), '')), '') end),'')) AS VARCHAR))), '')) as hkey</w:t>
+              <w:t xml:space="preserve">    select MD5_BINARY(NULLIF(UPPER(TRIM(CAST('HUB_FINANCIAL_TRANSACTION|' || (nullif(trim(case when nullif(trim(nullif(trim(to_varchar("PAYMENT_ID")), '')),'') is not null then 'PAY:' || nullif(trim(nullif(trim(to_varchar("PAYMENT_ID")), '')), '') end),'')) AS VARCHAR))), '')) as hkey</w:t>
               <w:br/>
               <w:t xml:space="preserve">      from RAW.MAXIMUS_TRAVEL.NONHLTH_TRV_CLM_VW_DATA_CLAIM_DETAILS_CLAIM_RISK_RISK_ATTRIBUTE_MULTI_SET_PROPERTY_MULTI_SET_DETAIL_PROPERTY_PIVOT_VW</w:t>
               <w:br/>
@@ -5465,7 +5441,7 @@
               <w:br/>
               <w:t xml:space="preserve">    -- via hubfeed_mt_financial_transaction &lt;- stg2_mt__uwr_pol_policy_payment_information</w:t>
               <w:br/>
-              <w:t xml:space="preserve">    select MD5_BINARY(NULLIF(UPPER(TRIM(CAST('HUB_FINANCIAL_TRANSACTION|' || (nullif(trim(case when coalesce(nullif(trim(nullif(trim(to_varchar("TRANSACTION_ID")), '')),'')) is not null then nullif(trim(nullif(trim(to_varchar("TRANSACTION_ID")), '')), '') end),'')) AS VARCHAR))), '')) as hkey</w:t>
+              <w:t xml:space="preserve">    select MD5_BINARY(NULLIF(UPPER(TRIM(CAST('HUB_FINANCIAL_TRANSACTION|' || (nullif(trim(case when nullif(trim(nullif(trim(to_varchar("TRANSACTION_ID")), '')),'') is not null then nullif(trim(nullif(trim(to_varchar("TRANSACTION_ID")), '')), '') end),'')) AS VARCHAR))), '')) as hkey</w:t>
               <w:br/>
               <w:t xml:space="preserve">      from RAW.MAXIMUS_TRAVEL.NONHLTH_TRV_UWR_VW_DATA_POLICY_DETAILS_POLICY_PAYMENT_INFORMATION</w:t>
               <w:br/>
@@ -5481,7 +5457,7 @@
               <w:br/>
               <w:t xml:space="preserve">    -- via hubfeed_mt_financial_transaction &lt;- stg2_mt__uwr_qpd</w:t>
               <w:br/>
-              <w:t xml:space="preserve">    select MD5_BINARY(NULLIF(UPPER(TRIM(CAST('HUB_FINANCIAL_TRANSACTION|' || (nullif(trim(case when coalesce(nullif(trim(nullif(trim(to_varchar("POLICY_QUOTE_NUMBER")), '')),'')) is not null then 'QUOTEPREM:' || nullif(trim(nullif(trim(to_varchar("POLICY_QUOTE_NUMBER")), '')), '') end),'')) AS VARCHAR))), '')) as hkey</w:t>
+              <w:t xml:space="preserve">    select MD5_BINARY(NULLIF(UPPER(TRIM(CAST('HUB_FINANCIAL_TRANSACTION|' || (nullif(trim(case when nullif(trim(nullif(trim(to_varchar("POLICY_QUOTE_NUMBER")), '')),'') is not null then 'QUOTEPREM:' || nullif(trim(nullif(trim(to_varchar("POLICY_QUOTE_NUMBER")), '')), '') end),'')) AS VARCHAR))), '')) as hkey</w:t>
               <w:br/>
               <w:t xml:space="preserve">      from RAW.MAXIMUS_TRAVEL.NONHLTH_TRV_UWR_VW_DATA_QUOTE_PARAM_DETAILS</w:t>
               <w:br/>
@@ -5489,7 +5465,7 @@
               <w:br/>
               <w:t xml:space="preserve">    -- via hubfeed_mt_financial_transaction &lt;- stg2_mt__uwr_qpd_polp_rl_pv</w:t>
               <w:br/>
-              <w:t xml:space="preserve">    select MD5_BINARY(NULLIF(UPPER(TRIM(CAST('HUB_FINANCIAL_TRANSACTION|' || (nullif(trim(case when coalesce(nullif(trim(w0_policy_quote_number),'')) is not null then 'QUOTEPREM:' || nullif(trim(w0_policy_quote_number), '') end),'')) AS VARCHAR))), '')) as hkey</w:t>
+              <w:t xml:space="preserve">    select MD5_BINARY(NULLIF(UPPER(TRIM(CAST('HUB_FINANCIAL_TRANSACTION|' || (nullif(trim(case when nullif(trim(w0_policy_quote_number),'') is not null then 'QUOTEPREM:' || nullif(trim(w0_policy_quote_number), '') end),'')) AS VARCHAR))), '')) as hkey</w:t>
               <w:br/>
               <w:t xml:space="preserve">      from RAW.MAXIMUS_TRAVEL.NONHLTH_TRV_UWR_VW_DATA_QUOTE_PARAM_DETAILS_POLICY_PROPERTY_RULE_LIST_PIVOT_VW</w:t>
               <w:br/>
@@ -5497,7 +5473,7 @@
               <w:br/>
               <w:t xml:space="preserve">    -- via hubfeed_mt_financial_transaction &lt;- stg2_mt_up__clm_clmd_clmpay_payp_pv__sat_fintxn_tax &lt;- up_mt__clm_clmd_clmpay_payp_pv__sat_fintxn_tax</w:t>
               <w:br/>
-              <w:t xml:space="preserve">    select MD5_BINARY(NULLIF(UPPER(TRIM(CAST('HUB_FINANCIAL_TRANSACTION|' || ((nullif(trim(case when coalesce(nullif(trim(w1_claimpaymentid),'')) is not null then 'PAY:' || nullif(trim(w1_claimpaymentid), '') end),''))) AS VARCHAR))), '')) as hkey</w:t>
+              <w:t xml:space="preserve">    select MD5_BINARY(NULLIF(UPPER(TRIM(CAST('HUB_FINANCIAL_TRANSACTION|' || ((nullif(trim(case when nullif(trim(w1_claimpaymentid),'') is not null then 'PAY:' || nullif(trim(w1_claimpaymentid), '') end),''))) AS VARCHAR))), '')) as hkey</w:t>
               <w:br/>
               <w:t xml:space="preserve">      from RAW.MAXIMUS_TRAVEL.NONHLTH_TRV_CLM_VW_DATA_CLAIM_DETAILS_CLAIM_PAYMENT_PAYMENTPROPERTY_PIVOT_VW</w:t>
               <w:br/>
@@ -5507,7 +5483,7 @@
               <w:br/>
               <w:t xml:space="preserve">    -- via hubfeed_mt_financial_transaction &lt;- stg2_mt_up__clm_clmd_clmrsk_rska_msp_msd_prop_pv__sat_fintxn_tax &lt;- up_mt__clm_clmd_clmrsk_rska_msp_msd_prop_pv__sat_fintxn_tax</w:t>
               <w:br/>
-              <w:t xml:space="preserve">    select MD5_BINARY(NULLIF(UPPER(TRIM(CAST('HUB_FINANCIAL_TRANSACTION|' || ((nullif(trim(case when coalesce(nullif(trim(nullif(trim(to_varchar("INVOICE_NUMBER")), '')),'')) is not null then 'INV:' || nullif(trim(nullif(trim(to_varchar("INVOICE_NUMBER")), '')), '') end),''))) AS VARCHAR))), '')) as hkey</w:t>
+              <w:t xml:space="preserve">    select MD5_BINARY(NULLIF(UPPER(TRIM(CAST('HUB_FINANCIAL_TRANSACTION|' || ((nullif(trim(case when nullif(trim(nullif(trim(to_varchar("INVOICE_NUMBER")), '')),'') is not null then 'INV:' || nullif(trim(nullif(trim(to_varchar("INVOICE_NUMBER")), '')), '') end),''))) AS VARCHAR))), '')) as hkey</w:t>
               <w:br/>
               <w:t xml:space="preserve">      from RAW.MAXIMUS_TRAVEL.NONHLTH_TRV_CLM_VW_DATA_CLAIM_DETAILS_CLAIM_RISK_RISK_ATTRIBUTE_MULTI_SET_PROPERTY_MULTI_SET_DETAIL_PROPERTY_PIVOT_VW</w:t>
               <w:br/>
@@ -5585,9 +5561,6 @@
       </w:pPr>
       <w:r>
         <w:t xml:space="preserve">9. MAXIMUS — HUB_ASSESSMENT</w:t>
-      </w:r>
-      <w:r>
-        <w:t xml:space="preserve">  [M1]</w:t>
       </w:r>
     </w:p>
     <w:tbl>
@@ -5814,7 +5787,7 @@
               <w:br/>
               <w:t xml:space="preserve">    -- via hubfeed_mt_assessment &lt;- stg2_mt__uwr_pol_polp_sp_pv</w:t>
               <w:br/>
-              <w:t xml:space="preserve">    select MD5_BINARY(NULLIF(UPPER(TRIM(CAST('HUB_ASSESSMENT|' || (nullif(trim(case when coalesce(nullif(trim(nullif(trim(to_varchar("BAGIC_SCRUTINY_NUMBER")), '')),'')) is not null then 'SCRUTINY:' || nullif(trim(nullif(trim(to_varchar("BAGIC_SCRUTINY_NUMBER")), '')), '') end),'')) AS VARCHAR))), '')) as hkey</w:t>
+              <w:t xml:space="preserve">    select MD5_BINARY(NULLIF(UPPER(TRIM(CAST('HUB_ASSESSMENT|' || (nullif(trim(case when nullif(trim(nullif(trim(to_varchar("BAGIC_SCRUTINY_NUMBER")), '')),'') is not null then 'SCRUTINY:' || nullif(trim(nullif(trim(to_varchar("BAGIC_SCRUTINY_NUMBER")), '')), '') end),'')) AS VARCHAR))), '')) as hkey</w:t>
               <w:br/>
               <w:t xml:space="preserve">      from RAW.MAXIMUS_TRAVEL.NONHLTH_TRV_UWR_VW_DATA_POLICY_DETAILS_POLICY_PROPERTY_SIMPLE_PROPERTY_PIVOT_VW</w:t>
               <w:br/>
@@ -5822,7 +5795,7 @@
               <w:br/>
               <w:t xml:space="preserve">    -- via hubfeed_mt_assessment &lt;- stg2_mt__uwr_pol_tele</w:t>
               <w:br/>
-              <w:t xml:space="preserve">    select MD5_BINARY(NULLIF(UPPER(TRIM(CAST('HUB_ASSESSMENT|' || (nullif(trim(case when coalesce(nullif(trim(nullif(trim(to_varchar("TRANSACTION_ID")), '')),'')) is not null then 'TELEVERIF:' || nullif(trim(nullif(trim(to_varchar("TRANSACTION_ID")), '')), '') end),'')) AS VARCHAR))), '')) as hkey</w:t>
+              <w:t xml:space="preserve">    select MD5_BINARY(NULLIF(UPPER(TRIM(CAST('HUB_ASSESSMENT|' || (nullif(trim(case when nullif(trim(nullif(trim(to_varchar("TRANSACTION_ID")), '')),'') is not null then 'TELEVERIF:' || nullif(trim(nullif(trim(to_varchar("TRANSACTION_ID")), '')), '') end),'')) AS VARCHAR))), '')) as hkey</w:t>
               <w:br/>
               <w:t xml:space="preserve">      from RAW.MAXIMUS_TRAVEL.NONHLTH_TRV_UWR_VW_DATA_POLICY_DETAILS_TELE_VERIFICATION_DETAILS</w:t>
               <w:br/>
@@ -5830,7 +5803,7 @@
               <w:br/>
               <w:t xml:space="preserve">    -- via hubfeed_mt_assessment &lt;- stg2_mt__uwr_qpd_polp_rl_pv</w:t>
               <w:br/>
-              <w:t xml:space="preserve">    select MD5_BINARY(NULLIF(UPPER(TRIM(CAST('HUB_ASSESSMENT|' || (nullif(trim(case when coalesce(nullif(trim(nullif(trim(to_varchar("BAGIC_SCRUTINY_NUMBER")), '')),'')) is not null then 'SCRUTINY:' || nullif(trim(nullif(trim(to_varchar("BAGIC_SCRUTINY_NUMBER")), '')), '') end),'')) AS VARCHAR))), '')) as hkey</w:t>
+              <w:t xml:space="preserve">    select MD5_BINARY(NULLIF(UPPER(TRIM(CAST('HUB_ASSESSMENT|' || (nullif(trim(case when nullif(trim(nullif(trim(to_varchar("BAGIC_SCRUTINY_NUMBER")), '')),'') is not null then 'SCRUTINY:' || nullif(trim(nullif(trim(to_varchar("BAGIC_SCRUTINY_NUMBER")), '')), '') end),'')) AS VARCHAR))), '')) as hkey</w:t>
               <w:br/>
               <w:t xml:space="preserve">      from RAW.MAXIMUS_TRAVEL.NONHLTH_TRV_UWR_VW_DATA_QUOTE_PARAM_DETAILS_POLICY_PROPERTY_RULE_LIST_PIVOT_VW</w:t>
               <w:br/>
@@ -5906,9 +5879,6 @@
       </w:pPr>
       <w:r>
         <w:t xml:space="preserve">10. MAXIMUS — HUB_QUOTE</w:t>
-      </w:r>
-      <w:r>
-        <w:t xml:space="preserve">  [M1]</w:t>
       </w:r>
     </w:p>
     <w:tbl>
@@ -6135,7 +6105,7 @@
               <w:br/>
               <w:t xml:space="preserve">    -- via hubfeed_mt_quote &lt;- stg2_mt__uwr_pol</w:t>
               <w:br/>
-              <w:t xml:space="preserve">    select MD5_BINARY(NULLIF(UPPER(TRIM(CAST('HUB_QUOTE|' || (nullif(trim(case when coalesce(nullif(trim(nullif(trim(to_varchar("QUOTATION_NUMBER")), '')),'')) is not null then nullif(trim(nullif(trim(to_varchar("QUOTATION_NUMBER")), '')), '') end),'')) AS VARCHAR))), '')) as hkey</w:t>
+              <w:t xml:space="preserve">    select MD5_BINARY(NULLIF(UPPER(TRIM(CAST('HUB_QUOTE|' || (nullif(trim(case when nullif(trim(nullif(trim(to_varchar("QUOTATION_NUMBER")), '')),'') is not null then nullif(trim(nullif(trim(to_varchar("QUOTATION_NUMBER")), '')), '') end),'')) AS VARCHAR))), '')) as hkey</w:t>
               <w:br/>
               <w:t xml:space="preserve">      from RAW.MAXIMUS_TRAVEL.NONHLTH_TRV_UWR_VW_DATA_POLICY_DETAILS</w:t>
               <w:br/>
@@ -6143,7 +6113,7 @@
               <w:br/>
               <w:t xml:space="preserve">    -- via hubfeed_mt_quote &lt;- stg2_mt__uwr_pol_ins_mbr_pp_sp_pv</w:t>
               <w:br/>
-              <w:t xml:space="preserve">    select MD5_BINARY(NULLIF(UPPER(TRIM(CAST('HUB_QUOTE|' || (nullif(trim(case when coalesce(nullif(trim(w1_quotation_number),'')) is not null then nullif(trim(w1_quotation_number), '') end),'')) AS VARCHAR))), '')) as hkey</w:t>
+              <w:t xml:space="preserve">    select MD5_BINARY(NULLIF(UPPER(TRIM(CAST('HUB_QUOTE|' || (nullif(trim(case when nullif(trim(w1_quotation_number),'') is not null then nullif(trim(w1_quotation_number), '') end),'')) AS VARCHAR))), '')) as hkey</w:t>
               <w:br/>
               <w:t xml:space="preserve">      from RAW.MAXIMUS_TRAVEL.NONHLTH_TRV_UWR_VW_DATA_POLICY_DETAILS_INSURED_DETAILS_MEMBER_DETAILS_PARTY_PROPERTY_SIMPLE_PROPERTY_PIVOT_VW</w:t>
               <w:br/>
@@ -6151,7 +6121,7 @@
               <w:br/>
               <w:t xml:space="preserve">    -- via hubfeed_mt_quote &lt;- stg2_mt__uwr_qpd</w:t>
               <w:br/>
-              <w:t xml:space="preserve">    select MD5_BINARY(NULLIF(UPPER(TRIM(CAST('HUB_QUOTE|' || (nullif(trim(case when coalesce(nullif(trim(nullif(trim(to_varchar("POLICY_QUOTE_NUMBER")), '')),'')) is not null then nullif(trim(nullif(trim(to_varchar("POLICY_QUOTE_NUMBER")), '')), '') end),'')) AS VARCHAR))), '')) as hkey</w:t>
+              <w:t xml:space="preserve">    select MD5_BINARY(NULLIF(UPPER(TRIM(CAST('HUB_QUOTE|' || (nullif(trim(case when nullif(trim(nullif(trim(to_varchar("POLICY_QUOTE_NUMBER")), '')),'') is not null then nullif(trim(nullif(trim(to_varchar("POLICY_QUOTE_NUMBER")), '')), '') end),'')) AS VARCHAR))), '')) as hkey</w:t>
               <w:br/>
               <w:t xml:space="preserve">      from RAW.MAXIMUS_TRAVEL.NONHLTH_TRV_UWR_VW_DATA_QUOTE_PARAM_DETAILS</w:t>
               <w:br/>
@@ -6159,7 +6129,7 @@
               <w:br/>
               <w:t xml:space="preserve">    -- via hubfeed_mt_quote &lt;- stg2_mt__uwr_qpd_polp_msp_imsd_inp_pv</w:t>
               <w:br/>
-              <w:t xml:space="preserve">    select MD5_BINARY(NULLIF(UPPER(TRIM(CAST('HUB_QUOTE|' || (nullif(trim(case when coalesce(nullif(trim(w0_policy_quote_number),'')) is not null then nullif(trim(w0_policy_quote_number), '') end),'')) AS VARCHAR))), '')) as hkey</w:t>
+              <w:t xml:space="preserve">    select MD5_BINARY(NULLIF(UPPER(TRIM(CAST('HUB_QUOTE|' || (nullif(trim(case when nullif(trim(w0_policy_quote_number),'') is not null then nullif(trim(w0_policy_quote_number), '') end),'')) AS VARCHAR))), '')) as hkey</w:t>
               <w:br/>
               <w:t xml:space="preserve">      from RAW.MAXIMUS_TRAVEL.NONHLTH_TRV_UWR_VW_DATA_QUOTE_PARAM_DETAILS_POLICY_PROPERTY_MULTI_SET_PROPERTY_INPUT_MULTI_SET_DETAIL_INPUT_PROPERTY_PIVOT_VW</w:t>
               <w:br/>
@@ -6167,7 +6137,7 @@
               <w:br/>
               <w:t xml:space="preserve">    -- via hubfeed_mt_quote &lt;- stg2_mt__uwr_qpd_polp_rl_pv</w:t>
               <w:br/>
-              <w:t xml:space="preserve">    select MD5_BINARY(NULLIF(UPPER(TRIM(CAST('HUB_QUOTE|' || (nullif(trim(case when coalesce(nullif(trim(w0_policy_quote_number),'')) is not null then nullif(trim(w0_policy_quote_number), '') end),'')) AS VARCHAR))), '')) as hkey</w:t>
+              <w:t xml:space="preserve">    select MD5_BINARY(NULLIF(UPPER(TRIM(CAST('HUB_QUOTE|' || (nullif(trim(case when nullif(trim(w0_policy_quote_number),'') is not null then nullif(trim(w0_policy_quote_number), '') end),'')) AS VARCHAR))), '')) as hkey</w:t>
               <w:br/>
               <w:t xml:space="preserve">      from RAW.MAXIMUS_TRAVEL.NONHLTH_TRV_UWR_VW_DATA_QUOTE_PARAM_DETAILS_POLICY_PROPERTY_RULE_LIST_PIVOT_VW</w:t>
               <w:br/>
@@ -6175,7 +6145,7 @@
               <w:br/>
               <w:t xml:space="preserve">    -- via hubfeed_mt_quote &lt;- stg2_mt__uwr_qpd_rskl_msp_imsd_inp_pv</w:t>
               <w:br/>
-              <w:t xml:space="preserve">    select MD5_BINARY(NULLIF(UPPER(TRIM(CAST('HUB_QUOTE|' || (nullif(trim(case when coalesce(nullif(trim(w0_policy_quote_number),'')) is not null then nullif(trim(w0_policy_quote_number), '') end),'')) AS VARCHAR))), '')) as hkey</w:t>
+              <w:t xml:space="preserve">    select MD5_BINARY(NULLIF(UPPER(TRIM(CAST('HUB_QUOTE|' || (nullif(trim(case when nullif(trim(w0_policy_quote_number),'') is not null then nullif(trim(w0_policy_quote_number), '') end),'')) AS VARCHAR))), '')) as hkey</w:t>
               <w:br/>
               <w:t xml:space="preserve">      from RAW.MAXIMUS_TRAVEL.NONHLTH_TRV_UWR_VW_DATA_QUOTE_PARAM_DETAILS_RISK_LIST_MULTI_SET_PROPERTY_INPUT_MULTI_SET_DETAIL_INPUT_PROPERTY_PIVOT_VW</w:t>
               <w:br/>
@@ -6183,7 +6153,7 @@
               <w:br/>
               <w:t xml:space="preserve">    -- via hubfeed_mt_quote &lt;- stg2_mt__uwr_qpd_rskl_rskc</w:t>
               <w:br/>
-              <w:t xml:space="preserve">    select MD5_BINARY(NULLIF(UPPER(TRIM(CAST('HUB_QUOTE|' || (nullif(trim(case when coalesce(nullif(trim(w0_policy_quote_number),'')) is not null then nullif(trim(w0_policy_quote_number), '') end),'')) AS VARCHAR))), '')) as hkey</w:t>
+              <w:t xml:space="preserve">    select MD5_BINARY(NULLIF(UPPER(TRIM(CAST('HUB_QUOTE|' || (nullif(trim(case when nullif(trim(w0_policy_quote_number),'') is not null then nullif(trim(w0_policy_quote_number), '') end),'')) AS VARCHAR))), '')) as hkey</w:t>
               <w:br/>
               <w:t xml:space="preserve">      from RAW.MAXIMUS_TRAVEL.NONHLTH_TRV_UWR_VW_DATA_QUOTE_PARAM_DETAILS_RISK_LIST_RISK_COVER</w:t>
               <w:br/>
@@ -6191,7 +6161,7 @@
               <w:br/>
               <w:t xml:space="preserve">    -- via hubfeed_mt_quote &lt;- stg2_mt__uwr_qpd_rskl_rskc_rskc_prop</w:t>
               <w:br/>
-              <w:t xml:space="preserve">    select MD5_BINARY(NULLIF(UPPER(TRIM(CAST('HUB_QUOTE|' || (nullif(trim(case when coalesce(nullif(trim(w0_policy_quote_number),'')) is not null then nullif(trim(w0_policy_quote_number), '') end),'')) AS VARCHAR))), '')) as hkey</w:t>
+              <w:t xml:space="preserve">    select MD5_BINARY(NULLIF(UPPER(TRIM(CAST('HUB_QUOTE|' || (nullif(trim(case when nullif(trim(w0_policy_quote_number),'') is not null then nullif(trim(w0_policy_quote_number), '') end),'')) AS VARCHAR))), '')) as hkey</w:t>
               <w:br/>
               <w:t xml:space="preserve">      from RAW.MAXIMUS_TRAVEL.NONHLTH_TRV_UWR_VW_DATA_QUOTE_PARAM_DETAILS_RISK_LIST_RISK_COVER_RISK_COVER_PROPERTY</w:t>
               <w:br/>
@@ -6199,7 +6169,7 @@
               <w:br/>
               <w:t xml:space="preserve">    -- via hubfeed_mt_quote &lt;- stg2_mt__uwr_qpd_rskl_rskc_rskc_prop_rl_pv</w:t>
               <w:br/>
-              <w:t xml:space="preserve">    select MD5_BINARY(NULLIF(UPPER(TRIM(CAST('HUB_QUOTE|' || (nullif(trim(case when coalesce(nullif(trim(w0_policy_quote_number),'')) is not null then nullif(trim(w0_policy_quote_number), '') end),'')) AS VARCHAR))), '')) as hkey</w:t>
+              <w:t xml:space="preserve">    select MD5_BINARY(NULLIF(UPPER(TRIM(CAST('HUB_QUOTE|' || (nullif(trim(case when nullif(trim(w0_policy_quote_number),'') is not null then nullif(trim(w0_policy_quote_number), '') end),'')) AS VARCHAR))), '')) as hkey</w:t>
               <w:br/>
               <w:t xml:space="preserve">      from RAW.MAXIMUS_TRAVEL.NONHLTH_TRV_UWR_VW_DATA_QUOTE_PARAM_DETAILS_RISK_LIST_RISK_COVER_RISK_COVER_PROPERTY_RULE_LIST_PIVOT_VW</w:t>
               <w:br/>
@@ -6207,7 +6177,7 @@
               <w:br/>
               <w:t xml:space="preserve">    -- via hubfeed_mt_quote &lt;- stg2_mt__uwr_qpd_rskl_rskp</w:t>
               <w:br/>
-              <w:t xml:space="preserve">    select MD5_BINARY(NULLIF(UPPER(TRIM(CAST('HUB_QUOTE|' || (nullif(trim(case when coalesce(nullif(trim(w0_policy_quote_number),'')) is not null then nullif(trim(w0_policy_quote_number), '') end),'')) AS VARCHAR))), '')) as hkey</w:t>
+              <w:t xml:space="preserve">    select MD5_BINARY(NULLIF(UPPER(TRIM(CAST('HUB_QUOTE|' || (nullif(trim(case when nullif(trim(w0_policy_quote_number),'') is not null then nullif(trim(w0_policy_quote_number), '') end),'')) AS VARCHAR))), '')) as hkey</w:t>
               <w:br/>
               <w:t xml:space="preserve">      from RAW.MAXIMUS_TRAVEL.NONHLTH_TRV_UWR_VW_DATA_QUOTE_PARAM_DETAILS_RISK_LIST_RISK_PROPERTY</w:t>
               <w:br/>
@@ -6215,7 +6185,7 @@
               <w:br/>
               <w:t xml:space="preserve">    -- via hubfeed_mt_quote &lt;- stg2_mt__uwr_qpd_rskl_rskp_rl_pv</w:t>
               <w:br/>
-              <w:t xml:space="preserve">    select MD5_BINARY(NULLIF(UPPER(TRIM(CAST('HUB_QUOTE|' || (nullif(trim(case when coalesce(nullif(trim(w0_policy_quote_number),'')) is not null then nullif(trim(w0_policy_quote_number), '') end),'')) AS VARCHAR))), '')) as hkey</w:t>
+              <w:t xml:space="preserve">    select MD5_BINARY(NULLIF(UPPER(TRIM(CAST('HUB_QUOTE|' || (nullif(trim(case when nullif(trim(w0_policy_quote_number),'') is not null then nullif(trim(w0_policy_quote_number), '') end),'')) AS VARCHAR))), '')) as hkey</w:t>
               <w:br/>
               <w:t xml:space="preserve">      from RAW.MAXIMUS_TRAVEL.NONHLTH_TRV_UWR_VW_DATA_QUOTE_PARAM_DETAILS_RISK_LIST_RISK_PROPERTY_RULE_LIST_PIVOT_VW</w:t>
               <w:br/>
@@ -6223,7 +6193,7 @@
               <w:br/>
               <w:t xml:space="preserve">    -- via hubfeed_mt_quote &lt;- stg2_mt_up__uwr_qpd_polp_msp_imsd_inp_pv__sat_quote_rating_input &lt;- up_mt__uwr_qpd_polp_msp_imsd_inp_pv__sat_quote_rating_input</w:t>
               <w:br/>
-              <w:t xml:space="preserve">    select MD5_BINARY(NULLIF(UPPER(TRIM(CAST('HUB_QUOTE|' || ((nullif(trim(case when coalesce(nullif(trim(w0_policy_quote_number),'')) is not null then nullif(trim(w0_policy_quote_number), '') end),''))) AS VARCHAR))), '')) as hkey</w:t>
+              <w:t xml:space="preserve">    select MD5_BINARY(NULLIF(UPPER(TRIM(CAST('HUB_QUOTE|' || ((nullif(trim(case when nullif(trim(w0_policy_quote_number),'') is not null then nullif(trim(w0_policy_quote_number), '') end),''))) AS VARCHAR))), '')) as hkey</w:t>
               <w:br/>
               <w:t xml:space="preserve">      from RAW.MAXIMUS_TRAVEL.NONHLTH_TRV_UWR_VW_DATA_QUOTE_PARAM_DETAILS_POLICY_PROPERTY_MULTI_SET_PROPERTY_INPUT_MULTI_SET_DETAIL_INPUT_PROPERTY_PIVOT_VW</w:t>
               <w:br/>
@@ -6233,7 +6203,7 @@
               <w:br/>
               <w:t xml:space="preserve">    -- via hubfeed_mt_quote &lt;- stg2_mt_up__uwr_qpd_polp_rl_pv__sat_quote_rating_input &lt;- up_mt__uwr_qpd_polp_rl_pv__sat_quote_rating_input</w:t>
               <w:br/>
-              <w:t xml:space="preserve">    select MD5_BINARY(NULLIF(UPPER(TRIM(CAST('HUB_QUOTE|' || ((nullif(trim(case when coalesce(nullif(trim(w0_policy_quote_number),'')) is not null then nullif(trim(w0_policy_quote_number), '') end),''))) AS VARCHAR))), '')) as hkey</w:t>
+              <w:t xml:space="preserve">    select MD5_BINARY(NULLIF(UPPER(TRIM(CAST('HUB_QUOTE|' || ((nullif(trim(case when nullif(trim(w0_policy_quote_number),'') is not null then nullif(trim(w0_policy_quote_number), '') end),''))) AS VARCHAR))), '')) as hkey</w:t>
               <w:br/>
               <w:t xml:space="preserve">      from RAW.MAXIMUS_TRAVEL.NONHLTH_TRV_UWR_VW_DATA_QUOTE_PARAM_DETAILS_POLICY_PROPERTY_RULE_LIST_PIVOT_VW</w:t>
               <w:br/>
@@ -6311,9 +6281,6 @@
       </w:pPr>
       <w:r>
         <w:t xml:space="preserve">11. MAXIMUS — HUB_RISK_OBJECT</w:t>
-      </w:r>
-      <w:r>
-        <w:t xml:space="preserve">  [M2]</w:t>
       </w:r>
     </w:p>
     <w:tbl>
@@ -6649,9 +6616,6 @@
       <w:r>
         <w:t xml:space="preserve">12. MAXIMUS — HUB_CLAIM</w:t>
       </w:r>
-      <w:r>
-        <w:t xml:space="preserve">  [M2]</w:t>
-      </w:r>
     </w:p>
     <w:tbl>
       <w:tblPr>
@@ -6877,7 +6841,7 @@
               <w:br/>
               <w:t xml:space="preserve">    -- via hubfeed_mt_claim &lt;- stg2_mt__clm_clmd</w:t>
               <w:br/>
-              <w:t xml:space="preserve">    select MD5_BINARY(NULLIF(UPPER(TRIM(CAST('HUB_CLAIM|' || (nullif(trim(case when coalesce(nullif(trim(nullif(trim(to_varchar("CLAIMNO")), '')),'')) is not null then nullif(trim(nullif(trim(to_varchar("CLAIMNO")), '')), '') end),'')) AS VARCHAR))), '')) as hkey</w:t>
+              <w:t xml:space="preserve">    select MD5_BINARY(NULLIF(UPPER(TRIM(CAST('HUB_CLAIM|' || (nullif(trim(case when nullif(trim(nullif(trim(to_varchar("CLAIMNO")), '')),'') is not null then nullif(trim(nullif(trim(to_varchar("CLAIMNO")), '')), '') end),'')) AS VARCHAR))), '')) as hkey</w:t>
               <w:br/>
               <w:t xml:space="preserve">      from RAW.MAXIMUS_TRAVEL.NONHLTH_TRV_CLM_VW_DATA_CLAIM_DETAILS</w:t>
               <w:br/>
@@ -6885,7 +6849,7 @@
               <w:br/>
               <w:t xml:space="preserve">    -- via hubfeed_mt_claim &lt;- stg2_mt__clm_clmd_clmap_pv</w:t>
               <w:br/>
-              <w:t xml:space="preserve">    select MD5_BINARY(NULLIF(UPPER(TRIM(CAST('HUB_CLAIM|' || (nullif(trim(case when coalesce(nullif(trim(nullif(trim(to_varchar("LINKED_CLAIM_NUMBER")), '')),'')) is not null then nullif(trim(nullif(trim(to_varchar("LINKED_CLAIM_NUMBER")), '')), '') end),'')) AS VARCHAR))), '')) as hkey</w:t>
+              <w:t xml:space="preserve">    select MD5_BINARY(NULLIF(UPPER(TRIM(CAST('HUB_CLAIM|' || (nullif(trim(case when nullif(trim(nullif(trim(to_varchar("LINKED_CLAIM_NUMBER")), '')),'') is not null then nullif(trim(nullif(trim(to_varchar("LINKED_CLAIM_NUMBER")), '')), '') end),'')) AS VARCHAR))), '')) as hkey</w:t>
               <w:br/>
               <w:t xml:space="preserve">      from RAW.MAXIMUS_TRAVEL.NONHLTH_TRV_CLM_VW_DATA_CLAIM_DETAILS_CLAIM_ATTRIBUTE_PROPERTIES_PIVOT_VW</w:t>
               <w:br/>
@@ -6893,7 +6857,7 @@
               <w:br/>
               <w:t xml:space="preserve">    -- via hubfeed_mt_claim &lt;- stg2_mt__clm_clmd_clmrsk_rska_properties_pv</w:t>
               <w:br/>
-              <w:t xml:space="preserve">    select MD5_BINARY(NULLIF(UPPER(TRIM(CAST('HUB_CLAIM|' || (nullif(trim(case when coalesce(nullif(trim(nullif(trim(to_varchar("LINKED_DELAY_OF_BAGGAGE_CLAIM")), '')),'')) is not null then nullif(trim(nullif(trim(to_varchar("LINKED_DELAY_OF_BAGGAGE_CLAIM")), '')), '') end),'')) AS VARCHAR))), '')) as hkey</w:t>
+              <w:t xml:space="preserve">    select MD5_BINARY(NULLIF(UPPER(TRIM(CAST('HUB_CLAIM|' || (nullif(trim(case when nullif(trim(nullif(trim(to_varchar("LINKED_DELAY_OF_BAGGAGE_CLAIM")), '')),'') is not null then nullif(trim(nullif(trim(to_varchar("LINKED_DELAY_OF_BAGGAGE_CLAIM")), '')), '') end),'')) AS VARCHAR))), '')) as hkey</w:t>
               <w:br/>
               <w:t xml:space="preserve">      from RAW.MAXIMUS_TRAVEL.NONHLTH_TRV_CLM_VW_DATA_CLAIM_DETAILS_CLAIM_RISK_RISK_ATTRIBUTE_PROPERTIES_PIVOT_VW</w:t>
               <w:br/>
@@ -6901,7 +6865,7 @@
               <w:br/>
               <w:t xml:space="preserve">    -- via hubfeed_mt_claim &lt;- stg2_mt__clm_clmd_clmrsk_rska_properties_pv</w:t>
               <w:br/>
-              <w:t xml:space="preserve">    select MD5_BINARY(NULLIF(UPPER(TRIM(CAST('HUB_CLAIM|' || (nullif(trim(case when coalesce(nullif(trim(nullif(trim(to_varchar("LINKED_HEALTH_CLAIM")), '')),'')) is not null then nullif(trim(nullif(trim(to_varchar("LINKED_HEALTH_CLAIM")), '')), '') end),'')) AS VARCHAR))), '')) as hkey</w:t>
+              <w:t xml:space="preserve">    select MD5_BINARY(NULLIF(UPPER(TRIM(CAST('HUB_CLAIM|' || (nullif(trim(case when nullif(trim(nullif(trim(to_varchar("LINKED_HEALTH_CLAIM")), '')),'') is not null then nullif(trim(nullif(trim(to_varchar("LINKED_HEALTH_CLAIM")), '')), '') end),'')) AS VARCHAR))), '')) as hkey</w:t>
               <w:br/>
               <w:t xml:space="preserve">      from RAW.MAXIMUS_TRAVEL.NONHLTH_TRV_CLM_VW_DATA_CLAIM_DETAILS_CLAIM_RISK_RISK_ATTRIBUTE_PROPERTIES_PIVOT_VW</w:t>
               <w:br/>
@@ -6909,7 +6873,7 @@
               <w:br/>
               <w:t xml:space="preserve">    -- via hubfeed_mt_claim &lt;- stg2_mt__clm_clmd_clmrsk_rska_properties_pv</w:t>
               <w:br/>
-              <w:t xml:space="preserve">    select MD5_BINARY(NULLIF(UPPER(TRIM(CAST('HUB_CLAIM|' || (nullif(trim(case when coalesce(nullif(trim(nullif(trim(to_varchar("LINKED_TRIP_DELAY_CLAIM_NUMBER")), '')),'')) is not null then nullif(trim(nullif(trim(to_varchar("LINKED_TRIP_DELAY_CLAIM_NUMBER")), '')), '') end),'')) AS VARCHAR))), '')) as hkey</w:t>
+              <w:t xml:space="preserve">    select MD5_BINARY(NULLIF(UPPER(TRIM(CAST('HUB_CLAIM|' || (nullif(trim(case when nullif(trim(nullif(trim(to_varchar("LINKED_TRIP_DELAY_CLAIM_NUMBER")), '')),'') is not null then nullif(trim(nullif(trim(to_varchar("LINKED_TRIP_DELAY_CLAIM_NUMBER")), '')), '') end),'')) AS VARCHAR))), '')) as hkey</w:t>
               <w:br/>
               <w:t xml:space="preserve">      from RAW.MAXIMUS_TRAVEL.NONHLTH_TRV_CLM_VW_DATA_CLAIM_DETAILS_CLAIM_RISK_RISK_ATTRIBUTE_PROPERTIES_PIVOT_VW</w:t>
               <w:br/>
@@ -6985,9 +6949,6 @@
       </w:pPr>
       <w:r>
         <w:t xml:space="preserve">13. MAXIMUS — HUB_DOCUMENT</w:t>
-      </w:r>
-      <w:r>
-        <w:t xml:space="preserve">  [M2]</w:t>
       </w:r>
     </w:p>
     <w:tbl>
@@ -7214,7 +7175,7 @@
               <w:br/>
               <w:t xml:space="preserve">    -- via hubfeed_mt_document &lt;- stg2_mt__clm_clmd_clma_msp_msd_prop_pv</w:t>
               <w:br/>
-              <w:t xml:space="preserve">    select MD5_BINARY(NULLIF(UPPER(TRIM(CAST('HUB_DOCUMENT|' || (nullif(trim(case when coalesce(nullif(trim(nullif(trim(to_varchar("INWARD_NUMBER")), '')),'')) is not null then 'INWARD:' || nullif(trim(nullif(trim(to_varchar("INWARD_NUMBER")), '')), '') end),'')) AS VARCHAR))), '')) as hkey</w:t>
+              <w:t xml:space="preserve">    select MD5_BINARY(NULLIF(UPPER(TRIM(CAST('HUB_DOCUMENT|' || (nullif(trim(case when nullif(trim(nullif(trim(to_varchar("INWARD_NUMBER")), '')),'') is not null then 'INWARD:' || nullif(trim(nullif(trim(to_varchar("INWARD_NUMBER")), '')), '') end),'')) AS VARCHAR))), '')) as hkey</w:t>
               <w:br/>
               <w:t xml:space="preserve">      from RAW.MAXIMUS_TRAVEL.NONHLTH_TRV_CLM_VW_DATA_CLAIM_DETAILS_CLAIM_ATTRIBUTE_MULTI_SET_PROPERTY_MULTI_SET_DETAIL_PROPERTY_PIVOT_VW</w:t>
               <w:br/>
@@ -7222,7 +7183,7 @@
               <w:br/>
               <w:t xml:space="preserve">    -- via hubfeed_mt_document &lt;- stg2_mt__clm_clmd_clmap_pv</w:t>
               <w:br/>
-              <w:t xml:space="preserve">    select MD5_BINARY(NULLIF(UPPER(TRIM(CAST('HUB_DOCUMENT|' || (nullif(trim(case when coalesce(nullif(trim(nullif(trim(to_varchar("INWARD_NUMBER")), '')),'')) is not null then 'INWARD:' || nullif(trim(nullif(trim(to_varchar("INWARD_NUMBER")), '')), '') end),'')) AS VARCHAR))), '')) as hkey</w:t>
+              <w:t xml:space="preserve">    select MD5_BINARY(NULLIF(UPPER(TRIM(CAST('HUB_DOCUMENT|' || (nullif(trim(case when nullif(trim(nullif(trim(to_varchar("INWARD_NUMBER")), '')),'') is not null then 'INWARD:' || nullif(trim(nullif(trim(to_varchar("INWARD_NUMBER")), '')), '') end),'')) AS VARCHAR))), '')) as hkey</w:t>
               <w:br/>
               <w:t xml:space="preserve">      from RAW.MAXIMUS_TRAVEL.NONHLTH_TRV_CLM_VW_DATA_CLAIM_DETAILS_CLAIM_ATTRIBUTE_PROPERTIES_PIVOT_VW</w:t>
               <w:br/>
@@ -7230,7 +7191,7 @@
               <w:br/>
               <w:t xml:space="preserve">    -- via hubfeed_mt_document &lt;- stg2_mt__clm_clmd_clmcov_msd_prop_pv</w:t>
               <w:br/>
-              <w:t xml:space="preserve">    select MD5_BINARY(NULLIF(UPPER(TRIM(CAST('HUB_DOCUMENT|' || (nullif(trim(case when coalesce(nullif(trim(nullif(trim(to_varchar("INWARD_NUMBER")), '')),'')) is not null then 'INWARD:' || nullif(trim(nullif(trim(to_varchar("INWARD_NUMBER")), '')), '') end),'')) AS VARCHAR))), '')) as hkey</w:t>
+              <w:t xml:space="preserve">    select MD5_BINARY(NULLIF(UPPER(TRIM(CAST('HUB_DOCUMENT|' || (nullif(trim(case when nullif(trim(nullif(trim(to_varchar("INWARD_NUMBER")), '')),'') is not null then 'INWARD:' || nullif(trim(nullif(trim(to_varchar("INWARD_NUMBER")), '')), '') end),'')) AS VARCHAR))), '')) as hkey</w:t>
               <w:br/>
               <w:t xml:space="preserve">      from RAW.MAXIMUS_TRAVEL.NONHLTH_TRV_CLM_VW_DATA_CLAIM_DETAILS_CLAIM_COVER_MULTI_SET_DETAIL_PROPERTY_PIVOT_VW</w:t>
               <w:br/>
@@ -7238,7 +7199,7 @@
               <w:br/>
               <w:t xml:space="preserve">    -- via hubfeed_mt_document &lt;- stg2_mt__clm_clmd_doc</w:t>
               <w:br/>
-              <w:t xml:space="preserve">    select MD5_BINARY(NULLIF(UPPER(TRIM(CAST('HUB_DOCUMENT|' || (nullif(trim(case when coalesce(nullif(trim(nullif(trim(to_varchar("DOCUMENT_ID")), '')),'')) is not null then 'DOC:' || nullif(trim(nullif(trim(to_varchar("DOCUMENT_ID")), '')), '') end),'')) AS VARCHAR))), '')) as hkey</w:t>
+              <w:t xml:space="preserve">    select MD5_BINARY(NULLIF(UPPER(TRIM(CAST('HUB_DOCUMENT|' || (nullif(trim(case when nullif(trim(nullif(trim(to_varchar("DOCUMENT_ID")), '')),'') is not null then 'DOC:' || nullif(trim(nullif(trim(to_varchar("DOCUMENT_ID")), '')), '') end),'')) AS VARCHAR))), '')) as hkey</w:t>
               <w:br/>
               <w:t xml:space="preserve">      from RAW.MAXIMUS_TRAVEL.NONHLTH_TRV_CLM_VW_DATA_CLAIM_DETAILS_DOCUMENT_DETAILS</w:t>
               <w:br/>
@@ -7246,7 +7207,7 @@
               <w:br/>
               <w:t xml:space="preserve">    -- via hubfeed_mt_document &lt;- stg2_mt__uwr_pol_doc</w:t>
               <w:br/>
-              <w:t xml:space="preserve">    select MD5_BINARY(NULLIF(UPPER(TRIM(CAST('HUB_DOCUMENT|' || (nullif(trim(case when coalesce(nullif(trim(nullif(trim(to_varchar("DOCUMENT_ID")), '')),'')) is not null then 'DOC:' || nullif(trim(nullif(trim(to_varchar("DOCUMENT_ID")), '')), '') end),'')) AS VARCHAR))), '')) as hkey</w:t>
+              <w:t xml:space="preserve">    select MD5_BINARY(NULLIF(UPPER(TRIM(CAST('HUB_DOCUMENT|' || (nullif(trim(case when nullif(trim(nullif(trim(to_varchar("DOCUMENT_ID")), '')),'') is not null then 'DOC:' || nullif(trim(nullif(trim(to_varchar("DOCUMENT_ID")), '')), '') end),'')) AS VARCHAR))), '')) as hkey</w:t>
               <w:br/>
               <w:t xml:space="preserve">      from RAW.MAXIMUS_TRAVEL.NONHLTH_TRV_UWR_VW_DATA_POLICY_DETAILS_DOCUMENT_DETAILS</w:t>
               <w:br/>
@@ -7254,7 +7215,7 @@
               <w:br/>
               <w:t xml:space="preserve">    -- via hubfeed_mt_document &lt;- stg2_mt__uwr_pol_ins_doc</w:t>
               <w:br/>
-              <w:t xml:space="preserve">    select MD5_BINARY(NULLIF(UPPER(TRIM(CAST('HUB_DOCUMENT|' || (nullif(trim(case when coalesce(nullif(trim(nullif(trim(to_varchar("DOCUMENT_ID")), '')),'')) is not null then 'DOC:' || nullif(trim(nullif(trim(to_varchar("DOCUMENT_ID")), '')), '') end),'')) AS VARCHAR))), '')) as hkey</w:t>
+              <w:t xml:space="preserve">    select MD5_BINARY(NULLIF(UPPER(TRIM(CAST('HUB_DOCUMENT|' || (nullif(trim(case when nullif(trim(nullif(trim(to_varchar("DOCUMENT_ID")), '')),'') is not null then 'DOC:' || nullif(trim(nullif(trim(to_varchar("DOCUMENT_ID")), '')), '') end),'')) AS VARCHAR))), '')) as hkey</w:t>
               <w:br/>
               <w:t xml:space="preserve">      from RAW.MAXIMUS_TRAVEL.NONHLTH_TRV_UWR_VW_DATA_POLICY_DETAILS_INSURED_DETAILS_DOCUMENT_DETAILS</w:t>
               <w:br/>
@@ -7262,7 +7223,7 @@
               <w:br/>
               <w:t xml:space="preserve">    -- via hubfeed_mt_document &lt;- stg2_mt__uwr_pol_ins_mbr_document_detail</w:t>
               <w:br/>
-              <w:t xml:space="preserve">    select MD5_BINARY(NULLIF(UPPER(TRIM(CAST('HUB_DOCUMENT|' || (nullif(trim(case when coalesce(nullif(trim(nullif(trim(to_varchar("DOCUMENT_ID")), '')),'')) is not null then 'DOC:' || nullif(trim(nullif(trim(to_varchar("DOCUMENT_ID")), '')), '') end),'')) AS VARCHAR))), '')) as hkey</w:t>
+              <w:t xml:space="preserve">    select MD5_BINARY(NULLIF(UPPER(TRIM(CAST('HUB_DOCUMENT|' || (nullif(trim(case when nullif(trim(nullif(trim(to_varchar("DOCUMENT_ID")), '')),'') is not null then 'DOC:' || nullif(trim(nullif(trim(to_varchar("DOCUMENT_ID")), '')), '') end),'')) AS VARCHAR))), '')) as hkey</w:t>
               <w:br/>
               <w:t xml:space="preserve">      from RAW.MAXIMUS_TRAVEL.NONHLTH_TRV_UWR_VW_DATA_POLICY_DETAILS_INSURED_DETAILS_MEMBER_DETAILS_DOCUMENT_DETAIL</w:t>
               <w:br/>
@@ -7270,7 +7231,7 @@
               <w:br/>
               <w:t xml:space="preserve">    -- via hubfeed_mt_document &lt;- stg2_mt__uwr_pol_polp_sp_pv</w:t>
               <w:br/>
-              <w:t xml:space="preserve">    select MD5_BINARY(NULLIF(UPPER(TRIM(CAST('HUB_DOCUMENT|' || (nullif(trim(case when coalesce(nullif(trim(nullif(trim(to_varchar("COI_NUMBER")), '')),'')) is not null then 'COI:' || nullif(trim(nullif(trim(to_varchar("COI_NUMBER")), '')), '') end),'')) AS VARCHAR))), '')) as hkey</w:t>
+              <w:t xml:space="preserve">    select MD5_BINARY(NULLIF(UPPER(TRIM(CAST('HUB_DOCUMENT|' || (nullif(trim(case when nullif(trim(nullif(trim(to_varchar("COI_NUMBER")), '')),'') is not null then 'COI:' || nullif(trim(nullif(trim(to_varchar("COI_NUMBER")), '')), '') end),'')) AS VARCHAR))), '')) as hkey</w:t>
               <w:br/>
               <w:t xml:space="preserve">      from RAW.MAXIMUS_TRAVEL.NONHLTH_TRV_UWR_VW_DATA_POLICY_DETAILS_POLICY_PROPERTY_SIMPLE_PROPERTY_PIVOT_VW</w:t>
               <w:br/>
@@ -7278,7 +7239,7 @@
               <w:br/>
               <w:t xml:space="preserve">    -- via hubfeed_mt_document &lt;- stg2_mt__uwr_pol_polp_sp_pv</w:t>
               <w:br/>
-              <w:t xml:space="preserve">    select MD5_BINARY(NULLIF(UPPER(TRIM(CAST('HUB_DOCUMENT|' || (nullif(trim(case when coalesce(nullif(trim(nullif(trim(to_varchar("OLD_COI_NUMBER")), '')),'')) is not null then 'COI:' || nullif(trim(nullif(trim(to_varchar("OLD_COI_NUMBER")), '')), '') end),'')) AS VARCHAR))), '')) as hkey</w:t>
+              <w:t xml:space="preserve">    select MD5_BINARY(NULLIF(UPPER(TRIM(CAST('HUB_DOCUMENT|' || (nullif(trim(case when nullif(trim(nullif(trim(to_varchar("OLD_COI_NUMBER")), '')),'') is not null then 'COI:' || nullif(trim(nullif(trim(to_varchar("OLD_COI_NUMBER")), '')), '') end),'')) AS VARCHAR))), '')) as hkey</w:t>
               <w:br/>
               <w:t xml:space="preserve">      from RAW.MAXIMUS_TRAVEL.NONHLTH_TRV_UWR_VW_DATA_POLICY_DETAILS_POLICY_PROPERTY_SIMPLE_PROPERTY_PIVOT_VW</w:t>
               <w:br/>
@@ -7286,7 +7247,7 @@
               <w:br/>
               <w:t xml:space="preserve">    -- via hubfeed_mt_document &lt;- stg2_mt__uwr_pol_prp_document_detail</w:t>
               <w:br/>
-              <w:t xml:space="preserve">    select MD5_BINARY(NULLIF(UPPER(TRIM(CAST('HUB_DOCUMENT|' || (nullif(trim(case when coalesce(nullif(trim(nullif(trim(to_varchar("DOCUMENT_ID")), '')),'')) is not null then 'DOC:' || nullif(trim(nullif(trim(to_varchar("DOCUMENT_ID")), '')), '') end),'')) AS VARCHAR))), '')) as hkey</w:t>
+              <w:t xml:space="preserve">    select MD5_BINARY(NULLIF(UPPER(TRIM(CAST('HUB_DOCUMENT|' || (nullif(trim(case when nullif(trim(nullif(trim(to_varchar("DOCUMENT_ID")), '')),'') is not null then 'DOC:' || nullif(trim(nullif(trim(to_varchar("DOCUMENT_ID")), '')), '') end),'')) AS VARCHAR))), '')) as hkey</w:t>
               <w:br/>
               <w:t xml:space="preserve">      from RAW.MAXIMUS_TRAVEL.NONHLTH_TRV_UWR_VW_DATA_POLICY_DETAILS_PROPOSER_DETAILS_DOCUMENT_DETAIL</w:t>
               <w:br/>
@@ -7294,7 +7255,7 @@
               <w:br/>
               <w:t xml:space="preserve">    -- via hubfeed_mt_document &lt;- stg2_mt__uwr_qpd</w:t>
               <w:br/>
-              <w:t xml:space="preserve">    select MD5_BINARY(NULLIF(UPPER(TRIM(CAST('HUB_DOCUMENT|' || (nullif(trim(case when coalesce(nullif(trim(nullif(trim(to_varchar("DOCUMENT_ID")), '')),'')) is not null then 'DOC:' || nullif(trim(nullif(trim(to_varchar("DOCUMENT_ID")), '')), '') end),'')) AS VARCHAR))), '')) as hkey</w:t>
+              <w:t xml:space="preserve">    select MD5_BINARY(NULLIF(UPPER(TRIM(CAST('HUB_DOCUMENT|' || (nullif(trim(case when nullif(trim(nullif(trim(to_varchar("DOCUMENT_ID")), '')),'') is not null then 'DOC:' || nullif(trim(nullif(trim(to_varchar("DOCUMENT_ID")), '')), '') end),'')) AS VARCHAR))), '')) as hkey</w:t>
               <w:br/>
               <w:t xml:space="preserve">      from RAW.MAXIMUS_TRAVEL.NONHLTH_TRV_UWR_VW_DATA_QUOTE_PARAM_DETAILS</w:t>
               <w:br/>
@@ -7302,7 +7263,7 @@
               <w:br/>
               <w:t xml:space="preserve">    -- via hubfeed_mt_document &lt;- stg2_mt__uwr_qpd_polp_rl_pv</w:t>
               <w:br/>
-              <w:t xml:space="preserve">    select MD5_BINARY(NULLIF(UPPER(TRIM(CAST('HUB_DOCUMENT|' || (nullif(trim(case when coalesce(nullif(trim(nullif(trim(to_varchar("COI_NUMBER")), '')),'')) is not null then 'COI:' || nullif(trim(nullif(trim(to_varchar("COI_NUMBER")), '')), '') end),'')) AS VARCHAR))), '')) as hkey</w:t>
+              <w:t xml:space="preserve">    select MD5_BINARY(NULLIF(UPPER(TRIM(CAST('HUB_DOCUMENT|' || (nullif(trim(case when nullif(trim(nullif(trim(to_varchar("COI_NUMBER")), '')),'') is not null then 'COI:' || nullif(trim(nullif(trim(to_varchar("COI_NUMBER")), '')), '') end),'')) AS VARCHAR))), '')) as hkey</w:t>
               <w:br/>
               <w:t xml:space="preserve">      from RAW.MAXIMUS_TRAVEL.NONHLTH_TRV_UWR_VW_DATA_QUOTE_PARAM_DETAILS_POLICY_PROPERTY_RULE_LIST_PIVOT_VW</w:t>
               <w:br/>
@@ -7310,7 +7271,7 @@
               <w:br/>
               <w:t xml:space="preserve">    -- via hubfeed_mt_document &lt;- stg2_mt__uwr_qpd_polp_rl_pv</w:t>
               <w:br/>
-              <w:t xml:space="preserve">    select MD5_BINARY(NULLIF(UPPER(TRIM(CAST('HUB_DOCUMENT|' || (nullif(trim(case when coalesce(nullif(trim(nullif(trim(to_varchar("OLD_COI_NUMBER")), '')),'')) is not null then 'COI:' || nullif(trim(nullif(trim(to_varchar("OLD_COI_NUMBER")), '')), '') end),'')) AS VARCHAR))), '')) as hkey</w:t>
+              <w:t xml:space="preserve">    select MD5_BINARY(NULLIF(UPPER(TRIM(CAST('HUB_DOCUMENT|' || (nullif(trim(case when nullif(trim(nullif(trim(to_varchar("OLD_COI_NUMBER")), '')),'') is not null then 'COI:' || nullif(trim(nullif(trim(to_varchar("OLD_COI_NUMBER")), '')), '') end),'')) AS VARCHAR))), '')) as hkey</w:t>
               <w:br/>
               <w:t xml:space="preserve">      from RAW.MAXIMUS_TRAVEL.NONHLTH_TRV_UWR_VW_DATA_QUOTE_PARAM_DETAILS_POLICY_PROPERTY_RULE_LIST_PIVOT_VW</w:t>
               <w:br/>
@@ -7318,7 +7279,7 @@
               <w:br/>
               <w:t xml:space="preserve">    -- via hubfeed_mt_document &lt;- stg2_mt__uwr_qpd_rskl</w:t>
               <w:br/>
-              <w:t xml:space="preserve">    select MD5_BINARY(NULLIF(UPPER(TRIM(CAST('HUB_DOCUMENT|' || (nullif(trim(case when coalesce(nullif(trim(nullif(trim(to_varchar("DOCUMENT_ID")), '')),'')) is not null then 'DOC:' || nullif(trim(nullif(trim(to_varchar("DOCUMENT_ID")), '')), '') end),'')) AS VARCHAR))), '')) as hkey</w:t>
+              <w:t xml:space="preserve">    select MD5_BINARY(NULLIF(UPPER(TRIM(CAST('HUB_DOCUMENT|' || (nullif(trim(case when nullif(trim(nullif(trim(to_varchar("DOCUMENT_ID")), '')),'') is not null then 'DOC:' || nullif(trim(nullif(trim(to_varchar("DOCUMENT_ID")), '')), '') end),'')) AS VARCHAR))), '')) as hkey</w:t>
               <w:br/>
               <w:t xml:space="preserve">      from RAW.MAXIMUS_TRAVEL.NONHLTH_TRV_UWR_VW_DATA_QUOTE_PARAM_DETAILS_RISK_LIST</w:t>
               <w:br/>
@@ -7394,9 +7355,6 @@
       </w:pPr>
       <w:r>
         <w:t xml:space="preserve">14. MAXIMUS — HUB_LOSS_EVENT</w:t>
-      </w:r>
-      <w:r>
-        <w:t xml:space="preserve">  [M2]</w:t>
       </w:r>
     </w:p>
     <w:tbl>
@@ -7708,9 +7666,6 @@
       <w:r>
         <w:t xml:space="preserve">15. MAXIMUS — HUB_PAYMENT_INSTRUMENT</w:t>
       </w:r>
-      <w:r>
-        <w:t xml:space="preserve">  [M2]</w:t>
-      </w:r>
     </w:p>
     <w:tbl>
       <w:tblPr>
@@ -7936,7 +7891,7 @@
               <w:br/>
               <w:t xml:space="preserve">    -- via hubfeed_mt_payment_instrument &lt;- stg2_mt__clm_clmd_clmpay_payp_pv</w:t>
               <w:br/>
-              <w:t xml:space="preserve">    select MD5_BINARY(NULLIF(UPPER(TRIM(CAST('HUB_PAYMENT_INSTRUMENT|' || (nullif(trim(case when coalesce(nullif(trim(nullif(trim(to_varchar("ACCOUNT_NUMBER")), '')),'')) is not null then 'ACCT:' || nullif(trim(nullif(trim(to_varchar("ACCOUNT_NUMBER")), '')), '') end),'')) AS VARCHAR))), '')) as hkey</w:t>
+              <w:t xml:space="preserve">    select MD5_BINARY(NULLIF(UPPER(TRIM(CAST('HUB_PAYMENT_INSTRUMENT|' || (nullif(trim(case when nullif(trim(nullif(trim(to_varchar("ACCOUNT_NUMBER")), '')),'') is not null then 'ACCT:' || nullif(trim(nullif(trim(to_varchar("ACCOUNT_NUMBER")), '')), '') end),'')) AS VARCHAR))), '')) as hkey</w:t>
               <w:br/>
               <w:t xml:space="preserve">      from RAW.MAXIMUS_TRAVEL.NONHLTH_TRV_CLM_VW_DATA_CLAIM_DETAILS_CLAIM_PAYMENT_PAYMENTPROPERTY_PIVOT_VW</w:t>
               <w:br/>
@@ -7944,7 +7899,7 @@
               <w:br/>
               <w:t xml:space="preserve">    -- via hubfeed_mt_payment_instrument &lt;- stg2_mt__uwr_pol_policy_payment_information</w:t>
               <w:br/>
-              <w:t xml:space="preserve">    select MD5_BINARY(NULLIF(UPPER(TRIM(CAST('HUB_PAYMENT_INSTRUMENT|' || (nullif(trim(case when coalesce(nullif(trim(nullif(trim(to_varchar("CHEQUE_NUMBER")), '')),'')) is not null then 'CHEQUE:' || nullif(trim(nullif(trim(to_varchar("CHEQUE_NUMBER")), '')), '') end),'')) AS VARCHAR))), '')) as hkey</w:t>
+              <w:t xml:space="preserve">    select MD5_BINARY(NULLIF(UPPER(TRIM(CAST('HUB_PAYMENT_INSTRUMENT|' || (nullif(trim(case when nullif(trim(nullif(trim(to_varchar("CHEQUE_NUMBER")), '')),'') is not null then 'CHEQUE:' || nullif(trim(nullif(trim(to_varchar("CHEQUE_NUMBER")), '')), '') end),'')) AS VARCHAR))), '')) as hkey</w:t>
               <w:br/>
               <w:t xml:space="preserve">      from RAW.MAXIMUS_TRAVEL.NONHLTH_TRV_UWR_VW_DATA_POLICY_DETAILS_POLICY_PAYMENT_INFORMATION</w:t>
               <w:br/>
@@ -8020,9 +7975,6 @@
       </w:pPr>
       <w:r>
         <w:t xml:space="preserve">16. OPUS — HUB_PARTY</w:t>
-      </w:r>
-      <w:r>
-        <w:t xml:space="preserve">  [M2]</w:t>
       </w:r>
     </w:p>
     <w:tbl>
@@ -8366,9 +8318,6 @@
       <w:r>
         <w:t xml:space="preserve">17. OPUS — HUB_POLICY</w:t>
       </w:r>
-      <w:r>
-        <w:t xml:space="preserve">  [M2]</w:t>
-      </w:r>
     </w:p>
     <w:tbl>
       <w:tblPr>
@@ -8695,9 +8644,6 @@
       <w:r>
         <w:t xml:space="preserve">18. OPUS — HUB_PRODUCT</w:t>
       </w:r>
-      <w:r>
-        <w:t xml:space="preserve">  [M2]</w:t>
-      </w:r>
     </w:p>
     <w:tbl>
       <w:tblPr>
@@ -9072,9 +9018,6 @@
       <w:r>
         <w:t xml:space="preserve">19. OPUS — HUB_COVERAGE</w:t>
       </w:r>
-      <w:r>
-        <w:t xml:space="preserve">  [M2]</w:t>
-      </w:r>
     </w:p>
     <w:tbl>
       <w:tblPr>
@@ -9529,9 +9472,6 @@
       <w:r>
         <w:t xml:space="preserve">20. OPUS — HUB_LOCATION</w:t>
       </w:r>
-      <w:r>
-        <w:t xml:space="preserve">  [M2]</w:t>
-      </w:r>
     </w:p>
     <w:tbl>
       <w:tblPr>
@@ -9858,9 +9798,6 @@
       <w:r>
         <w:t xml:space="preserve">21. OPUS — HUB_ORG_UNIT</w:t>
       </w:r>
-      <w:r>
-        <w:t xml:space="preserve">  [M3]</w:t>
-      </w:r>
     </w:p>
     <w:tbl>
       <w:tblPr>
@@ -10195,9 +10132,6 @@
       <w:r>
         <w:t xml:space="preserve">22. OPUS — HUB_DISTRIBUTION_CHANNEL</w:t>
       </w:r>
-      <w:r>
-        <w:t xml:space="preserve">  [M3]</w:t>
-      </w:r>
     </w:p>
     <w:tbl>
       <w:tblPr>
@@ -10596,9 +10530,6 @@
       <w:r>
         <w:t xml:space="preserve">23. OPUS — HUB_FINANCIAL_ACCOUNT</w:t>
       </w:r>
-      <w:r>
-        <w:t xml:space="preserve">  [M3]</w:t>
-      </w:r>
     </w:p>
     <w:tbl>
       <w:tblPr>
@@ -10901,9 +10832,6 @@
       <w:r>
         <w:t xml:space="preserve">24. OPUS — HUB_FINANCIAL_TRANSACTION</w:t>
       </w:r>
-      <w:r>
-        <w:t xml:space="preserve">  [M3]</w:t>
-      </w:r>
     </w:p>
     <w:tbl>
       <w:tblPr>
@@ -11222,9 +11150,6 @@
       <w:r>
         <w:t xml:space="preserve">25. OPUS — HUB_AGREEMENT</w:t>
       </w:r>
-      <w:r>
-        <w:t xml:space="preserve">  [M3]</w:t>
-      </w:r>
     </w:p>
     <w:tbl>
       <w:tblPr>
@@ -11559,9 +11484,6 @@
       <w:r>
         <w:t xml:space="preserve">26. OPUS — HUB_ASSESSMENT</w:t>
       </w:r>
-      <w:r>
-        <w:t xml:space="preserve">  [M3]</w:t>
-      </w:r>
     </w:p>
     <w:tbl>
       <w:tblPr>
@@ -11872,9 +11794,6 @@
       <w:r>
         <w:t xml:space="preserve">27. OPUS — HUB_PROPOSAL</w:t>
       </w:r>
-      <w:r>
-        <w:t xml:space="preserve">  [M3]</w:t>
-      </w:r>
     </w:p>
     <w:tbl>
       <w:tblPr>
@@ -12185,9 +12104,6 @@
       <w:r>
         <w:t xml:space="preserve">28. OPUS — HUB_QUOTE</w:t>
       </w:r>
-      <w:r>
-        <w:t xml:space="preserve">  [M3]</w:t>
-      </w:r>
     </w:p>
     <w:tbl>
       <w:tblPr>
@@ -12489,9 +12405,6 @@
       </w:pPr>
       <w:r>
         <w:t xml:space="preserve">29. OPUS — HUB_RISK_OBJECT</w:t>
-      </w:r>
-      <w:r>
-        <w:t xml:space="preserve">  [M3]</w:t>
       </w:r>
     </w:p>
     <w:tbl>

--- a/BGIL_DBT/validation/travel/DM-K/DM-K2.docx
+++ b/BGIL_DBT/validation/travel/DM-K/DM-K2.docx
@@ -500,7 +500,7 @@
           </w:tcPr>
           <w:p>
             <w:r>
-              <w:t xml:space="preserve">HUB_PARTY</w:t>
+              <w:t xml:space="preserve">HUB_PARTY  [M1]</w:t>
             </w:r>
           </w:p>
         </w:tc>
@@ -558,7 +558,7 @@
           </w:tcPr>
           <w:p>
             <w:r>
-              <w:t xml:space="preserve">HUB_POLICY</w:t>
+              <w:t xml:space="preserve">HUB_POLICY  [M1]</w:t>
             </w:r>
           </w:p>
         </w:tc>
@@ -616,7 +616,7 @@
           </w:tcPr>
           <w:p>
             <w:r>
-              <w:t xml:space="preserve">HUB_PRODUCT</w:t>
+              <w:t xml:space="preserve">HUB_PRODUCT  [M1]</w:t>
             </w:r>
           </w:p>
         </w:tc>
@@ -674,7 +674,7 @@
           </w:tcPr>
           <w:p>
             <w:r>
-              <w:t xml:space="preserve">HUB_COVERAGE</w:t>
+              <w:t xml:space="preserve">HUB_COVERAGE  [M1]</w:t>
             </w:r>
           </w:p>
         </w:tc>
@@ -732,7 +732,7 @@
           </w:tcPr>
           <w:p>
             <w:r>
-              <w:t xml:space="preserve">HUB_LOCATION</w:t>
+              <w:t xml:space="preserve">HUB_LOCATION  [M1]</w:t>
             </w:r>
           </w:p>
         </w:tc>
@@ -790,7 +790,7 @@
           </w:tcPr>
           <w:p>
             <w:r>
-              <w:t xml:space="preserve">HUB_ORG_UNIT</w:t>
+              <w:t xml:space="preserve">HUB_ORG_UNIT  [M1]</w:t>
             </w:r>
           </w:p>
         </w:tc>
@@ -848,7 +848,7 @@
           </w:tcPr>
           <w:p>
             <w:r>
-              <w:t xml:space="preserve">HUB_DISTRIBUTION_CHANNEL</w:t>
+              <w:t xml:space="preserve">HUB_DISTRIBUTION_CHANNEL  [M1]</w:t>
             </w:r>
           </w:p>
         </w:tc>
@@ -906,7 +906,7 @@
           </w:tcPr>
           <w:p>
             <w:r>
-              <w:t xml:space="preserve">HUB_FINANCIAL_TRANSACTION</w:t>
+              <w:t xml:space="preserve">HUB_FINANCIAL_TRANSACTION  [M1]</w:t>
             </w:r>
           </w:p>
         </w:tc>
@@ -964,7 +964,7 @@
           </w:tcPr>
           <w:p>
             <w:r>
-              <w:t xml:space="preserve">HUB_ASSESSMENT</w:t>
+              <w:t xml:space="preserve">HUB_ASSESSMENT  [M1]</w:t>
             </w:r>
           </w:p>
         </w:tc>
@@ -1022,7 +1022,7 @@
           </w:tcPr>
           <w:p>
             <w:r>
-              <w:t xml:space="preserve">HUB_QUOTE</w:t>
+              <w:t xml:space="preserve">HUB_QUOTE  [M1]</w:t>
             </w:r>
           </w:p>
         </w:tc>
@@ -1080,7 +1080,7 @@
           </w:tcPr>
           <w:p>
             <w:r>
-              <w:t xml:space="preserve">HUB_RISK_OBJECT</w:t>
+              <w:t xml:space="preserve">HUB_RISK_OBJECT  [M2]</w:t>
             </w:r>
           </w:p>
         </w:tc>
@@ -1138,7 +1138,7 @@
           </w:tcPr>
           <w:p>
             <w:r>
-              <w:t xml:space="preserve">HUB_CLAIM</w:t>
+              <w:t xml:space="preserve">HUB_CLAIM  [M2]</w:t>
             </w:r>
           </w:p>
         </w:tc>
@@ -1196,7 +1196,7 @@
           </w:tcPr>
           <w:p>
             <w:r>
-              <w:t xml:space="preserve">HUB_DOCUMENT</w:t>
+              <w:t xml:space="preserve">HUB_DOCUMENT  [M2]</w:t>
             </w:r>
           </w:p>
         </w:tc>
@@ -1254,7 +1254,7 @@
           </w:tcPr>
           <w:p>
             <w:r>
-              <w:t xml:space="preserve">HUB_LOSS_EVENT</w:t>
+              <w:t xml:space="preserve">HUB_LOSS_EVENT  [M2]</w:t>
             </w:r>
           </w:p>
         </w:tc>
@@ -1312,7 +1312,7 @@
           </w:tcPr>
           <w:p>
             <w:r>
-              <w:t xml:space="preserve">HUB_PAYMENT_INSTRUMENT</w:t>
+              <w:t xml:space="preserve">HUB_PAYMENT_INSTRUMENT  [M2]</w:t>
             </w:r>
           </w:p>
         </w:tc>
@@ -1370,7 +1370,7 @@
           </w:tcPr>
           <w:p>
             <w:r>
-              <w:t xml:space="preserve">HUB_PARTY</w:t>
+              <w:t xml:space="preserve">HUB_PARTY  [M2]</w:t>
             </w:r>
           </w:p>
         </w:tc>
@@ -1428,7 +1428,7 @@
           </w:tcPr>
           <w:p>
             <w:r>
-              <w:t xml:space="preserve">HUB_POLICY</w:t>
+              <w:t xml:space="preserve">HUB_POLICY  [M2]</w:t>
             </w:r>
           </w:p>
         </w:tc>
@@ -1486,7 +1486,7 @@
           </w:tcPr>
           <w:p>
             <w:r>
-              <w:t xml:space="preserve">HUB_PRODUCT</w:t>
+              <w:t xml:space="preserve">HUB_PRODUCT  [M2]</w:t>
             </w:r>
           </w:p>
         </w:tc>
@@ -1544,7 +1544,7 @@
           </w:tcPr>
           <w:p>
             <w:r>
-              <w:t xml:space="preserve">HUB_COVERAGE</w:t>
+              <w:t xml:space="preserve">HUB_COVERAGE  [M2]</w:t>
             </w:r>
           </w:p>
         </w:tc>
@@ -1602,7 +1602,7 @@
           </w:tcPr>
           <w:p>
             <w:r>
-              <w:t xml:space="preserve">HUB_LOCATION</w:t>
+              <w:t xml:space="preserve">HUB_LOCATION  [M2]</w:t>
             </w:r>
           </w:p>
         </w:tc>
@@ -1660,7 +1660,7 @@
           </w:tcPr>
           <w:p>
             <w:r>
-              <w:t xml:space="preserve">HUB_ORG_UNIT</w:t>
+              <w:t xml:space="preserve">HUB_ORG_UNIT  [M3]</w:t>
             </w:r>
           </w:p>
         </w:tc>
@@ -1718,7 +1718,7 @@
           </w:tcPr>
           <w:p>
             <w:r>
-              <w:t xml:space="preserve">HUB_DISTRIBUTION_CHANNEL</w:t>
+              <w:t xml:space="preserve">HUB_DISTRIBUTION_CHANNEL  [M3]</w:t>
             </w:r>
           </w:p>
         </w:tc>
@@ -1776,7 +1776,7 @@
           </w:tcPr>
           <w:p>
             <w:r>
-              <w:t xml:space="preserve">HUB_FINANCIAL_ACCOUNT</w:t>
+              <w:t xml:space="preserve">HUB_FINANCIAL_ACCOUNT  [M3]</w:t>
             </w:r>
           </w:p>
         </w:tc>
@@ -1834,7 +1834,7 @@
           </w:tcPr>
           <w:p>
             <w:r>
-              <w:t xml:space="preserve">HUB_FINANCIAL_TRANSACTION</w:t>
+              <w:t xml:space="preserve">HUB_FINANCIAL_TRANSACTION  [M3]</w:t>
             </w:r>
           </w:p>
         </w:tc>
@@ -1892,7 +1892,7 @@
           </w:tcPr>
           <w:p>
             <w:r>
-              <w:t xml:space="preserve">HUB_AGREEMENT</w:t>
+              <w:t xml:space="preserve">HUB_AGREEMENT  [M3]</w:t>
             </w:r>
           </w:p>
         </w:tc>
@@ -1950,7 +1950,7 @@
           </w:tcPr>
           <w:p>
             <w:r>
-              <w:t xml:space="preserve">HUB_ASSESSMENT</w:t>
+              <w:t xml:space="preserve">HUB_ASSESSMENT  [M3]</w:t>
             </w:r>
           </w:p>
         </w:tc>
@@ -2008,7 +2008,7 @@
           </w:tcPr>
           <w:p>
             <w:r>
-              <w:t xml:space="preserve">HUB_PROPOSAL</w:t>
+              <w:t xml:space="preserve">HUB_PROPOSAL  [M3]</w:t>
             </w:r>
           </w:p>
         </w:tc>
@@ -2066,7 +2066,7 @@
           </w:tcPr>
           <w:p>
             <w:r>
-              <w:t xml:space="preserve">HUB_QUOTE</w:t>
+              <w:t xml:space="preserve">HUB_QUOTE  [M3]</w:t>
             </w:r>
           </w:p>
         </w:tc>
@@ -2124,7 +2124,7 @@
           </w:tcPr>
           <w:p>
             <w:r>
-              <w:t xml:space="preserve">HUB_RISK_OBJECT</w:t>
+              <w:t xml:space="preserve">HUB_RISK_OBJECT  [M3]</w:t>
             </w:r>
           </w:p>
         </w:tc>
@@ -2171,6 +2171,12 @@
       </w:pPr>
       <w:r>
         <w:t xml:space="preserve">1. MAXIMUS — HUB_PARTY</w:t>
+      </w:r>
+      <w:r>
+        <w:t xml:space="preserve">  [M1]</w:t>
+      </w:r>
+      <w:r>
+        <w:t xml:space="preserve">  [M1]</w:t>
       </w:r>
     </w:p>
     <w:tbl>
@@ -2868,6 +2874,12 @@
       <w:r>
         <w:t xml:space="preserve">2. MAXIMUS — HUB_POLICY</w:t>
       </w:r>
+      <w:r>
+        <w:t xml:space="preserve">  [M1]</w:t>
+      </w:r>
+      <w:r>
+        <w:t xml:space="preserve">  [M1]</w:t>
+      </w:r>
     </w:p>
     <w:tbl>
       <w:tblPr>
@@ -3258,6 +3270,12 @@
       <w:r>
         <w:t xml:space="preserve">3. MAXIMUS — HUB_PRODUCT</w:t>
       </w:r>
+      <w:r>
+        <w:t xml:space="preserve">  [M1]</w:t>
+      </w:r>
+      <w:r>
+        <w:t xml:space="preserve">  [M1]</w:t>
+      </w:r>
     </w:p>
     <w:tbl>
       <w:tblPr>
@@ -3616,6 +3634,12 @@
       <w:r>
         <w:t xml:space="preserve">4. MAXIMUS — HUB_COVERAGE</w:t>
       </w:r>
+      <w:r>
+        <w:t xml:space="preserve">  [M1]</w:t>
+      </w:r>
+      <w:r>
+        <w:t xml:space="preserve">  [M1]</w:t>
+      </w:r>
     </w:p>
     <w:tbl>
       <w:tblPr>
@@ -3974,6 +3998,12 @@
       <w:r>
         <w:t xml:space="preserve">5. MAXIMUS — HUB_LOCATION</w:t>
       </w:r>
+      <w:r>
+        <w:t xml:space="preserve">  [M1]</w:t>
+      </w:r>
+      <w:r>
+        <w:t xml:space="preserve">  [M1]</w:t>
+      </w:r>
     </w:p>
     <w:tbl>
       <w:tblPr>
@@ -4468,6 +4498,12 @@
       <w:r>
         <w:t xml:space="preserve">6. MAXIMUS — HUB_ORG_UNIT</w:t>
       </w:r>
+      <w:r>
+        <w:t xml:space="preserve">  [M1]</w:t>
+      </w:r>
+      <w:r>
+        <w:t xml:space="preserve">  [M1]</w:t>
+      </w:r>
     </w:p>
     <w:tbl>
       <w:tblPr>
@@ -4834,6 +4870,12 @@
       <w:r>
         <w:t xml:space="preserve">7. MAXIMUS — HUB_DISTRIBUTION_CHANNEL</w:t>
       </w:r>
+      <w:r>
+        <w:t xml:space="preserve">  [M1]</w:t>
+      </w:r>
+      <w:r>
+        <w:t xml:space="preserve">  [M1]</w:t>
+      </w:r>
     </w:p>
     <w:tbl>
       <w:tblPr>
@@ -5192,6 +5234,12 @@
       <w:r>
         <w:t xml:space="preserve">8. MAXIMUS — HUB_FINANCIAL_TRANSACTION</w:t>
       </w:r>
+      <w:r>
+        <w:t xml:space="preserve">  [M1]</w:t>
+      </w:r>
+      <w:r>
+        <w:t xml:space="preserve">  [M1]</w:t>
+      </w:r>
     </w:p>
     <w:tbl>
       <w:tblPr>
@@ -5562,6 +5610,12 @@
       <w:r>
         <w:t xml:space="preserve">9. MAXIMUS — HUB_ASSESSMENT</w:t>
       </w:r>
+      <w:r>
+        <w:t xml:space="preserve">  [M1]</w:t>
+      </w:r>
+      <w:r>
+        <w:t xml:space="preserve">  [M1]</w:t>
+      </w:r>
     </w:p>
     <w:tbl>
       <w:tblPr>
@@ -5880,6 +5934,12 @@
       <w:r>
         <w:t xml:space="preserve">10. MAXIMUS — HUB_QUOTE</w:t>
       </w:r>
+      <w:r>
+        <w:t xml:space="preserve">  [M1]</w:t>
+      </w:r>
+      <w:r>
+        <w:t xml:space="preserve">  [M1]</w:t>
+      </w:r>
     </w:p>
     <w:tbl>
       <w:tblPr>
@@ -6282,6 +6342,12 @@
       <w:r>
         <w:t xml:space="preserve">11. MAXIMUS — HUB_RISK_OBJECT</w:t>
       </w:r>
+      <w:r>
+        <w:t xml:space="preserve">  [M2]</w:t>
+      </w:r>
+      <w:r>
+        <w:t xml:space="preserve">  [M2]</w:t>
+      </w:r>
     </w:p>
     <w:tbl>
       <w:tblPr>
@@ -6616,6 +6682,12 @@
       <w:r>
         <w:t xml:space="preserve">12. MAXIMUS — HUB_CLAIM</w:t>
       </w:r>
+      <w:r>
+        <w:t xml:space="preserve">  [M2]</w:t>
+      </w:r>
+      <w:r>
+        <w:t xml:space="preserve">  [M2]</w:t>
+      </w:r>
     </w:p>
     <w:tbl>
       <w:tblPr>
@@ -6950,6 +7022,12 @@
       <w:r>
         <w:t xml:space="preserve">13. MAXIMUS — HUB_DOCUMENT</w:t>
       </w:r>
+      <w:r>
+        <w:t xml:space="preserve">  [M2]</w:t>
+      </w:r>
+      <w:r>
+        <w:t xml:space="preserve">  [M2]</w:t>
+      </w:r>
     </w:p>
     <w:tbl>
       <w:tblPr>
@@ -7356,6 +7434,12 @@
       <w:r>
         <w:t xml:space="preserve">14. MAXIMUS — HUB_LOSS_EVENT</w:t>
       </w:r>
+      <w:r>
+        <w:t xml:space="preserve">  [M2]</w:t>
+      </w:r>
+      <w:r>
+        <w:t xml:space="preserve">  [M2]</w:t>
+      </w:r>
     </w:p>
     <w:tbl>
       <w:tblPr>
@@ -7666,6 +7750,12 @@
       <w:r>
         <w:t xml:space="preserve">15. MAXIMUS — HUB_PAYMENT_INSTRUMENT</w:t>
       </w:r>
+      <w:r>
+        <w:t xml:space="preserve">  [M2]</w:t>
+      </w:r>
+      <w:r>
+        <w:t xml:space="preserve">  [M2]</w:t>
+      </w:r>
     </w:p>
     <w:tbl>
       <w:tblPr>
@@ -7976,6 +8066,12 @@
       <w:r>
         <w:t xml:space="preserve">16. OPUS — HUB_PARTY</w:t>
       </w:r>
+      <w:r>
+        <w:t xml:space="preserve">  [M2]</w:t>
+      </w:r>
+      <w:r>
+        <w:t xml:space="preserve">  [M2]</w:t>
+      </w:r>
     </w:p>
     <w:tbl>
       <w:tblPr>
@@ -8318,6 +8414,12 @@
       <w:r>
         <w:t xml:space="preserve">17. OPUS — HUB_POLICY</w:t>
       </w:r>
+      <w:r>
+        <w:t xml:space="preserve">  [M2]</w:t>
+      </w:r>
+      <w:r>
+        <w:t xml:space="preserve">  [M2]</w:t>
+      </w:r>
     </w:p>
     <w:tbl>
       <w:tblPr>
@@ -8644,6 +8746,12 @@
       <w:r>
         <w:t xml:space="preserve">18. OPUS — HUB_PRODUCT</w:t>
       </w:r>
+      <w:r>
+        <w:t xml:space="preserve">  [M2]</w:t>
+      </w:r>
+      <w:r>
+        <w:t xml:space="preserve">  [M2]</w:t>
+      </w:r>
     </w:p>
     <w:tbl>
       <w:tblPr>
@@ -9018,6 +9126,12 @@
       <w:r>
         <w:t xml:space="preserve">19. OPUS — HUB_COVERAGE</w:t>
       </w:r>
+      <w:r>
+        <w:t xml:space="preserve">  [M2]</w:t>
+      </w:r>
+      <w:r>
+        <w:t xml:space="preserve">  [M2]</w:t>
+      </w:r>
     </w:p>
     <w:tbl>
       <w:tblPr>
@@ -9472,6 +9586,12 @@
       <w:r>
         <w:t xml:space="preserve">20. OPUS — HUB_LOCATION</w:t>
       </w:r>
+      <w:r>
+        <w:t xml:space="preserve">  [M2]</w:t>
+      </w:r>
+      <w:r>
+        <w:t xml:space="preserve">  [M2]</w:t>
+      </w:r>
     </w:p>
     <w:tbl>
       <w:tblPr>
@@ -9798,6 +9918,12 @@
       <w:r>
         <w:t xml:space="preserve">21. OPUS — HUB_ORG_UNIT</w:t>
       </w:r>
+      <w:r>
+        <w:t xml:space="preserve">  [M3]</w:t>
+      </w:r>
+      <w:r>
+        <w:t xml:space="preserve">  [M3]</w:t>
+      </w:r>
     </w:p>
     <w:tbl>
       <w:tblPr>
@@ -10132,6 +10258,12 @@
       <w:r>
         <w:t xml:space="preserve">22. OPUS — HUB_DISTRIBUTION_CHANNEL</w:t>
       </w:r>
+      <w:r>
+        <w:t xml:space="preserve">  [M3]</w:t>
+      </w:r>
+      <w:r>
+        <w:t xml:space="preserve">  [M3]</w:t>
+      </w:r>
     </w:p>
     <w:tbl>
       <w:tblPr>
@@ -10530,6 +10662,12 @@
       <w:r>
         <w:t xml:space="preserve">23. OPUS — HUB_FINANCIAL_ACCOUNT</w:t>
       </w:r>
+      <w:r>
+        <w:t xml:space="preserve">  [M3]</w:t>
+      </w:r>
+      <w:r>
+        <w:t xml:space="preserve">  [M3]</w:t>
+      </w:r>
     </w:p>
     <w:tbl>
       <w:tblPr>
@@ -10832,6 +10970,12 @@
       <w:r>
         <w:t xml:space="preserve">24. OPUS — HUB_FINANCIAL_TRANSACTION</w:t>
       </w:r>
+      <w:r>
+        <w:t xml:space="preserve">  [M3]</w:t>
+      </w:r>
+      <w:r>
+        <w:t xml:space="preserve">  [M3]</w:t>
+      </w:r>
     </w:p>
     <w:tbl>
       <w:tblPr>
@@ -11150,6 +11294,12 @@
       <w:r>
         <w:t xml:space="preserve">25. OPUS — HUB_AGREEMENT</w:t>
       </w:r>
+      <w:r>
+        <w:t xml:space="preserve">  [M3]</w:t>
+      </w:r>
+      <w:r>
+        <w:t xml:space="preserve">  [M3]</w:t>
+      </w:r>
     </w:p>
     <w:tbl>
       <w:tblPr>
@@ -11484,6 +11634,12 @@
       <w:r>
         <w:t xml:space="preserve">26. OPUS — HUB_ASSESSMENT</w:t>
       </w:r>
+      <w:r>
+        <w:t xml:space="preserve">  [M3]</w:t>
+      </w:r>
+      <w:r>
+        <w:t xml:space="preserve">  [M3]</w:t>
+      </w:r>
     </w:p>
     <w:tbl>
       <w:tblPr>
@@ -11794,6 +11950,12 @@
       <w:r>
         <w:t xml:space="preserve">27. OPUS — HUB_PROPOSAL</w:t>
       </w:r>
+      <w:r>
+        <w:t xml:space="preserve">  [M3]</w:t>
+      </w:r>
+      <w:r>
+        <w:t xml:space="preserve">  [M3]</w:t>
+      </w:r>
     </w:p>
     <w:tbl>
       <w:tblPr>
@@ -12104,6 +12266,12 @@
       <w:r>
         <w:t xml:space="preserve">28. OPUS — HUB_QUOTE</w:t>
       </w:r>
+      <w:r>
+        <w:t xml:space="preserve">  [M3]</w:t>
+      </w:r>
+      <w:r>
+        <w:t xml:space="preserve">  [M3]</w:t>
+      </w:r>
     </w:p>
     <w:tbl>
       <w:tblPr>
@@ -12405,6 +12573,12 @@
       </w:pPr>
       <w:r>
         <w:t xml:space="preserve">29. OPUS — HUB_RISK_OBJECT</w:t>
+      </w:r>
+      <w:r>
+        <w:t xml:space="preserve">  [M3]</w:t>
+      </w:r>
+      <w:r>
+        <w:t xml:space="preserve">  [M3]</w:t>
       </w:r>
     </w:p>
     <w:tbl>
